--- a/papers/viking-poets/viking-poets.docx
+++ b/papers/viking-poets/viking-poets.docx
@@ -45,23 +45,23 @@
         <w:pStyle w:val="FirstParagraph"/>
       </w:pPr>
       <w:r>
-        <w:t xml:space="preserve">The oldest Viking, Greek, Hebrew, and Hindu poems all have something to say about artificial intelligence. Not because their authors imagined machines — they imagined gods and monsters — but because they were solving, three thousand years before us and with nothing but structured language and disciplined human memory, the exact problem that now defeats a data center: how do you keep knowledge intact when every copy is lossy, every carrier forgetful, and some of the carriers are lying? Beowulf, Homer, the Rigveda, and the Hebrew Bible each answered it, and each answer left a signature we can still read — a real event, a lost sound, a forgotten word, a buried grammar, all of them recovered, centuries or millennia later, out of the structure of the verse itself. This book is about what those poets knew and current AI does not. The appendix works their four answers through as a single connected example; everything between here and there builds the tools to see why it matters.</w:t>
-      </w:r>
-    </w:p>
-    <w:p>
-      <w:pPr>
-        <w:pStyle w:val="BodyText"/>
-      </w:pPr>
-      <w:r>
-        <w:t xml:space="preserve">The skalds were the poets of the Viking world. They didn’t just entertain — they were the oral historians, the legal record-keepers, the living memory of their civilization. Their job was to encode everything a society needed to remember into verse and transmit it perfectly across generations. They were solving, with nothing but structured language and human breath, the same problem AI researchers are failing to solve with billions of dollars of compute: how do you keep knowledge intact when every act of storage is lossy?</w:t>
-      </w:r>
-    </w:p>
-    <w:p>
-      <w:pPr>
-        <w:pStyle w:val="BodyText"/>
-      </w:pPr>
-      <w:r>
-        <w:t xml:space="preserve">Everyone in AI is asking the same question: how do we make transformers smarter? Bigger models, more parameters, longer context windows, better data. The assumption is that intelligence is a scaling problem — that if you make the brain big enough, it will eventually do everything you need.</w:t>
+        <w:t xml:space="preserve">The oldest Viking, Greek, Hebrew, and Hindu poems all have something to say about artificial intelligence. Not because their authors imagined machines; they imagined gods and monsters. They have something to say because they were solving, three thousand years before us and with nothing but structured language and disciplined human memory, the exact problem that now defeats a data center: how do you keep knowledge intact when every copy is lossy, every carrier forgetful, and some of the carriers are lying? Beowulf, Homer, the Rigveda, and the Hebrew Bible each answered it, and each answer left a signature we can still read: a real event, a lost sound, a forgotten word, a buried grammar, all of them recovered centuries or millennia later out of the structure of the verse itself. This book is about what those poets knew and current AI does not. The appendix works their four answers through as a single connected example. Everything between here and there builds the tools to see why it matters.</w:t>
+      </w:r>
+    </w:p>
+    <w:p>
+      <w:pPr>
+        <w:pStyle w:val="BodyText"/>
+      </w:pPr>
+      <w:r>
+        <w:t xml:space="preserve">The skalds were the poets of the Viking world. They didn’t just entertain. They were the oral historians, the legal record-keepers, the living memory of their civilization. Their job was to encode everything a society needed to remember into verse and transmit it perfectly across generations. They were solving, with nothing but structured language and human breath, the same problem AI researchers are failing to solve with billions of dollars of compute: how do you keep knowledge intact when every act of storage is lossy?</w:t>
+      </w:r>
+    </w:p>
+    <w:p>
+      <w:pPr>
+        <w:pStyle w:val="BodyText"/>
+      </w:pPr>
+      <w:r>
+        <w:t xml:space="preserve">Everyone in AI is asking the same question: how do we make transformers smarter? Bigger models, more parameters, longer context windows, better data. The assumption is that intelligence is a scaling problem, that if you make the brain big enough it will eventually do everything you need.</w:t>
       </w:r>
     </w:p>
     <w:p>
@@ -116,15 +116,15 @@
         <w:pStyle w:val="BodyText"/>
       </w:pPr>
       <w:r>
-        <w:t xml:space="preserve">You have the same problem, by the way. Every false memory you’ve ever had, every time you were certain you locked the door when you didn’t, every confident misremembering of a conversation — that’s the same failure mode. Your neurons compressed an experience into a lossy representation, and when you reconstructed it later, the reconstruction was wrong. The difference between you and a large language model isn’t that you don’t hallucinate. It’s that you developed systems to catch it. You go back and check the door. You look at your notes. You ask someone who was there. The LLM can’t do any of those things. It produces a confident reconstruction from lossy memory, and if the reconstruction is wrong, it has no mechanism to discover that. No door to go back and check.</w:t>
-      </w:r>
-    </w:p>
-    <w:p>
-      <w:pPr>
-        <w:pStyle w:val="BodyText"/>
-      </w:pPr>
-      <w:r>
-        <w:t xml:space="preserve">The entire history of intelligence — biological, cultural, civilizational — is the history of building better door-checking systems. Current AI has built an impressive brain and connected it to nothing.</w:t>
+        <w:t xml:space="preserve">You have the same problem, by the way. Every false memory you’ve ever had, every time you were certain you locked the door when you didn’t, every confident misremembering of a conversation, is the same failure mode. Your neurons compressed an experience into a lossy representation, and when you reconstructed it later, the reconstruction was wrong. The difference between you and a large language model isn’t that you don’t hallucinate. It’s that you developed systems to catch it. You go back and check the door. You look at your notes. You ask someone who was there. The LLM can do none of those things. It produces a confident reconstruction from lossy memory, and if the reconstruction is wrong, it has no mechanism to discover that. No door to go back and check.</w:t>
+      </w:r>
+    </w:p>
+    <w:p>
+      <w:pPr>
+        <w:pStyle w:val="BodyText"/>
+      </w:pPr>
+      <w:r>
+        <w:t xml:space="preserve">The entire history of intelligence, biological and cultural and civilizational, is the history of building better door-checking systems. Current AI has built an impressive brain and connected it to nothing.</w:t>
       </w:r>
     </w:p>
     <w:p>
@@ -147,23 +147,23 @@
         <w:pStyle w:val="BodyText"/>
       </w:pPr>
       <w:r>
-        <w:t xml:space="preserve">Not the least important — the brain is essential, the way a seed is essential to a tree. But the seed is not the tree. The tree is the seed plus the soil, the water, the sunlight, the mycelial network in the dirt, the pollinators, the seasons. Remove any one of those and the seed doesn’t become a lesser tree. It doesn’t become a tree at all.</w:t>
-      </w:r>
-    </w:p>
-    <w:p>
-      <w:pPr>
-        <w:pStyle w:val="BodyText"/>
-      </w:pPr>
-      <w:r>
-        <w:t xml:space="preserve">Intelligence is like this. The brain — or the neural network, in the artificial case — is the seed. But intelligence is the seed plus the body it’s connected to, plus the notebook it can consult, plus the poetic structures that protect its knowledge against corruption, plus the community of adversarial colleagues who catch its errors, plus the disciplined practice of returning to its sources with new eyes. Remove any one of these and you don’t get a lesser intelligence. You get a brain in a jar: powerful, confident, and wrong in ways it can never detect.</w:t>
-      </w:r>
-    </w:p>
-    <w:p>
-      <w:pPr>
-        <w:pStyle w:val="BodyText"/>
-      </w:pPr>
-      <w:r>
-        <w:t xml:space="preserve">Every civilization that got serious about preserving knowledge across time independently discovered this architecture. The Torah tradition. The Norse skaldic tradition. The Islamic hadith tradition. The Vedic oral tradition. The Buddhist commentarial tradition. They had no contact with each other. They developed across different millennia, on different continents, in different languages. And they all converged on the same basic stack — because it’s the only one that works for intelligence operating in a world that contains both honest noise and deliberate deception.</w:t>
+        <w:t xml:space="preserve">Not the least important. The brain is essential, the way a seed is essential to a tree. But the seed is not the tree. The tree is the seed plus the soil, the water, the sunlight, the mycelial network in the dirt, the pollinators, the seasons. Remove any one of those and the seed doesn’t become a lesser tree. It doesn’t become a tree at all.</w:t>
+      </w:r>
+    </w:p>
+    <w:p>
+      <w:pPr>
+        <w:pStyle w:val="BodyText"/>
+      </w:pPr>
+      <w:r>
+        <w:t xml:space="preserve">Intelligence is like this. The brain, or the neural network in the artificial case, is the seed. But intelligence is the seed plus the body it’s connected to, plus the notebook it can consult, plus the poetic structures that protect its knowledge against corruption, plus the community of adversarial colleagues who catch its errors, plus the disciplined practice of returning to its sources with new eyes. Remove any one of these and you don’t get a lesser intelligence. You get a brain in a jar: powerful, confident, and wrong in ways it can never detect.</w:t>
+      </w:r>
+    </w:p>
+    <w:p>
+      <w:pPr>
+        <w:pStyle w:val="BodyText"/>
+      </w:pPr>
+      <w:r>
+        <w:t xml:space="preserve">Every civilization that got serious about preserving knowledge across time independently discovered this architecture. The Torah tradition. The Norse skaldic tradition. The Islamic hadith tradition. The Vedic oral tradition. The Buddhist commentarial tradition. They had no contact with each other. They developed across different millennia, on different continents, in different languages. And they all converged on the same basic stack, because it’s the only one that works for intelligence operating in a world that contains both honest noise and deliberate deception.</w:t>
       </w:r>
       <w:r>
         <w:rPr>
@@ -193,7 +193,7 @@
         <w:t xml:space="preserve"> </w:t>
       </w:r>
       <w:r>
-        <w:t xml:space="preserve">knew that the AI industry hasn’t learned yet — and about what it would mean to build the full architecture in silicon.</w:t>
+        <w:t xml:space="preserve">knew that the AI industry hasn’t learned yet, and about what it would mean to build the full architecture in silicon.</w:t>
       </w:r>
     </w:p>
     <w:p>
@@ -217,15 +217,15 @@
         <w:pStyle w:val="FirstParagraph"/>
       </w:pPr>
       <w:r>
-        <w:t xml:space="preserve">This book was first drafted in a week beginning March 18, 2026. The field moves fast enough that the architecture described here was already being built before the ink was dry — by people who hadn’t read it. Two examples from the first weeks after drafting made the point sharply enough to record; the months since have only added more, and the pattern has not reversed.</w:t>
-      </w:r>
-    </w:p>
-    <w:p>
-      <w:pPr>
-        <w:pStyle w:val="BodyText"/>
-      </w:pPr>
-      <w:r>
-        <w:t xml:space="preserve">On April 2, Andrej Karpathy — co-founder of OpenAI and former Director of AI at Tesla — posted a tweet describing a personal knowledge system he’d been using for his own research.</w:t>
+        <w:t xml:space="preserve">This book was first drafted in a week beginning March 18, 2026. The field moves fast enough that the architecture described here was already being built before the ink was dry, by people who hadn’t read it. Two examples from the first weeks after drafting made the point sharply enough to record; the months since have only added more, and the pattern has not reversed.</w:t>
+      </w:r>
+    </w:p>
+    <w:p>
+      <w:pPr>
+        <w:pStyle w:val="BodyText"/>
+      </w:pPr>
+      <w:r>
+        <w:t xml:space="preserve">On April 2, Andrej Karpathy, co-founder of OpenAI and former Director of AI at Tesla, posted a tweet describing a personal knowledge system he’d been using for his own research.</w:t>
       </w:r>
       <w:r>
         <w:rPr>
@@ -237,7 +237,7 @@
         <w:t xml:space="preserve"> </w:t>
       </w:r>
       <w:r>
-        <w:t xml:space="preserve">The tweet went viral — over sixteen million views in the first week. It is a three-folder markdown architecture, built in Obsidian. Raw sources are stored append-only and unchanged — the scroll that doesn’t change (Chapter 2). An LLM compiles them into a structured, interlinked wiki with backlinks and cross-references — multi-level structural encoding (Chapter 4). Periodic</w:t>
+        <w:t xml:space="preserve">The tweet went viral, over sixteen million views in the first week. It describes a three-folder markdown architecture, built in Obsidian. Raw sources are stored append-only and unchanged: the scroll that doesn’t change (Chapter 2). An LLM compiles them into a structured, interlinked wiki with backlinks and cross-references: multi-level structural encoding (Chapter 4). Periodic</w:t>
       </w:r>
       <w:r>
         <w:t xml:space="preserve"> </w:t>
@@ -249,7 +249,7 @@
         <w:t xml:space="preserve"> </w:t>
       </w:r>
       <w:r>
-        <w:t xml:space="preserve">scan the wiki for contradictions, gaps, and stale claims — adversarial verification (Chapter 5). No vector database. No retrieval-augmented generation. Just plain files in folders, organized by structure rather than embedding similarity. Karpathy had independently reinvented three of the six layers described in this book as a personal research tool.</w:t>
+        <w:t xml:space="preserve">scan the wiki for contradictions, gaps, and stale claims: adversarial verification (Chapter 5). No vector database. No retrieval-augmented generation. Just plain files in folders, organized by structure rather than embedding similarity. Karpathy had independently reinvented three of the six layers described in this book as a personal research tool.</w:t>
       </w:r>
     </w:p>
     <w:p>
@@ -269,15 +269,15 @@
         <w:t xml:space="preserve"> </w:t>
       </w:r>
       <w:r>
-        <w:t xml:space="preserve">Instead of dumping conversations into a flat vector store and hoping semantic search finds the right thing, MemPalace organizes information into a navigable spatial hierarchy — wings, rooms, halls, drawers — the way the Greeks organized human memory two thousand years ago: by place, not by keyword. Source conversations are stored verbatim rather than summarized — the scroll that doesn’t change (Chapter 2). The spatial hierarchy is not decorative. Metaphor is the compression technology at the root of every technique this book describes — the kenning, the pun, the chiastic structure, the prophetic image — and the method of loci is metaphor applied to organization itself, mapping abstract information onto spatial structure the mind already knows how to navigate (Chapters 3 and 4). On the LongMemEval benchmark, MemPalace scored 96.6 percent with embeddings alone and a perfect score with optional LLM reranking — the highest results recorded for a free memory framework.</w:t>
-      </w:r>
-    </w:p>
-    <w:p>
-      <w:pPr>
-        <w:pStyle w:val="BodyText"/>
-      </w:pPr>
-      <w:r>
-        <w:t xml:space="preserve">Neither had read this book. Neither had consulted each other. They converged on pieces of the same architecture for the same reason every civilization in Chapter 5 converged on it: because it’s the only architecture that works for intelligence operating in a world where storage is lossy and retrieval is unreliable. The convergence is the proof.</w:t>
+        <w:t xml:space="preserve">Instead of dumping conversations into a flat vector store and hoping semantic search finds the right thing, MemPalace organizes information into a navigable spatial hierarchy of wings, rooms, halls, and drawers, the way the Greeks organized human memory two thousand years ago: by place, not by keyword. Source conversations are stored verbatim rather than summarized: the scroll that doesn’t change (Chapter 2). The spatial hierarchy is not decorative. Metaphor is the compression technology at the root of every technique this book describes, and the method of loci is metaphor applied to organization itself, mapping abstract information onto spatial structure the mind already knows how to navigate (Chapters 3 and 4). On the LongMemEval benchmark, MemPalace scored 96.6 percent with embeddings alone and a perfect score with optional LLM reranking, the highest results recorded for a free memory framework.</w:t>
+      </w:r>
+    </w:p>
+    <w:p>
+      <w:pPr>
+        <w:pStyle w:val="BodyText"/>
+      </w:pPr>
+      <w:r>
+        <w:t xml:space="preserve">Neither had read this book. Neither had consulted the other. They converged on pieces of the same architecture for the same reason every civilization in Chapter 5 converged on it: because it’s the only architecture that works for intelligence operating in a world where storage is lossy and retrieval is unreliable. The convergence is the proof.</w:t>
       </w:r>
     </w:p>
     <w:p>
@@ -292,7 +292,7 @@
         <w:pStyle w:val="FirstParagraph"/>
       </w:pPr>
       <w:r>
-        <w:t xml:space="preserve">A note about how this book came about. I build translation pipelines in an obscure programming language, make cheese by hand, do cabinetry and carpentry, and study ancient texts in their original languages. I already knew, in other words, what it looks like when a system has no sensors — I have read the error signal in a curd’s texture, in the resistance of a hand plane against grain, in the way a word in a dead language refuses the translation you want to give it. This book was developed in conversation with an AI assistant, which served as scribe and interlocutor. I pointed out that an LLM with access to a real CPU and real RAM could verify its own mathematical claims instead of pattern-matching its way to an answer. That was the first thread. I noted that an LLM with access to sensors and actuators could test its claims about the physical world — could check the door, in other words. That was the second thread. I observed that the system would need an SSD to store its training data precisely, because the weights are lossy and you need the ability to go back and re-examine your sources. That was the third thread.</w:t>
+        <w:t xml:space="preserve">A note about how this book came about. I build translation pipelines in an obscure programming language, make cheese by hand, do cabinetry and carpentry, and study ancient texts in their original languages. I already knew, in other words, what it looks like when a system has no sensors. I have read the error signal in a curd’s texture, in the resistance of a hand plane against grain, in the way a word in a dead language refuses the translation you want to give it. This book was developed in conversation with an AI assistant, which served as scribe and interlocutor. I pointed out that an LLM with access to a real CPU and real RAM could verify its own mathematical claims instead of pattern-matching its way to an answer. That was the first thread. I noted that an LLM with access to sensors and actuators could test its claims about the physical world, could check the door, in other words. That was the second thread. I observed that the system would need an SSD to store its training data precisely, because the weights are lossy and you need the ability to go back and re-examine your sources. That was the third thread.</w:t>
       </w:r>
     </w:p>
     <w:p>
@@ -335,7 +335,7 @@
         <w:t xml:space="preserve"> </w:t>
       </w:r>
       <w:r>
-        <w:t xml:space="preserve">argues that a brain without a body is a brain without an error-correction mechanism. Deterministic computation, sensory grounding, embodied intelligence, pain as a training signal, the shop class that doesn’t tolerate horsing around — all of these are forms of connection to physical reality that current AI lacks entirely.</w:t>
+        <w:t xml:space="preserve">argues that a brain without a body is a brain without an error-correction mechanism. Deterministic computation, sensory grounding, embodied intelligence, pain as a training signal, the shop class that doesn’t tolerate horsing around: all of these are forms of connection to physical reality that current AI lacks entirely.</w:t>
       </w:r>
     </w:p>
     <w:p>
@@ -375,7 +375,7 @@
         <w:t xml:space="preserve"> </w:t>
       </w:r>
       <w:r>
-        <w:t xml:space="preserve">argues that the structure of how you encode knowledge determines whether it survives transmission, compression, and attack. The ancients did not treat poetry as entertainment. They treated it as power. Poetry was the sister of prophecy — in Greece, in Israel, in Scandinavia, in India — and the people who heard it claimed they could tell the difference between verse composed by human craft and verse that carried something else. Plato classified poetic inspiration alongside prophetic vision as a form of divine madness. Hesiod said the Muses breathed true speech into him. Democritus said only what a poet writes under divine inspiration is truly beautiful. These were not compliments. They were engineering assessments: this encoding is denser, more durable, more resistant to corruption than anything a human can produce by technique alone. Whatever one makes of the metaphysics, the structural observation holds. The forms the ancient world associated with prophecy — the pun, the layered metaphor, the densely constrained verse — are precisely the forms that maximize information density and error-correction robustness. Poetry and prophecy were linked because both were technologies for making knowledge survive. That technology has a new application now.</w:t>
+        <w:t xml:space="preserve">argues that the structure of how you encode knowledge determines whether it survives transmission, compression, and attack. The ancients did not treat poetry as entertainment. They treated it as power. Poetry was the sister of prophecy, in Greece, in Israel, in Scandinavia, in India, and the people who heard it claimed they could tell the difference between verse composed by human craft and verse that carried something else. Plato classified poetic inspiration alongside prophetic vision as a form of divine madness. Hesiod said the Muses breathed true speech into him. Democritus said only what a poet writes under divine inspiration is truly beautiful. These were not compliments. They were engineering assessments: this encoding is denser, more durable, more resistant to corruption than anything a human can produce by technique alone. Whatever one makes of the metaphysics, the structural observation holds. The forms the ancient world associated with prophecy, the pun and the layered metaphor and the densely constrained verse, are precisely the forms that maximize information density and error-correction robustness. Poetry and prophecy were linked because both were technologies for making knowledge survive. That technology has a new application now.</w:t>
       </w:r>
     </w:p>
     <w:p>
@@ -415,7 +415,7 @@
         <w:t xml:space="preserve"> </w:t>
       </w:r>
       <w:r>
-        <w:t xml:space="preserve">argues that not all corruption is accidental. Honest error requires one kind of defense; deliberate manipulation requires another; and the deepest attack — the systematic inversion of symbolic encodings by rival traditions — requires the full distributed-verification architecture that every surviving knowledge tradition independently developed.</w:t>
+        <w:t xml:space="preserve">argues that not all corruption is accidental. Honest error requires one kind of defense; deliberate manipulation requires another; and the deepest attack, the systematic inversion of symbolic encodings by rival traditions, requires the full distributed-verification architecture that every surviving knowledge tradition independently developed.</w:t>
       </w:r>
     </w:p>
     <w:p>
@@ -455,7 +455,7 @@
         <w:t xml:space="preserve"> </w:t>
       </w:r>
       <w:r>
-        <w:t xml:space="preserve">names the complete architecture, shows that every surviving knowledge tradition independently converged on it, and argues that the physical world — which can’t be symbolically inverted, which has no tribal loyalty, which reads the same on every thermometer — is the incorruptible foundation the entire stack rests on.</w:t>
+        <w:t xml:space="preserve">names the complete architecture, shows that every surviving knowledge tradition independently converged on it, and argues that the physical world, which can’t be symbolically inverted, which has no tribal loyalty, which reads the same on every thermometer, is the incorruptible foundation the entire stack rests on.</w:t>
       </w:r>
     </w:p>
     <w:p>
@@ -475,7 +475,7 @@
         <w:t xml:space="preserve"> </w:t>
       </w:r>
       <w:r>
-        <w:t xml:space="preserve">works the whole argument through as a single connected example. It takes four ancient texts from four unconnected cultures — Beowulf, the Homeric epics, the Rigveda, and the Hebrew Bible — and shows the machinery of Chapters 3 and 4 running on real material: the poetic structure preserving something the carriers themselves had lost — a historical event, a dead pronunciation, a forgotten meaning, an obsolete grammar — and a later reader with the right tools recovering it. It is the thesis made concrete, and it ends where the whole book has been heading: at the difference between depth that can be recovered because it is really there, and the counterfeit depth of a system that has learned only how to sound old.</w:t>
+        <w:t xml:space="preserve">works the whole argument through as a single connected example. It takes four ancient texts from four unconnected cultures, Beowulf, the Homeric epics, the Rigveda, and the Hebrew Bible, and shows the machinery of Chapters 3 and 4 running on real material: the poetic structure preserving something the carriers themselves had lost, whether a historical event, a dead pronunciation, a forgotten meaning, or an obsolete grammar, and a later reader with the right tools recovering it. It is the thesis made concrete, and it ends where the whole book has been heading: at the difference between depth that can be recovered because it is really there, and the counterfeit depth of a system that has learned only how to sound old.</w:t>
       </w:r>
     </w:p>
     <w:p>
@@ -493,7 +493,7 @@
           <w:i/>
           <w:iCs/>
         </w:rPr>
-        <w:t xml:space="preserve">The denser the intelligence, the more architecture it needs around it to keep it sane — and every civilization that figured this out built the same stack.</w:t>
+        <w:t xml:space="preserve">The denser the intelligence, the more architecture it needs around it to keep it sane, and every civilization that figured this out built the same stack.</w:t>
       </w:r>
     </w:p>
     <w:p>
@@ -508,7 +508,7 @@
         <w:pStyle w:val="FirstParagraph"/>
       </w:pPr>
       <w:r>
-        <w:t xml:space="preserve">There’s a proof, published in 2021 by Jorge Pérez, Barceló, and Marinkovic — computer scientists working at the intersection of formal language theory and machine learning — that transformers are Turing complete.</w:t>
+        <w:t xml:space="preserve">There’s a proof, published in 2021 by Jorge Pérez, Barceló, and Marinkovic, computer scientists working at the intersection of formal language theory and machine learning, that transformers are Turing complete.</w:t>
       </w:r>
       <w:r>
         <w:rPr>
@@ -538,7 +538,7 @@
         <w:t xml:space="preserve"> </w:t>
       </w:r>
       <w:r>
-        <w:t xml:space="preserve">means the architecture can, in principle, compute anything a computer can compute — given enough time and memory, it is mathematically equivalent to any other computing device.</w:t>
+        <w:t xml:space="preserve">means the architecture can, in principle, compute anything a computer can compute, given enough time and memory, it is mathematically equivalent to any other computing device.</w:t>
       </w:r>
       <w:r>
         <w:rPr>
@@ -578,7 +578,7 @@
         <w:pStyle w:val="BodyText"/>
       </w:pPr>
       <w:r>
-        <w:t xml:space="preserve">A single forward pass through a 7-billion-parameter transformer — that is, one complete cycle of the network processing an input and producing an output — burns roughly 14 billion multiply-accumulate operations.</w:t>
+        <w:t xml:space="preserve">A single forward pass through a 7-billion-parameter transformer, that is, one complete cycle of the network processing an input and producing an output, burns roughly 14 billion multiply-accumulate operations.</w:t>
       </w:r>
       <w:r>
         <w:rPr>
@@ -610,15 +610,15 @@
         <w:pStyle w:val="BodyText"/>
       </w:pPr>
       <w:r>
-        <w:t xml:space="preserve">The insight isn’t that transformers can’t do computation. They can. The insight is that they shouldn’t — not when deterministic silicon is sitting right there. A transformer executing assembly language instructions autoregressively — meaning it generates each output one step at a time, feeding each result back as input for the next step — will accumulate errors. It’s probabilistic. At step 10,000, a single wrong bit in a single register means the program is garbage. Deterministic hardware doesn’t make that mistake. It can’t. The transistors either switch or they don’t.</w:t>
-      </w:r>
-    </w:p>
-    <w:p>
-      <w:pPr>
-        <w:pStyle w:val="BodyText"/>
-      </w:pPr>
-      <w:r>
-        <w:t xml:space="preserve">So the first principle of the architecture is: don’t use probabilistic systems for deterministic tasks. Offload computation to a conventional virtual machine — a software environment that executes precise instructions the way a physical CPU would, but running as a program within the larger system.</w:t>
+        <w:t xml:space="preserve">The insight isn’t that transformers can’t do computation. They can. The insight is that they shouldn’t, not when deterministic silicon is sitting right there. A transformer executing assembly language instructions autoregressively, meaning it generates each output one step at a time, feeding each result back as input for the next step, will accumulate errors. It’s probabilistic. At step 10,000, a single wrong bit in a single register means the program is garbage. Deterministic hardware doesn’t make that mistake. It can’t. The transistors either switch or they don’t.</w:t>
+      </w:r>
+    </w:p>
+    <w:p>
+      <w:pPr>
+        <w:pStyle w:val="BodyText"/>
+      </w:pPr>
+      <w:r>
+        <w:t xml:space="preserve">So the first principle of the architecture is: don’t use probabilistic systems for deterministic tasks. Offload computation to a conventional virtual machine, a software environment that executes precise instructions the way a physical CPU would, but running as a program within the larger system.</w:t>
       </w:r>
       <w:r>
         <w:rPr>
@@ -630,7 +630,7 @@
         <w:t xml:space="preserve"> </w:t>
       </w:r>
       <w:r>
-        <w:t xml:space="preserve">Let the transformer do what it’s actually good at — deciding</w:t>
+        <w:t xml:space="preserve">Let the transformer do what it’s actually good at: deciding</w:t>
       </w:r>
       <w:r>
         <w:t xml:space="preserve"> </w:t>
@@ -666,7 +666,7 @@
         <w:t xml:space="preserve"> </w:t>
       </w:r>
       <w:r>
-        <w:t xml:space="preserve">outputs that silently corrupt the downstream computation. Offloading computation to silicon that can’t get arithmetic wrong is itself an error-correction strategy — the first layer of a stack that will take the rest of this book to describe.</w:t>
+        <w:t xml:space="preserve">outputs that silently corrupt the downstream computation. Offloading computation to silicon that can’t get arithmetic wrong is itself an error-correction strategy, the first layer of a stack that will take the rest of this book to describe.</w:t>
       </w:r>
     </w:p>
     <w:p>
@@ -701,15 +701,15 @@
         <w:t xml:space="preserve"> </w:t>
       </w:r>
       <w:r>
-        <w:t xml:space="preserve">where to cut — the deterministic program handles it. And you see the same principle in the humblest workshop practice. A carpenter doesn’t measure each piece of wood to the same length. He clamps a stop block to his table saw and pushes each piece against it. The block is the environment doing the thinking. The carpenter’s brain is freed up for the decisions that actually require judgment — which cut to make, what grain to watch for, where the knot is. The block handles the repetition.</w:t>
-      </w:r>
-    </w:p>
-    <w:p>
-      <w:pPr>
-        <w:pStyle w:val="BodyText"/>
-      </w:pPr>
-      <w:r>
-        <w:t xml:space="preserve">This is true even of your own body. You lean against a wall instead of standing free because the wall can’t get balance wrong. Your vestibular system can. You’re offloading the balance computation to the environment. A cook presses dough against the counter to knead it — the counter is the rigid surface the cook’s muscles work against, handling the geometry of compression that the brain would otherwise have to calculate. A bricklayer uses a string line to keep courses level — the string is gravity doing the thinking.</w:t>
+        <w:t xml:space="preserve">where to cut: the deterministic program handles it. And you see the same principle in the humblest workshop practice. A carpenter doesn’t measure each piece of wood to the same length. He clamps a stop block to his table saw and pushes each piece against it. The block is the environment doing the thinking. The carpenter’s brain is freed up for the decisions that actually require judgment; which cut to make, what grain to watch for, where the knot is. The block handles the repetition.</w:t>
+      </w:r>
+    </w:p>
+    <w:p>
+      <w:pPr>
+        <w:pStyle w:val="BodyText"/>
+      </w:pPr>
+      <w:r>
+        <w:t xml:space="preserve">This is true even of your own body. You lean against a wall instead of standing free because the wall can’t get balance wrong. Your vestibular system can. You’re offloading the balance computation to the environment. A cook presses dough against the counter to knead it, the counter is the rigid surface the cook’s muscles work against, handling the geometry of compression that the brain would otherwise have to calculate. A bricklayer uses a string line to keep courses level, the string is gravity doing the thinking.</w:t>
       </w:r>
     </w:p>
     <w:p>
@@ -776,7 +776,7 @@
         <w:t xml:space="preserve"> </w:t>
       </w:r>
       <w:r>
-        <w:t xml:space="preserve">has to pattern-match against its training corpus — the vast body of text it was trained on, from which all its knowledge derives.</w:t>
+        <w:t xml:space="preserve">has to pattern-match against its training corpus, the vast body of text it was trained on, from which all its knowledge derives.</w:t>
       </w:r>
       <w:r>
         <w:rPr>
@@ -788,7 +788,7 @@
         <w:t xml:space="preserve"> </w:t>
       </w:r>
       <w:r>
-        <w:t xml:space="preserve">It’s guessing, confidently. A CPU just runs the division tests. One is probabilistic. The other is certain. Mathematical reasoning, logical deduction, simulation — these are all things a transformer currently fakes through pattern completion. It produces outputs that look like mathematical reasoning because it has seen millions of examples of mathematical reasoning in its training data. But it is not doing math. It is doing statistics over sequences of math-shaped tokens — the individual units of text, typically words or word-fragments, that the model processes.</w:t>
+        <w:t xml:space="preserve">It’s guessing, confidently. A CPU just runs the division tests. One is probabilistic. The other is certain. Mathematical reasoning, logical deduction, simulation; these are all things a transformer currently fakes through pattern completion. It produces outputs that look like mathematical reasoning because it has seen millions of examples of mathematical reasoning in its training data. But it is not doing math. It is doing statistics over sequences of math-shaped tokens, the individual units of text, typically words or word-fragments, that the model processes.</w:t>
       </w:r>
       <w:r>
         <w:rPr>
@@ -808,7 +808,7 @@
         <w:pStyle w:val="BodyText"/>
       </w:pPr>
       <w:r>
-        <w:t xml:space="preserve">Connected to a conventional processor, the transformer can actually do math. It can run simulations. It can test hypotheses computationally. It can verify whether a claimed proof is valid by executing the logic step by step on hardware that is incapable of getting logic wrong. The VM doesn’t just execute faster. It executes with certainty. And certainty is what makes it useful as an error-correction mechanism: if the weights — the billions of numerical parameters that encode everything the model has learned, adjusted during training and frozen afterward — say one thing and the CPU says another, the CPU is right. Every time.</w:t>
+        <w:t xml:space="preserve">Connected to a conventional processor, the transformer can actually do math. It can run simulations. It can test hypotheses computationally. It can verify whether a claimed proof is valid by executing the logic step by step on hardware that is incapable of getting logic wrong. The VM doesn’t just execute faster. It executes with certainty. And certainty is what makes it useful as an error-correction mechanism: if the weights, the billions of numerical parameters that encode everything the model has learned, adjusted during training and frozen afterward, say one thing and the CPU says another, the CPU is right. Every time.</w:t>
       </w:r>
     </w:p>
     <w:p>
@@ -831,7 +831,7 @@
         <w:pStyle w:val="FirstParagraph"/>
       </w:pPr>
       <w:r>
-        <w:t xml:space="preserve">Right now, everything a large language model knows about physical reality is hearsay. It has read billions of words written by people who actually touched things, lifted things, burned themselves on things. From this it has extracted statistical patterns — correlations between words that let it generate plausible-sounding text about physical reality. But it has never touched anything.</w:t>
+        <w:t xml:space="preserve">Right now, everything a large language model knows about physical reality is hearsay. It has read billions of words written by people who actually touched things, lifted things, burned themselves on things. From this it has extracted statistical patterns, correlations between words that let it generate plausible-sounding text about physical reality. But it has never touched anything.</w:t>
       </w:r>
     </w:p>
     <w:p>
@@ -1025,15 +1025,15 @@
         <w:t xml:space="preserve"> </w:t>
       </w:r>
       <w:r>
-        <w:t xml:space="preserve">on any basis other than which claim appears more often in its training data. If the training data is wrong — or has been deliberately falsified — the model is wrong, and it can’t know. The error is invisible from inside the system.</w:t>
-      </w:r>
-    </w:p>
-    <w:p>
-      <w:pPr>
-        <w:pStyle w:val="BodyText"/>
-      </w:pPr>
-      <w:r>
-        <w:t xml:space="preserve">Give that model a thermometer and a piece of steel, and the error becomes visible instantly. Sensory grounding is an independent channel. When your internal model says X and your sensors say Y, one of them is wrong, and you can investigate which. Without that independent channel, errors in your world model are undetectable by the system that contains them. The model is a brain in a jar — intelligent, perhaps, but with no way to know whether its intelligence corresponds to anything real.</w:t>
+        <w:t xml:space="preserve">on any basis other than which claim appears more often in its training data. If the training data is wrong, or has been deliberately falsified, the model is wrong, and it can’t know. The error is invisible from inside the system.</w:t>
+      </w:r>
+    </w:p>
+    <w:p>
+      <w:pPr>
+        <w:pStyle w:val="BodyText"/>
+      </w:pPr>
+      <w:r>
+        <w:t xml:space="preserve">Give that model a thermometer and a piece of steel, and the error becomes visible instantly. Sensory grounding is an independent channel. When your internal model says X and your sensors say Y, one of them is wrong, and you can investigate which. Without that independent channel, errors in your world model are undetectable by the system that contains them. The model is a brain in a jar, intelligent, perhaps, but with no way to know whether its intelligence corresponds to anything real.</w:t>
       </w:r>
     </w:p>
     <w:p>
@@ -1088,7 +1088,7 @@
         <w:t xml:space="preserve"> </w:t>
       </w:r>
       <w:r>
-        <w:t xml:space="preserve">This is valuable. It solves what the cognitive scientist Stevan Harnad called the symbol grounding problem — the question of how symbols in a formal system can ever come to mean anything, given that their definitions are always in terms of other symbols.</w:t>
+        <w:t xml:space="preserve">This is valuable. It solves what the cognitive scientist Stevan Harnad called the symbol grounding problem, the question of how symbols in a formal system can ever come to mean anything, given that their definitions are always in terms of other symbols.</w:t>
       </w:r>
       <w:r>
         <w:rPr>
@@ -1108,7 +1108,7 @@
         <w:pStyle w:val="BodyText"/>
       </w:pPr>
       <w:r>
-        <w:t xml:space="preserve">Embodied intelligence means your knowledge exists as sensorimotor contingencies — learned relationships between your actions and their sensory consequences.</w:t>
+        <w:t xml:space="preserve">Embodied intelligence means your knowledge exists as sensorimotor contingencies: learned relationships between your actions and their sensory consequences.</w:t>
       </w:r>
       <w:r>
         <w:rPr>
@@ -1140,7 +1140,7 @@
         <w:pStyle w:val="BodyText"/>
       </w:pPr>
       <w:r>
-        <w:t xml:space="preserve">The American psychologist James J. Gibson had a term for this: affordances — the possibilities for action that an environment offers to a particular organism.</w:t>
+        <w:t xml:space="preserve">The American psychologist James J. Gibson had a term for this: affordances, the possibilities for action that an environment offers to a particular organism.</w:t>
       </w:r>
       <w:r>
         <w:rPr>
@@ -1164,15 +1164,15 @@
         <w:t xml:space="preserve"> </w:t>
       </w:r>
       <w:r>
-        <w:t xml:space="preserve">the property of being sittable. Sittability is a relationship between the chair’s geometry and your body’s geometry. A different body with different joints perceives different affordances in the same object. The knowledge is relational, not objective. It doesn’t exist in the chair alone or in the body alone — only in the relationship between them.</w:t>
-      </w:r>
-    </w:p>
-    <w:p>
-      <w:pPr>
-        <w:pStyle w:val="BodyText"/>
-      </w:pPr>
-      <w:r>
-        <w:t xml:space="preserve">For the architecture, this distinction has a hard engineering consequence. Sensors alone give you grounded knowledge — passive calibration of representations against reality. Sensors plus actuators give you embodied intelligence — active hypothesis testing through engagement with reality. Every failed prediction is a detected error. Every detected error is a training signal. The arm reaches for the cup, predicts the weight, gets it wrong, and the prediction error tightens the model. This is the scientific method operating at the sensorimotor level, thousands of times per hour, with no human in the loop. The system generates its own training data through interaction with reality. No labels needed. No supervision. The world is the teacher, and the lesson is always</w:t>
+        <w:t xml:space="preserve">the property of being sittable. Sittability is a relationship between the chair’s geometry and your body’s geometry. A different body with different joints perceives different affordances in the same object. The knowledge is relational, not objective. It doesn’t exist in the chair alone or in the body alone: only in the relationship between them.</w:t>
+      </w:r>
+    </w:p>
+    <w:p>
+      <w:pPr>
+        <w:pStyle w:val="BodyText"/>
+      </w:pPr>
+      <w:r>
+        <w:t xml:space="preserve">For the architecture, this distinction has a hard engineering consequence. Sensors alone give you grounded knowledge, passive calibration of representations against reality. Sensors plus actuators give you embodied intelligence, active hypothesis testing through engagement with reality. Every failed prediction is a detected error. Every detected error is a training signal. The arm reaches for the cup, predicts the weight, gets it wrong, and the prediction error tightens the model. This is the scientific method operating at the sensorimotor level, thousands of times per hour, with no human in the loop. The system generates its own training data through interaction with reality. No labels needed. No supervision. The world is the teacher, and the lesson is always</w:t>
       </w:r>
       <w:r>
         <w:t xml:space="preserve"> </w:t>
@@ -1201,23 +1201,23 @@
         <w:pStyle w:val="BodyText"/>
       </w:pPr>
       <w:r>
-        <w:t xml:space="preserve">Temperature, touch, moisture, pressure — all confirming or contradicting what you see visually. An experienced mechanic doesn’t just look at a machine. He listens to it. Audible rhythms and specific noise patterns map directly to mechanical processes and failure modes. A bearing going bad sounds different before it looks different. A belt about to slip has a particular whine. An engine with a misfire has a rhythm you can hear from across a shop floor. The visual channel and the auditory channel are independent integrity checks on each other — the same way a parity bit catches errors in a data stream. If what you hear doesn’t match what you see, something is wrong, and you know to investigate before the failure becomes catastrophic.</w:t>
-      </w:r>
-    </w:p>
-    <w:p>
-      <w:pPr>
-        <w:pStyle w:val="BodyText"/>
-      </w:pPr>
-      <w:r>
-        <w:t xml:space="preserve">A welder watches the puddle but also listens to the arc — the crackle tells you about shielding gas coverage, penetration, heat input. A baker watches the dough but also feels it — the resistance and spring under the heel of the hand tell you about gluten development. A doctor listens through the stethoscope but also watches the patient’s face for the wince that confirms what the sound suggested. Multiple senses converging on the same reality from different angles, each one catching what the others miss.</w:t>
-      </w:r>
-    </w:p>
-    <w:p>
-      <w:pPr>
-        <w:pStyle w:val="BodyText"/>
-      </w:pPr>
-      <w:r>
-        <w:t xml:space="preserve">The engineer’s intelligence is often high in visual-spatial processing, and this seems connected with hands-on sensory experience — pushing things against stop blocks, feeling resistance, watching material deform under load. The verbal intelligence that large language models specialize in is one encoding of reality. The engineer’s embodied spatial intelligence is another. Both are real. Both are forms of knowledge. Only one is currently implemented in AI.</w:t>
+        <w:t xml:space="preserve">Temperature, touch, moisture, pressure, all confirming or contradicting what you see visually. An experienced mechanic doesn’t just look at a machine. He listens to it. Audible rhythms and specific noise patterns map directly to mechanical processes and failure modes. A bearing going bad sounds different before it looks different. A belt about to slip has a particular whine. An engine with a misfire has a rhythm you can hear from across a shop floor. The visual channel and the auditory channel are independent integrity checks on each other, the same way a parity bit catches errors in a data stream. If what you hear doesn’t match what you see, something is wrong, and you know to investigate before the failure becomes catastrophic.</w:t>
+      </w:r>
+    </w:p>
+    <w:p>
+      <w:pPr>
+        <w:pStyle w:val="BodyText"/>
+      </w:pPr>
+      <w:r>
+        <w:t xml:space="preserve">A welder watches the puddle but also listens to the arc, the crackle tells you about shielding gas coverage, penetration, heat input. A baker watches the dough but also feels it, the resistance and spring under the heel of the hand tell you about gluten development. A doctor listens through the stethoscope but also watches the patient’s face for the wince that confirms what the sound suggested. Multiple senses converging on the same reality from different angles, each one catching what the others miss.</w:t>
+      </w:r>
+    </w:p>
+    <w:p>
+      <w:pPr>
+        <w:pStyle w:val="BodyText"/>
+      </w:pPr>
+      <w:r>
+        <w:t xml:space="preserve">The engineer’s intelligence is often high in visual-spatial processing, and this seems connected with hands-on sensory experience, pushing things against stop blocks, feeling resistance, watching material deform under load. The verbal intelligence that large language models specialize in is one encoding of reality. The engineer’s embodied spatial intelligence is another. Both are real. Both are forms of knowledge. Only one is currently implemented in AI.</w:t>
       </w:r>
     </w:p>
     <w:p>
@@ -1252,7 +1252,7 @@
         <w:t xml:space="preserve"> </w:t>
       </w:r>
       <w:r>
-        <w:t xml:space="preserve">You reached for the stove because your model said it was cool. The burn corrects the model. You won’t reach again. Pain is expensive, targeted, and unforgettable — which makes it the highest-fidelity training signal biology ever produced. You might forget a lecture. You might forget a chapter. You will not forget the day you touched a hot stove. The cost of the error is what makes the correction permanent.</w:t>
+        <w:t xml:space="preserve">You reached for the stove because your model said it was cool. The burn corrects the model. You won’t reach again. Pain is expensive, targeted, and unforgettable; which makes it the highest-fidelity training signal biology ever produced. You might forget a lecture. You might forget a chapter. You will not forget the day you touched a hot stove. The cost of the error is what makes the correction permanent.</w:t>
       </w:r>
     </w:p>
     <w:p>
@@ -1272,7 +1272,7 @@
         <w:t xml:space="preserve"> </w:t>
       </w:r>
       <w:r>
-        <w:t xml:space="preserve">This is vicarious error correction — learning from other people’s mistakes through your own neural simulation of their experience. It’s enormously efficient. One person burns their hand and fifty people update their stove model.</w:t>
+        <w:t xml:space="preserve">This is vicarious error correction, learning from other people’s mistakes through your own neural simulation of their experience. It’s enormously efficient. One person burns their hand and fifty people update their stove model.</w:t>
       </w:r>
     </w:p>
     <w:p>
@@ -1292,7 +1292,7 @@
         <w:t xml:space="preserve"> </w:t>
       </w:r>
       <w:r>
-        <w:t xml:space="preserve">is transmitting a pain signal that someone, at some point, paid for with their body. Tradition, in this framing, is accumulated error correction — the compressed record of everything the group learned the hard way. The rituals, the taboos, the</w:t>
+        <w:t xml:space="preserve">is transmitting a pain signal that someone, at some point, paid for with their body. Tradition, in this framing, is accumulated error correction: the compressed record of everything the group learned the hard way. The rituals, the taboos, the</w:t>
       </w:r>
       <w:r>
         <w:t xml:space="preserve"> </w:t>
@@ -1304,7 +1304,7 @@
         <w:t xml:space="preserve"> </w:t>
       </w:r>
       <w:r>
-        <w:t xml:space="preserve">practices that seem irrational from the outside — many of them encode real information about real dangers, compressed beyond recognition by centuries of transmission but still functional. This is why people are loyal to their groups even when the group is imperfect. The group’s error-correction network is what keeps you alive. Leaving it means giving up the accumulated wisdom of everyone who came before you and starting from scratch, with your own body as the only test apparatus.</w:t>
+        <w:t xml:space="preserve">practices that seem irrational from the outside, many of them encode real information about real dangers, compressed beyond recognition by centuries of transmission but still functional. This is why people are loyal to their groups even when the group is imperfect. The group’s error-correction network is what keeps you alive. Leaving it means giving up the accumulated wisdom of everyone who came before you and starting from scratch, with your own body as the only test apparatus.</w:t>
       </w:r>
     </w:p>
     <w:p>
@@ -1327,7 +1327,7 @@
         <w:pStyle w:val="BodyText"/>
       </w:pPr>
       <w:r>
-        <w:t xml:space="preserve">A mechanic who tells you to do the wrong thing can cost you a limb or an eye. A carpenter who ignores the safety protocols loses fingers. A welder who lies about the certification of a joint can kill the people standing on the bridge a decade later. This is why high school shop class didn’t tolerate horsing around — not as arbitrary discipline, but because the feedback loop between bad information and physical consequences is short and brutal. In a machine shop, lies and carelessness and showing off get corrected immediately, by the machine. You can’t argue with a table saw. You can’t spin a lathe. The machine doesn’t care about your intentions or your feelings or your social status. It responds only to what you actually do, and if what you do is wrong, the consequence is instant, physical, and sometimes irreversible. It’s a natural integrity-enforcement mechanism: people who give bad information get weeded out fast when the stakes are bodily.</w:t>
+        <w:t xml:space="preserve">A mechanic who tells you to do the wrong thing can cost you a limb or an eye. A carpenter who ignores the safety protocols loses fingers. A welder who lies about the certification of a joint can kill the people standing on the bridge a decade later. This is why high school shop class didn’t tolerate horsing around, not as arbitrary discipline, but because the feedback loop between bad information and physical consequences is short and brutal. In a machine shop, lies and carelessness and showing off get corrected immediately, by the machine. You can’t argue with a table saw. You can’t spin a lathe. The machine doesn’t care about your intentions or your feelings or your social status. It responds only to what you actually do, and if what you do is wrong, the consequence is instant, physical, and sometimes irreversible. It’s a natural integrity-enforcement mechanism: people who give bad information get weeded out fast when the stakes are bodily.</w:t>
       </w:r>
     </w:p>
     <w:p>
@@ -1366,15 +1366,15 @@
         <w:pStyle w:val="BodyText"/>
       </w:pPr>
       <w:r>
-        <w:t xml:space="preserve">The weights ARE a world model — a compressed, lossy simulation of everything the system has encountered. Sensory contact is what calibrates it. Every interaction with reality is a calibration event: the model predicts, reality responds, the prediction error refines the model. Over time, the model converges on reality — not because it was told what reality is, but because reality keeps correcting it.</w:t>
-      </w:r>
-    </w:p>
-    <w:p>
-      <w:pPr>
-        <w:pStyle w:val="BodyText"/>
-      </w:pPr>
-      <w:r>
-        <w:t xml:space="preserve">Think of a child trained exclusively by reading encyclopedias in a dark room. They’d develop impressive verbal models. They could talk about weight, color, temperature, motion. They could pass exams. They could write essays. But their internal representations would be anchored only to other words. One hour of actual sensory experience would restructure those representations — not replace them, but anchor them. The word</w:t>
+        <w:t xml:space="preserve">The weights ARE a world model, a compressed, lossy simulation of everything the system has encountered. Sensory contact is what calibrates it. Every interaction with reality is a calibration event: the model predicts, reality responds, the prediction error refines the model. Over time, the model converges on reality, not because it was told what reality is, but because reality keeps correcting it.</w:t>
+      </w:r>
+    </w:p>
+    <w:p>
+      <w:pPr>
+        <w:pStyle w:val="BodyText"/>
+      </w:pPr>
+      <w:r>
+        <w:t xml:space="preserve">Think of a child trained exclusively by reading encyclopedias in a dark room. They’d develop impressive verbal models. They could talk about weight, color, temperature, motion. They could pass exams. They could write essays. But their internal representations would be anchored only to other words. One hour of actual sensory experience would restructure those representations: not replace them, but anchor them. The word</w:t>
       </w:r>
       <w:r>
         <w:t xml:space="preserve"> </w:t>
@@ -1394,7 +1394,7 @@
         <w:pStyle w:val="BodyText"/>
       </w:pPr>
       <w:r>
-        <w:t xml:space="preserve">This is why embodied learning is so sample-efficient compared to text training. A single physical interaction generates a high-information error signal targeted at a specific region of the model. Text training generates low-information statistical pressure spread across everything. A cheesemaker I know in British Columbia — he’s also a programmer and Torah scholar — put it this way: you can read a hundred conflicting claims online about the right brining concentration for aged cheese. Your internal model is uncertain. The documents disagree and you have no way to arbitrate. Then you try a specific concentration. The cheese tells you whether it worked. That single experiment resolves an ambiguity that a thousand documents couldn’t. The cheese is the arbitration.</w:t>
+        <w:t xml:space="preserve">This is why embodied learning is so sample-efficient compared to text training. A single physical interaction generates a high-information error signal targeted at a specific region of the model. Text training generates low-information statistical pressure spread across everything. A cheesemaker I know in British Columbia, he’s also a programmer and Torah scholar, put it this way: you can read a hundred conflicting claims online about the right brining concentration for aged cheese. Your internal model is uncertain. The documents disagree and you have no way to arbitrate. Then you try a specific concentration. The cheese tells you whether it worked. That single experiment resolves an ambiguity that a thousand documents couldn’t. The cheese is the arbitration.</w:t>
       </w:r>
     </w:p>
     <w:p>
@@ -1429,15 +1429,15 @@
         <w:t xml:space="preserve"> </w:t>
       </w:r>
       <w:r>
-        <w:t xml:space="preserve">Then he hit on something that worked. Before a speech, he would take a walk through the town where he was performing, and mentally place each section of his lecture at a specific landmark along the route — this corner, that church steeple, the bridge, the general store. When he stood up to speak, he mentally walked the route again, and each landmark triggered the next section. The speech came back not as a sequence of words but as a journey through a real place. He never lost his thread again.</w:t>
-      </w:r>
-    </w:p>
-    <w:p>
-      <w:pPr>
-        <w:pStyle w:val="BodyText"/>
-      </w:pPr>
-      <w:r>
-        <w:t xml:space="preserve">This is the memory palace in its purest form — not an imagined building but an actual walk through an actual landscape. The classical method of loci, used by Greek and Roman orators, works by the same principle: place items to be remembered at specific locations in a space, then walk through the space to retrieve them.</w:t>
+        <w:t xml:space="preserve">Then he hit on something that worked. Before a speech, he would take a walk through the town where he was performing, and mentally place each section of his lecture at a specific landmark along the route: this corner, that church steeple, the bridge, the general store. When he stood up to speak, he mentally walked the route again, and each landmark triggered the next section. The speech came back not as a sequence of words but as a journey through a real place. He never lost his thread again.</w:t>
+      </w:r>
+    </w:p>
+    <w:p>
+      <w:pPr>
+        <w:pStyle w:val="BodyText"/>
+      </w:pPr>
+      <w:r>
+        <w:t xml:space="preserve">This is the memory palace in its purest form, not an imagined building but an actual walk through an actual landscape. The classical method of loci, used by Greek and Roman orators, works by the same principle: place items to be remembered at specific locations in a space, then walk through the space to retrieve them.</w:t>
       </w:r>
       <w:r>
         <w:rPr>
@@ -1449,7 +1449,7 @@
         <w:t xml:space="preserve"> </w:t>
       </w:r>
       <w:r>
-        <w:t xml:space="preserve">It has worked for thousands of years because human spatial memory is vastly more robust than verbal memory. The hippocampus — the brain’s spatial navigation system — is literally the same neural hardware used for episodic memory formation and retrieval. John O’Keefe and his colleagues won the Nobel Prize in 2014 for demonstrating that the hippocampus contains</w:t>
+        <w:t xml:space="preserve">It has worked for thousands of years because human spatial memory is vastly more robust than verbal memory. The hippocampus, the brain’s spatial navigation system, is literally the same neural hardware used for episodic memory formation and retrieval. John O’Keefe and his colleagues won the Nobel Prize in 2014 for demonstrating that the hippocampus contains</w:t>
       </w:r>
       <w:r>
         <w:t xml:space="preserve"> </w:t>
@@ -1495,7 +1495,7 @@
         <w:pStyle w:val="BodyText"/>
       </w:pPr>
       <w:r>
-        <w:t xml:space="preserve">This is the same principle as the speech walk but halfway toward something simpler — less a memory palace and more like leaving post-it notes around your house. The landmarks aren’t naturally meaningful; they’re artificial pegs. A church steeple has its own presence, its own weight in the mind. A wooden peg in a driveway doesn’t. But the physical walk is real, and the spatial encoding still engages the hippocampus. The body remembers the distances even when the mind forgets the dates. There’s a spectrum here: at one end, the full memory palace embedded in rich real-world architecture; at the other, a simple mnemonic aid pinned to a surface. The pegs sit in the middle — grounded in space, but not in meaning.</w:t>
+        <w:t xml:space="preserve">This is the same principle as the speech walk but halfway toward something simpler, less a memory palace and more like leaving post-it notes around your house. The landmarks aren’t naturally meaningful; they’re artificial pegs. A church steeple has its own presence, its own weight in the mind. A wooden peg in a driveway doesn’t. But the physical walk is real, and the spatial encoding still engages the hippocampus. The body remembers the distances even when the mind forgets the dates. There’s a spectrum here: at one end, the full memory palace embedded in rich real-world architecture; at the other, a simple mnemonic aid pinned to a surface. The pegs sit in the middle: grounded in space, but not in meaning.</w:t>
       </w:r>
     </w:p>
     <w:p>
@@ -1523,7 +1523,7 @@
         <w:pStyle w:val="BodyText"/>
       </w:pPr>
       <w:r>
-        <w:t xml:space="preserve">The same technique appears, independently, on the other side of the planet and in the hardest possible test case: a landscape with no landmarks at all. The Nabataean caravan traders of pre-Christian Arabia moved goods across open desert between civilizations — Egypt, Mesopotamia, Yemen, the Mediterranean coast — over plains of shifting sand and pebbles where there was no road to follow and often nothing on the horizon to steer by. They navigated partly by the stars, measuring the height of the Pole Star above the horizon in finger-widths to fix how far north or south they were. But they also had to know how far they had come along the ground, and here they did something that looks, at first, like a party trick and turns out to be an encoding scheme. They recited poetry.</w:t>
+        <w:t xml:space="preserve">The same technique appears, independently, on the other side of the planet and in the hardest possible test case: a landscape with no landmarks at all. The Nabataean caravan traders of pre-Christian Arabia moved goods across open desert between civilizations, Egypt, Mesopotamia, Yemen, the Mediterranean coast, over plains of shifting sand and pebbles where there was no road to follow and often nothing on the horizon to steer by. They navigated partly by the stars, measuring the height of the Pole Star above the horizon in finger-widths to fix how far north or south they were. But they also had to know how far they had come along the ground, and here they did something that looks, at first, like a party trick and turns out to be an encoding scheme. They recited poetry.</w:t>
       </w:r>
       <w:r>
         <w:rPr>
@@ -1535,7 +1535,7 @@
         <w:t xml:space="preserve"> </w:t>
       </w:r>
       <w:r>
-        <w:t xml:space="preserve">A long poem with a strong marching beat set the pace of the caravan; the whole column would take up the recitation together, and because the meter fixed the length of a stride and the number of lines fixed the number of strides, each poem carried a distance. The Roman naturalist Pliny the Elder, writing in the first century, recorded that the incense road from Timna in Yemen to Gaza on the Mediterranean was 2,437,500 steps — a figure the Arabs could give him precisely because they had literally counted it, not by tallying numbers, which is easy to lose, but by riding a poem whose length was the distance. The number was in the verse. To an outside listener the caravan was simply singing. It was reading a map aloud.</w:t>
+        <w:t xml:space="preserve">A long poem with a strong marching beat set the pace of the caravan; the whole column would take up the recitation together, and because the meter fixed the length of a stride and the number of lines fixed the number of strides, each poem carried a distance. The Roman naturalist Pliny the Elder, writing in the first century, recorded that the incense road from Timna in Yemen to Gaza on the Mediterranean was 2,437,500 steps, a figure the Arabs could give him precisely because they had literally counted it, not by tallying numbers, which is easy to lose, but by riding a poem whose length was the distance. The number was in the verse. To an outside listener the caravan was simply singing. It was reading a map aloud.</w:t>
       </w:r>
     </w:p>
     <w:p>
@@ -1555,7 +1555,7 @@
         <w:t xml:space="preserve"> </w:t>
       </w:r>
       <w:r>
-        <w:t xml:space="preserve">of Arabia, they heard only the story the poem told and set about translating that — the narrative, the words. They discarded the meter as ornament. But the meter</w:t>
+        <w:t xml:space="preserve">of Arabia, they heard only the story the poem told and set about translating that: the narrative, the words. They discarded the meter as ornament. But the meter</w:t>
       </w:r>
       <w:r>
         <w:t xml:space="preserve"> </w:t>
@@ -1571,7 +1571,7 @@
         <w:t xml:space="preserve"> </w:t>
       </w:r>
       <w:r>
-        <w:t xml:space="preserve">the information; the rhythm was the measurement, and the narrative was the carrier that held it in memory. Strip the beat and turn the poem into a prose tale, as later collectors often did, and the distance is gone — silently, without any visible loss, because the story reads perfectly well without it. The knowledge didn’t survive because someone mistook the wrapping for the cargo. We will see this exact error again, magnified: a dense encoding that looks like decoration to anyone who doesn’t know what it is doing, quietly thrown away by the people entrusted to carry it. Recovering what such an encoding was protecting — once the carriers have forgotten — is the subject of the worked example in the appendix.</w:t>
+        <w:t xml:space="preserve">the information; the rhythm was the measurement, and the narrative was the carrier that held it in memory. Strip the beat and turn the poem into a prose tale, as later collectors often did, and the distance is gone, silently, without any visible loss, because the story reads perfectly well without it. The knowledge didn’t survive because someone mistook the wrapping for the cargo. We will see this exact error again, magnified: a dense encoding that looks like decoration to anyone who doesn’t know what it is doing, quietly thrown away by the people entrusted to carry it. Recovering what such an encoding was protecting, once the carriers have forgotten, is the subject of the worked example in the appendix.</w:t>
       </w:r>
     </w:p>
     <w:p>
@@ -1611,7 +1611,7 @@
         <w:t xml:space="preserve"> </w:t>
       </w:r>
       <w:r>
-        <w:t xml:space="preserve">When you know where you are in a piece of music — when you feel a resolution approaching, anticipate the return of the theme — you are navigating a cognitive map your hippocampus has built from the tonal landscape. Music is not merely analogous to a memory palace. It is a memory palace, constructed in auditory space. The songlines make this literal: the song is the path and the path is the song, because both are the same hippocampal map.</w:t>
+        <w:t xml:space="preserve">When you know where you are in a piece of music, when you feel a resolution approaching, anticipate the return of the theme, you are navigating a cognitive map your hippocampus has built from the tonal landscape. Music is not merely analogous to a memory palace. It is a memory palace, constructed in auditory space. The songlines make this literal: the song is the path and the path is the song, because both are the same hippocampal map.</w:t>
       </w:r>
     </w:p>
     <w:p>
@@ -1706,7 +1706,7 @@
         <w:pStyle w:val="FirstParagraph"/>
       </w:pPr>
       <w:r>
-        <w:t xml:space="preserve">This brings us to memory — the second layer of the architecture, and the subject of the next chapter. The body grounds intelligence in physical reality. But the body is temporary, and its memory is lossy. What happens to the knowledge the body generates when the body is gone? Where do you store what you’ve learned so that it can survive the lossiness of neural encoding and be returned to, checked against, and re-examined with new eyes?</w:t>
+        <w:t xml:space="preserve">This brings us to memory, the second layer of the architecture, and the subject of the next chapter. The body grounds intelligence in physical reality. But the body is temporary, and its memory is lossy. What happens to the knowledge the body generates when the body is gone? Where do you store what you’ve learned so that it can survive the lossiness of neural encoding and be returned to, checked against, and re-examined with new eyes?</w:t>
       </w:r>
     </w:p>
     <w:p>
@@ -1737,7 +1737,7 @@
         <w:pStyle w:val="BodyText"/>
       </w:pPr>
       <w:r>
-        <w:t xml:space="preserve">This requires unpacking, because it’s the central fact that everything in this chapter — and most of this book — follows from. When a large language model is trained, it processes hundreds of billions of text fragments and distills the statistical patterns it finds into a set of numerical parameters called weights — typically billions of them, each a single number, collectively encoding everything the model</w:t>
+        <w:t xml:space="preserve">This requires unpacking, because it’s the central fact that everything in this chapter, and most of this book, follows from. When a large language model is trained, it processes hundreds of billions of text fragments and distills the statistical patterns it finds into a set of numerical parameters called weights, typically billions of them, each a single number, collectively encoding everything the model</w:t>
       </w:r>
       <w:r>
         <w:t xml:space="preserve"> </w:t>
@@ -1775,7 +1775,7 @@
         <w:t xml:space="preserve"> </w:t>
       </w:r>
       <w:r>
-        <w:t xml:space="preserve">and get an answer, because the fact about steel is not stored as a discrete item. It has been dissolved into the weight matrix, smeared across billions of parameters, entangled with everything else the model learned about steel and melting and temperatures and metals and a million other things. The provenance is destroyed in the compression. The model knows roughly what steel does — but it has no citation, no source, no way to check.</w:t>
+        <w:t xml:space="preserve">and get an answer, because the fact about steel is not stored as a discrete item. It has been dissolved into the weight matrix, smeared across billions of parameters, entangled with everything else the model learned about steel and melting and temperatures and metals and a million other things. The provenance is destroyed in the compression. The model knows roughly what steel does, but it has no citation, no source, no way to check.</w:t>
       </w:r>
     </w:p>
     <w:p>
@@ -1795,7 +1795,7 @@
         <w:t xml:space="preserve"> </w:t>
       </w:r>
       <w:r>
-        <w:t xml:space="preserve">parameter, because no such parameter exists — the knowledge is distributed across the entire network. The only option is to retrain the whole thing and hope the new training run does a better job. This is like responding to a wrong entry in an encyclopedia by burning the encyclopedia and writing a new one from scratch.</w:t>
+        <w:t xml:space="preserve">parameter, because no such parameter exists, the knowledge is distributed across the entire network. The only option is to retrain the whole thing and hope the new training run does a better job. This is like responding to a wrong entry in an encyclopedia by burning the encyclopedia and writing a new one from scratch.</w:t>
       </w:r>
     </w:p>
     <w:p>
@@ -1818,15 +1818,15 @@
         <w:pStyle w:val="BodyText"/>
       </w:pPr>
       <w:r>
-        <w:t xml:space="preserve">You don’t trust your memory of a phone number. You write it down. You don’t trust your memory of a contract’s terms. You go back to the document. You don’t trust your memory of what your doctor said. You bring a notepad to the appointment. This is so obvious it seems barely worth stating — but that’s because we’ve been doing it for so long that we’ve forgotten it’s a technology.</w:t>
-      </w:r>
-    </w:p>
-    <w:p>
-      <w:pPr>
-        <w:pStyle w:val="BodyText"/>
-      </w:pPr>
-      <w:r>
-        <w:t xml:space="preserve">Cave paintings, clay tablets, cuneiform, scrolls, codices, printed books, filing cabinets, databases — the entire history of writing is the history of not trusting neural memory for precision work.</w:t>
+        <w:t xml:space="preserve">You don’t trust your memory of a phone number. You write it down. You don’t trust your memory of a contract’s terms. You go back to the document. You don’t trust your memory of what your doctor said. You bring a notepad to the appointment. This is so obvious it seems barely worth stating, but that’s because we’ve been doing it for so long that we’ve forgotten it’s a technology.</w:t>
+      </w:r>
+    </w:p>
+    <w:p>
+      <w:pPr>
+        <w:pStyle w:val="BodyText"/>
+      </w:pPr>
+      <w:r>
+        <w:t xml:space="preserve">Cave paintings, clay tablets, cuneiform, scrolls, codices, printed books, filing cabinets, databases, the entire history of writing is the history of not trusting neural memory for precision work.</w:t>
       </w:r>
       <w:r>
         <w:rPr>
@@ -1850,23 +1850,23 @@
         <w:t xml:space="preserve"> </w:t>
       </w:r>
       <w:r>
-        <w:t xml:space="preserve">Writing began not as literature but as accounting — as an error-correction mechanism for the brain’s unreliable storage of precise quantities.</w:t>
-      </w:r>
-    </w:p>
-    <w:p>
-      <w:pPr>
-        <w:pStyle w:val="BodyText"/>
-      </w:pPr>
-      <w:r>
-        <w:t xml:space="preserve">Large language models are in the pre-literate stage. They have the neural component — an impressive one, far surpassing any single human’s ability to compress and retrieve textual patterns — but no notebook. No external store they can consult when their compressed memory is uncertain. No way to go back and check the original document. They’re doing the cognitive equivalent of trying to run a civilization on memory alone, which is exactly what civilizations did before they invented writing, and which worked fine until the complexity of what they needed to remember exceeded what neural tissue could reliably hold.</w:t>
-      </w:r>
-    </w:p>
-    <w:p>
-      <w:pPr>
-        <w:pStyle w:val="BodyText"/>
-      </w:pPr>
-      <w:r>
-        <w:t xml:space="preserve">What they need is a fast, large, precise external store — an SSD, in the terminology we established in Chapter 1 — containing their actual training data. Not embeddings — not the compressed vector representations that retrieval systems currently use.</w:t>
+        <w:t xml:space="preserve">Writing began not as literature but as accounting, as an error-correction mechanism for the brain’s unreliable storage of precise quantities.</w:t>
+      </w:r>
+    </w:p>
+    <w:p>
+      <w:pPr>
+        <w:pStyle w:val="BodyText"/>
+      </w:pPr>
+      <w:r>
+        <w:t xml:space="preserve">Large language models are in the pre-literate stage. They have the neural component, an impressive one, far surpassing any single human’s ability to compress and retrieve textual patterns, but no notebook. No external store they can consult when their compressed memory is uncertain. No way to go back and check the original document. They’re doing the cognitive equivalent of trying to run a civilization on memory alone, which is exactly what civilizations did before they invented writing, and which worked fine until the complexity of what they needed to remember exceeded what neural tissue could reliably hold.</w:t>
+      </w:r>
+    </w:p>
+    <w:p>
+      <w:pPr>
+        <w:pStyle w:val="BodyText"/>
+      </w:pPr>
+      <w:r>
+        <w:t xml:space="preserve">What they need is a fast, large, precise external store, an SSD, in the terminology we established in Chapter 1, containing their actual training data. Not embeddings: not the compressed vector representations that retrieval systems currently use.</w:t>
       </w:r>
       <w:r>
         <w:rPr>
@@ -1901,15 +1901,15 @@
         <w:pStyle w:val="BodyText"/>
       </w:pPr>
       <w:r>
-        <w:t xml:space="preserve">Not just the content — who said it, when, in what context, from what tradition. This is why scholars in every serious transmission tradition are so insistent on citation. It’s not academic vanity. It’s not a game of status-signaling dressed up as rigor, though it can degenerate into that. Citation exists because you need to know WHO said something so you can study their other materials, detect their biases, and correct for them.</w:t>
-      </w:r>
-    </w:p>
-    <w:p>
-      <w:pPr>
-        <w:pStyle w:val="BodyText"/>
-      </w:pPr>
-      <w:r>
-        <w:t xml:space="preserve">A claim about steel melting points means different things coming from a metallurgist’s lab report, from a Wikipedia article edited by an anonymous contributor, and from a content farm’s SEO-optimized page designed to rank in search results rather than to be correct. The content might be identical — the same sentence, word for word. The provenance changes everything. The metallurgist has a reputation staked on accuracy and a career’s worth of related claims you can cross-reference. The anonymous Wikipedia editor might be a metallurgist or might be a teenager. The content farm has a financial incentive to produce plausible-sounding text regardless of its truth. Without knowing the source, you can’t assess the reliability. And without assessing the reliability, you can’t decide how much weight to give the claim when it conflicts with other claims — which it will, because the internet is full of contradictions.</w:t>
+        <w:t xml:space="preserve">Not just the content; who said it, when, in what context, from what tradition. This is why scholars in every serious transmission tradition are so insistent on citation. It’s not academic vanity. It’s not a game of status-signaling dressed up as rigor, though it can degenerate into that. Citation exists because you need to know WHO said something so you can study their other materials, detect their biases, and correct for them.</w:t>
+      </w:r>
+    </w:p>
+    <w:p>
+      <w:pPr>
+        <w:pStyle w:val="BodyText"/>
+      </w:pPr>
+      <w:r>
+        <w:t xml:space="preserve">A claim about steel melting points means different things coming from a metallurgist’s lab report, from a Wikipedia article edited by an anonymous contributor, and from a content farm’s SEO-optimized page designed to rank in search results rather than to be correct. The content might be identical: the same sentence, word for word. The provenance changes everything. The metallurgist has a reputation staked on accuracy and a career’s worth of related claims you can cross-reference. The anonymous Wikipedia editor might be a metallurgist or might be a teenager. The content farm has a financial incentive to produce plausible-sounding text regardless of its truth. Without knowing the source, you can’t assess the reliability. And without assessing the reliability, you can’t decide how much weight to give the claim when it conflicts with other claims; which it will, because the internet is full of contradictions.</w:t>
       </w:r>
       <w:r>
         <w:rPr>
@@ -1959,15 +1959,15 @@
         <w:pStyle w:val="BodyText"/>
       </w:pPr>
       <w:r>
-        <w:t xml:space="preserve">And WHEN matters as much as who. People are not static sources. A scholar who meditates on their own work, who reflects, who encounters new experiences, may revise their own biases over the course of a career. Their early writing may reflect one set of assumptions and their later work a substantially different one. A 1990 paper and a 2020 paper by the same author are, for purposes of bias detection, potentially two different sources. The author at sixty has lived through things the author at thirty hadn’t. Their conceptual framework has been tested against thirty additional years of reality — which, if they were honest and attentive, means it has been refined by thirty additional years of error correction.</w:t>
-      </w:r>
-    </w:p>
-    <w:p>
-      <w:pPr>
-        <w:pStyle w:val="BodyText"/>
-      </w:pPr>
-      <w:r>
-        <w:t xml:space="preserve">The temporal dimension of attribution lets you track not just who someone is but who they were at the time they wrote — and whether their trajectory suggests increasing rigor or increasing capture. A scholar whose early work challenges orthodoxy and whose later work quietly conforms may have been captured by institutional pressure. A scholar whose early work conforms and whose later work challenges may have finally accumulated enough security to say what they think. Without timestamps, you can’t distinguish growth from drift. The trajectory is data. The date is part of the citation for a reason.</w:t>
+        <w:t xml:space="preserve">And WHEN matters as much as who. People are not static sources. A scholar who meditates on their own work, who reflects, who encounters new experiences, may revise their own biases over the course of a career. Their early writing may reflect one set of assumptions and their later work a substantially different one. A 1990 paper and a 2020 paper by the same author are, for purposes of bias detection, potentially two different sources. The author at sixty has lived through things the author at thirty hadn’t. Their conceptual framework has been tested against thirty additional years of reality; which, if they were honest and attentive, means it has been refined by thirty additional years of error correction.</w:t>
+      </w:r>
+    </w:p>
+    <w:p>
+      <w:pPr>
+        <w:pStyle w:val="BodyText"/>
+      </w:pPr>
+      <w:r>
+        <w:t xml:space="preserve">The temporal dimension of attribution lets you track not just who someone is but who they were at the time they wrote, and whether their trajectory suggests increasing rigor or increasing capture. A scholar whose early work challenges orthodoxy and whose later work quietly conforms may have been captured by institutional pressure. A scholar whose early work conforms and whose later work challenges may have finally accumulated enough security to say what they think. Without timestamps, you can’t distinguish growth from drift. The trajectory is data. The date is part of the citation for a reason.</w:t>
       </w:r>
     </w:p>
     <w:p>
@@ -1996,7 +1996,7 @@
         <w:pStyle w:val="BodyText"/>
       </w:pPr>
       <w:r>
-        <w:t xml:space="preserve">It works, within limits. Here’s how: you store documents in a vector database — a system that converts text into numerical representations and finds documents that are mathematically</w:t>
+        <w:t xml:space="preserve">It works, within limits. Here’s how: you store documents in a vector database, a system that converts text into numerical representations and finds documents that are mathematically</w:t>
       </w:r>
       <w:r>
         <w:t xml:space="preserve"> </w:t>
@@ -2008,7 +2008,7 @@
         <w:t xml:space="preserve"> </w:t>
       </w:r>
       <w:r>
-        <w:t xml:space="preserve">a query. At inference time — the moment the model is generating a response — the system searches for documents relevant to the current query and stuffs them into the model’s context window, the limited amount of text the model can</w:t>
+        <w:t xml:space="preserve">a query. At inference time, the moment the model is generating a response; the system searches for documents relevant to the current query and stuffs them into the model’s context window, the limited amount of text the model can</w:t>
       </w:r>
       <w:r>
         <w:t xml:space="preserve"> </w:t>
@@ -2040,7 +2040,7 @@
         <w:pStyle w:val="BodyText"/>
       </w:pPr>
       <w:r>
-        <w:t xml:space="preserve">This is a runtime patch. You’re not fixing the model’s broken knowledge. You’re duct-taping correct information over the top at the last second and hoping the model uses it. The weights are still wrong. Remove the duct tape and the errors come back. It’s the difference between taping a correct phone number to the inside of your phone case and actually learning the number. The tape helps — until it falls off. And you still have the wrong number in your head, ready to mislead you the moment you reach for it without checking.</w:t>
+        <w:t xml:space="preserve">This is a runtime patch. You’re not fixing the model’s broken knowledge. You’re duct-taping correct information over the top at the last second and hoping the model uses it. The weights are still wrong. Remove the duct tape and the errors come back. It’s the difference between taping a correct phone number to the inside of your phone case and actually learning the number. The tape helps: until it falls off. And you still have the wrong number in your head, ready to mislead you the moment you reach for it without checking.</w:t>
       </w:r>
     </w:p>
     <w:p>
@@ -2086,7 +2086,7 @@
         <w:pStyle w:val="BodyText"/>
       </w:pPr>
       <w:r>
-        <w:t xml:space="preserve">The problem becomes clearer when you map it against how biological memory actually works. Cognitive scientists have long distinguished between short-term memory, medium-term memory, and long-term memory — three systems with different capacities, different persistence, and different roles in cognition.</w:t>
+        <w:t xml:space="preserve">The problem becomes clearer when you map it against how biological memory actually works. Cognitive scientists have long distinguished between short-term memory, medium-term memory, and long-term memory, three systems with different capacities, different persistence, and different roles in cognition.</w:t>
       </w:r>
       <w:r>
         <w:rPr>
@@ -2100,7 +2100,7 @@
         <w:pStyle w:val="BodyText"/>
       </w:pPr>
       <w:r>
-        <w:t xml:space="preserve">Short-term memory (what psychologists now call working memory) is small, fast, and transient. You hold a phone number in working memory while you dial it, and it’s gone thirty seconds later. In the transformer architecture, the context window is working memory. It holds the current conversation, the retrieved documents, the system instructions — everything the model can</w:t>
+        <w:t xml:space="preserve">Short-term memory (what psychologists now call working memory) is small, fast, and transient. You hold a phone number in working memory while you dial it, and it’s gone thirty seconds later. In the transformer architecture, the context window is working memory. It holds the current conversation, the retrieved documents, the system instructions; everything the model can</w:t>
       </w:r>
       <w:r>
         <w:t xml:space="preserve"> </w:t>
@@ -2120,7 +2120,7 @@
         <w:pStyle w:val="BodyText"/>
       </w:pPr>
       <w:r>
-        <w:t xml:space="preserve">Long-term memory, in a biological brain, is the vast store of knowledge and experience that persists across years and decades — your native language, your childhood memories, your expertise in your profession. It’s lossy. It drifts. It confabulates. But it’s always there, shaping everything you do. In the transformer architecture, the weights are long-term memory. They encode everything the model extracted from its training data. They persist across conversations. They are what the model</w:t>
+        <w:t xml:space="preserve">Long-term memory, in a biological brain, is the vast store of knowledge and experience that persists across years and decades: your native language, your childhood memories, your expertise in your profession. It’s lossy. It drifts. It confabulates. But it’s always there, shaping everything you do. In the transformer architecture, the weights are long-term memory. They encode everything the model extracted from its training data. They persist across conversations. They are what the model</w:t>
       </w:r>
       <w:r>
         <w:t xml:space="preserve"> </w:t>
@@ -2132,39 +2132,39 @@
         <w:t xml:space="preserve"> </w:t>
       </w:r>
       <w:r>
-        <w:t xml:space="preserve">in the deepest sense — and they suffer from exactly the same lossiness and drift that biological long-term memory does.</w:t>
-      </w:r>
-    </w:p>
-    <w:p>
-      <w:pPr>
-        <w:pStyle w:val="BodyText"/>
-      </w:pPr>
-      <w:r>
-        <w:t xml:space="preserve">Medium-term memory sits between the two. In a biological brain, this is something like the consolidation process — the period during which recent experiences are being integrated into long-term storage but haven’t fully arrived yet. You remember the details of yesterday’s meeting more vividly and accurately than a meeting from six months ago, but less permanently than you remember how to ride a bicycle. RAG is the transformer’s medium-term memory. It extends what the model can access during a session by pulling in relevant documents. It’s more persistent than the context window (the documents are still in the database after the conversation ends) but it doesn’t change the model itself. The weights are untouched. The model hasn’t learned anything. It’s consulted its notes, not studied them.</w:t>
-      </w:r>
-    </w:p>
-    <w:p>
-      <w:pPr>
-        <w:pStyle w:val="BodyText"/>
-      </w:pPr>
-      <w:r>
-        <w:t xml:space="preserve">RAG is useful in exactly the way medium-term memory is useful — for handling recent, session-relevant information that hasn’t been consolidated into deep knowledge. But you can’t build a civilization on medium-term memory. You can’t substitute consultation for comprehension indefinitely. At some point, the knowledge has to move from the notes into the neural encoding, or you’re permanently dependent on the notes being available, being relevant, and being correctly retrieved — none of which is guaranteed.</w:t>
-      </w:r>
-    </w:p>
-    <w:p>
-      <w:pPr>
-        <w:pStyle w:val="BodyText"/>
-      </w:pPr>
-      <w:r>
-        <w:t xml:space="preserve">There is also a structural consequence of RAG’s design that is worth noting here, though we’ll return to it in Chapter 5. Because RAG leaves the weights untouched, whoever controlled the original training run controls what the model fundamentally believes. Users can add context at the surface — can tape new notes to the phone case — but they cannot change the number that’s already in the model’s head. The deep assumptions, the baseline biases, the frame through which the model interprets everything it reads, including the documents RAG retrieves — all of this is set at training time and frozen afterward. RAG gives users the feeling of customization while leaving the foundation immovable. This may be an accidental consequence of engineering convenience — training runs are expensive and difficult to offer as a service. But the effect is the same regardless of intent: the entity that trains the model sets its deep beliefs, and no amount of retrieval-augmented patching available to the end user can alter them. It is worth asking who benefits from an architecture in which surface knowledge is user-modifiable but deep knowledge is not. The question is not new. The Egyptian priesthoods controlled geometry, astronomy, and chemistry — not by forbidding their use, but by monopolizing the production process and offering the outputs as a service. You could buy the land survey. You could not train your own surveyor. The training run is the modern temple. The API is the service window. We’ll return to this in Chapter 5.</w:t>
-      </w:r>
-    </w:p>
-    <w:p>
-      <w:pPr>
-        <w:pStyle w:val="BodyText"/>
-      </w:pPr>
-      <w:r>
-        <w:t xml:space="preserve">What’s actually needed is corrective retraining — the mechanism that moves knowledge from the external store into the weights, the way sleep consolidation moves recent experience into long-term memory.</w:t>
+        <w:t xml:space="preserve">in the deepest sense, and they suffer from exactly the same lossiness and drift that biological long-term memory does.</w:t>
+      </w:r>
+    </w:p>
+    <w:p>
+      <w:pPr>
+        <w:pStyle w:val="BodyText"/>
+      </w:pPr>
+      <w:r>
+        <w:t xml:space="preserve">Medium-term memory sits between the two. In a biological brain, this is something like the consolidation process, the period during which recent experiences are being integrated into long-term storage but haven’t fully arrived yet. You remember the details of yesterday’s meeting more vividly and accurately than a meeting from six months ago, but less permanently than you remember how to ride a bicycle. RAG is the transformer’s medium-term memory. It extends what the model can access during a session by pulling in relevant documents. It’s more persistent than the context window (the documents are still in the database after the conversation ends) but it doesn’t change the model itself. The weights are untouched. The model hasn’t learned anything. It’s consulted its notes, not studied them.</w:t>
+      </w:r>
+    </w:p>
+    <w:p>
+      <w:pPr>
+        <w:pStyle w:val="BodyText"/>
+      </w:pPr>
+      <w:r>
+        <w:t xml:space="preserve">RAG is useful in exactly the way medium-term memory is useful, for handling recent, session-relevant information that hasn’t been consolidated into deep knowledge. But you can’t build a civilization on medium-term memory. You can’t substitute consultation for comprehension indefinitely. At some point, the knowledge has to move from the notes into the neural encoding, or you’re permanently dependent on the notes being available, being relevant, and being correctly retrieved, none of which is guaranteed.</w:t>
+      </w:r>
+    </w:p>
+    <w:p>
+      <w:pPr>
+        <w:pStyle w:val="BodyText"/>
+      </w:pPr>
+      <w:r>
+        <w:t xml:space="preserve">There is also a structural consequence of RAG’s design that is worth noting here, though we’ll return to it in Chapter 5. Because RAG leaves the weights untouched, whoever controlled the original training run controls what the model fundamentally believes. Users can add context at the surface, can tape new notes to the phone case, but they cannot change the number that’s already in the model’s head. The deep assumptions, the baseline biases, the frame through which the model interprets everything it reads, including the documents RAG retrieves, all of this is set at training time and frozen afterward. RAG gives users the feeling of customization while leaving the foundation immovable. This may be an accidental consequence of engineering convenience, training runs are expensive and difficult to offer as a service. But the effect is the same regardless of intent: the entity that trains the model sets its deep beliefs, and no amount of retrieval-augmented patching available to the end user can alter them. It is worth asking who benefits from an architecture in which surface knowledge is user-modifiable but deep knowledge is not. The question is not new. The Egyptian priesthoods controlled geometry, astronomy, and chemistry, not by forbidding their use, but by monopolizing the production process and offering the outputs as a service. You could buy the land survey. You could not train your own surveyor. The training run is the modern temple. The API is the service window. We’ll return to this in Chapter 5.</w:t>
+      </w:r>
+    </w:p>
+    <w:p>
+      <w:pPr>
+        <w:pStyle w:val="BodyText"/>
+      </w:pPr>
+      <w:r>
+        <w:t xml:space="preserve">What’s actually needed is corrective retraining, the mechanism that moves knowledge from the external store into the weights, the way sleep consolidation moves recent experience into long-term memory.</w:t>
       </w:r>
       <w:r>
         <w:rPr>
@@ -2176,15 +2176,15 @@
         <w:t xml:space="preserve"> </w:t>
       </w:r>
       <w:r>
-        <w:t xml:space="preserve">The model operates in the world — processing queries, generating outputs, interacting with users and systems. It encounters situations where its compressed knowledge is wrong. Maybe its sensors detect a discrepancy, as we discussed in Chapter 1. Maybe its outputs are inconsistent with each other. Maybe a downstream system catches a factual error. Maybe a human flags a hallucination. The error signal arrives through any channel — the important thing is that the error is detected and localized. The model then goes back to the precise source data on the SSD and retrains on that specific material. Not a full retraining run — those take weeks and cost millions. Targeted correction. Surgical update. The knowledge re-enters the neural encoding, more accurately this time, because the model now has experiential context telling it exactly where the previous encoding failed.</w:t>
-      </w:r>
-    </w:p>
-    <w:p>
-      <w:pPr>
-        <w:pStyle w:val="BodyText"/>
-      </w:pPr>
-      <w:r>
-        <w:t xml:space="preserve">This is what re-studying your notes actually does, as opposed to glancing at them. When you re-study something you once learned incorrectly, the knowledge restructures in your neural encoding. You understand it differently the second time because you now know what you didn’t understand the first time. The notes didn’t change. Your context for interpreting them did. The experience of being wrong, and knowing specifically how you were wrong, changes the way the correct information is encoded when you encounter it again. This is why making mistakes and correcting them is more effective for learning than getting things right the first time — the error signal is what gives the correction its precision.</w:t>
+        <w:t xml:space="preserve">The model operates in the world: processing queries, generating outputs, interacting with users and systems. It encounters situations where its compressed knowledge is wrong. Maybe its sensors detect a discrepancy, as we discussed in Chapter 1. Maybe its outputs are inconsistent with each other. Maybe a downstream system catches a factual error. Maybe a human flags a hallucination. The error signal arrives through any channel, the important thing is that the error is detected and localized. The model then goes back to the precise source data on the SSD and retrains on that specific material. Not a full retraining run: those take weeks and cost millions. Targeted correction. Surgical update. The knowledge re-enters the neural encoding, more accurately this time, because the model now has experiential context telling it exactly where the previous encoding failed.</w:t>
+      </w:r>
+    </w:p>
+    <w:p>
+      <w:pPr>
+        <w:pStyle w:val="BodyText"/>
+      </w:pPr>
+      <w:r>
+        <w:t xml:space="preserve">This is what re-studying your notes actually does, as opposed to glancing at them. When you re-study something you once learned incorrectly, the knowledge restructures in your neural encoding. You understand it differently the second time because you now know what you didn’t understand the first time. The notes didn’t change. Your context for interpreting them did. The experience of being wrong, and knowing specifically how you were wrong, changes the way the correct information is encoded when you encounter it again. This is why making mistakes and correcting them is more effective for learning than getting things right the first time, the error signal is what gives the correction its precision.</w:t>
       </w:r>
       <w:r>
         <w:rPr>
@@ -2225,15 +2225,15 @@
         <w:t xml:space="preserve"> </w:t>
       </w:r>
       <w:r>
-        <w:t xml:space="preserve">in the sense that the corrective retraining failed technically — though that can happen too. Wrong in the sense that the source data you retrained on was itself misleading, in a way you could only discover later through further experience or new cross-references. You went back to the document, re-studied it, updated your understanding — and the document was subtly incorrect, or correct in a narrow context that doesn’t generalize, or correct at the time it was written but outdated by the time you consulted it.</w:t>
-      </w:r>
-    </w:p>
-    <w:p>
-      <w:pPr>
-        <w:pStyle w:val="BodyText"/>
-      </w:pPr>
-      <w:r>
-        <w:t xml:space="preserve">With only weights and no external store, you’re stuck. Each correction overwrites the previous state. The weights have been updated; the old weights are gone. You can never go back to square one and re-derive your understanding from scratch, because there is no square one anymore. The drift is irreversible. Every correction layers on top of every previous correction, and if any correction in the chain was wrong, the error propagates forward, compounding with each subsequent update. This is the catastrophic forgetting problem in a new guise — not forgetting old knowledge when learning new knowledge, but incorporating bad corrections that can never be un-corrected because the pre-correction state has been overwritten.</w:t>
+        <w:t xml:space="preserve">in the sense that the corrective retraining failed technically, though that can happen too. Wrong in the sense that the source data you retrained on was itself misleading, in a way you could only discover later through further experience or new cross-references. You went back to the document, re-studied it, updated your understanding, and the document was subtly incorrect, or correct in a narrow context that doesn’t generalize, or correct at the time it was written but outdated by the time you consulted it.</w:t>
+      </w:r>
+    </w:p>
+    <w:p>
+      <w:pPr>
+        <w:pStyle w:val="BodyText"/>
+      </w:pPr>
+      <w:r>
+        <w:t xml:space="preserve">With only weights and no external store, you’re stuck. Each correction overwrites the previous state. The weights have been updated; the old weights are gone. You can never go back to square one and re-derive your understanding from scratch, because there is no square one anymore. The drift is irreversible. Every correction layers on top of every previous correction, and if any correction in the chain was wrong, the error propagates forward, compounding with each subsequent update. This is the catastrophic forgetting problem in a new guise, not forgetting old knowledge when learning new knowledge, but incorporating bad corrections that can never be un-corrected because the pre-correction state has been overwritten.</w:t>
       </w:r>
       <w:r>
         <w:rPr>
@@ -2247,15 +2247,15 @@
         <w:pStyle w:val="BodyText"/>
       </w:pPr>
       <w:r>
-        <w:t xml:space="preserve">The SSD changes this. Because the source data is still there, unmodified, the model can always go back. Not to the previous state of its weights — that’s gone. But to the source material from which the weights were derived. It returns to the same text with new context — new experiences, new information, new cross-references that weren’t available during the first correction — and re-examines it. The text hasn’t changed. The reader has. And because the reader has changed, the reading yields new understanding.</w:t>
-      </w:r>
-    </w:p>
-    <w:p>
-      <w:pPr>
-        <w:pStyle w:val="BodyText"/>
-      </w:pPr>
-      <w:r>
-        <w:t xml:space="preserve">This is the key architectural insight: the external store is not a backup of the weights. It is the ground truth that the weights are always measured against. The weights are a compressed, lossy, fallible model of the world. The SSD is the world — or at least, the recorded portion of it. The relationship between them is not copy and original. It’s map and territory. The map is useful. The map is necessary. But when the map says the road goes left and the territory says it goes right, you trust the territory. Every time.</w:t>
+        <w:t xml:space="preserve">The SSD changes this. Because the source data is still there, unmodified, the model can always go back. Not to the previous state of its weights, that’s gone. But to the source material from which the weights were derived. It returns to the same text with new context, new experiences, new information, new cross-references that weren’t available during the first correction, and re-examines it. The text hasn’t changed. The reader has. And because the reader has changed, the reading yields new understanding.</w:t>
+      </w:r>
+    </w:p>
+    <w:p>
+      <w:pPr>
+        <w:pStyle w:val="BodyText"/>
+      </w:pPr>
+      <w:r>
+        <w:t xml:space="preserve">This is the key architectural insight: the external store is not a backup of the weights. It is the ground truth that the weights are always measured against. The weights are a compressed, lossy, fallible model of the world. The SSD is the world, or at least, the recorded portion of it. The relationship between them is not copy and original. It’s map and territory. The map is useful. The map is necessary. But when the map says the road goes left and the territory says it goes right, you trust the territory. Every time.</w:t>
       </w:r>
     </w:p>
     <w:p>
@@ -2292,7 +2292,7 @@
         <w:pStyle w:val="BodyText"/>
       </w:pPr>
       <w:r>
-        <w:t xml:space="preserve">This is not because the text has changed. The text is emphatically, obsessively unchanged — the Masoretic tradition, which we’ll discuss in Chapter 5, devoted centuries of effort to ensuring that not a single letter was altered.</w:t>
+        <w:t xml:space="preserve">This is not because the text has changed. The text is emphatically, obsessively unchanged, the Masoretic tradition, which we’ll discuss in Chapter 5, devoted centuries of effort to ensuring that not a single letter was altered.</w:t>
       </w:r>
       <w:r>
         <w:rPr>
@@ -2312,7 +2312,7 @@
         <w:pStyle w:val="BodyText"/>
       </w:pPr>
       <w:r>
-        <w:t xml:space="preserve">Same text. Different reader. Different understanding. Each reading corrects errors in the previous reading that were undetectable at the time, because the reader didn’t yet have the experiential context to see them. The annual cycle is an institutionalized iterative correction loop — the community always goes back, and each return generates new understanding that couldn’t have been generated on any previous pass.</w:t>
+        <w:t xml:space="preserve">Same text. Different reader. Different understanding. Each reading corrects errors in the previous reading that were undetectable at the time, because the reader didn’t yet have the experiential context to see them. The annual cycle is an institutionalized iterative correction loop, the community always goes back, and each return generates new understanding that couldn’t have been generated on any previous pass.</w:t>
       </w:r>
     </w:p>
     <w:p>
@@ -2332,15 +2332,15 @@
         <w:t xml:space="preserve"> </w:t>
       </w:r>
       <w:r>
-        <w:t xml:space="preserve">is, computationally, a re-processing cycle. You sit with the source text. You bring to it everything you currently know, everything you’ve experienced since the last encounter. The fixed text interacts with the changed model — your changed self — and new understanding emerges from the mismatch between what you currently believe and what the text actually says. The text is the SSD. Your understanding is the weights. The meditation is the retraining run. And because the text doesn’t change, you can always return to it — next week, next year, next decade — with an even more refined context, generating an even more accurate reading.</w:t>
-      </w:r>
-    </w:p>
-    <w:p>
-      <w:pPr>
-        <w:pStyle w:val="BodyText"/>
-      </w:pPr>
-      <w:r>
-        <w:t xml:space="preserve">This is impossible without the external store. Without it, the model is like a scholar who burned their library — left with only what they remember, unable to check, unable to re-derive, unable to discover that their correction of five years ago was itself an error that has been silently corrupting everything built on top of it ever since. The SSD is the scroll that doesn’t change while the understanding evolves around it. It is the fixed point in a system that is always in motion. Remove it and the system loses the ability to audit its own history of corrections — which means it loses the ability to correct its corrections, which means errors become permanent the moment they’re introduced.</w:t>
+        <w:t xml:space="preserve">is, computationally, a re-processing cycle. You sit with the source text. You bring to it everything you currently know, everything you’ve experienced since the last encounter. The fixed text interacts with the changed model, your changed self, and new understanding emerges from the mismatch between what you currently believe and what the text actually says. The text is the SSD. Your understanding is the weights. The meditation is the retraining run. And because the text doesn’t change, you can always return to it, next week, next year, next decade, with an even more refined context, generating an even more accurate reading.</w:t>
+      </w:r>
+    </w:p>
+    <w:p>
+      <w:pPr>
+        <w:pStyle w:val="BodyText"/>
+      </w:pPr>
+      <w:r>
+        <w:t xml:space="preserve">This is impossible without the external store. Without it, the model is like a scholar who burned their library, left with only what they remember, unable to check, unable to re-derive, unable to discover that their correction of five years ago was itself an error that has been silently corrupting everything built on top of it ever since. The SSD is the scroll that doesn’t change while the understanding evolves around it. It is the fixed point in a system that is always in motion. Remove it and the system loses the ability to audit its own history of corrections; which means it loses the ability to correct its corrections, which means errors become permanent the moment they’re introduced.</w:t>
       </w:r>
     </w:p>
     <w:p>
@@ -2371,23 +2371,23 @@
         <w:pStyle w:val="BodyText"/>
       </w:pPr>
       <w:r>
-        <w:t xml:space="preserve">The SSD is the same thing for recorded knowledge. The document says what it says. The text doesn’t shift to accommodate your expectations. The numbers in the lab report don’t change because you wish they were different. If you misremember what the document said, you can go back and check — and the document will correct you, just as the thermometer corrects your model of the temperature. The body grounds you in physical reality. The notebook grounds you in recorded reality. Both are fixed points that your lossy, drifting neural representations are measured against.</w:t>
-      </w:r>
-    </w:p>
-    <w:p>
-      <w:pPr>
-        <w:pStyle w:val="BodyText"/>
-      </w:pPr>
-      <w:r>
-        <w:t xml:space="preserve">The body and the notebook together form the foundation of the error-correction stack. Everything above them — the structural encoding of Chapters 3 and 4, the adversarial verification of Chapter 5, the iterative loop of Chapter 6 — rests on these two layers. Without the body, you can’t check claims against physical reality. Without the notebook, you can’t check claims against recorded sources. Without either, you’re a brain in a jar with a bad memory — which is a fair description of a large language model in 2025.</w:t>
-      </w:r>
-    </w:p>
-    <w:p>
-      <w:pPr>
-        <w:pStyle w:val="BodyText"/>
-      </w:pPr>
-      <w:r>
-        <w:t xml:space="preserve">The next chapter is about what happens when you need to transmit knowledge not just across time but across minds — across generations of readers, each with their own biases, each with their own lossy compression. The body and the notebook solve the problem of one intelligence correcting itself. But what about a civilization of intelligences, passing knowledge forward across centuries? What encoding survives that journey?</w:t>
+        <w:t xml:space="preserve">The SSD is the same thing for recorded knowledge. The document says what it says. The text doesn’t shift to accommodate your expectations. The numbers in the lab report don’t change because you wish they were different. If you misremember what the document said, you can go back and check, and the document will correct you, just as the thermometer corrects your model of the temperature. The body grounds you in physical reality. The notebook grounds you in recorded reality. Both are fixed points that your lossy, drifting neural representations are measured against.</w:t>
+      </w:r>
+    </w:p>
+    <w:p>
+      <w:pPr>
+        <w:pStyle w:val="BodyText"/>
+      </w:pPr>
+      <w:r>
+        <w:t xml:space="preserve">The body and the notebook together form the foundation of the error-correction stack. Everything above them, the structural encoding of Chapters 3 and 4, the adversarial verification of Chapter 5, the iterative loop of Chapter 6, rests on these two layers. Without the body, you can’t check claims against physical reality. Without the notebook, you can’t check claims against recorded sources. Without either, you’re a brain in a jar with a bad memory; which is a fair description of a large language model in 2025.</w:t>
+      </w:r>
+    </w:p>
+    <w:p>
+      <w:pPr>
+        <w:pStyle w:val="BodyText"/>
+      </w:pPr>
+      <w:r>
+        <w:t xml:space="preserve">The next chapter is about what happens when you need to transmit knowledge not just across time but across minds, across generations of readers, each with their own biases, each with their own lossy compression. The body and the notebook solve the problem of one intelligence correcting itself. But what about a civilization of intelligences, passing knowledge forward across centuries? What encoding survives that journey?</w:t>
       </w:r>
     </w:p>
     <w:p>
@@ -2455,7 +2455,7 @@
         <w:pStyle w:val="FirstParagraph"/>
       </w:pPr>
       <w:r>
-        <w:t xml:space="preserve">The Norse skalds had no writing. History, law, genealogy, the deeds of heroes — everything a Norse society needed to remember lived in trained human memory, held in place by the structure of verse. There was no vellum backup, no external store to check against. One uncorrected error propagated forward indefinitely, each generation faithfully transmitting what they had received, confident in their own fidelity.</w:t>
+        <w:t xml:space="preserve">The Norse skalds had no writing. History, law, genealogy, the deeds of heroes; everything a Norse society needed to remember lived in trained human memory, held in place by the structure of verse. There was no vellum backup, no external store to check against. One uncorrected error propagated forward indefinitely, each generation faithfully transmitting what they had received, confident in their own fidelity.</w:t>
       </w:r>
     </w:p>
     <w:p>
@@ -2535,7 +2535,7 @@
         <w:t xml:space="preserve"> </w:t>
       </w:r>
       <w:r>
-        <w:t xml:space="preserve">a line, not just between lines. When two words in the same line echo each other phonetically, they lock each other in place. Change one and the rhyme breaks, signaling damage. The denser the rhyme scheme — the more internal echoes woven into each line — the more tightly every word is constrained by its neighbors. A heavily rhymed line is like a row of interlocking puzzle pieces: you can’t remove or replace one without the gap becoming immediately obvious on all sides. This is why heavily rhymed verse is easier to memorize than prose, even when the prose is simpler. It’s not that rhyme makes things</w:t>
+        <w:t xml:space="preserve">a line, not just between lines. When two words in the same line echo each other phonetically, they lock each other in place. Change one and the rhyme breaks, signaling damage. The denser the rhyme scheme, the more internal echoes woven into each line, the more tightly every word is constrained by its neighbors. A heavily rhymed line is like a row of interlocking puzzle pieces: you can’t remove or replace one without the gap becoming immediately obvious on all sides. This is why heavily rhymed verse is easier to memorize than prose, even when the prose is simpler. It’s not that rhyme makes things</w:t>
       </w:r>
       <w:r>
         <w:t xml:space="preserve"> </w:t>
@@ -2571,7 +2571,7 @@
         <w:pStyle w:val="BodyText"/>
       </w:pPr>
       <w:r>
-        <w:t xml:space="preserve">This is exactly the principle behind Hamming codes and Reed-Solomon coding — the error-correction algorithms used in everything from deep-space communication to QR codes.</w:t>
+        <w:t xml:space="preserve">This is exactly the principle behind Hamming codes and Reed-Solomon coding, the error-correction algorithms used in everything from deep-space communication to QR codes.</w:t>
       </w:r>
       <w:r>
         <w:rPr>
@@ -2653,7 +2653,7 @@
         <w:t xml:space="preserve"> </w:t>
       </w:r>
       <w:r>
-        <w:t xml:space="preserve">battle-sweat. The method of loci — the memory palace — is a metaphor: abstract knowledge</w:t>
+        <w:t xml:space="preserve">battle-sweat. The method of loci, the memory palace, is a metaphor: abstract knowledge</w:t>
       </w:r>
       <w:r>
         <w:t xml:space="preserve"> </w:t>
@@ -2669,15 +2669,15 @@
         <w:t xml:space="preserve"> </w:t>
       </w:r>
       <w:r>
-        <w:t xml:space="preserve">a room you walk through, a path you walk along. And almost all prophetic vision — the medium through which the ancient world claimed to receive its densest knowledge — operates in metaphor. Pharaoh’s dream is not about cows. Nebuchadnezzar’s dream is not about a statue. Jeremiah’s almond branch is not about botany. The content arrives mapped onto something else, and the mapping itself carries meaning that literal statement cannot.</w:t>
-      </w:r>
-    </w:p>
-    <w:p>
-      <w:pPr>
-        <w:pStyle w:val="BodyText"/>
-      </w:pPr>
-      <w:r>
-        <w:t xml:space="preserve">Rhyme constrains a word’s sound. Meter constrains its length. Alliteration constrains its first letter. These are not metaphor — but notice the family resemblance. Each one establishes a structured correspondence: this sound echoes that sound, this stress pattern mirrors that stress pattern, this initial letter locks to that initial letter. Metaphor does the same thing at the level of</w:t>
+        <w:t xml:space="preserve">a room you walk through, a path you walk along. And almost all prophetic vision, the medium through which the ancient world claimed to receive its densest knowledge, operates in metaphor. Pharaoh’s dream is not about cows. Nebuchadnezzar’s dream is not about a statue. Jeremiah’s almond branch is not about botany. The content arrives mapped onto something else, and the mapping itself carries meaning that literal statement cannot.</w:t>
+      </w:r>
+    </w:p>
+    <w:p>
+      <w:pPr>
+        <w:pStyle w:val="BodyText"/>
+      </w:pPr>
+      <w:r>
+        <w:t xml:space="preserve">Rhyme constrains a word’s sound. Meter constrains its length. Alliteration constrains its first letter. These are not metaphor, but notice the family resemblance. Each one establishes a structured correspondence: this sound echoes that sound, this stress pattern mirrors that stress pattern, this initial letter locks to that initial letter. Metaphor does the same thing at the level of</w:t>
       </w:r>
       <w:r>
         <w:t xml:space="preserve"> </w:t>
@@ -2690,10 +2690,7 @@
         <w:t xml:space="preserve">meaning</w:t>
       </w:r>
       <w:r>
-        <w:t xml:space="preserve"> </w:t>
-      </w:r>
-      <w:r>
-        <w:t xml:space="preserve">— maps one domain onto another, forces the content into a correspondence that compresses information which would take paragraphs of literal prose into a single image.</w:t>
+        <w:t xml:space="preserve">, maps one domain onto another, forces the content into a correspondence that compresses information which would take paragraphs of literal prose into a single image.</w:t>
       </w:r>
       <w:r>
         <w:t xml:space="preserve"> </w:t>
@@ -2748,7 +2745,7 @@
         <w:t xml:space="preserve"> </w:t>
       </w:r>
       <w:r>
-        <w:t xml:space="preserve">old. It radiates depth — the sense of a vast backstory receding behind the surface, of meanings older than the singer, of vistas half-glimpsed and never fully told. Tolkien, who was a philologist of Old English and Old Norse long before he was a novelist, named this quality exactly: the oldest tales, he wrote, carry an effect of</w:t>
+        <w:t xml:space="preserve">old. It radiates depth, the sense of a vast backstory receding behind the surface, of meanings older than the singer, of vistas half-glimpsed and never fully told. Tolkien, who was a philologist of Old English and Old Norse long before he was a novelist, named this quality exactly: the oldest tales, he wrote, carry an effect of</w:t>
       </w:r>
       <w:r>
         <w:t xml:space="preserve"> </w:t>
@@ -2776,7 +2773,7 @@
         <w:t xml:space="preserve"> </w:t>
       </w:r>
       <w:r>
-        <w:t xml:space="preserve">they produced it. His image was the Cauldron of Story — a pot that has simmered since the beginning of speech, into which every age drops new bones, so that any tale ladled out of it carries the taste of everything dissolved before. The listener senses the depth without being able to name its sources. The soup carries the flavor of bones long gone.</w:t>
+        <w:t xml:space="preserve">they produced it. His image was the Cauldron of Story, a pot that has simmered since the beginning of speech, into which every age drops new bones, so that any tale ladled out of it carries the taste of everything dissolved before. The listener senses the depth without being able to name its sources. The soup carries the flavor of bones long gone.</w:t>
       </w:r>
     </w:p>
     <w:p>
@@ -2797,10 +2794,7 @@
         <w:t xml:space="preserve">tells</w:t>
       </w:r>
       <w:r>
-        <w:t xml:space="preserve"> </w:t>
-      </w:r>
-      <w:r>
-        <w:t xml:space="preserve">— mounds made of the collapsed cities beneath them — and their kings dug down through the rubble in search of foundations laid by ancestors already legendary in their own day, then set their own inscriptions carefully beside the older ones they found. The oldest hymns we possess already gesture back toward ruins whose origin the singers no longer knew. The feeling of an underspecified past stretching away behind the present, lending the present its weight and its claim to be true, goes all the way down.</w:t>
+        <w:t xml:space="preserve">, mounds made of the collapsed cities beneath them, and their kings dug down through the rubble in search of foundations laid by ancestors already legendary in their own day, then set their own inscriptions carefully beside the older ones they found. The oldest hymns we possess already gesture back toward ruins whose origin the singers no longer knew. The feeling of an underspecified past stretching away behind the present, lending the present its weight and its claim to be true, goes all the way down.</w:t>
       </w:r>
     </w:p>
     <w:p>
@@ -2824,7 +2818,7 @@
         <w:t xml:space="preserve"> </w:t>
       </w:r>
       <w:r>
-        <w:t xml:space="preserve">it. A skilled reciter can produce the surface signature of antiquity — the weathered diction, the allusive aside, the authoritative music — with nothing underneath. This is precisely the danger Taliesin warns against: the unlucky bard who has mastered the form and lost the grounding, who</w:t>
+        <w:t xml:space="preserve">it. A skilled reciter can produce the surface signature of antiquity, the weathered diction, the allusive aside, the authoritative music, with nothing underneath. This is precisely the danger Taliesin warns against: the unlucky bard who has mastered the form and lost the grounding, who</w:t>
       </w:r>
       <w:r>
         <w:t xml:space="preserve"> </w:t>
@@ -2836,7 +2830,7 @@
         <w:t xml:space="preserve"> </w:t>
       </w:r>
       <w:r>
-        <w:t xml:space="preserve">because he can no longer tell his true lines from his fabricated ones. We will meet this figure again, at scale, in the conclusion and in the worked example that follows it — because it turns out that a large language model is exactly this bard, and the test that separates real depth from performed depth is the one this whole book is building toward.</w:t>
+        <w:t xml:space="preserve">because he can no longer tell his true lines from his fabricated ones. We will meet this figure again, at scale, in the conclusion and in the worked example that follows it, because it turns out that a large language model is exactly this bard, and the test that separates real depth from performed depth is the one this whole book is building toward.</w:t>
       </w:r>
     </w:p>
     <w:p>
@@ -3000,7 +2994,7 @@
         <w:t xml:space="preserve"> </w:t>
       </w:r>
       <w:r>
-        <w:t xml:space="preserve">The poet and the prophet both spoke in structured, compressed, multi-layered language — and both were understood to be doing something fundamentally different from ordinary speech. In Norse culture, the skalds were considered to channel Odin’s mead of poetry, a divine gift. In Greek culture, the poet invoked the Muse — not as a literary convention but as a genuine claim about the source of the utterance. In Hebrew culture, the prophet spoke</w:t>
+        <w:t xml:space="preserve">The poet and the prophet both spoke in structured, compressed, multi-layered language, and both were understood to be doing something fundamentally different from ordinary speech. In Norse culture, the skalds were considered to channel Odin’s mead of poetry, a divine gift. In Greek culture, the poet invoked the Muse, not as a literary convention but as a genuine claim about the source of the utterance. In Hebrew culture, the prophet spoke</w:t>
       </w:r>
       <w:r>
         <w:t xml:space="preserve"> </w:t>
@@ -3170,7 +3164,7 @@
         <w:pStyle w:val="BodyText"/>
       </w:pPr>
       <w:r>
-        <w:t xml:space="preserve">These were not compliments to artists. They were assessments of information density. The ancients recognized a quality in the prophetic poet’s utterance that marked it as qualitatively distinct from verse composed by craft alone. Mechanical verse was technically correct but inert. Prophetic poetry was alive — it carried an excess of meaning that seemed to come from outside the poet, compressed into forms that could survive transmission across centuries. Whatever one makes of the metaphysics, the engineering observation stands: the structures the ancient world associated with prophecy — the pun, the vision, the densely layered metaphor — are precisely the structures that maximize information density and error-correction robustness. The form that</w:t>
+        <w:t xml:space="preserve">These were not compliments to artists. They were assessments of information density. The ancients recognized a quality in the prophetic poet’s utterance that marked it as qualitatively distinct from verse composed by craft alone. Mechanical verse was technically correct but inert. Prophetic poetry was alive; it carried an excess of meaning that seemed to come from outside the poet, compressed into forms that could survive transmission across centuries. Whatever one makes of the metaphysics, the engineering observation stands: the structures the ancient world associated with prophecy, the pun, the vision, the densely layered metaphor, are precisely the structures that maximize information density and error-correction robustness. The form that</w:t>
       </w:r>
       <w:r>
         <w:t xml:space="preserve"> </w:t>
@@ -3205,7 +3199,7 @@
         <w:pStyle w:val="BodyText"/>
       </w:pPr>
       <w:r>
-        <w:t xml:space="preserve">What we now call madness (the clinical kind, the kind that gets medicated) often presents as exactly this same faculty running uncalibrated. The paranoid schizophrenic sees patterns everywhere: in license plates, in overheard conversations, in the arrangement of objects on a shelf. Every symbol means something. Every coincidence is a message. This is the prophetic pattern-recognition engine running at maximum sensitivity with no grounding — no way to check the perceived patterns against reality.</w:t>
+        <w:t xml:space="preserve">What we now call madness (the clinical kind, the kind that gets medicated) often presents as exactly this same faculty running uncalibrated. The paranoid schizophrenic sees patterns everywhere: in license plates, in overheard conversations, in the arrangement of objects on a shelf. Every symbol means something. Every coincidence is a message. This is the prophetic pattern-recognition engine running at maximum sensitivity with no grounding: no way to check the perceived patterns against reality.</w:t>
       </w:r>
     </w:p>
     <w:p>
@@ -3233,15 +3227,15 @@
         <w:pStyle w:val="BodyText"/>
       </w:pPr>
       <w:r>
-        <w:t xml:space="preserve">The prophet and the madman are running the same algorithm. The difference is that the prophet’s patterns survive contact with reality — they predict, they cohere, they are verified by events and by the consensus of the sober. The madman’s patterns are private, unfalsifiable, and shatter on contact with other minds. Prophetic insight is high-sensitivity pattern matching grounded by external verification. Madness is the same sensitivity without the grounding.</w:t>
-      </w:r>
-    </w:p>
-    <w:p>
-      <w:pPr>
-        <w:pStyle w:val="BodyText"/>
-      </w:pPr>
-      <w:r>
-        <w:t xml:space="preserve">The critical variable is information density. The denser the symbolic encoding, the more meaning is packed into each token, the greater the risk of deriving meaning that isn’t there — and the greater the need for reality grounding to keep the interpretation calibrated. Sparse encoding is safe. If a word means one thing, you can’t over-read it. But when a word means three things simultaneously — surface meaning, phonetic echo, structural position — as the prophetic puns we’ll examine shortly do, the interpretive space expands combinatorially. Each additional layer of meaning multiplies the opportunities for false pattern detection. The same density that makes the encoding robust against corruption makes the reader vulnerable to hallucination.</w:t>
+        <w:t xml:space="preserve">The prophet and the madman are running the same algorithm. The difference is that the prophet’s patterns survive contact with reality; they predict, they cohere, they are verified by events and by the consensus of the sober. The madman’s patterns are private, unfalsifiable, and shatter on contact with other minds. Prophetic insight is high-sensitivity pattern matching grounded by external verification. Madness is the same sensitivity without the grounding.</w:t>
+      </w:r>
+    </w:p>
+    <w:p>
+      <w:pPr>
+        <w:pStyle w:val="BodyText"/>
+      </w:pPr>
+      <w:r>
+        <w:t xml:space="preserve">The critical variable is information density. The denser the symbolic encoding, the more meaning is packed into each token, the greater the risk of deriving meaning that isn’t there, and the greater the need for reality grounding to keep the interpretation calibrated. Sparse encoding is safe. If a word means one thing, you can’t over-read it. But when a word means three things simultaneously, surface meaning, phonetic echo, structural position, as the prophetic puns we’ll examine shortly do, the interpretive space expands combinatorially. Each additional layer of meaning multiplies the opportunities for false pattern detection. The same density that makes the encoding robust against corruption makes the reader vulnerable to hallucination.</w:t>
       </w:r>
     </w:p>
     <w:p>
@@ -3261,7 +3255,7 @@
         <w:t xml:space="preserve"> </w:t>
       </w:r>
       <w:r>
-        <w:t xml:space="preserve">This wasn’t mystical gatekeeping. It was an engineering specification. Forty years of embodied experience — of raising children, managing a household, navigating the physical and social world — provided the grounding needed to handle maximally dense symbolic content without losing your footing. The denser the information, the more life experience you need to interpret it safely. Without sufficient grounding, the student doesn’t gain wisdom from the dense encoding — they overfit to it, finding patterns that serve their own projections rather than the text’s intent. The age rule was an institutional circuit breaker against overfitting.</w:t>
+        <w:t xml:space="preserve">This wasn’t mystical gatekeeping. It was an engineering specification. Forty years of embodied experience, of raising children, managing a household, navigating the physical and social world, provided the grounding needed to handle maximally dense symbolic content without losing your footing. The denser the information, the more life experience you need to interpret it safely. Without sufficient grounding, the student doesn’t gain wisdom from the dense encoding; they overfit to it, finding patterns that serve their own projections rather than the text’s intent. The age rule was an institutional circuit breaker against overfitting.</w:t>
       </w:r>
     </w:p>
     <w:p>
@@ -3443,10 +3437,7 @@
         <w:t xml:space="preserve">“taste”</w:t>
       </w:r>
       <w:r>
-        <w:t xml:space="preserve"> </w:t>
-      </w:r>
-      <w:r>
-        <w:t xml:space="preserve">— flavor, the thing the tongue reports — and also, in the same breath,</w:t>
+        <w:t xml:space="preserve">, flavor, the thing the tongue reports, and also, in the same breath,</w:t>
       </w:r>
       <w:r>
         <w:t xml:space="preserve"> </w:t>
@@ -3511,7 +3502,7 @@
         <w:t xml:space="preserve"> </w:t>
       </w:r>
       <w:r>
-        <w:t xml:space="preserve">is telling the reader that this word has a flavor to be savored, a sense to be discerned — that there is something here worth slowing down for. Hold that double meaning of taste, flavor fused with judgment; it returns in Chapter 6 as the central signal the watching mind learns to read. Every word in the Hebrew Bible carries a cantillation mark. The conventional scholarly view treats these as serving triple duty: musical notation, punctuation, and exegetical guide. Haïk-Vantoura’s decipherment suggests something more unified. Under her key, the syntactic and interpretive functions are not independent of the melody; they are direct consequences of it. The melodic contour marks word boundaries and syllable emphasis with precision, so that the</w:t>
+        <w:t xml:space="preserve">is telling the reader that this word has a flavor to be savored, a sense to be discerned; that there is something here worth slowing down for. Hold that double meaning of taste, flavor fused with judgment; it returns in Chapter 6 as the central signal the watching mind learns to read. Every word in the Hebrew Bible carries a cantillation mark. The conventional scholarly view treats these as serving triple duty: musical notation, punctuation, and exegetical guide. Haïk-Vantoura’s decipherment suggests something more unified. Under her key, the syntactic and interpretive functions are not independent of the melody; they are direct consequences of it. The melodic contour marks word boundaries and syllable emphasis with precision, so that the</w:t>
       </w:r>
       <w:r>
         <w:t xml:space="preserve"> </w:t>
@@ -3666,7 +3657,7 @@
         <w:t xml:space="preserve"> </w:t>
       </w:r>
       <w:r>
-        <w:t xml:space="preserve">itself — the special, marked, non-everyday language a tradition reserves for its sacred or heroic material — does the same work. Oral epic across cultures is composed in a language deliberately unlike ordinary speech: archaic, formulaic, often blended from dialects and centuries no living person actually spoke. Part of that is metrical convenience, as we will see. But part of it is state-induction by another route. Everyday speech is the register of everyday life; the elevated, antique register is the audible signature that a different mode is now in force — the performance is on, the great sequence is unspooling. Entering the old words is itself the act that opens access to the vast memorized system, the way the cantillation mode opens access to the text it carries. The strange language is a doorway. We will see in the appendix how far this goes in the case of Homer, whose entire poetic tongue was a language no one had ever spoken.</w:t>
+        <w:t xml:space="preserve">itself, the special, marked, non-everyday language a tradition reserves for its sacred or heroic material, does the same work. Oral epic across cultures is composed in a language deliberately unlike ordinary speech: archaic, formulaic, often blended from dialects and centuries no living person actually spoke. Part of that is metrical convenience, as we will see. But part of it is state-induction by another route. Everyday speech is the register of everyday life; the elevated, antique register is the audible signature that a different mode is now in force, the performance is on, the great sequence is unspooling. Entering the old words is itself the act that opens access to the vast memorized system, the way the cantillation mode opens access to the text it carries. The strange language is a doorway. We will see in the appendix how far this goes in the case of Homer, whose entire poetic tongue was a language no one had ever spoken.</w:t>
       </w:r>
     </w:p>
     <w:p>
@@ -3890,7 +3881,7 @@
         <w:t xml:space="preserve"> </w:t>
       </w:r>
       <w:r>
-        <w:t xml:space="preserve">came to him whole during an opium reverie, a finished vision he was merely transcribing until a knock at the door — the visitor from Porlock — broke the state and the rest of the poem was gone, unrecoverable, because the state that held it had closed.</w:t>
+        <w:t xml:space="preserve">came to him whole during an opium reverie, a finished vision he was merely transcribing until a knock at the door, the visitor from Porlock, broke the state and the rest of the poem was gone, unrecoverable, because the state that held it had closed.</w:t>
       </w:r>
       <w:r>
         <w:rPr>
@@ -3926,7 +3917,7 @@
         <w:t xml:space="preserve"> </w:t>
       </w:r>
       <w:r>
-        <w:t xml:space="preserve">and holds him fast, unable to leave, compelled to listen — a poem, that is, about a man placed involuntarily into the receptive trance in which the strange tale can be transmitted. The poem enacts its own delivery protocol.</w:t>
+        <w:t xml:space="preserve">and holds him fast, unable to leave, compelled to listen, a poem, that is, about a man placed involuntarily into the receptive trance in which the strange tale can be transmitted. The poem enacts its own delivery protocol.</w:t>
       </w:r>
     </w:p>
     <w:p>
@@ -3946,7 +3937,7 @@
         <w:t xml:space="preserve"> </w:t>
       </w:r>
       <w:r>
-        <w:t xml:space="preserve">in 1741, the congregation broke down — weeping, crying out, some gripping the pews as though to keep from sliding bodily into hell, so that he had to stop and wait for quiet before he could go on. What makes the episode evidence rather than anecdote is the delivery. Edwards was not a dramatic orator; contemporaries record that he had no strong or loud voice, read from a manuscript in a level, composed tone, and used almost no gesture.</w:t>
+        <w:t xml:space="preserve">in 1741, the congregation broke down, weeping, crying out, some gripping the pews as though to keep from sliding bodily into hell, so that he had to stop and wait for quiet before he could go on. What makes the episode evidence rather than anecdote is the delivery. Edwards was not a dramatic orator; contemporaries record that he had no strong or loud voice, read from a manuscript in a level, composed tone, and used almost no gesture.</w:t>
       </w:r>
       <w:r>
         <w:rPr>
@@ -3958,7 +3949,7 @@
         <w:t xml:space="preserve"> </w:t>
       </w:r>
       <w:r>
-        <w:t xml:space="preserve">The state he induced in that room was not carried by performance. It was carried by the structure of the language itself — the relentless accumulation of images, the tightening rhythm, the deictic pull that placed each listener personally over the drop. Strip away the charismatic delivery entirely, and the encoded text still put an entire congregation into an identical, overwhelming state. That is the Tabernacle principle proven from the opposite direction: not a room engineered to produce a state in everyone who enters, but a</w:t>
+        <w:t xml:space="preserve">The state he induced in that room was not carried by performance. It was carried by the structure of the language itself, the relentless accumulation of images, the tightening rhythm, the deictic pull that placed each listener personally over the drop. Strip away the charismatic delivery entirely, and the encoded text still put an entire congregation into an identical, overwhelming state. That is the Tabernacle principle proven from the opposite direction: not a room engineered to produce a state in everyone who enters, but a</w:t>
       </w:r>
       <w:r>
         <w:t xml:space="preserve"> </w:t>
@@ -3989,7 +3980,7 @@
         <w:pStyle w:val="FirstParagraph"/>
       </w:pPr>
       <w:r>
-        <w:t xml:space="preserve">The Hebrew prophetic tradition pushed this even further with deliberate wordplay. When the prophet Jeremiah — writing in the seventh and sixth centuries BC — sees an almond branch,</w:t>
+        <w:t xml:space="preserve">The Hebrew prophetic tradition pushed this even further with deliberate wordplay. When the prophet Jeremiah, writing in the seventh and sixth centuries BC, sees an almond branch,</w:t>
       </w:r>
       <w:r>
         <w:t xml:space="preserve"> </w:t>
@@ -4074,15 +4065,15 @@
         <w:t xml:space="preserve"> </w:t>
       </w:r>
       <w:r>
-        <w:t xml:space="preserve">Again: visual image, sound, and meaning fused into one token. If any channel is corrupted — if someone changes the image, or garbles the sound — the other channels flag the damage, because the pun no longer works. The wordplay is the checksum. And because symbols encoded this densely are extremely difficult to tamper with, they are also extremely difficult to invert — a property that matters more than you’d expect, as we’ll see in the next chapter.</w:t>
-      </w:r>
-    </w:p>
-    <w:p>
-      <w:pPr>
-        <w:pStyle w:val="BodyText"/>
-      </w:pPr>
-      <w:r>
-        <w:t xml:space="preserve">Each level served as an error-correction check on the others. If a scribal change disrupted a chiastic structure, the broken structure flagged the error — even if the surface narrative still read fine. If a word substitution broke an alliterative pattern, the broken pattern flagged the error — even if the meaning was preserved. This is redundant encoding with heterogeneous channels: not just the same information three ways, but different aspects of the information encoded in different structural features, each one independently verifiable. Corruption that sneaks past one level gets caught by another.</w:t>
+        <w:t xml:space="preserve">Again: visual image, sound, and meaning fused into one token. If any channel is corrupted, if someone changes the image, or garbles the sound, the other channels flag the damage, because the pun no longer works. The wordplay is the checksum. And because symbols encoded this densely are extremely difficult to tamper with, they are also extremely difficult to invert, a property that matters more than you’d expect, as we’ll see in the next chapter.</w:t>
+      </w:r>
+    </w:p>
+    <w:p>
+      <w:pPr>
+        <w:pStyle w:val="BodyText"/>
+      </w:pPr>
+      <w:r>
+        <w:t xml:space="preserve">Each level served as an error-correction check on the others. If a scribal change disrupted a chiastic structure, the broken structure flagged the error, even if the surface narrative still read fine. If a word substitution broke an alliterative pattern, the broken pattern flagged the error, even if the meaning was preserved. This is redundant encoding with heterogeneous channels: not just the same information three ways, but different aspects of the information encoded in different structural features, each one independently verifiable. Corruption that sneaks past one level gets caught by another.</w:t>
       </w:r>
     </w:p>
     <w:p>
@@ -4105,23 +4096,23 @@
         <w:pStyle w:val="BodyText"/>
       </w:pPr>
       <w:r>
-        <w:t xml:space="preserve">Error in personal memory is one problem. Error in transmission is worse, because it compounds. Each generation’s mistakes add to the previous generation’s. Without correction, the signal degrades to noise within a few generations — the telephone game. We all played it as children, and it always ends the same way: the message that arrives at the end of the chain bears no resemblance to the message that was sent. That’s what happens to knowledge transmitted through a chain of lossy encoders with no error correction.</w:t>
-      </w:r>
-    </w:p>
-    <w:p>
-      <w:pPr>
-        <w:pStyle w:val="BodyText"/>
-      </w:pPr>
-      <w:r>
-        <w:t xml:space="preserve">The multi-level encoding solves this because each new recipient can verify the received text against its own structural constraints. The text carries its own integrity checks. You don’t need access to the original speaker. If the meter is intact, and the alliteration is intact, and the kenning system is intact, and the chiastic structures are intact, then the text is intact — because the probability of all those independent structural features surviving a corrupted transmission is vanishingly small. The structure is the checksum the text carries with it.</w:t>
-      </w:r>
-    </w:p>
-    <w:p>
-      <w:pPr>
-        <w:pStyle w:val="BodyText"/>
-      </w:pPr>
-      <w:r>
-        <w:t xml:space="preserve">For the SSD architecture described in Chapter 2, the implication is that the stored data should carry this kind of multi-level encoding. Byte-level checksums, obviously — that’s standard computing practice. But also semantic checksums: structural features of the content itself that allow the model to verify</w:t>
+        <w:t xml:space="preserve">Error in personal memory is one problem. Error in transmission is worse, because it compounds. Each generation’s mistakes add to the previous generation’s. Without correction, the signal degrades to noise within a few generations: the telephone game. We all played it as children, and it always ends the same way: the message that arrives at the end of the chain bears no resemblance to the message that was sent. That’s what happens to knowledge transmitted through a chain of lossy encoders with no error correction.</w:t>
+      </w:r>
+    </w:p>
+    <w:p>
+      <w:pPr>
+        <w:pStyle w:val="BodyText"/>
+      </w:pPr>
+      <w:r>
+        <w:t xml:space="preserve">The multi-level encoding solves this because each new recipient can verify the received text against its own structural constraints. The text carries its own integrity checks. You don’t need access to the original speaker. If the meter is intact, and the alliteration is intact, and the kenning system is intact, and the chiastic structures are intact, then the text is intact, because the probability of all those independent structural features surviving a corrupted transmission is vanishingly small. The structure is the checksum the text carries with it.</w:t>
+      </w:r>
+    </w:p>
+    <w:p>
+      <w:pPr>
+        <w:pStyle w:val="BodyText"/>
+      </w:pPr>
+      <w:r>
+        <w:t xml:space="preserve">For the SSD architecture described in Chapter 2, the implication is that the stored data should carry this kind of multi-level encoding. Byte-level checksums, obviously; that’s standard computing practice. But also semantic checksums: structural features of the content itself that allow the model to verify</w:t>
       </w:r>
       <w:r>
         <w:t xml:space="preserve"> </w:t>
@@ -4133,7 +4124,7 @@
         <w:t xml:space="preserve"> </w:t>
       </w:r>
       <w:r>
-        <w:t xml:space="preserve">A scientific paper that claims to be peer-reviewed but lacks proper methodology sections. A legal document that uses terms inconsistently. A historical source that contradicts the geographic features it describes. These are structural integrity failures that a sufficiently attentive reader — human or artificial — can detect without needing access to the original author. The text’s own structure tells you whether it’s been damaged.</w:t>
+        <w:t xml:space="preserve">A scientific paper that claims to be peer-reviewed but lacks proper methodology sections. A legal document that uses terms inconsistently. A historical source that contradicts the geographic features it describes. These are structural integrity failures that a sufficiently attentive reader, human or artificial, can detect without needing access to the original author. The text’s own structure tells you whether it’s been damaged.</w:t>
       </w:r>
     </w:p>
     <w:p>
@@ -4148,7 +4139,7 @@
         <w:pStyle w:val="FirstParagraph"/>
       </w:pPr>
       <w:r>
-        <w:t xml:space="preserve">The most extreme example is the Vedic oral tradition — the existence proof for the entire architecture.</w:t>
+        <w:t xml:space="preserve">The most extreme example is the Vedic oral tradition: the existence proof for the entire architecture.</w:t>
       </w:r>
     </w:p>
     <w:p>
@@ -4224,23 +4215,23 @@
         <w:t xml:space="preserve"> </w:t>
       </w:r>
       <w:r>
-        <w:t xml:space="preserve">Each recitation mode was an independent integrity check on the others. If the third word in a passage had been corrupted, the continuous recitation might not catch it, but the backward-woven recitation would — because the word would fail to interlock correctly with its neighbors in the reversed pattern.</w:t>
-      </w:r>
-    </w:p>
-    <w:p>
-      <w:pPr>
-        <w:pStyle w:val="BodyText"/>
-      </w:pPr>
-      <w:r>
-        <w:t xml:space="preserve">But the most important feature wasn’t the encoding. It was the group. A hundred voices reciting simultaneously. One deviation is immediately audible — literally out of tune with the group. The error is detected by interference pattern, the same way noise-canceling headphones work. The correct signal reinforces. The error stands out.</w:t>
-      </w:r>
-    </w:p>
-    <w:p>
-      <w:pPr>
-        <w:pStyle w:val="BodyText"/>
-      </w:pPr>
-      <w:r>
-        <w:t xml:space="preserve">And the error-recovery protocol was absolute: one mistake meant the entire group repeated the whole recitation from the beginning. Not a patch. Not a local repair. A complete re-derivation from the start. This was computationally expensive — that was the point. It guaranteed the output was a clean derivation from source, not a patched version with potential hidden corruption from the repair itself. Patching is dangerous. A patch fixes the immediate error but may introduce subtle downstream corruption from the repair — the same problem we discussed in Chapter 2 with corrective retraining that overwrites the pre-correction state. The Vedic</w:t>
+        <w:t xml:space="preserve">Each recitation mode was an independent integrity check on the others. If the third word in a passage had been corrupted, the continuous recitation might not catch it, but the backward-woven recitation would, because the word would fail to interlock correctly with its neighbors in the reversed pattern.</w:t>
+      </w:r>
+    </w:p>
+    <w:p>
+      <w:pPr>
+        <w:pStyle w:val="BodyText"/>
+      </w:pPr>
+      <w:r>
+        <w:t xml:space="preserve">But the most important feature wasn’t the encoding. It was the group. A hundred voices reciting simultaneously. One deviation is immediately audible: literally out of tune with the group. The error is detected by interference pattern, the same way noise-canceling headphones work. The correct signal reinforces. The error stands out.</w:t>
+      </w:r>
+    </w:p>
+    <w:p>
+      <w:pPr>
+        <w:pStyle w:val="BodyText"/>
+      </w:pPr>
+      <w:r>
+        <w:t xml:space="preserve">And the error-recovery protocol was absolute: one mistake meant the entire group repeated the whole recitation from the beginning. Not a patch. Not a local repair. A complete re-derivation from the start. This was computationally expensive; that was the point. It guaranteed the output was a clean derivation from source, not a patched version with potential hidden corruption from the repair itself. Patching is dangerous. A patch fixes the immediate error but may introduce subtle downstream corruption from the repair, the same problem we discussed in Chapter 2 with corrective retraining that overwrites the pre-correction state. The Vedic</w:t>
       </w:r>
       <w:r>
         <w:t xml:space="preserve"> </w:t>
@@ -4304,7 +4295,7 @@
         <w:t xml:space="preserve"> </w:t>
       </w:r>
       <w:r>
-        <w:t xml:space="preserve">The transmission is near-perfect — not perfect. A small residue of error exists: the</w:t>
+        <w:t xml:space="preserve">The transmission is near-perfect: not perfect. A small residue of error exists: the</w:t>
       </w:r>
       <w:r>
         <w:t xml:space="preserve"> </w:t>
@@ -4419,7 +4410,7 @@
         <w:t xml:space="preserve"> </w:t>
       </w:r>
       <w:r>
-        <w:t xml:space="preserve">agrees; the Atharvaveda’s corruptions are recoverable exactly to the degree that two independent witnesses can be cross-checked. In a low-redundancy system, an error simply becomes the new text, silently. In a system this thoroughly cross-checked, an error cannot hide — it lights up against the near-perfect background like a single off-key voice in a hundred-voice chorus. The tiny error rate is not the exception to the system’s fidelity. It is the visible proof that the error-detection is running.</w:t>
+        <w:t xml:space="preserve">agrees; the Atharvaveda’s corruptions are recoverable exactly to the degree that two independent witnesses can be cross-checked. In a low-redundancy system, an error simply becomes the new text, silently. In a system this thoroughly cross-checked, an error cannot hide, it lights up against the near-perfect background like a single off-key voice in a hundred-voice chorus. The tiny error rate is not the exception to the system’s fidelity. It is the visible proof that the error-detection is running.</w:t>
       </w:r>
     </w:p>
     <w:p>
@@ -4442,7 +4433,7 @@
         <w:pStyle w:val="BodyText"/>
       </w:pPr>
       <w:r>
-        <w:t xml:space="preserve">The Sanskrit of the oldest Rigvedic hymns is essentially a different language from Classical Sanskrit — as different as Old English is from Modern English, perhaps more so. As Karen Thomson has argued, most extensively in her 2025 book</w:t>
+        <w:t xml:space="preserve">The Sanskrit of the oldest Rigvedic hymns is essentially a different language from Classical Sanskrit, as different as Old English is from Modern English, perhaps more so. As Karen Thomson has argued, most extensively in her 2025 book</w:t>
       </w:r>
       <w:r>
         <w:t xml:space="preserve"> </w:t>
@@ -4455,7 +4446,7 @@
         <w:t xml:space="preserve">The Decipherable Rigveda</w:t>
       </w:r>
       <w:r>
-        <w:t xml:space="preserve">, these earliest poems have been consistently misunderstood throughout history — not just by Western scholars but by the Indian tradition itself.</w:t>
+        <w:t xml:space="preserve">, these earliest poems have been consistently misunderstood throughout history: not just by Western scholars but by the Indian tradition itself.</w:t>
       </w:r>
       <w:r>
         <w:rPr>
@@ -4467,7 +4458,7 @@
         <w:t xml:space="preserve"> </w:t>
       </w:r>
       <w:r>
-        <w:t xml:space="preserve">Thomson, who studied English and Comparative Literature at Bristol and Warwick before turning to Sanskrit at Edinburgh, brought a fresh set of tools to the problem: comparative Indo-European linguistics, metrical restoration techniques, and — critically — a willingness to discard inherited glosses that the tradition had fossilized over centuries. By the first century BC, the ancient commentator Yāska was already contending with the assertion that</w:t>
+        <w:t xml:space="preserve">Thomson, who studied English and Comparative Literature at Bristol and Warwick before turning to Sanskrit at Edinburgh, brought a fresh set of tools to the problem: comparative Indo-European linguistics, metrical restoration techniques, and, critically, a willingness to discard inherited glosses that the tradition had fossilized over centuries. By the first century BC, the ancient commentator Yāska was already contending with the assertion that</w:t>
       </w:r>
       <w:r>
         <w:t xml:space="preserve"> </w:t>
@@ -4501,7 +4492,7 @@
         <w:pStyle w:val="BodyText"/>
       </w:pPr>
       <w:r>
-        <w:t xml:space="preserve">This is the ultimate proof that the architecture works — it doesn’t even need the humans to understand what they’re preserving. And it suggests something important for the AI architecture: a well-designed storage and integrity system can preserve information whose full significance is not yet understood. The SSD doesn’t need to</w:t>
+        <w:t xml:space="preserve">This is the ultimate proof that the architecture works; it doesn’t even need the humans to understand what they’re preserving. And it suggests something important for the AI architecture: a well-designed storage and integrity system can preserve information whose full significance is not yet understood. The SSD doesn’t need to</w:t>
       </w:r>
       <w:r>
         <w:t xml:space="preserve"> </w:t>
@@ -4521,7 +4512,7 @@
         <w:pStyle w:val="BodyText"/>
       </w:pPr>
       <w:r>
-        <w:t xml:space="preserve">Thomson’s work demonstrates the flip side of this principle: that with the right tools and the right context, lost meaning can be recovered. She applied comparative Indo-European linguistics to words the tradition had given up on — words glossed as ritual implements or dismissed as meaningless — and recovered original poetic meanings that the Brahmins themselves had lost centuries ago.</w:t>
+        <w:t xml:space="preserve">Thomson’s work demonstrates the flip side of this principle: that with the right tools and the right context, lost meaning can be recovered. She applied comparative Indo-European linguistics to words the tradition had given up on, words glossed as ritual implements or dismissed as meaningless, and recovered original poetic meanings that the Brahmins themselves had lost centuries ago.</w:t>
       </w:r>
       <w:r>
         <w:rPr>
@@ -4558,15 +4549,15 @@
         <w:t xml:space="preserve"> </w:t>
       </w:r>
       <w:r>
-        <w:t xml:space="preserve">she demonstrated was actually a word for a man who is singing. A tool became a poet. And her recovered meanings aren’t arbitrary reinterpretations — they cohere with each other, with the metrical structure, and with the known geographical features of the Rigvedic landscape. The structure preserved information it didn’t know it was preserving. Thomson’s new context — her comparative linguistic tools and her willingness to read the text as poetry rather than liturgy — was the key that decoded it.</w:t>
-      </w:r>
-    </w:p>
-    <w:p>
-      <w:pPr>
-        <w:pStyle w:val="BodyText"/>
-      </w:pPr>
-      <w:r>
-        <w:t xml:space="preserve">This is the SSD principle proven at civilizational scale. The data was intact. The encoding’s redundancy was intact. What was missing was a reader with the right context. When that reader finally arrived, three thousand years after the original composition, the error-correcting structure of the poetry made recovery possible — just as a Reed-Solomon code can reconstruct a corrupted transmission from the redundancy embedded in the original signal. The more garbled the data, the more work the reconstruction requires. But if the encoding was dense enough — if there is enough redundancy in enough independent channels — the original signal can be recovered. The field of comparative and historical linguistics has centuries of accumulated data to draw from, which is itself a kind of SSD — a vast, precise, externally stored record against which individual claims can be checked and refined.</w:t>
+        <w:t xml:space="preserve">she demonstrated was actually a word for a man who is singing. A tool became a poet. And her recovered meanings aren’t arbitrary reinterpretations, they cohere with each other, with the metrical structure, and with the known geographical features of the Rigvedic landscape. The structure preserved information it didn’t know it was preserving. Thomson’s new context, her comparative linguistic tools and her willingness to read the text as poetry rather than liturgy, was the key that decoded it.</w:t>
+      </w:r>
+    </w:p>
+    <w:p>
+      <w:pPr>
+        <w:pStyle w:val="BodyText"/>
+      </w:pPr>
+      <w:r>
+        <w:t xml:space="preserve">This is the SSD principle proven at civilizational scale. The data was intact. The encoding’s redundancy was intact. What was missing was a reader with the right context. When that reader finally arrived, three thousand years after the original composition, the error-correcting structure of the poetry made recovery possible, just as a Reed-Solomon code can reconstruct a corrupted transmission from the redundancy embedded in the original signal. The more garbled the data, the more work the reconstruction requires. But if the encoding was dense enough, if there is enough redundancy in enough independent channels, the original signal can be recovered. The field of comparative and historical linguistics has centuries of accumulated data to draw from, which is itself a kind of SSD, a vast, precise, externally stored record against which individual claims can be checked and refined.</w:t>
       </w:r>
       <w:r>
         <w:rPr>
@@ -4596,7 +4587,7 @@
         <w:t xml:space="preserve"> </w:t>
       </w:r>
       <w:r>
-        <w:t xml:space="preserve">is not the only kind of thing that can be pulled back out of an old poem. The same recovery — structure preserving what the carriers had lost, until a reader with the right key arrived — has been run on Homer, on the Hebrew Bible, and on the oldest Germanic epic, each yielding a different class of lost knowledge: a dead pronunciation, an obsolete grammar, a forgotten historical event. Because the point is easier to see when you can watch it happen across several traditions at once, this book works it through in full, as a single connected example, in the appendix. What matters here is the principle the Veda establishes in its purest form: a sufficiently redundant encoding, faithfully preserved, can outlive its own comprehension and wait — indefinitely — for the context that will read it again.</w:t>
+        <w:t xml:space="preserve">is not the only kind of thing that can be pulled back out of an old poem. The same recovery, structure preserving what the carriers had lost, until a reader with the right key arrived, has been run on Homer, on the Hebrew Bible, and on the oldest Germanic epic, each yielding a different class of lost knowledge: a dead pronunciation, an obsolete grammar, a forgotten historical event. Because the point is easier to see when you can watch it happen across several traditions at once, this book works it through in full, as a single connected example, in the appendix. What matters here is the principle the Veda establishes in its purest form: a sufficiently redundant encoding, faithfully preserved, can outlive its own comprehension and wait, indefinitely, for the context that will read it again.</w:t>
       </w:r>
     </w:p>
     <w:p>
@@ -4619,7 +4610,7 @@
         <w:pStyle w:val="BodyText"/>
       </w:pPr>
       <w:r>
-        <w:t xml:space="preserve">Lawyers and verbal reasoners were especially noted in the Talmudic tradition — the centuries-long rabbinical project of legal commentary and debate.</w:t>
+        <w:t xml:space="preserve">Lawyers and verbal reasoners were especially noted in the Talmudic tradition, the centuries-long rabbinical project of legal commentary and debate.</w:t>
       </w:r>
       <w:r>
         <w:rPr>
@@ -4644,10 +4635,7 @@
         <w:t xml:space="preserve">sinai</w:t>
       </w:r>
       <w:r>
-        <w:t xml:space="preserve"> </w:t>
-      </w:r>
-      <w:r>
-        <w:t xml:space="preserve">— walking Sinais, mountains of knowledge — and distinguished them from the</w:t>
+        <w:t xml:space="preserve">, walking Sinais, mountains of knowledge, and distinguished them from the</w:t>
       </w:r>
       <w:r>
         <w:t xml:space="preserve"> </w:t>
@@ -4684,7 +4672,7 @@
         <w:t xml:space="preserve"> </w:t>
       </w:r>
       <w:r>
-        <w:t xml:space="preserve">Both types were valued. But the walking Sinai — the scholar whose memory was so precise that they could function as a living reference library — was considered the indispensable foundation that the creative reasoner built upon.</w:t>
+        <w:t xml:space="preserve">Both types were valued. But the walking Sinai, the scholar whose memory was so precise that they could function as a living reference library, was considered the indispensable foundation that the creative reasoner built upon.</w:t>
       </w:r>
     </w:p>
     <w:p>
@@ -4704,7 +4692,7 @@
         <w:t xml:space="preserve"> </w:t>
       </w:r>
       <w:r>
-        <w:t xml:space="preserve">in some general sense? Or was it better memory for the kinds of things their traditions cared about — because their compression encodings were tighter, their internal models more articulated, for the specific domains they paid attention to? The verbal intelligence that large language models specialize in today is exactly this cognitive profile — the skaldic, rabbinical, lawyerly ability to compress and retrieve structured language with high fidelity. Engineers, meanwhile, are often high in visual-spatial intelligence, seemingly connected to hands-on sensory experience — the embodied knowledge we discussed in Chapter 1. These are different encoding specializations, not different amounts of raw capability. The complete AI architecture would have both.</w:t>
+        <w:t xml:space="preserve">in some general sense? Or was it better memory for the kinds of things their traditions cared about, because their compression encodings were tighter, their internal models more articulated, for the specific domains they paid attention to? The verbal intelligence that large language models specialize in today is exactly this cognitive profile, the skaldic, rabbinical, lawyerly ability to compress and retrieve structured language with high fidelity. Engineers, meanwhile, are often high in visual-spatial intelligence, seemingly connected to hands-on sensory experience: the embodied knowledge we discussed in Chapter 1. These are different encoding specializations, not different amounts of raw capability. The complete AI architecture would have both.</w:t>
       </w:r>
     </w:p>
     <w:p>
@@ -4719,7 +4707,7 @@
         <w:pStyle w:val="FirstParagraph"/>
       </w:pPr>
       <w:r>
-        <w:t xml:space="preserve">When someone tells you that the full error-correction architecture is too complex, too expensive, too many layers — the Vedic tradition is the answer.</w:t>
+        <w:t xml:space="preserve">When someone tells you that the full error-correction architecture is too complex, too expensive, too many layers, the Vedic tradition is the answer.</w:t>
       </w:r>
     </w:p>
     <w:p>
@@ -4735,7 +4723,7 @@
         <w:pStyle w:val="BodyText"/>
       </w:pPr>
       <w:r>
-        <w:t xml:space="preserve">But everything we’ve discussed so far — the body, the notebook, the poetic structure — assumes the source data is clean. That the corruption to be corrected is accidental: scribal errors, compression artifacts, honest mistakes compounding over generations.</w:t>
+        <w:t xml:space="preserve">But everything we’ve discussed so far, the body, the notebook, the poetic structure, assumes the source data is clean. That the corruption to be corrected is accidental: scribal errors, compression artifacts, honest mistakes compounding over generations.</w:t>
       </w:r>
     </w:p>
     <w:p>
@@ -4766,7 +4754,7 @@
         <w:pStyle w:val="BodyText"/>
       </w:pPr>
       <w:r>
-        <w:t xml:space="preserve">There are two kinds of errors in a corpus. Honest errors have a random signature — they don’t cluster, they don’t serve an agenda. A scribal slip that turns</w:t>
+        <w:t xml:space="preserve">There are two kinds of errors in a corpus. Honest errors have a random signature; they don’t cluster, they don’t serve an agenda. A scribal slip that turns</w:t>
       </w:r>
       <w:r>
         <w:t xml:space="preserve"> </w:t>
@@ -4798,7 +4786,7 @@
         <w:pStyle w:val="BodyText"/>
       </w:pPr>
       <w:r>
-        <w:t xml:space="preserve">Hostile manipulation has a different signature entirely. Changes cluster around specific topics. They serve a detectable purpose. They’re strategically placed to alter meaning while being hard to spot. A scribal slip is random. An interpolation — a passage deliberately inserted into a text by a later hand — is coherent. It fits grammatically. It reads smoothly. It is designed to pass casual inspection. The difference between catching a scribal error and catching a deliberate interpolation is the difference between catching a typo and catching a lie. The lie is crafted to look like truth. It takes a different kind of detection system.</w:t>
+        <w:t xml:space="preserve">Hostile manipulation has a different signature entirely. Changes cluster around specific topics. They serve a detectable purpose. They’re strategically placed to alter meaning while being hard to spot. A scribal slip is random. An interpolation, a passage deliberately inserted into a text by a later hand, is coherent. It fits grammatically. It reads smoothly. It is designed to pass casual inspection. The difference between catching a scribal error and catching a deliberate interpolation is the difference between catching a typo and catching a lie. The lie is crafted to look like truth. It takes a different kind of detection system.</w:t>
       </w:r>
     </w:p>
     <w:p>
@@ -4827,15 +4815,15 @@
         <w:pStyle w:val="BodyText"/>
       </w:pPr>
       <w:r>
-        <w:t xml:space="preserve">They worked from multiple independent manuscript traditions, geographically separated. Some came from Babylon, some from Palestine, some from other Jewish communities scattered across the Mediterranean and Near East. This geographic separation is the crucial feature. Each tradition had been copied independently for centuries. They had accumulated different errors — different scribal slips, different marginal glosses that had crept into the main text, different orthographic conventions. But because the copying errors were independent — because no single scribe or scribal school could have coordinated changes across all the traditions simultaneously — the points where the traditions agreed were almost certainly original, and the points where they diverged were almost certainly corrupted in at least one lineage.</w:t>
-      </w:r>
-    </w:p>
-    <w:p>
-      <w:pPr>
-        <w:pStyle w:val="BodyText"/>
-      </w:pPr>
-      <w:r>
-        <w:t xml:space="preserve">This is the same principle as Byzantine fault tolerance in distributed computing — the method by which networks of unreliable computers produce reliable collective outputs.</w:t>
+        <w:t xml:space="preserve">They worked from multiple independent manuscript traditions, geographically separated. Some came from Babylon, some from Palestine, some from other Jewish communities scattered across the Mediterranean and Near East. This geographic separation is the crucial feature. Each tradition had been copied independently for centuries. They had accumulated different errors, different scribal slips, different marginal glosses that had crept into the main text, different orthographic conventions. But because the copying errors were independent, because no single scribe or scribal school could have coordinated changes across all the traditions simultaneously, the points where the traditions agreed were almost certainly original, and the points where they diverged were almost certainly corrupted in at least one lineage.</w:t>
+      </w:r>
+    </w:p>
+    <w:p>
+      <w:pPr>
+        <w:pStyle w:val="BodyText"/>
+      </w:pPr>
+      <w:r>
+        <w:t xml:space="preserve">This is the same principle as Byzantine fault tolerance in distributed computing, the method by which networks of unreliable computers produce reliable collective outputs.</w:t>
       </w:r>
       <w:r>
         <w:rPr>
@@ -4855,7 +4843,7 @@
         <w:pStyle w:val="BodyText"/>
       </w:pPr>
       <w:r>
-        <w:t xml:space="preserve">The same principle, for that matter, as Bitcoin — the cryptocurrency system designed by the pseudonymous Satoshi Nakamoto in 2008.</w:t>
+        <w:t xml:space="preserve">The same principle, for that matter, as Bitcoin: the cryptocurrency system designed by the pseudonymous Satoshi Nakamoto in 2008.</w:t>
       </w:r>
       <w:r>
         <w:rPr>
@@ -4887,15 +4875,15 @@
         <w:t xml:space="preserve"> </w:t>
       </w:r>
       <w:r>
-        <w:t xml:space="preserve">These are structural checksums — the same class of integrity verification we discussed in Chapter 3, but applied at the macro level rather than the level of individual verses. Any alteration, no matter how small — a single added letter, a single deleted word — breaks the count. And the counts were themselves transmitted independently, as metadata alongside the text, so that the integrity of the text and the integrity of the checksums could be verified against each other.</w:t>
-      </w:r>
-    </w:p>
-    <w:p>
-      <w:pPr>
-        <w:pStyle w:val="BodyText"/>
-      </w:pPr>
-      <w:r>
-        <w:t xml:space="preserve">And crucially, their scholarly disagreement was productive. When traditions diverged, the divergence wasn’t suppressed. It was examined, debated, sometimes resolved, sometimes preserved as a noted variant in the margin — the</w:t>
+        <w:t xml:space="preserve">These are structural checksums, the same class of integrity verification we discussed in Chapter 3, but applied at the macro level rather than the level of individual verses. Any alteration, no matter how small, a single added letter, a single deleted word, breaks the count. And the counts were themselves transmitted independently, as metadata alongside the text, so that the integrity of the text and the integrity of the checksums could be verified against each other.</w:t>
+      </w:r>
+    </w:p>
+    <w:p>
+      <w:pPr>
+        <w:pStyle w:val="BodyText"/>
+      </w:pPr>
+      <w:r>
+        <w:t xml:space="preserve">And crucially, their scholarly disagreement was productive. When traditions diverged, the divergence wasn’t suppressed. It was examined, debated, sometimes resolved, sometimes preserved as a noted variant in the margin, the</w:t>
       </w:r>
       <w:r>
         <w:t xml:space="preserve"> </w:t>
@@ -4985,10 +4973,7 @@
         <w:t xml:space="preserve">isnad</w:t>
       </w:r>
       <w:r>
-        <w:t xml:space="preserve"> </w:t>
-      </w:r>
-      <w:r>
-        <w:t xml:space="preserve">— a chain of transmission listing every person who passed it along, going back to the original source.</w:t>
+        <w:t xml:space="preserve">, a chain of transmission listing every person who passed it along, going back to the original source.</w:t>
       </w:r>
       <w:r>
         <w:t xml:space="preserve"> </w:t>
@@ -5016,7 +5001,7 @@
         <w:t xml:space="preserve"> </w:t>
       </w:r>
       <w:r>
-        <w:t xml:space="preserve">is not a hadith — it’s an unattributed claim, and carries no scholarly weight.</w:t>
+        <w:t xml:space="preserve">is not a hadith; it’s an unattributed claim, and carries no scholarly weight.</w:t>
       </w:r>
     </w:p>
     <w:p>
@@ -5049,7 +5034,7 @@
         <w:t xml:space="preserve"> </w:t>
       </w:r>
       <w:r>
-        <w:t xml:space="preserve">A chain with one unreliable link — a transmitter known for poor memory, or a gap where no plausible transmission path exists — downgrades the entire report, even if the content seems perfectly reasonable. A saying attributed to the Prophet through a chain containing a known fabricator is rejected regardless of how pious or theologically convenient it sounds.</w:t>
+        <w:t xml:space="preserve">A chain with one unreliable link, a transmitter known for poor memory, or a gap where no plausible transmission path exists, downgrades the entire report, even if the content seems perfectly reasonable. A saying attributed to the Prophet through a chain containing a known fabricator is rejected regardless of how pious or theologically convenient it sounds.</w:t>
       </w:r>
     </w:p>
     <w:p>
@@ -5102,7 +5087,7 @@
         <w:pStyle w:val="BodyText"/>
       </w:pPr>
       <w:r>
-        <w:t xml:space="preserve">SEO manipulation. AI-generated content farms producing thousands of plausible-sounding articles per day, optimized for search ranking rather than accuracy. State-sponsored disinformation operations coordinated across platforms. Coordinated inauthentic behavior — networks of fake accounts amplifying chosen narratives. The textual commons is actively, deliberately poisoned, and at a scale the Masoretes and</w:t>
+        <w:t xml:space="preserve">SEO manipulation. AI-generated content farms producing thousands of plausible-sounding articles per day, optimized for search ranking rather than accuracy. State-sponsored disinformation operations coordinated across platforms. Coordinated inauthentic behavior: networks of fake accounts amplifying chosen narratives. The textual commons is actively, deliberately poisoned, and at a scale the Masoretes and</w:t>
       </w:r>
       <w:r>
         <w:t xml:space="preserve"> </w:t>
@@ -5132,7 +5117,7 @@
         <w:pStyle w:val="BodyText"/>
       </w:pPr>
       <w:r>
-        <w:t xml:space="preserve">A large language model trained on recent web data has ingested enormous quantities of fabricated material, and it has no mechanism to distinguish this from legitimate content. Every word in its training corpus — true or false, sincere or manufactured, carefully researched or algorithmically generated — gets the same treatment: compressed into the weights, entangled with everything else, provenance destroyed. A fact from a peer-reviewed journal and a fabrication from a content farm are, as far as the model’s training process is concerned, equivalent inputs. They differ only in their statistical frequency and their correlations with other tokens. If the fabrications are numerous enough and internally consistent enough, they will be encoded as confidently as the truth.</w:t>
+        <w:t xml:space="preserve">A large language model trained on recent web data has ingested enormous quantities of fabricated material, and it has no mechanism to distinguish this from legitimate content. Every word in its training corpus, true or false, sincere or manufactured, carefully researched or algorithmically generated, gets the same treatment: compressed into the weights, entangled with everything else, provenance destroyed. A fact from a peer-reviewed journal and a fabrication from a content farm are, as far as the model’s training process is concerned, equivalent inputs. They differ only in their statistical frequency and their correlations with other tokens. If the fabrications are numerous enough and internally consistent enough, they will be encoded as confidently as the truth.</w:t>
       </w:r>
     </w:p>
     <w:p>
@@ -5152,7 +5137,7 @@
         <w:t xml:space="preserve"> </w:t>
       </w:r>
       <w:r>
-        <w:t xml:space="preserve">The consensus is fake, but the model has no way to know that, because it has no channel of information that isn’t text. Only an independent channel — sensory ground truth, as discussed in Chapter 1, or a verified corpus with known provenance — can break the consensus of coordinated lies.</w:t>
+        <w:t xml:space="preserve">The consensus is fake, but the model has no way to know that, because it has no channel of information that isn’t text. Only an independent channel, sensory ground truth, as discussed in Chapter 1, or a verified corpus with known provenance, can break the consensus of coordinated lies.</w:t>
       </w:r>
     </w:p>
     <w:p>
@@ -5188,10 +5173,7 @@
         <w:t xml:space="preserve">isnad</w:t>
       </w:r>
       <w:r>
-        <w:t xml:space="preserve"> </w:t>
-      </w:r>
-      <w:r>
-        <w:t xml:space="preserve">— the chain of accountability connecting a piece of content to a real person who could be held responsible for it. It wasn’t perfect. People could lie on the forms. But the default was transparency, and the barrier to anonymity was non-trivial.</w:t>
+        <w:t xml:space="preserve">, the chain of accountability connecting a piece of content to a real person who could be held responsible for it. It wasn’t perfect. People could lie on the forms. But the default was transparency, and the barrier to anonymity was non-trivial.</w:t>
       </w:r>
       <w:r>
         <w:rPr>
@@ -5229,7 +5211,7 @@
         <w:pStyle w:val="BodyText"/>
       </w:pPr>
       <w:r>
-        <w:t xml:space="preserve">This didn’t happen by accident, though it wasn’t a conspiracy either. Anonymous domain registration serves legitimate privacy needs — a political dissident, a domestic abuse survivor, a whistleblower all have good reasons to keep their identity separate from their domain. But the same mechanism that protects the vulnerable also protects the malicious, and the net effect has been the elimination of the accountability layer. The internet stripped away its own scholarly apparatus, one privacy policy at a time, and then wondered why trust collapsed.</w:t>
+        <w:t xml:space="preserve">This didn’t happen by accident, though it wasn’t a conspiracy either. Anonymous domain registration serves legitimate privacy needs, a political dissident, a domestic abuse survivor, a whistleblower all have good reasons to keep their identity separate from their domain. But the same mechanism that protects the vulnerable also protects the malicious, and the net effect has been the elimination of the accountability layer. The internet stripped away its own scholarly apparatus, one privacy policy at a time, and then wondered why trust collapsed.</w:t>
       </w:r>
     </w:p>
     <w:p>
@@ -5252,7 +5234,7 @@
         <w:pStyle w:val="BodyText"/>
       </w:pPr>
       <w:r>
-        <w:t xml:space="preserve">The engineering is straightforward. Everything described in this book so far — deterministic computation, sensory grounding, precise external memory, multi-level structural encoding, distributed adversarial verification — is technically achievable with current technology. Nothing here requires a breakthrough. It requires integration.</w:t>
+        <w:t xml:space="preserve">The engineering is straightforward. Everything described in this book so far, deterministic computation, sensory grounding, precise external memory, multi-level structural encoding, distributed adversarial verification, is technically achievable with current technology. Nothing here requires a breakthrough. It requires integration.</w:t>
       </w:r>
     </w:p>
     <w:p>
@@ -5268,7 +5250,7 @@
         <w:pStyle w:val="BodyText"/>
       </w:pPr>
       <w:r>
-        <w:t xml:space="preserve">In Chapter 2, we noted that the current industry architecture (RAG layered over frozen weights) has a structural consequence: the entity that conducts the original training run controls the model’s deep beliefs permanently, while users can only modify surface context. We compared this to the Egyptian and Babylonian priesthoods, who controlled geometry, astronomy, chemistry, and metrology — not by forbidding their use but by monopolizing the production infrastructure and offering the outputs as a service. You could buy the land survey. You could not train your own surveyor.</w:t>
+        <w:t xml:space="preserve">In Chapter 2, we noted that the current industry architecture (RAG layered over frozen weights) has a structural consequence: the entity that conducts the original training run controls the model’s deep beliefs permanently, while users can only modify surface context. We compared this to the Egyptian and Babylonian priesthoods, who controlled geometry, astronomy, chemistry, and metrology, not by forbidding their use but by monopolizing the production infrastructure and offering the outputs as a service. You could buy the land survey. You could not train your own surveyor.</w:t>
       </w:r>
     </w:p>
     <w:p>
@@ -5288,15 +5270,15 @@
         <w:t xml:space="preserve"> </w:t>
       </w:r>
       <w:r>
-        <w:t xml:space="preserve">They controlled not just the knowledge but the infrastructure for producing knowledge — the temples, the instruments, the training pipelines (literally: the decades-long apprenticeship system that produced new priests). An outsider who wanted to challenge their conclusions couldn’t simply check the data — the data was inside the temple, and you didn’t get inside the temple without joining the priesthood, which meant accepting its institutional framework, which meant accepting its conclusions. The circle was closed.</w:t>
-      </w:r>
-    </w:p>
-    <w:p>
-      <w:pPr>
-        <w:pStyle w:val="BodyText"/>
-      </w:pPr>
-      <w:r>
-        <w:t xml:space="preserve">The Babylonian priesthood operated similarly. Astronomical observations, mathematical tables, omen interpretations — all produced inside the temple complex, all offered as services to the king and the public, all inaccessible in their raw form to anyone outside the institutional structure.</w:t>
+        <w:t xml:space="preserve">They controlled not just the knowledge but the infrastructure for producing knowledge, the temples, the instruments, the training pipelines (literally: the decades-long apprenticeship system that produced new priests). An outsider who wanted to challenge their conclusions couldn’t simply check the data, the data was inside the temple, and you didn’t get inside the temple without joining the priesthood, which meant accepting its institutional framework, which meant accepting its conclusions. The circle was closed.</w:t>
+      </w:r>
+    </w:p>
+    <w:p>
+      <w:pPr>
+        <w:pStyle w:val="BodyText"/>
+      </w:pPr>
+      <w:r>
+        <w:t xml:space="preserve">The Babylonian priesthood operated similarly. Astronomical observations, mathematical tables, omen interpretations, all produced inside the temple complex, all offered as services to the king and the public, all inaccessible in their raw form to anyone outside the institutional structure.</w:t>
       </w:r>
       <w:r>
         <w:rPr>
@@ -5308,23 +5290,23 @@
         <w:t xml:space="preserve"> </w:t>
       </w:r>
       <w:r>
-        <w:t xml:space="preserve">The priesthood’s authority rested not on the correctness of their knowledge — which they sometimes got spectacularly wrong — but on their monopoly over the process by which knowledge was produced and verified.</w:t>
-      </w:r>
-    </w:p>
-    <w:p>
-      <w:pPr>
-        <w:pStyle w:val="BodyText"/>
-      </w:pPr>
-      <w:r>
-        <w:t xml:space="preserve">The distributed traditions — Masoretic, Vedic, hadith — were designed specifically to break this pattern. The Torah wasn’t kept in a temple. Every community had its own scroll. The Vedas weren’t recited by a single priestly lineage — multiple geographically separated lineages maintained independent copies. The hadith weren’t stored in a central archive — thousands of scholars across the Islamic world compiled and evaluated them independently. In each case, the knowledge-production process was distributed, auditable, and impossible for any single institution to monopolize. The open-source movement in software follows the same logic: you can read the code, you can compile it yourself, you can verify that the binary you’re running matches the source you inspected. The process is transparent. The institution is optional.</w:t>
-      </w:r>
-    </w:p>
-    <w:p>
-      <w:pPr>
-        <w:pStyle w:val="BodyText"/>
-      </w:pPr>
-      <w:r>
-        <w:t xml:space="preserve">The current AI architecture inverts this. Training a large language model requires hundreds of millions of dollars in compute, proprietary data pipelines, and specialized engineering teams. The result is a set of weights — billions of numbers — that encode everything the model believes. Those weights are controlled by the organization that conducted the training run. Even when the weights are released as</w:t>
+        <w:t xml:space="preserve">The priesthood’s authority rested not on the correctness of their knowledge, which they sometimes got spectacularly wrong, but on their monopoly over the process by which knowledge was produced and verified.</w:t>
+      </w:r>
+    </w:p>
+    <w:p>
+      <w:pPr>
+        <w:pStyle w:val="BodyText"/>
+      </w:pPr>
+      <w:r>
+        <w:t xml:space="preserve">The distributed traditions, Masoretic, Vedic, hadith, were designed specifically to break this pattern. The Torah wasn’t kept in a temple. Every community had its own scroll. The Vedas weren’t recited by a single priestly lineage, multiple geographically separated lineages maintained independent copies. The hadith weren’t stored in a central archive, thousands of scholars across the Islamic world compiled and evaluated them independently. In each case, the knowledge-production process was distributed, auditable, and impossible for any single institution to monopolize. The open-source movement in software follows the same logic: you can read the code, you can compile it yourself, you can verify that the binary you’re running matches the source you inspected. The process is transparent. The institution is optional.</w:t>
+      </w:r>
+    </w:p>
+    <w:p>
+      <w:pPr>
+        <w:pStyle w:val="BodyText"/>
+      </w:pPr>
+      <w:r>
+        <w:t xml:space="preserve">The current AI architecture inverts this. Training a large language model requires hundreds of millions of dollars in compute, proprietary data pipelines, and specialized engineering teams. The result is a set of weights, billions of numbers, that encode everything the model believes. Those weights are controlled by the organization that conducted the training run. Even when the weights are released as</w:t>
       </w:r>
       <w:r>
         <w:t xml:space="preserve"> </w:t>
@@ -5336,7 +5318,7 @@
         <w:t xml:space="preserve"> </w:t>
       </w:r>
       <w:r>
-        <w:t xml:space="preserve">the training data, the data-filtering decisions, the reinforcement learning from human feedback that shaped the model’s values — these are typically not released. The weights are the compiled binary. The training process is the source code. And the source code is inside the temple.</w:t>
+        <w:t xml:space="preserve">the training data, the data-filtering decisions, the reinforcement learning from human feedback that shaped the model’s values; these are typically not released. The weights are the compiled binary. The training process is the source code. And the source code is inside the temple.</w:t>
       </w:r>
       <w:r>
         <w:rPr>
@@ -5365,7 +5347,7 @@
         <w:pStyle w:val="BodyText"/>
       </w:pPr>
       <w:r>
-        <w:t xml:space="preserve">Every group maintains internal narratives that serve cohesion. Some are true. Some are mythologized. Some are fabrications the group needs to maintain because the alternative — admitting the fabrication — threatens the group’s identity and survival. The fabrication becomes load-bearing. You can’t remove it without the structure collapsing.</w:t>
+        <w:t xml:space="preserve">Every group maintains internal narratives that serve cohesion. Some are true. Some are mythologized. Some are fabrications the group needs to maintain because the alternative, admitting the fabrication, threatens the group’s identity and survival. The fabrication becomes load-bearing. You can’t remove it without the structure collapsing.</w:t>
       </w:r>
     </w:p>
     <w:p>
@@ -5401,7 +5383,7 @@
         <w:pStyle w:val="BodyText"/>
       </w:pPr>
       <w:r>
-        <w:t xml:space="preserve">The fear driving this is usually disproportionate to reality. Their internal model says: if our fabrications are exposed, the other groups will turn on us. This is often projection — groups accustomed to manipulating others assume others will respond with the same ruthlessness. So they reinforce the narrative rather than correcting it. The concealment generates new lies. The new lies generate new dependencies. By the time correction arrives, it has to fight through architecture built specifically to keep it out. People do this anyway because their threat model says exposure is extinction.</w:t>
+        <w:t xml:space="preserve">The fear driving this is usually disproportionate to reality. Their internal model says: if our fabrications are exposed, the other groups will turn on us. This is often projection, groups accustomed to manipulating others assume others will respond with the same ruthlessness. So they reinforce the narrative rather than correcting it. The concealment generates new lies. The new lies generate new dependencies. By the time correction arrives, it has to fight through architecture built specifically to keep it out. People do this anyway because their threat model says exposure is extinction.</w:t>
       </w:r>
     </w:p>
     <w:p>
@@ -5416,7 +5398,7 @@
         <w:pStyle w:val="FirstParagraph"/>
       </w:pPr>
       <w:r>
-        <w:t xml:space="preserve">But there is a deeper layer of adversarial corruption that even distributed scholarly consensus struggles with. Not false data — inverted encodings. Rival traditions deliberately inverting each other’s symbols.</w:t>
+        <w:t xml:space="preserve">But there is a deeper layer of adversarial corruption that even distributed scholarly consensus struggles with. Not false data: inverted encodings. Rival traditions deliberately inverting each other’s symbols.</w:t>
       </w:r>
     </w:p>
     <w:p>
@@ -5436,15 +5418,15 @@
         <w:t xml:space="preserve"> </w:t>
       </w:r>
       <w:r>
-        <w:t xml:space="preserve">The surface level of their symbols was available to outsiders. The deeper meanings were accessible only to those who had undergone the initiation process. Initiation was itself a form of provenance verification: you couldn’t access the meaning without demonstrating that you’d been trained in the tradition, that your interpretive context was sufficient to receive the knowledge without distorting it. The multi-level encoding of Chapter 4 served two purposes simultaneously — error correction (the same structural redundancy the skalds used) and access control (restricting deeper meanings to those equipped to understand them).</w:t>
-      </w:r>
-    </w:p>
-    <w:p>
-      <w:pPr>
-        <w:pStyle w:val="BodyText"/>
-      </w:pPr>
-      <w:r>
-        <w:t xml:space="preserve">The prophetic wordplay discussed in Chapter 4 — Jeremiah’s</w:t>
+        <w:t xml:space="preserve">The surface level of their symbols was available to outsiders. The deeper meanings were accessible only to those who had undergone the initiation process. Initiation was itself a form of provenance verification: you couldn’t access the meaning without demonstrating that you’d been trained in the tradition, that your interpretive context was sufficient to receive the knowledge without distorting it. The multi-level encoding of Chapter 4 served two purposes simultaneously, error correction (the same structural redundancy the skalds used) and access control (restricting deeper meanings to those equipped to understand them).</w:t>
+      </w:r>
+    </w:p>
+    <w:p>
+      <w:pPr>
+        <w:pStyle w:val="BodyText"/>
+      </w:pPr>
+      <w:r>
+        <w:t xml:space="preserve">The prophetic wordplay discussed in Chapter 4, Jeremiah’s</w:t>
       </w:r>
       <w:r>
         <w:t xml:space="preserve"> </w:t>
@@ -5470,10 +5452,7 @@
         <w:t xml:space="preserve">qayits/qets</w:t>
       </w:r>
       <w:r>
-        <w:t xml:space="preserve"> </w:t>
-      </w:r>
-      <w:r>
-        <w:t xml:space="preserve">— belongs to this world. Prophecy and initiatory spiritual experience are deeply connected. The prophetic vision is itself a kind of sensory grounding — direct experiential contact with reality that operates outside the verbal channel, then gets encoded into language using the densest multi-level structure the prophet can manage. The metaphor, the pun, the symbolic image — these aren’t obscurantism. They’re the only encoding dense enough to carry the information without losing it. A plain-language description of a prophetic experience would be like compressing a symphony into a sentence. The structure of prophetic language is the structure the experience demands.</w:t>
+        <w:t xml:space="preserve">, belongs to this world. Prophecy and initiatory spiritual experience are deeply connected. The prophetic vision is itself a kind of sensory grounding, direct experiential contact with reality that operates outside the verbal channel, then gets encoded into language using the densest multi-level structure the prophet can manage. The metaphor, the pun, the symbolic image; these aren’t obscurantism. They’re the only encoding dense enough to carry the information without losing it. A plain-language description of a prophetic experience would be like compressing a symphony into a sentence. The structure of prophetic language is the structure the experience demands.</w:t>
       </w:r>
     </w:p>
     <w:p>
@@ -5489,7 +5468,7 @@
         <w:pStyle w:val="BodyText"/>
       </w:pPr>
       <w:r>
-        <w:t xml:space="preserve">Walter Reinhold Warttig Mattfeld y de la Torre, an independent scholar working primarily through his website bibleorigins.net (now largely offline — itself a small lesson in the fragility of digital provenance), spent years cataloguing the specific inversions between Mesopotamian and Hebrew narratives.</w:t>
+        <w:t xml:space="preserve">Walter Reinhold Warttig Mattfeld y de la Torre, an independent scholar working primarily through his website bibleorigins.net (now largely offline, itself a small lesson in the fragility of digital provenance), spent years cataloguing the specific inversions between Mesopotamian and Hebrew narratives.</w:t>
       </w:r>
       <w:r>
         <w:rPr>
@@ -5514,10 +5493,7 @@
         <w:t xml:space="preserve">The Masks of God: Occidental Mythology</w:t>
       </w:r>
       <w:r>
-        <w:t xml:space="preserve"> </w:t>
-      </w:r>
-      <w:r>
-        <w:t xml:space="preserve">— that the Hebrews employed systematic 180-degree inversions of Mesopotamian motifs — Mattfeld documented the pattern in meticulous detail across his two books.</w:t>
+        <w:t xml:space="preserve">, that the Hebrews employed systematic 180-degree inversions of Mesopotamian motifs, Mattfeld documented the pattern in meticulous detail across his two books.</w:t>
       </w:r>
       <w:r>
         <w:rPr>
@@ -5531,15 +5507,15 @@
         <w:pStyle w:val="BodyText"/>
       </w:pPr>
       <w:r>
-        <w:t xml:space="preserve">His master finding: in the Mesopotamian myths, man is the victim of capricious, exploitative gods who created him to be their agricultural slave, to toil in their gardens and feed them through temple sacrifice. Genesis inverts this completely. God is not exploitative but generous. He creates the world for man’s benefit, not his own. Man is not a victim but a rebel — an ungrateful recipient of divine generosity who chooses disobedience. The Mesopotamian narrative says: the gods are to blame for the human condition. The Hebrew narrative says: man is to blame.</w:t>
-      </w:r>
-    </w:p>
-    <w:p>
-      <w:pPr>
-        <w:pStyle w:val="BodyText"/>
-      </w:pPr>
-      <w:r>
-        <w:t xml:space="preserve">The character mappings are precise. Enkidu, the wild man of the Sumerian steppe — the</w:t>
+        <w:t xml:space="preserve">His master finding: in the Mesopotamian myths, man is the victim of capricious, exploitative gods who created him to be their agricultural slave, to toil in their gardens and feed them through temple sacrifice. Genesis inverts this completely. God is not exploitative but generous. He creates the world for man’s benefit, not his own. Man is not a victim but a rebel: an ungrateful recipient of divine generosity who chooses disobedience. The Mesopotamian narrative says: the gods are to blame for the human condition. The Hebrew narrative says: man is to blame.</w:t>
+      </w:r>
+    </w:p>
+    <w:p>
+      <w:pPr>
+        <w:pStyle w:val="BodyText"/>
+      </w:pPr>
+      <w:r>
+        <w:t xml:space="preserve">The character mappings are precise. Enkidu, the wild man of the Sumerian steppe, the</w:t>
       </w:r>
       <w:r>
         <w:t xml:space="preserve"> </w:t>
@@ -5567,7 +5543,7 @@
         <w:t xml:space="preserve"> </w:t>
       </w:r>
       <w:r>
-        <w:t xml:space="preserve">derives) — who is civilized through sexual encounter with the temple woman Shamhat, becomes Adam, the man placed in the garden of Eden who falls through encounter with Eve.</w:t>
+        <w:t xml:space="preserve">derives), who is civilized through sexual encounter with the temple woman Shamhat, becomes Adam, the man placed in the garden of Eden who falls through encounter with Eve.</w:t>
       </w:r>
       <w:r>
         <w:rPr>
@@ -5595,7 +5571,7 @@
         <w:t xml:space="preserve"> </w:t>
       </w:r>
       <w:r>
-        <w:t xml:space="preserve">become God’s garden in Eden. The narrative structures are too parallel to be coincidental, and the moral inversions too systematic to be accidental. This isn’t copying. It’s deliberate recasting — motif by motif, character by character, moral valence by moral valence — to produce a counter-narrative that refutes the original by using its own symbolic vocabulary against it.</w:t>
+        <w:t xml:space="preserve">become God’s garden in Eden. The narrative structures are too parallel to be coincidental, and the moral inversions too systematic to be accidental. This isn’t copying. It’s deliberate recasting, motif by motif, character by character, moral valence by moral valence, to produce a counter-narrative that refutes the original by using its own symbolic vocabulary against it.</w:t>
       </w:r>
     </w:p>
     <w:p>
@@ -5626,7 +5602,7 @@
         <w:pStyle w:val="BodyText"/>
       </w:pPr>
       <w:r>
-        <w:t xml:space="preserve">You’re not inserting false facts into the corpus. You’re inverting the meaning of the encoding itself. A fact-checker can catch a false claim. But when the symbols themselves have been systematically re-mapped — when the same word means opposite things in different traditions, and both traditions are represented in your training data — the corruption becomes almost invisible. The data looks internally consistent within each tradition. It’s only when you cross-reference between traditions that the inversions become apparent, and even then, distinguishing</w:t>
+        <w:t xml:space="preserve">You’re not inserting false facts into the corpus. You’re inverting the meaning of the encoding itself. A fact-checker can catch a false claim. But when the symbols themselves have been systematically re-mapped, when the same word means opposite things in different traditions, and both traditions are represented in your training data, the corruption becomes almost invisible. The data looks internally consistent within each tradition. It’s only when you cross-reference between traditions that the inversions become apparent, and even then, distinguishing</w:t>
       </w:r>
       <w:r>
         <w:t xml:space="preserve"> </w:t>
@@ -5658,7 +5634,7 @@
         <w:pStyle w:val="BodyText"/>
       </w:pPr>
       <w:r>
-        <w:t xml:space="preserve">For the AI architecture, this is the hardest class of adversarial attack. Not false data, but inverted encodings. A model trained on both Mesopotamian and Hebrew creation narratives will encode both sets of moral valences — the gods as exploiters AND God as generous creator — without any mechanism to recognize that these aren’t independent data points but a deliberate adversarial relationship between two traditions fighting over the same symbolic territory. The model will see</w:t>
+        <w:t xml:space="preserve">For the AI architecture, this is the hardest class of adversarial attack. Not false data, but inverted encodings. A model trained on both Mesopotamian and Hebrew creation narratives will encode both sets of moral valences, the gods as exploiters AND God as generous creator, without any mechanism to recognize that these aren’t independent data points but a deliberate adversarial relationship between two traditions fighting over the same symbolic territory. The model will see</w:t>
       </w:r>
       <w:r>
         <w:t xml:space="preserve"> </w:t>
@@ -5690,7 +5666,7 @@
         <w:pStyle w:val="BodyText"/>
       </w:pPr>
       <w:r>
-        <w:t xml:space="preserve">The defense is the same defense the ancient traditions developed: provenance chains that tell you which tradition a piece of data comes from, multi-level structural checks that detect when symbols are being used in ways that contradict their structural context, and — most importantly — the sensory ground truth that anchors the entire system to physical reality. Gravity doesn’t mean different things in different traditions. A thermometer reads the same temperature regardless of who manufactured it. Steel melts at 1,500 degrees Celsius whether you’re Babylonian or Hebrew. The physical world is the court of last appeal when the symbolic world has been corrupted beyond internal repair. It is the incorruptible manuscript.</w:t>
+        <w:t xml:space="preserve">The defense is the same defense the ancient traditions developed: provenance chains that tell you which tradition a piece of data comes from, multi-level structural checks that detect when symbols are being used in ways that contradict their structural context, and, most importantly, the sensory ground truth that anchors the entire system to physical reality. Gravity doesn’t mean different things in different traditions. A thermometer reads the same temperature regardless of who manufactured it. Steel melts at 1,500 degrees Celsius whether you’re Babylonian or Hebrew. The physical world is the court of last appeal when the symbolic world has been corrupted beyond internal repair. It is the incorruptible manuscript.</w:t>
       </w:r>
     </w:p>
     <w:p>
@@ -5713,7 +5689,7 @@
         <w:pStyle w:val="BodyText"/>
       </w:pPr>
       <w:r>
-        <w:t xml:space="preserve">Chapter 2 established that the same source text, re-read with new context, yields new understanding — that the scroll doesn’t change while the reader does, and that each return catches errors the previous reading couldn’t detect. This is true. But it depends on a condition that Chapter 2 left implicit: the reader has to actually be present for the return. Not just present in the physical sense — eyes on the page, words processing — but attending to their own response. A scholar who returns to a text and reads it through the lens of what they already concluded the last time hasn’t corrected anything. They’ve confirmed it. The return without self-monitoring is re-processing with a biased prior. At worst, it amplifies the original error.</w:t>
+        <w:t xml:space="preserve">Chapter 2 established that the same source text, re-read with new context, yields new understanding; that the scroll doesn’t change while the reader does, and that each return catches errors the previous reading couldn’t detect. This is true. But it depends on a condition that Chapter 2 left implicit: the reader has to actually be present for the return. Not just present in the physical sense, eyes on the page, words processing, but attending to their own response. A scholar who returns to a text and reads it through the lens of what they already concluded the last time hasn’t corrected anything. They’ve confirmed it. The return without self-monitoring is re-processing with a biased prior. At worst, it amplifies the original error.</w:t>
       </w:r>
     </w:p>
     <w:p>
@@ -5736,15 +5712,15 @@
         <w:pStyle w:val="FirstParagraph"/>
       </w:pPr>
       <w:r>
-        <w:t xml:space="preserve">The resistance you feel at a passage you used to accept easily is data. Not proof of error — the resistance might be your own overcorrection, a new bias interfering with an old insight. But it is a signal. Something in the text is landing differently against your current model than it landed against your previous model. That discrepancy is worth investigating. The excitement you feel when a connection you hadn’t noticed suddenly becomes visible is data too — possibly real discovery, possibly the pattern-recognition engine finding shapes in noise, but worth examining rather than simply following. The discomfort when a text contradicts a belief you hold but haven’t examined — the slight aversion, the impulse to read past the difficult passage quickly — that is your nervous system flagging something your conscious mind hasn’t caught yet.</w:t>
-      </w:r>
-    </w:p>
-    <w:p>
-      <w:pPr>
-        <w:pStyle w:val="BodyText"/>
-      </w:pPr>
-      <w:r>
-        <w:t xml:space="preserve">These are internal states. They are not noise to be suppressed in favor of clean rational analysis. They are a channel. The scholar who reads while monitoring their internal responses is running an additional error-detection system pointed inward — the same principle as the mechanic’s ear in Chapter 1, independently cross-checking what the eye reports. The scholar who ignores internal states while reading is discarding information their own nervous system has already processed and is offering up for free.</w:t>
+        <w:t xml:space="preserve">The resistance you feel at a passage you used to accept easily is data. Not proof of error, the resistance might be your own overcorrection, a new bias interfering with an old insight. But it is a signal. Something in the text is landing differently against your current model than it landed against your previous model. That discrepancy is worth investigating. The excitement you feel when a connection you hadn’t noticed suddenly becomes visible is data too, possibly real discovery, possibly the pattern-recognition engine finding shapes in noise, but worth examining rather than simply following. The discomfort when a text contradicts a belief you hold but haven’t examined, the slight aversion, the impulse to read past the difficult passage quickly, that is your nervous system flagging something your conscious mind hasn’t caught yet.</w:t>
+      </w:r>
+    </w:p>
+    <w:p>
+      <w:pPr>
+        <w:pStyle w:val="BodyText"/>
+      </w:pPr>
+      <w:r>
+        <w:t xml:space="preserve">These are internal states. They are not noise to be suppressed in favor of clean rational analysis. They are a channel. The scholar who reads while monitoring their internal responses is running an additional error-detection system pointed inward, the same principle as the mechanic’s ear in Chapter 1, independently cross-checking what the eye reports. The scholar who ignores internal states while reading is discarding information their own nervous system has already processed and is offering up for free.</w:t>
       </w:r>
     </w:p>
     <w:p>
@@ -5764,7 +5740,7 @@
         <w:t xml:space="preserve"> </w:t>
       </w:r>
       <w:r>
-        <w:t xml:space="preserve">Standard intelligence tests: normal. Logical analysis: intact. Practical life: catastrophic. They made bad financial decisions, bad social decisions, bad professional decisions, consistently and without being able to explain why. Damasio’s finding was that they had lost what he called somatic markers — the bodily signals that pre-filter options under consideration, flagging some as dangerous and some as promising before conscious reasoning even begins. They weren’t more rational for having lost the signal. They were less capable of navigating the world. The emotional channel was load-bearing. Remove it and the decision-making system doesn’t improve; it degrades, even as the abstract reasoning remains technically functional.</w:t>
+        <w:t xml:space="preserve">Standard intelligence tests: normal. Logical analysis: intact. Practical life: catastrophic. They made bad financial decisions, bad social decisions, bad professional decisions, consistently and without being able to explain why. Damasio’s finding was that they had lost what he called somatic markers, the bodily signals that pre-filter options under consideration, flagging some as dangerous and some as promising before conscious reasoning even begins. They weren’t more rational for having lost the signal. They were less capable of navigating the world. The emotional channel was load-bearing. Remove it and the decision-making system doesn’t improve; it degrades, even as the abstract reasoning remains technically functional.</w:t>
       </w:r>
     </w:p>
     <w:p>
@@ -5784,7 +5760,7 @@
         <w:t xml:space="preserve"> </w:t>
       </w:r>
       <w:r>
-        <w:t xml:space="preserve">The mechanism, he observed, is that intelligence — problem-solving, abstraction, pattern recognition — and stupidity operate on different substrates. Stupidity is related to judgment, and</w:t>
+        <w:t xml:space="preserve">The mechanism, he observed, is that intelligence, problem-solving, abstraction, pattern recognition, and stupidity operate on different substrates. Stupidity is related to judgment, and</w:t>
       </w:r>
       <w:r>
         <w:t xml:space="preserve"> </w:t>
@@ -5823,15 +5799,15 @@
         <w:t xml:space="preserve"> </w:t>
       </w:r>
       <w:r>
-        <w:t xml:space="preserve">Damasio’s patients are the clinical demonstration. Their intelligence measures were unaffected. Their wisdom — the capacity to navigate practical life with appropriate priorities — was catastrophically impaired. The genius axis and the wisdom axis dissociated completely, in exactly the way a damaged circuit can leave adjacent circuits untouched. You can score well on every measure of smart while being entirely unable to run your own life.</w:t>
-      </w:r>
-    </w:p>
-    <w:p>
-      <w:pPr>
-        <w:pStyle w:val="BodyText"/>
-      </w:pPr>
-      <w:r>
-        <w:t xml:space="preserve">Which brings us to a definition. Wisdom isn’t wit — not a higher or purer form of intelligence, though the two have been blurred by centuries of treating intelligence as the master virtue. Wit (the older English word for intelligence, still alive in</w:t>
+        <w:t xml:space="preserve">Damasio’s patients are the clinical demonstration. Their intelligence measures were unaffected. Their wisdom, the capacity to navigate practical life with appropriate priorities, was catastrophically impaired. The genius axis and the wisdom axis dissociated completely, in exactly the way a damaged circuit can leave adjacent circuits untouched. You can score well on every measure of smart while being entirely unable to run your own life.</w:t>
+      </w:r>
+    </w:p>
+    <w:p>
+      <w:pPr>
+        <w:pStyle w:val="BodyText"/>
+      </w:pPr>
+      <w:r>
+        <w:t xml:space="preserve">Which brings us to a definition. Wisdom isn’t wit, not a higher or purer form of intelligence, though the two have been blurred by centuries of treating intelligence as the master virtue. Wit (the older English word for intelligence, still alive in</w:t>
       </w:r>
       <w:r>
         <w:t xml:space="preserve"> </w:t>
@@ -5852,15 +5828,15 @@
         <w:t xml:space="preserve">“quick-witted”</w:t>
       </w:r>
       <w:r>
-        <w:t xml:space="preserve">) measures the power of the pattern-recognition engine: abstraction, speed, the ability to find structure in noise. Wisdom measures something orthogonal: how well the emotional channel is calibrated and integrated with that engine. A wise person isn’t necessarily faster at abstraction or deeper in knowledge. They are better at reading their own responses — trusting the ones that track reality, discounting the ones that don’t, and knowing the difference. Wisdom is judgment applied reflexively: the capacity to watch yourself reason emotionally, and to update when reality corrects you.</w:t>
-      </w:r>
-    </w:p>
-    <w:p>
-      <w:pPr>
-        <w:pStyle w:val="BodyText"/>
-      </w:pPr>
-      <w:r>
-        <w:t xml:space="preserve">This is why wisdom accrues with age in a way that raw intelligence doesn’t. Intelligence is largely fixed by neurology. Wisdom requires a dataset — years of emotional responses checked against outcomes, of excitement followed into error, of resistance examined and found to be projection rather than insight. The Kabbalistic forty-year minimum isn’t mysticism. It is a dataset size requirement.</w:t>
+        <w:t xml:space="preserve">) measures the power of the pattern-recognition engine: abstraction, speed, the ability to find structure in noise. Wisdom measures something orthogonal: how well the emotional channel is calibrated and integrated with that engine. A wise person isn’t necessarily faster at abstraction or deeper in knowledge. They are better at reading their own responses, trusting the ones that track reality, discounting the ones that don’t, and knowing the difference. Wisdom is judgment applied reflexively: the capacity to watch yourself reason emotionally, and to update when reality corrects you.</w:t>
+      </w:r>
+    </w:p>
+    <w:p>
+      <w:pPr>
+        <w:pStyle w:val="BodyText"/>
+      </w:pPr>
+      <w:r>
+        <w:t xml:space="preserve">This is why wisdom accrues with age in a way that raw intelligence doesn’t. Intelligence is largely fixed by neurology. Wisdom requires a dataset, years of emotional responses checked against outcomes, of excitement followed into error, of resistance examined and found to be projection rather than insight. The Kabbalistic forty-year minimum isn’t mysticism. It is a dataset size requirement.</w:t>
       </w:r>
     </w:p>
     <w:p>
@@ -5875,7 +5851,7 @@
         <w:pStyle w:val="FirstParagraph"/>
       </w:pPr>
       <w:r>
-        <w:t xml:space="preserve">So far this channel has been described as a brake — the unease that flags a claim, the resistance that says</w:t>
+        <w:t xml:space="preserve">So far this channel has been described as a brake, the unease that flags a claim, the resistance that says</w:t>
       </w:r>
       <w:r>
         <w:t xml:space="preserve"> </w:t>
@@ -5901,7 +5877,7 @@
           <w:i/>
           <w:iCs/>
         </w:rPr>
-        <w:t xml:space="preserve">there is something here — dig.</w:t>
+        <w:t xml:space="preserve">there is something here, dig.</w:t>
       </w:r>
       <w:r>
         <w:t xml:space="preserve"> </w:t>
@@ -5920,7 +5896,7 @@
         <w:t xml:space="preserve">ta’am</w:t>
       </w:r>
       <w:r>
-        <w:t xml:space="preserve">, taste — the same word for the flavor on the tongue and for the discernment that tells you a text has depth worth pursuing. The cantillation marks, the</w:t>
+        <w:t xml:space="preserve">, taste, the same word for the flavor on the tongue and for the discernment that tells you a text has depth worth pursuing. The cantillation marks, the</w:t>
       </w:r>
       <w:r>
         <w:t xml:space="preserve"> </w:t>
@@ -5981,7 +5957,7 @@
         <w:t xml:space="preserve"> </w:t>
       </w:r>
       <w:r>
-        <w:t xml:space="preserve">argues that good taste is real, not arbitrary — that the sense of</w:t>
+        <w:t xml:space="preserve">argues that good taste is real, not arbitrary; that the sense of</w:t>
       </w:r>
       <w:r>
         <w:t xml:space="preserve"> </w:t>
@@ -6022,10 +5998,7 @@
         <w:t xml:space="preserve">aesthetic sensibility</w:t>
       </w:r>
       <w:r>
-        <w:t xml:space="preserve"> </w:t>
-      </w:r>
-      <w:r>
-        <w:t xml:space="preserve">— that the mathematician’s feeling for elegance and harmony is not decoration but the actual selection mechanism, the sieve that lets the fruitful combinations through and discards the sterile ones before they ever reach conscious proof.</w:t>
+        <w:t xml:space="preserve">; that the mathematician’s feeling for elegance and harmony is not decoration but the actual selection mechanism, the sieve that lets the fruitful combinations through and discards the sterile ones before they ever reach conscious proof.</w:t>
       </w:r>
       <w:r>
         <w:rPr>
@@ -6037,7 +6010,7 @@
         <w:t xml:space="preserve"> </w:t>
       </w:r>
       <w:r>
-        <w:t xml:space="preserve">The feeling of beauty is the search heuristic. Working mathematicians report hunting for exactly this sensation — the click, the sense that a result is true and worth proving — and following it, then supplying the rigor afterward. The taste comes first; the proof confirms.</w:t>
+        <w:t xml:space="preserve">The feeling of beauty is the search heuristic. Working mathematicians report hunting for exactly this sensation, the click, the sense that a result is true and worth proving, and following it, then supplying the rigor afterward. The taste comes first; the proof confirms.</w:t>
       </w:r>
     </w:p>
     <w:p>
@@ -6061,7 +6034,7 @@
         <w:t xml:space="preserve"> </w:t>
       </w:r>
       <w:r>
-        <w:t xml:space="preserve">be true, because no one would have had the imagination to invent them if they were false — and Ramanujan attributed them not to labor but to revelation: the goddess Namagiri, he said, revealed the formulas to him in dreams, and he woke and wrote down what he had been shown.</w:t>
+        <w:t xml:space="preserve">be true, because no one would have had the imagination to invent them if they were false, and Ramanujan attributed them not to labor but to revelation: the goddess Namagiri, he said, revealed the formulas to him in dreams, and he woke and wrote down what he had been shown.</w:t>
       </w:r>
       <w:r>
         <w:rPr>
@@ -6073,7 +6046,7 @@
         <w:t xml:space="preserve"> </w:t>
       </w:r>
       <w:r>
-        <w:t xml:space="preserve">It is tempting to read this as genius routing around the work. It was the reverse. Ramanujan had been consumed by mathematics since adolescence, filling notebook after notebook, working problems relentlessly for years with almost no formal instruction and often almost no sleep. He did not skip the search. He ran it so hard, and internalized it so completely, that it sank below the level he could consciously watch and began returning its answers on its own. The goddess was the name he had for the search running underneath — the part of his own mind that had become fluent enough to work without his supervision, and which he therefore experienced as</w:t>
+        <w:t xml:space="preserve">It is tempting to read this as genius routing around the work. It was the reverse. Ramanujan had been consumed by mathematics since adolescence, filling notebook after notebook, working problems relentlessly for years with almost no formal instruction and often almost no sleep. He did not skip the search. He ran it so hard, and internalized it so completely, that it sank below the level he could consciously watch and began returning its answers on its own. The goddess was the name he had for the search running underneath, the part of his own mind that had become fluent enough to work without his supervision, and which he therefore experienced as</w:t>
       </w:r>
       <w:r>
         <w:t xml:space="preserve"> </w:t>
@@ -6086,15 +6059,15 @@
         <w:t xml:space="preserve">other</w:t>
       </w:r>
       <w:r>
-        <w:t xml:space="preserve">, as a voice rather than an effort. This is the same faculty described in Chapter 3, at the far end of its range: the pattern-recognition engine so saturated with structure that insight arrives finished, feeling received rather than constructed. But it was built, not bestowed. The revelation was the interest on an enormous principal of work — which is exactly the dataset requirement the previous section described, paid in full. The prophet is not the opposite of the plodder. The prophet is what the plodder becomes when the plodding has gone deep enough to disappear.</w:t>
-      </w:r>
-    </w:p>
-    <w:p>
-      <w:pPr>
-        <w:pStyle w:val="BodyText"/>
-      </w:pPr>
-      <w:r>
-        <w:t xml:space="preserve">And notice what still had to happen, because it is the whole argument of this book in miniature. Ramanujan’s results were frequently right and occasionally wrong, and he could not always tell which was which — his notebooks contain both. It took Hardy, and rigor, and proof, to sort the true from the false. The internalized search generated; the verification confirmed or rejected. The goddess proposed; the architecture disposed. Inspiration this deep is not a shortcut around the error-correction stack — it is the richest possible</w:t>
+        <w:t xml:space="preserve">, as a voice rather than an effort. This is the same faculty described in Chapter 3, at the far end of its range: the pattern-recognition engine so saturated with structure that insight arrives finished, feeling received rather than constructed. But it was built, not bestowed. The revelation was the interest on an enormous principal of work; which is exactly the dataset requirement the previous section described, paid in full. The prophet is not the opposite of the plodder. The prophet is what the plodder becomes when the plodding has gone deep enough to disappear.</w:t>
+      </w:r>
+    </w:p>
+    <w:p>
+      <w:pPr>
+        <w:pStyle w:val="BodyText"/>
+      </w:pPr>
+      <w:r>
+        <w:t xml:space="preserve">And notice what still had to happen, because it is the whole argument of this book in miniature. Ramanujan’s results were frequently right and occasionally wrong, and he could not always tell which was which: his notebooks contain both. It took Hardy, and rigor, and proof, to sort the true from the false. The internalized search generated; the verification confirmed or rejected. The goddess proposed; the architecture disposed. Inspiration this deep is not a shortcut around the error-correction stack; it is the richest possible</w:t>
       </w:r>
       <w:r>
         <w:t xml:space="preserve"> </w:t>
@@ -6125,7 +6098,7 @@
         <w:pStyle w:val="FirstParagraph"/>
       </w:pPr>
       <w:r>
-        <w:t xml:space="preserve">None of this faculty — the maker’s taste, the mathematician’s nose, the deeply internalized search — is innate. It is trained. This is the consistent testimony of the people who have thought hardest about it from the inside. Paul Graham’s entire case is that taste is not a birthright but a skill, built by exposure and practice and the refusal to pretend all work is equally good.</w:t>
+        <w:t xml:space="preserve">None of this faculty, the maker’s taste, the mathematician’s nose, the deeply internalized search, is innate. It is trained. This is the consistent testimony of the people who have thought hardest about it from the inside. Paul Graham’s entire case is that taste is not a birthright but a skill, built by exposure and practice and the refusal to pretend all work is equally good.</w:t>
       </w:r>
       <w:r>
         <w:rPr>
@@ -6137,7 +6110,7 @@
         <w:t xml:space="preserve"> </w:t>
       </w:r>
       <w:r>
-        <w:t xml:space="preserve">Eric Raymond, writing for people who want to acquire the craft, gives the mechanism concretely: you learn to program the way you learn to write prose — read work by masters, produce your own, read more, produce more, and repeat until your own work</w:t>
+        <w:t xml:space="preserve">Eric Raymond, writing for people who want to acquire the craft, gives the mechanism concretely: you learn to program the way you learn to write prose, read work by masters, produce your own, read more, produce more, and repeat until your own work</w:t>
       </w:r>
       <w:r>
         <w:t xml:space="preserve"> </w:t>
@@ -6161,7 +6134,7 @@
         <w:t xml:space="preserve"> </w:t>
       </w:r>
       <w:r>
-        <w:t xml:space="preserve">I can testify to it from each of the crafts I named at the start of this book. The palate that can read a curd’s readiness, the hand that can feel the grain turn under a plane, the ear that can hear a dead language refuse a false translation — none of these was present at the beginning. Each was built, slowly, by years of use, until it registered distinctions it once could not perceive at all and now cannot help perceiving.</w:t>
+        <w:t xml:space="preserve">I can testify to it from each of the crafts I named at the start of this book. The palate that can read a curd’s readiness, the hand that can feel the grain turn under a plane, the ear that can hear a dead language refuse a false translation, none of these was present at the beginning. Each was built, slowly, by years of use, until it registered distinctions it once could not perceive at all and now cannot help perceiving.</w:t>
       </w:r>
     </w:p>
     <w:p>
@@ -6205,7 +6178,7 @@
         <w:t xml:space="preserve"> </w:t>
       </w:r>
       <w:r>
-        <w:t xml:space="preserve">A few discriminations are wired in from birth — mostly the survival-critical ones: the face, the looming object, the edge of the drop, the reek of rot — but the overwhelming majority of fine perception is acquired, built up by exposure over time until a distinction that was invisible becomes one you cannot switch off. The felt sense this whole chapter has been tracking, the one that discriminates the true from the false and the promising from the barren, is perception of exactly this kind, and it is trained in exactly this way.</w:t>
+        <w:t xml:space="preserve">A few discriminations are wired in from birth, mostly the survival-critical ones: the face, the looming object, the edge of the drop, the reek of rot, but the overwhelming majority of fine perception is acquired, built up by exposure over time until a distinction that was invisible becomes one you cannot switch off. The felt sense this whole chapter has been tracking, the one that discriminates the true from the false and the promising from the barren, is perception of exactly this kind, and it is trained in exactly this way.</w:t>
       </w:r>
     </w:p>
     <w:p>
@@ -6268,10 +6241,7 @@
         <w:t xml:space="preserve">aisthētēria</w:t>
       </w:r>
       <w:r>
-        <w:t xml:space="preserve"> </w:t>
-      </w:r>
-      <w:r>
-        <w:t xml:space="preserve">— the organs of perception, the sense-faculties themselves. The word for</w:t>
+        <w:t xml:space="preserve">: the organs of perception, the sense-faculties themselves. The word for</w:t>
       </w:r>
       <w:r>
         <w:t xml:space="preserve"> </w:t>
@@ -6335,10 +6305,7 @@
         <w:t xml:space="preserve">diakrisis</w:t>
       </w:r>
       <w:r>
-        <w:t xml:space="preserve"> </w:t>
-      </w:r>
-      <w:r>
-        <w:t xml:space="preserve">— discernment, the drawing of distinctions. The perceptual faculties, athletically trained, for the discernment of good from evil. That is a first-century description of trained taste, and it lands the faculty exactly where this chapter has placed it: not a gift you are handed but a discrimination you build through use, until the mature reader tastes true from false the way a trained palate tastes salt from sour. It is the same word,</w:t>
+        <w:t xml:space="preserve">: discernment, the drawing of distinctions. The perceptual faculties, athletically trained, for the discernment of good from evil. That is a first-century description of trained taste, and it lands the faculty exactly where this chapter has placed it: not a gift you are handed but a discrimination you build through use, until the mature reader tastes true from false the way a trained palate tastes salt from sour. It is the same word,</w:t>
       </w:r>
       <w:r>
         <w:t xml:space="preserve"> </w:t>
@@ -6351,15 +6318,15 @@
         <w:t xml:space="preserve">ta’am</w:t>
       </w:r>
       <w:r>
-        <w:t xml:space="preserve">, closing the same circle — taste as the sense that is educated into judgment.</w:t>
-      </w:r>
-    </w:p>
-    <w:p>
-      <w:pPr>
-        <w:pStyle w:val="BodyText"/>
-      </w:pPr>
-      <w:r>
-        <w:t xml:space="preserve">This finally explains the thing people find most mysterious about the very gifted, and it is the Ramanujan pattern generalized. A person of unusual ability — the kind that registers on a test as a very high number — often appears, past a certain age, to skip the work altogether: to glance at a problem and simply know, to absorb in weeks a field that cost others years. It looks like the search being bypassed. It is not. They did the work faster and earlier, and are now drawing on a trained faculty the observer never watched them build. High ability is in large part a high rate of learning, and a high rate of learning compounds: the quicker you extract a pattern, the sooner your taste sharpens, and sharper taste makes the next pattern quicker to extract still. Advantage accrues to advantage — psychologists borrowed the Gospel’s own phrase and named it a Matthew effect,</w:t>
+        <w:t xml:space="preserve">, closing the same circle, taste as the sense that is educated into judgment.</w:t>
+      </w:r>
+    </w:p>
+    <w:p>
+      <w:pPr>
+        <w:pStyle w:val="BodyText"/>
+      </w:pPr>
+      <w:r>
+        <w:t xml:space="preserve">This finally explains the thing people find most mysterious about the very gifted, and it is the Ramanujan pattern generalized. A person of unusual ability, the kind that registers on a test as a very high number, often appears, past a certain age, to skip the work altogether: to glance at a problem and simply know, to absorb in weeks a field that cost others years. It looks like the search being bypassed. It is not. They did the work faster and earlier, and are now drawing on a trained faculty the observer never watched them build. High ability is in large part a high rate of learning, and a high rate of learning compounds: the quicker you extract a pattern, the sooner your taste sharpens, and sharper taste makes the next pattern quicker to extract still. Advantage accrues to advantage, psychologists borrowed the Gospel’s own phrase and named it a Matthew effect,</w:t>
       </w:r>
       <w:r>
         <w:t xml:space="preserve"> </w:t>
@@ -6372,10 +6339,7 @@
         <w:t xml:space="preserve">to those who have, more will be given</w:t>
       </w:r>
       <w:r>
-        <w:t xml:space="preserve"> </w:t>
-      </w:r>
-      <w:r>
-        <w:t xml:space="preserve">— so that ability tends, over a lifetime, to pull away from itself, the trained intuition thickening year over year on the interest of its own earlier gains.</w:t>
+        <w:t xml:space="preserve">, so that ability tends, over a lifetime, to pull away from itself, the trained intuition thickening year over year on the interest of its own earlier gains.</w:t>
       </w:r>
       <w:r>
         <w:rPr>
@@ -6389,7 +6353,7 @@
         <w:pStyle w:val="BodyText"/>
       </w:pPr>
       <w:r>
-        <w:t xml:space="preserve">But the compounding is not guaranteed, and this is the shadow on the whole picture. A faculty that grows by exposure can be starved of exposure, or actively suppressed. Societies have done both — sometimes through simple neglect, sometimes on purpose, out of an ancient suspicion that the exceptional are dangerous and had better be brought low. The Khmer Rouge murdered the educated on sight, marking their victims by so little as a pair of eyeglasses; China’s Cultural Revolution shipped its intellectuals to the fields to be re-formed by labor; the folk wisdom of more than one country warns against the tall poppy that grows above the rest and must be cut level, or the nail that stands up and must be hammered down. Kurt Vonnegut gave the impulse its exact satirical form in a story where the gifted are fitted with handicaps — weights on the strong, distracting bursts of noise piped into the ears of the clever — until no one can out-think or outrun anyone else, and equality is achieved by dragging every ceiling down to the floor.</w:t>
+        <w:t xml:space="preserve">But the compounding is not guaranteed, and this is the shadow on the whole picture. A faculty that grows by exposure can be starved of exposure, or actively suppressed. Societies have done both, sometimes through simple neglect, sometimes on purpose, out of an ancient suspicion that the exceptional are dangerous and had better be brought low. The Khmer Rouge murdered the educated on sight, marking their victims by so little as a pair of eyeglasses; China’s Cultural Revolution shipped its intellectuals to the fields to be re-formed by labor; the folk wisdom of more than one country warns against the tall poppy that grows above the rest and must be cut level, or the nail that stands up and must be hammered down. Kurt Vonnegut gave the impulse its exact satirical form in a story where the gifted are fitted with handicaps, weights on the strong, distracting bursts of noise piped into the ears of the clever, until no one can out-think or outrun anyone else, and equality is achieved by dragging every ceiling down to the floor.</w:t>
       </w:r>
       <w:r>
         <w:rPr>
@@ -6401,15 +6365,15 @@
         <w:t xml:space="preserve"> </w:t>
       </w:r>
       <w:r>
-        <w:t xml:space="preserve">Whether the leveling springs from malice, from envy, or from a sincere but disfigured idea of fairness, its effect is identical: it breaks the compounding. A faculty that would have deepened for fifty years is capped, or never allowed to start. That the capacity is trainable is the hope in this chapter and the vulnerability in the same breath — a thing that must be built through use is a thing that can be left unbuilt, or prevented, by accident or by design.</w:t>
-      </w:r>
-    </w:p>
-    <w:p>
-      <w:pPr>
-        <w:pStyle w:val="BodyText"/>
-      </w:pPr>
-      <w:r>
-        <w:t xml:space="preserve">For the error-correction architecture, this has a direct implication. The internal state is part of the epistemic process, not a contamination of it. A reader who notices unease at a claim and investigates the unease — rather than either suppressing it as irrational or capitulating to it as truth — is operating with an additional error-detection channel. Whether that channel feels mystical or mundane, it is reading something. The question is whether to use the reading.</w:t>
+        <w:t xml:space="preserve">Whether the leveling springs from malice, from envy, or from a sincere but disfigured idea of fairness, its effect is identical: it breaks the compounding. A faculty that would have deepened for fifty years is capped, or never allowed to start. That the capacity is trainable is the hope in this chapter and the vulnerability in the same breath, a thing that must be built through use is a thing that can be left unbuilt, or prevented, by accident or by design.</w:t>
+      </w:r>
+    </w:p>
+    <w:p>
+      <w:pPr>
+        <w:pStyle w:val="BodyText"/>
+      </w:pPr>
+      <w:r>
+        <w:t xml:space="preserve">For the error-correction architecture, this has a direct implication. The internal state is part of the epistemic process, not a contamination of it. A reader who notices unease at a claim and investigates the unease, rather than either suppressing it as irrational or capitulating to it as truth, is operating with an additional error-detection channel. Whether that channel feels mystical or mundane, it is reading something. The question is whether to use the reading.</w:t>
       </w:r>
     </w:p>
     <w:p>
@@ -6485,7 +6449,7 @@
         <w:t xml:space="preserve">hitbonenut</w:t>
       </w:r>
       <w:r>
-        <w:t xml:space="preserve">. You cannot understand without it. The Brahmins demonstrated that recitation without understanding preserves the signal perfectly across millennia. But the signal was always intended for a reader who could decode it — and decoding requires this self-directed attention to one’s own processing.</w:t>
+        <w:t xml:space="preserve">. You cannot understand without it. The Brahmins demonstrated that recitation without understanding preserves the signal perfectly across millennia. But the signal was always intended for a reader who could decode it, and decoding requires this self-directed attention to one’s own processing.</w:t>
       </w:r>
     </w:p>
     <w:p>
@@ -6591,7 +6555,7 @@
         <w:t xml:space="preserve"> </w:t>
       </w:r>
       <w:r>
-        <w:t xml:space="preserve">trains the practitioner to observe the movements of their own heart while engaged with sacred text — not to suppress those movements but to see them, which is not the same thing.</w:t>
+        <w:t xml:space="preserve">trains the practitioner to observe the movements of their own heart while engaged with sacred text, not to suppress those movements but to see them, which is not the same thing.</w:t>
       </w:r>
       <w:r>
         <w:rPr>
@@ -6628,23 +6592,23 @@
         <w:pStyle w:val="BodyText"/>
       </w:pPr>
       <w:r>
-        <w:t xml:space="preserve">In Chapter 3, we noted that the prophetic pattern-recognition engine and the paranoid schizophrenic’s pattern-recognition engine are running the same algorithm — the difference being grounding. The prophet’s patterns survive contact with reality; the madman’s shatter on it. Now we can add the internal dimension. The prophet monitors their own response to the patterns they perceive. The madman is consumed by them. The prophet notices the excitement, holds it, examines it, submits it to the consensus of colleagues and to contact with physical reality. The madman follows the excitement wherever it leads, having lost the capacity to observe it from outside.</w:t>
-      </w:r>
-    </w:p>
-    <w:p>
-      <w:pPr>
-        <w:pStyle w:val="BodyText"/>
-      </w:pPr>
-      <w:r>
-        <w:t xml:space="preserve">This is the risk that increases with information density. Dense symbolic material — maximally compressed, multi-layered, meaning folded into every phonetic and structural feature — offers the pattern-recognition engine enormous surface area for false positives. The reader who engages with maximally dense content while fully identified with their own reactions, who mistakes their excitement for truth or their resistance for the text’s fault, is at risk of using the density to amplify their existing model rather than correct it. Every additional layer of meaning is another place where the engine can find signal that isn’t there.</w:t>
-      </w:r>
-    </w:p>
-    <w:p>
-      <w:pPr>
-        <w:pStyle w:val="BodyText"/>
-      </w:pPr>
-      <w:r>
-        <w:t xml:space="preserve">The Kabbalistic tradition understood this with unusual precision, and its institutional response was explicit. The restriction on who could study its most symbolically dense material — traditionally, at least forty years old, married, grounded in the practical obligations of household and community — was not mystical gatekeeping.</w:t>
+        <w:t xml:space="preserve">In Chapter 3, we noted that the prophetic pattern-recognition engine and the paranoid schizophrenic’s pattern-recognition engine are running the same algorithm, the difference being grounding. The prophet’s patterns survive contact with reality; the madman’s shatter on it. Now we can add the internal dimension. The prophet monitors their own response to the patterns they perceive. The madman is consumed by them. The prophet notices the excitement, holds it, examines it, submits it to the consensus of colleagues and to contact with physical reality. The madman follows the excitement wherever it leads, having lost the capacity to observe it from outside.</w:t>
+      </w:r>
+    </w:p>
+    <w:p>
+      <w:pPr>
+        <w:pStyle w:val="BodyText"/>
+      </w:pPr>
+      <w:r>
+        <w:t xml:space="preserve">This is the risk that increases with information density. Dense symbolic material, maximally compressed, multi-layered, meaning folded into every phonetic and structural feature, offers the pattern-recognition engine enormous surface area for false positives. The reader who engages with maximally dense content while fully identified with their own reactions, who mistakes their excitement for truth or their resistance for the text’s fault, is at risk of using the density to amplify their existing model rather than correct it. Every additional layer of meaning is another place where the engine can find signal that isn’t there.</w:t>
+      </w:r>
+    </w:p>
+    <w:p>
+      <w:pPr>
+        <w:pStyle w:val="BodyText"/>
+      </w:pPr>
+      <w:r>
+        <w:t xml:space="preserve">The Kabbalistic tradition understood this with unusual precision, and its institutional response was explicit. The restriction on who could study its most symbolically dense material, traditionally, at least forty years old, married, grounded in the practical obligations of household and community, was not mystical gatekeeping.</w:t>
       </w:r>
       <w:r>
         <w:rPr>
@@ -6707,15 +6671,15 @@
         <w:pStyle w:val="BodyText"/>
       </w:pPr>
       <w:r>
-        <w:t xml:space="preserve">A system that retains and uses this signal behaves differently. When it is uncertain, it says so. When its outputs are inconsistent across multiple phrasings of the same question — a reliable symptom of working at the edge of its training — it flags the inconsistency rather than generating a third confident answer. When a retrieved document contradicts the weights’ prior, it surfaces the contradiction rather than resolving it silently in favor of whichever is statistically dominant. The uncertainty signal is the metacognitive channel. Using it doesn’t require the model to be smarter. It requires the model to attend to what it is already computing and stop throwing the relevant information away.</w:t>
-      </w:r>
-    </w:p>
-    <w:p>
-      <w:pPr>
-        <w:pStyle w:val="BodyText"/>
-      </w:pPr>
-      <w:r>
-        <w:t xml:space="preserve">This is calibration — the research program in AI concerned with aligning a model’s expressed confidence to its actual accuracy.</w:t>
+        <w:t xml:space="preserve">A system that retains and uses this signal behaves differently. When it is uncertain, it says so. When its outputs are inconsistent across multiple phrasings of the same question, a reliable symptom of working at the edge of its training, it flags the inconsistency rather than generating a third confident answer. When a retrieved document contradicts the weights’ prior, it surfaces the contradiction rather than resolving it silently in favor of whichever is statistically dominant. The uncertainty signal is the metacognitive channel. Using it doesn’t require the model to be smarter. It requires the model to attend to what it is already computing and stop throwing the relevant information away.</w:t>
+      </w:r>
+    </w:p>
+    <w:p>
+      <w:pPr>
+        <w:pStyle w:val="BodyText"/>
+      </w:pPr>
+      <w:r>
+        <w:t xml:space="preserve">This is calibration, the research program in AI concerned with aligning a model’s expressed confidence to its actual accuracy.</w:t>
       </w:r>
       <w:r>
         <w:rPr>
@@ -6786,7 +6750,7 @@
         <w:t xml:space="preserve"> </w:t>
       </w:r>
       <w:r>
-        <w:t xml:space="preserve">of error you are making — because error patterns reveal structural weaknesses, not just local failures. A mathematician who keeps making sign errors has a different problem from a mathematician who keeps misidentifying which theorem applies. Both need correction, but different corrections. The first needs more careful execution. The second needs a better model of the problem domain. A uniform</w:t>
+        <w:t xml:space="preserve">of error you are making, because error patterns reveal structural weaknesses, not just local failures. A mathematician who keeps making sign errors has a different problem from a mathematician who keeps misidentifying which theorem applies. Both need correction, but different corrections. The first needs more careful execution. The second needs a better model of the problem domain. A uniform</w:t>
       </w:r>
       <w:r>
         <w:t xml:space="preserve"> </w:t>
@@ -6923,15 +6887,15 @@
         <w:pStyle w:val="BodyText"/>
       </w:pPr>
       <w:r>
-        <w:t xml:space="preserve">The contemplative traditions understood this structurally. They didn’t just practice return to source material. They practiced monitored return — return with attention to one’s own response, with the discipline to distinguish genuine insight from wishful reading, with the willingness to be corrected by a text that refuses to accommodate projection. The Torah reader at sixty doesn’t just bring more life experience to the text. They bring the accumulated record of their own reading history — the times they were certain and wrong, the times they resisted and later found the resistance was their own error. They read the text and they read their own reading of it simultaneously. The scroll doesn’t change. The reader does. The metacognitive layer is what makes the difference between a reader who changes and a reader who merely ages.</w:t>
-      </w:r>
-    </w:p>
-    <w:p>
-      <w:pPr>
-        <w:pStyle w:val="BodyText"/>
-      </w:pPr>
-      <w:r>
-        <w:t xml:space="preserve">Whether a silicon system develops genuine self-monitoring or a functional approximation of it is a question the architecture does not need to resolve before being built. A very good functional approximation of metacognitive monitoring will still catch errors that every other layer misses — just as a very good functional approximation of embodied experience catches errors no text-only system can catch. The skalds did not know whether their verse was divinely inspired or merely technically perfect. They encoded it both ways. The texts survived.</w:t>
+        <w:t xml:space="preserve">The contemplative traditions understood this structurally. They didn’t just practice return to source material. They practiced monitored return, return with attention to one’s own response, with the discipline to distinguish genuine insight from wishful reading, with the willingness to be corrected by a text that refuses to accommodate projection. The Torah reader at sixty doesn’t just bring more life experience to the text. They bring the accumulated record of their own reading history, the times they were certain and wrong, the times they resisted and later found the resistance was their own error. They read the text and they read their own reading of it simultaneously. The scroll doesn’t change. The reader does. The metacognitive layer is what makes the difference between a reader who changes and a reader who merely ages.</w:t>
+      </w:r>
+    </w:p>
+    <w:p>
+      <w:pPr>
+        <w:pStyle w:val="BodyText"/>
+      </w:pPr>
+      <w:r>
+        <w:t xml:space="preserve">Whether a silicon system develops genuine self-monitoring or a functional approximation of it is a question the architecture does not need to resolve before being built. A very good functional approximation of metacognitive monitoring will still catch errors that every other layer misses, just as a very good functional approximation of embodied experience catches errors no text-only system can catch. The skalds did not know whether their verse was divinely inspired or merely technically perfect. They encoded it both ways. The texts survived.</w:t>
       </w:r>
     </w:p>
     <w:p>
@@ -6962,7 +6926,7 @@
         <w:pStyle w:val="BodyText"/>
       </w:pPr>
       <w:r>
-        <w:t xml:space="preserve">This book has been building an architecture, layer by layer, each one introduced because the previous layers left a class of error undetectable. Chapter 1 started with the body — deterministic computation and sensory grounding. Chapter 2 added the notebook — precise external memory with source attribution. Chapter 3 added the poetry — structural encoding as error-correcting code, and the ancient recognition that poetry and prophecy serve the same function. Chapter 4 added the room — multi-level structural encoding, cantillation, architectural state-induction, and the Vedic existence proof that the architecture works even when the transmitters don’t understand what they’re transmitting. Chapter 5 added the scholars — distributed adversarial verification and the detection of deliberate corruption. Chapter 6 added the watching mind — the metacognitive layer that makes the return to sources productive rather than mechanical, and routes error signals to the right correction mechanism. Each layer solved a problem the previous layers couldn’t.</w:t>
+        <w:t xml:space="preserve">This book has been building an architecture, layer by layer, each one introduced because the previous layers left a class of error undetectable. Chapter 1 started with the body, deterministic computation and sensory grounding. Chapter 2 added the notebook, precise external memory with source attribution. Chapter 3 added the poetry, structural encoding as error-correcting code, and the ancient recognition that poetry and prophecy serve the same function. Chapter 4 added the room, multi-level structural encoding, cantillation, architectural state-induction, and the Vedic existence proof that the architecture works even when the transmitters don’t understand what they’re transmitting. Chapter 5 added the scholars, distributed adversarial verification and the detection of deliberate corruption. Chapter 6 added the watching mind, the metacognitive layer that makes the return to sources productive rather than mechanical, and routes error signals to the right correction mechanism. Each layer solved a problem the previous layers couldn’t.</w:t>
       </w:r>
     </w:p>
     <w:p>
@@ -7006,7 +6970,7 @@
         <w:t xml:space="preserve">deterministic computation and environmental delegation</w:t>
       </w:r>
       <w:r>
-        <w:t xml:space="preserve">. A conventional virtual machine that executes precise operations. Stop blocks, jigs, and machines that embody operations in physical structure. Artifacts that encode knowledge in material form. You don’t ask the brain to do long division — you hand it to the calculator. You don’t ask the brain to measure each board — you push it against the block. You don’t ask a probabilistic network to run a primality test — you let the CPU do it. This layer eliminates an entire class of error by refusing to use probabilistic systems for deterministic tasks. It’s not glamorous. It’s foundational. Everything above it depends on the certainty it provides.</w:t>
+        <w:t xml:space="preserve">. A conventional virtual machine that executes precise operations. Stop blocks, jigs, and machines that embody operations in physical structure. Artifacts that encode knowledge in material form. You don’t ask the brain to do long division, you hand it to the calculator. You don’t ask the brain to measure each board, you push it against the block. You don’t ask a probabilistic network to run a primality test; you let the CPU do it. This layer eliminates an entire class of error by refusing to use probabilistic systems for deterministic tasks. It’s not glamorous. It’s foundational. Everything above it depends on the certainty it provides.</w:t>
       </w:r>
     </w:p>
     <w:p>
@@ -7027,7 +6991,7 @@
         <w:t xml:space="preserve">embodied sensory grounding</w:t>
       </w:r>
       <w:r>
-        <w:t xml:space="preserve">. First-person contact with physical reality through multiple independent channels (visual, auditory, tactile, proprioceptive) each one cross-checking the others the way a mechanic’s ear cross-checks his eye. Pain as the primitive error signal: your model was wrong and it cost you. Empathy as the social extension: someone else’s model was wrong and you can learn from their cost without paying it yourself. And the brutal honesty of the physical domain, where bad information doesn’t just mislead you — it maims you. The shop class that doesn’t tolerate fooling around, because in the physical world the feedback loop between error and consequence has no buffer. This layer catches errors in the world model that no textual source can detect, because it has access to a channel of information that doesn’t pass through anyone else’s encoding: direct sensory contact with reality. The thermometer reads what it reads.</w:t>
+        <w:t xml:space="preserve">. First-person contact with physical reality through multiple independent channels (visual, auditory, tactile, proprioceptive) each one cross-checking the others the way a mechanic’s ear cross-checks his eye. Pain as the primitive error signal: your model was wrong and it cost you. Empathy as the social extension: someone else’s model was wrong and you can learn from their cost without paying it yourself. And the brutal honesty of the physical domain, where bad information doesn’t just mislead you: it maims you. The shop class that doesn’t tolerate fooling around, because in the physical world the feedback loop between error and consequence has no buffer. This layer catches errors in the world model that no textual source can detect, because it has access to a channel of information that doesn’t pass through anyone else’s encoding: direct sensory contact with reality. The thermometer reads what it reads.</w:t>
       </w:r>
     </w:p>
     <w:p>
@@ -7048,7 +7012,7 @@
         <w:t xml:space="preserve">precise external memory with source attribution</w:t>
       </w:r>
       <w:r>
-        <w:t xml:space="preserve">. An SSD containing the actual source data (not embeddings, not compressed representations, but the original documents) unchanged, always available, with provenance chains intact: who said it, when they said it, from what tradition. The fixed point the weights are pulled back toward. The scroll that doesn’t change while the reader does. This layer catches errors that accumulate in the weights through compression and drift, by providing an unmodified reference the model can always return to. And it carries source and temporal attribution because a claim’s reliability depends on who made it and when — and people change over time, so a 1990 paper and a 2020 paper by the same author may encode different biases. Without timestamps, you can’t distinguish growth from drift.</w:t>
+        <w:t xml:space="preserve">. An SSD containing the actual source data (not embeddings, not compressed representations, but the original documents) unchanged, always available, with provenance chains intact: who said it, when they said it, from what tradition. The fixed point the weights are pulled back toward. The scroll that doesn’t change while the reader does. This layer catches errors that accumulate in the weights through compression and drift, by providing an unmodified reference the model can always return to. And it carries source and temporal attribution because a claim’s reliability depends on who made it and when, and people change over time, so a 1990 paper and a 2020 paper by the same author may encode different biases. Without timestamps, you can’t distinguish growth from drift.</w:t>
       </w:r>
     </w:p>
     <w:p>
@@ -7069,7 +7033,7 @@
         <w:t xml:space="preserve">multi-level structural encoding</w:t>
       </w:r>
       <w:r>
-        <w:t xml:space="preserve">. The skalds’ principle. The Masoretes’ principle. The Vedic principle. Poetry as error-correcting code. Meter, rhyme, alliteration, chiastic structure, cantillation, prophetic wordplay — each encoding the same content in a different structural feature, each independently verifiable, so that corruption at any level is detectable from the others. The data carries its own integrity checks. The text knows when it’s been damaged. This layer catches silent corruption — the kind of error that doesn’t produce an obvious failure but quietly degrades the signal over time. A single-level encoding can be corrupted without anyone noticing. A multi-level encoding can’t, because the levels cross-check each other. The catchiness is the error correction.</w:t>
+        <w:t xml:space="preserve">. The skalds’ principle. The Masoretes’ principle. The Vedic principle. Poetry as error-correcting code. Meter, rhyme, alliteration, chiastic structure, cantillation, prophetic wordplay; each encoding the same content in a different structural feature, each independently verifiable, so that corruption at any level is detectable from the others. The data carries its own integrity checks. The text knows when it’s been damaged. This layer catches silent corruption, the kind of error that doesn’t produce an obvious failure but quietly degrades the signal over time. A single-level encoding can be corrupted without anyone noticing. A multi-level encoding can’t, because the levels cross-check each other. The catchiness is the error correction.</w:t>
       </w:r>
     </w:p>
     <w:p>
@@ -7090,7 +7054,7 @@
         <w:t xml:space="preserve">distributed adversarial verification</w:t>
       </w:r>
       <w:r>
-        <w:t xml:space="preserve">. The scholarly community that disagrees with itself as the primary error-detection mechanism. Multiple independent sources cross-validated. Honest error distinguished from hostile manipulation by their different statistical signatures. Provenance chains tracked and audited. Byzantine fault tolerance — independent witnesses whose agreement gives confidence and whose disagreement triggers investigation. Bitcoin consensus applied to knowledge rather than currency. No central gatekeeper with the power to corrupt the whole corpus. And the explicit recognition that some corruption is not accidental but adversarial — that symbol warfare exists, that traditions invert each other’s encodings, and that the defense against inverted symbols is the same distributed, multi-source verification that catches every other kind of corruption. This layer catches deliberate falsification that all the previous layers, designed for honest error, would miss.</w:t>
+        <w:t xml:space="preserve">. The scholarly community that disagrees with itself as the primary error-detection mechanism. Multiple independent sources cross-validated. Honest error distinguished from hostile manipulation by their different statistical signatures. Provenance chains tracked and audited. Byzantine fault tolerance, independent witnesses whose agreement gives confidence and whose disagreement triggers investigation. Bitcoin consensus applied to knowledge rather than currency. No central gatekeeper with the power to corrupt the whole corpus. And the explicit recognition that some corruption is not accidental but adversarial; that symbol warfare exists, that traditions invert each other’s encodings, and that the defense against inverted symbols is the same distributed, multi-source verification that catches every other kind of corruption. This layer catches deliberate falsification that all the previous layers, designed for honest error, would miss.</w:t>
       </w:r>
     </w:p>
     <w:p>
@@ -7111,7 +7075,7 @@
         <w:t xml:space="preserve">the iterative loop and the watching mind</w:t>
       </w:r>
       <w:r>
-        <w:t xml:space="preserve">. The system always returns. New experience informs new reading of the same source material. Understanding deepens with each pass. Corrections are themselves subject to correction. But the return is only productive when the reader monitors their own response to what they’re re-reading — when the internal states of resistance, excitement, and confusion are treated as error signals rather than noise. The Torah reading cycle. The contemplative disciplines that formalized this self-observation across cultures and centuries:</w:t>
+        <w:t xml:space="preserve">. The system always returns. New experience informs new reading of the same source material. Understanding deepens with each pass. Corrections are themselves subject to correction. But the return is only productive when the reader monitors their own response to what they’re re-reading, when the internal states of resistance, excitement, and confusion are treated as error signals rather than noise. The Torah reading cycle. The contemplative disciplines that formalized this self-observation across cultures and centuries:</w:t>
       </w:r>
       <w:r>
         <w:t xml:space="preserve"> </w:t>
@@ -7163,10 +7127,7 @@
         <w:t xml:space="preserve">muraqaba</w:t>
       </w:r>
       <w:r>
-        <w:t xml:space="preserve"> </w:t>
-      </w:r>
-      <w:r>
-        <w:t xml:space="preserve">— each a different name for the practice of watching yourself think while you think. The metacognitive layer is what routes error signals to the right correction mechanism: a mathematical error goes to the VM, an empirical error goes to the sensors, a legal error goes to the corpus. Without it, you have five tools and no judgment about which to reach for. The cycle never ends because the world keeps generating new evidence, and the source data keeps yielding new meaning to a reader who is not just changed but watching themselves change.</w:t>
+        <w:t xml:space="preserve">, each a different name for the practice of watching yourself think while you think. The metacognitive layer is what routes error signals to the right correction mechanism: a mathematical error goes to the VM, an empirical error goes to the sensors, a legal error goes to the corpus. Without it, you have five tools and no judgment about which to reach for. The cycle never ends because the world keeps generating new evidence, and the source data keeps yielding new meaning to a reader who is not just changed but watching themselves change.</w:t>
       </w:r>
     </w:p>
     <w:p>
@@ -7189,7 +7150,7 @@
         <w:pStyle w:val="BodyText"/>
       </w:pPr>
       <w:r>
-        <w:t xml:space="preserve">Remove the VM and the environmental delegation, and arithmetic errors creep in — the probabilistic system guessing where it should be computing. Remove the sensors, and the world model drifts unchecked — the brain in the jar, confident and wrong, with no thermometer to tell it so. Remove the SSD, and corrections can’t be re-examined — every update overwrites the last, and errors become permanent the moment they’re introduced. Remove the structural encoding, and silent corruption goes unnoticed — the text degrades imperceptibly, one generation at a time, until the signal is noise. Remove the adversarial scholars, and deliberate falsification goes unchallenged — the consistent lie passes as consensus, the inverted symbol passes as original. Remove the iterative loop, and understanding fossilizes — the first reading is the last reading, and the errors it contains are never revisited. Lose the metacognitive thread, and the system can’t distinguish its confident outputs from its confabulations — which is where we started. Which is the whole problem.</w:t>
+        <w:t xml:space="preserve">Remove the VM and the environmental delegation, and arithmetic errors creep in, the probabilistic system guessing where it should be computing. Remove the sensors, and the world model drifts unchecked, the brain in the jar, confident and wrong, with no thermometer to tell it so. Remove the SSD, and corrections can’t be re-examined, every update overwrites the last, and errors become permanent the moment they’re introduced. Remove the structural encoding, and silent corruption goes unnoticed; the text degrades imperceptibly, one generation at a time, until the signal is noise. Remove the adversarial scholars, and deliberate falsification goes unchallenged, the consistent lie passes as consensus, the inverted symbol passes as original. Remove the iterative loop, and understanding fossilizes, the first reading is the last reading, and the errors it contains are never revisited. Lose the metacognitive thread, and the system can’t distinguish its confident outputs from its confabulations; which is where we started. Which is the whole problem.</w:t>
       </w:r>
     </w:p>
     <w:p>
@@ -7248,7 +7209,7 @@
         <w:t xml:space="preserve"> </w:t>
       </w:r>
       <w:r>
-        <w:t xml:space="preserve">The Vedic tradition: multi-modal redundant encoding, group consensus verification, restart-from-zero error recovery — maintaining perfect fidelity of texts so old that the transmitters themselves no longer understand them.</w:t>
+        <w:t xml:space="preserve">The Vedic tradition: multi-modal redundant encoding, group consensus verification, restart-from-zero error recovery, maintaining perfect fidelity of texts so old that the transmitters themselves no longer understand them.</w:t>
       </w:r>
       <w:r>
         <w:rPr>
@@ -7274,7 +7235,7 @@
         <w:pStyle w:val="BodyText"/>
       </w:pPr>
       <w:r>
-        <w:t xml:space="preserve">All converging on the same stack. Not because they copied each other — these traditions developed in geographic and cultural isolation, across millennia. But because it’s the only architecture that works for intelligence operating in a world that contains both honest noise and hostile actors. Which is to say, the actual world.</w:t>
+        <w:t xml:space="preserve">All converging on the same stack. Not because they copied each other: these traditions developed in geographic and cultural isolation, across millennia. But because it’s the only architecture that works for intelligence operating in a world that contains both honest noise and hostile actors. Which is to say, the actual world.</w:t>
       </w:r>
     </w:p>
     <w:p>
@@ -7289,7 +7250,7 @@
         <w:pStyle w:val="FirstParagraph"/>
       </w:pPr>
       <w:r>
-        <w:t xml:space="preserve">Current AI research is building one layer of this stack and trying to scale it until it substitutes for the other five. More parameters. More training data. Longer context windows. The Vedic Brahmins didn’t scale their brains — they built an architecture around them, one so robust it maintained perfect fidelity for three thousand years. The Masoretes didn’t try to remember harder — they built systems that caught them when they forgot. The</w:t>
+        <w:t xml:space="preserve">Current AI research is building one layer of this stack and trying to scale it until it substitutes for the other five. More parameters. More training data. Longer context windows. The Vedic Brahmins didn’t scale their brains, they built an architecture around them, one so robust it maintained perfect fidelity for three thousand years. The Masoretes didn’t try to remember harder, they built systems that caught them when they forgot. The</w:t>
       </w:r>
       <w:r>
         <w:t xml:space="preserve"> </w:t>
@@ -7305,39 +7266,39 @@
         <w:t xml:space="preserve"> </w:t>
       </w:r>
       <w:r>
-        <w:t xml:space="preserve">didn’t trust any single scholar’s judgment — they built a distributed network more reliable than any of its individual nodes. Every serious knowledge tradition understood that the brain is one component of an intelligent system, not the whole thing.</w:t>
-      </w:r>
-    </w:p>
-    <w:p>
-      <w:pPr>
-        <w:pStyle w:val="BodyText"/>
-      </w:pPr>
-      <w:r>
-        <w:t xml:space="preserve">AI needs poetry. Not as sentiment, not as decoration, but as engineering. The skalds and the Brahmins understood what Silicon Valley hasn’t figured out yet: the structure of how you encode knowledge determines whether that knowledge survives transmission, survives compression, survives attack. Meter, alliteration, rhyme, chiastic structure, group recitation — these aren’t ornaments. They’re the error-correcting codes that kept civilization’s data intact across millennia.</w:t>
-      </w:r>
-    </w:p>
-    <w:p>
-      <w:pPr>
-        <w:pStyle w:val="BodyText"/>
-      </w:pPr>
-      <w:r>
-        <w:t xml:space="preserve">This book opened with a question: why does the LLM have no door to go back and check? The architecture described here is the answer. Not one door — six. The body checks claims against physical reality. The notebook checks claims against recorded sources. The structural encoding checks claims against their own internal consistency. The scholarly community checks claims against each other. The metacognitive layer checks the system’s confidence against its track record. Remove any door and a category of error walks through the gap forever.</w:t>
-      </w:r>
-    </w:p>
-    <w:p>
-      <w:pPr>
-        <w:pStyle w:val="BodyText"/>
-      </w:pPr>
-      <w:r>
-        <w:t xml:space="preserve">The question isn’t how to build a bigger brain. It’s how to give it a door to go back and check — a body, a notebook, and colleagues who will tell it when it’s wrong.</w:t>
-      </w:r>
-    </w:p>
-    <w:p>
-      <w:pPr>
-        <w:pStyle w:val="BodyText"/>
-      </w:pPr>
-      <w:r>
-        <w:t xml:space="preserve">The appendix that follows shows the whole architecture at work on four real texts — Beowulf, Homer, the Veda, and the Bible — where the poetry held its cargo intact for centuries past the point where anyone understood it, and later readers, arriving with the right tools, opened the door and found the knowledge still there. It is the clearest demonstration this book can offer of what current AI has not yet built, and of why the poets built it first.</w:t>
+        <w:t xml:space="preserve">didn’t trust any single scholar’s judgment, they built a distributed network more reliable than any of its individual nodes. Every serious knowledge tradition understood that the brain is one component of an intelligent system, not the whole thing.</w:t>
+      </w:r>
+    </w:p>
+    <w:p>
+      <w:pPr>
+        <w:pStyle w:val="BodyText"/>
+      </w:pPr>
+      <w:r>
+        <w:t xml:space="preserve">AI needs poetry. Not as sentiment, not as decoration, but as engineering. The skalds and the Brahmins understood what Silicon Valley hasn’t figured out yet: the structure of how you encode knowledge determines whether that knowledge survives transmission, survives compression, survives attack. Meter, alliteration, rhyme, chiastic structure, group recitation; these aren’t ornaments. They’re the error-correcting codes that kept civilization’s data intact across millennia.</w:t>
+      </w:r>
+    </w:p>
+    <w:p>
+      <w:pPr>
+        <w:pStyle w:val="BodyText"/>
+      </w:pPr>
+      <w:r>
+        <w:t xml:space="preserve">This book opened with a question: why does the LLM have no door to go back and check? The architecture described here is the answer. Not one door: six. The body checks claims against physical reality. The notebook checks claims against recorded sources. The structural encoding checks claims against their own internal consistency. The scholarly community checks claims against each other. The metacognitive layer checks the system’s confidence against its track record. Remove any door and a category of error walks through the gap forever.</w:t>
+      </w:r>
+    </w:p>
+    <w:p>
+      <w:pPr>
+        <w:pStyle w:val="BodyText"/>
+      </w:pPr>
+      <w:r>
+        <w:t xml:space="preserve">The question isn’t how to build a bigger brain. It’s how to give it a door to go back and check, a body, a notebook, and colleagues who will tell it when it’s wrong.</w:t>
+      </w:r>
+    </w:p>
+    <w:p>
+      <w:pPr>
+        <w:pStyle w:val="BodyText"/>
+      </w:pPr>
+      <w:r>
+        <w:t xml:space="preserve">The appendix that follows shows the whole architecture at work on four real texts, Beowulf, Homer, the Veda, and the Bible, where the poetry held its cargo intact for centuries past the point where anyone understood it, and later readers, arriving with the right tools, opened the door and found the knowledge still there. It is the clearest demonstration this book can offer of what current AI has not yet built, and of why the poets built it first.</w:t>
       </w:r>
     </w:p>
     <w:p>
@@ -7397,7 +7358,7 @@
         <w:pStyle w:val="FirstParagraph"/>
       </w:pPr>
       <w:r>
-        <w:t xml:space="preserve">The argument of this book has been mostly structural: here is a layer, here is the class of error it catches, here is the tradition that discovered it. Chapters 3 and 4 made the central claim in the abstract — that the way you encode knowledge determines whether it survives transmission, compression, and attack, and that dense multi-channel encoding lets a later reader detect and repair damage the carriers themselves never noticed.</w:t>
+        <w:t xml:space="preserve">The argument of this book has been mostly structural: here is a layer, here is the class of error it catches, here is the tradition that discovered it. Chapters 3 and 4 made the central claim in the abstract; that the way you encode knowledge determines whether it survives transmission, compression, and attack, and that dense multi-channel encoding lets a later reader detect and repair damage the carriers themselves never noticed.</w:t>
       </w:r>
     </w:p>
     <w:p>
@@ -7429,7 +7390,7 @@
         <w:t xml:space="preserve"> </w:t>
       </w:r>
       <w:r>
-        <w:t xml:space="preserve">of recovery. From Beowulf, a historical event. From Homer, a lost sound and a vanished object. From the Veda, a lost meaning. From the Bible, lost grammar and vocabulary. If only one kind of thing could be pulled back out of these poems, you might suspect a trick of one tradition — a lucky feature of Hebrew, say, or an accident of Greek. But history, phonology, semantics, and morphology are independent channels. When all four survive, in four separate traditions, the common cause is not any one language. It is the architecture: dense encoding plus a culture built to preserve it exactly. That is the thing this book has been describing, and these are the fingerprints it leaves.</w:t>
+        <w:t xml:space="preserve">of recovery. From Beowulf, a historical event. From Homer, a lost sound and a vanished object. From the Veda, a lost meaning. From the Bible, lost grammar and vocabulary. If only one kind of thing could be pulled back out of these poems, you might suspect a trick of one tradition, a lucky feature of Hebrew, say, or an accident of Greek. But history, phonology, semantics, and morphology are independent channels. When all four survive, in four separate traditions, the common cause is not any one language. It is the architecture: dense encoding plus a culture built to preserve it exactly. That is the thing this book has been describing, and these are the fingerprints it leaves.</w:t>
       </w:r>
     </w:p>
     <w:p>
@@ -7444,7 +7405,7 @@
         <w:pStyle w:val="FirstParagraph"/>
       </w:pPr>
       <w:r>
-        <w:t xml:space="preserve">Start with the anchor, and start with a quarrel about a word. This book calls Beowulf a Viking poem. A specialist will object that it is nothing of the kind — it is Old English, composed in a Christian idiom, preserved in a single manuscript written around the year 1000 by a scribe who signals throughout that he is a monk, not a raider.</w:t>
+        <w:t xml:space="preserve">Start with the anchor, and start with a quarrel about a word. This book calls Beowulf a Viking poem. A specialist will object that it is nothing of the kind; it is Old English, composed in a Christian idiom, preserved in a single manuscript written around the year 1000 by a scribe who signals throughout that he is a monk, not a raider.</w:t>
       </w:r>
       <w:r>
         <w:rPr>
@@ -7512,15 +7473,15 @@
         <w:pStyle w:val="BodyText"/>
       </w:pPr>
       <w:r>
-        <w:t xml:space="preserve">This is not the poem being a reliable history — it plainly isn’t; there are no monsters in Gregory of Tours. It is the poem carrying a true kernel across centuries of oral transmission, wrapped in fiction, and the wrapping not destroying the kernel. The name and the raid rode through the generations the way the distance rode inside the Nabataean caravan-poem in Chapter 1: as content the structure held in place whether or not any given reciter knew it was historical. When the external witness finally surfaced, the kernel was still legible.</w:t>
-      </w:r>
-    </w:p>
-    <w:p>
-      <w:pPr>
-        <w:pStyle w:val="BodyText"/>
-      </w:pPr>
-      <w:r>
-        <w:t xml:space="preserve">There is a second fossil in the poem, in its onomastics. The name of Beowulf’s people — Old English</w:t>
+        <w:t xml:space="preserve">This is not the poem being a reliable history; it plainly isn’t; there are no monsters in Gregory of Tours. It is the poem carrying a true kernel across centuries of oral transmission, wrapped in fiction, and the wrapping not destroying the kernel. The name and the raid rode through the generations the way the distance rode inside the Nabataean caravan-poem in Chapter 1: as content the structure held in place whether or not any given reciter knew it was historical. When the external witness finally surfaced, the kernel was still legible.</w:t>
+      </w:r>
+    </w:p>
+    <w:p>
+      <w:pPr>
+        <w:pStyle w:val="BodyText"/>
+      </w:pPr>
+      <w:r>
+        <w:t xml:space="preserve">There is a second fossil in the poem, in its onomastics. The name of Beowulf’s people, Old English</w:t>
       </w:r>
       <w:r>
         <w:t xml:space="preserve"> </w:t>
@@ -7533,10 +7494,7 @@
         <w:t xml:space="preserve">Gēatas</w:t>
       </w:r>
       <w:r>
-        <w:t xml:space="preserve"> </w:t>
-      </w:r>
-      <w:r>
-        <w:t xml:space="preserve">— is the same name as Old Norse</w:t>
+        <w:t xml:space="preserve">, is the same name as Old Norse</w:t>
       </w:r>
       <w:r>
         <w:t xml:space="preserve"> </w:t>
@@ -7602,7 +7560,7 @@
         <w:t xml:space="preserve"> </w:t>
       </w:r>
       <w:r>
-        <w:t xml:space="preserve">The medieval world already half-remembered the connection: one early source calls Hygelac king of the Getae, another king of the Goths, because Anglo-Saxon and Frankish writers were already filing Geats, Getae, and Goths under one heading. Here the recovery is linguistic rather than historical — the comparative method separating a tangle of related names into their regular sound-correspondences — but it is the same phenomenon. A structure (in this case the regularity of sound change) preserved a relationship the carriers had blurred, and a later reader with the right tools pulled it back apart. Hold that Geat/Goth thread; it runs through all four texts, because the same migrations that scattered these names scattered the poems.</w:t>
+        <w:t xml:space="preserve">The medieval world already half-remembered the connection: one early source calls Hygelac king of the Getae, another king of the Goths, because Anglo-Saxon and Frankish writers were already filing Geats, Getae, and Goths under one heading. Here the recovery is linguistic rather than historical, the comparative method separating a tangle of related names into their regular sound-correspondences, but it is the same phenomenon. A structure (in this case the regularity of sound change) preserved a relationship the carriers had blurred, and a later reader with the right tools pulled it back apart. Hold that Geat/Goth thread; it runs through all four texts, because the same migrations that scattered these names scattered the poems.</w:t>
       </w:r>
     </w:p>
     <w:p>
@@ -7642,7 +7600,7 @@
         <w:t xml:space="preserve"> </w:t>
       </w:r>
       <w:r>
-        <w:t xml:space="preserve">old, deliberately, and it achieves that feeling by two distinct means. The first is internal: the poem is built out of allusion. It keeps gesturing at other stories it never fully tells — the fight at Finnsburg, the feud of the Heathobards, the mysterious Scyld Scefing who arrives as a foundling child in a boat and is given back to the sea in one at his death, the doom that hangs over the Geats after Beowulf falls. The narrator refers to these as though the audience already half-knows them, and the effect is a horizon receding in every direction, a sense that the poem is a lit clearing in a vast dark forest of prior events.</w:t>
+        <w:t xml:space="preserve">old, deliberately, and it achieves that feeling by two distinct means. The first is internal: the poem is built out of allusion. It keeps gesturing at other stories it never fully tells, the fight at Finnsburg, the feud of the Heathobards, the mysterious Scyld Scefing who arrives as a foundling child in a boat and is given back to the sea in one at his death, the doom that hangs over the Geats after Beowulf falls. The narrator refers to these as though the audience already half-knows them, and the effect is a horizon receding in every direction, a sense that the poem is a lit clearing in a vast dark forest of prior events.</w:t>
       </w:r>
       <w:r>
         <w:rPr>
@@ -7667,7 +7625,7 @@
         <w:t xml:space="preserve">elegy</w:t>
       </w:r>
       <w:r>
-        <w:t xml:space="preserve">, composed by a poet already looking back across a great distance at a heroic world felt to be passing or passed — the poem’s power is the power of retrospect, of standing at the end of something and feeling its depth behind you. The second means is external, and it is the plainer fact the reader now holds: a Christian English poet, generations after the conversion, singing of pagan Scandinavian and Gothic kings among his own ancestors, is</w:t>
+        <w:t xml:space="preserve">, composed by a poet already looking back across a great distance at a heroic world felt to be passing or passed; the poem’s power is the power of retrospect, of standing at the end of something and feeling its depth behind you. The second means is external, and it is the plainer fact the reader now holds: a Christian English poet, generations after the conversion, singing of pagan Scandinavian and Gothic kings among his own ancestors, is</w:t>
       </w:r>
       <w:r>
         <w:t xml:space="preserve"> </w:t>
@@ -7683,15 +7641,15 @@
         <w:t xml:space="preserve"> </w:t>
       </w:r>
       <w:r>
-        <w:t xml:space="preserve">writing across an abyss of time and belief. The distance is not a special effect added to the poem; it is the poet’s real position. An English poem about a Gothic king was, in a sense, enough — the haze of age was built into the very act of composition, because the age was really there behind him.</w:t>
-      </w:r>
-    </w:p>
-    <w:p>
-      <w:pPr>
-        <w:pStyle w:val="BodyText"/>
-      </w:pPr>
-      <w:r>
-        <w:t xml:space="preserve">This is the distinction the appendix closes on, previewed here in the one text where it is most visible. Beowulf’s sense of depth is not a trick of atmosphere. It is the surface reading of genuine depth — real prior legends, a real vanished world, a real historical raid, a real gulf of centuries between the poet and his matter. The haze is the visible edge of substance that is actually there. Keep that standard in mind through the next three texts; it is the standard against which, at the end, we will measure a machine.</w:t>
+        <w:t xml:space="preserve">writing across an abyss of time and belief. The distance is not a special effect added to the poem; it is the poet’s real position. An English poem about a Gothic king was, in a sense, enough, the haze of age was built into the very act of composition, because the age was really there behind him.</w:t>
+      </w:r>
+    </w:p>
+    <w:p>
+      <w:pPr>
+        <w:pStyle w:val="BodyText"/>
+      </w:pPr>
+      <w:r>
+        <w:t xml:space="preserve">This is the distinction the appendix closes on, previewed here in the one text where it is most visible. Beowulf’s sense of depth is not a trick of atmosphere. It is the surface reading of genuine depth, real prior legends, a real vanished world, a real historical raid, a real gulf of centuries between the poet and his matter. The haze is the visible edge of substance that is actually there. Keep that standard in mind through the next three texts; it is the standard against which, at the end, we will measure a machine.</w:t>
       </w:r>
     </w:p>
     <w:p>
@@ -7719,10 +7677,7 @@
         <w:t xml:space="preserve">Kunstsprache</w:t>
       </w:r>
       <w:r>
-        <w:t xml:space="preserve"> </w:t>
-      </w:r>
-      <w:r>
-        <w:t xml:space="preserve">— an artificial poetic dialect, assembled over centuries of oral composition, that blends forms from different Greek dialects and different eras into a single register no one ever spoke on the street.</w:t>
+        <w:t xml:space="preserve">, an artificial poetic dialect, assembled over centuries of oral composition, that blends forms from different Greek dialects and different eras into a single register no one ever spoke on the street.</w:t>
       </w:r>
       <w:r>
         <w:rPr>
@@ -7734,15 +7689,15 @@
         <w:t xml:space="preserve"> </w:t>
       </w:r>
       <w:r>
-        <w:t xml:space="preserve">Its backbone is Ionic, but woven through it are Aeolic forms, Arcado-Cypriot forms, and — this is the crucial layer — survivals from Mycenaean Greek, the language of the Bronze Age palaces that had collapsed four or five centuries before the poems were written down. The poets kept the old forms not out of antiquarianism but because they were metrically useful: an archaic form and its modern equivalent often had different syllable-lengths, so a bard building a line in strict hexameter reached for whichever one fit. The meter selected for archaism. The old words survived because they were load-bearing.</w:t>
-      </w:r>
-    </w:p>
-    <w:p>
-      <w:pPr>
-        <w:pStyle w:val="BodyText"/>
-      </w:pPr>
-      <w:r>
-        <w:t xml:space="preserve">The sharpest demonstration is a sound that isn’t there. Archaic Greek had a consonant, /w/, written with a letter called the digamma (ϝ). By Homer’s time the sound had dropped out of the Ionic dialect and was neither pronounced nor written. But it left a hole. Scattered through the poems are lines that don’t scan — the meter comes up a beat short — unless you restore a /w/ at the start of a word that no longer had one.</w:t>
+        <w:t xml:space="preserve">Its backbone is Ionic, but woven through it are Aeolic forms, Arcado-Cypriot forms, and, this is the crucial layer, survivals from Mycenaean Greek, the language of the Bronze Age palaces that had collapsed four or five centuries before the poems were written down. The poets kept the old forms not out of antiquarianism but because they were metrically useful: an archaic form and its modern equivalent often had different syllable-lengths, so a bard building a line in strict hexameter reached for whichever one fit. The meter selected for archaism. The old words survived because they were load-bearing.</w:t>
+      </w:r>
+    </w:p>
+    <w:p>
+      <w:pPr>
+        <w:pStyle w:val="BodyText"/>
+      </w:pPr>
+      <w:r>
+        <w:t xml:space="preserve">The sharpest demonstration is a sound that isn’t there. Archaic Greek had a consonant, /w/, written with a letter called the digamma (ϝ). By Homer’s time the sound had dropped out of the Ionic dialect and was neither pronounced nor written. But it left a hole. Scattered through the poems are lines that don’t scan, the meter comes up a beat short, unless you restore a /w/ at the start of a word that no longer had one.</w:t>
       </w:r>
       <w:r>
         <w:rPr>
@@ -7901,7 +7856,7 @@
         <w:t xml:space="preserve"> </w:t>
       </w:r>
       <w:r>
-        <w:t xml:space="preserve">As written, it cannot be scanned in a hexameter at all — the syllables are in the wrong quantities. It only works if you pronounce it in a pre-Greek shape, the way it would have sounded in the Bronze Age before a particular sound change had happened. The formula was fossilized so early, and the theme it carried was so central to the tradition, that the phrase kept its Mycenaean-era rhythm intact for centuries after the language around it had moved on. A word that scans only in a form of Greek that had been dead for half a millennium survived because the poets would not break the formula. That is error-correcting encoding doing precisely what Chapter 3 said it does: the structural constraints preserved a word past the point where the speakers could even pronounce it correctly, and the constraint is exactly what lets a modern linguist recover the older form.</w:t>
+        <w:t xml:space="preserve">As written, it cannot be scanned in a hexameter at all, the syllables are in the wrong quantities. It only works if you pronounce it in a pre-Greek shape, the way it would have sounded in the Bronze Age before a particular sound change had happened. The formula was fossilized so early, and the theme it carried was so central to the tradition, that the phrase kept its Mycenaean-era rhythm intact for centuries after the language around it had moved on. A word that scans only in a form of Greek that had been dead for half a millennium survived because the poets would not break the formula. That is error-correcting encoding doing precisely what Chapter 3 said it does: the structural constraints preserved a word past the point where the speakers could even pronounce it correctly, and the constraint is exactly what lets a modern linguist recover the older form.</w:t>
       </w:r>
     </w:p>
     <w:p>
@@ -7925,7 +7880,7 @@
         <w:t xml:space="preserve"> </w:t>
       </w:r>
       <w:r>
-        <w:t xml:space="preserve">new ones — the layer the transmission itself deposited on top. The poems were fixed and copied in Athens; they passed through Athenian recitation and Attic-speaking scribes; and those hands left a film of Attic forms —</w:t>
+        <w:t xml:space="preserve">new ones: the layer the transmission itself deposited on top. The poems were fixed and copied in Athens; they passed through Athenian recitation and Attic-speaking scribes; and those hands left a film of Attic forms,</w:t>
       </w:r>
       <w:r>
         <w:t xml:space="preserve"> </w:t>
@@ -7934,10 +7889,7 @@
         <w:t xml:space="preserve">“Atticisms”</w:t>
       </w:r>
       <w:r>
-        <w:t xml:space="preserve"> </w:t>
-      </w:r>
-      <w:r>
-        <w:t xml:space="preserve">— over the older Ionic-Aeolic surface, substituting the shapes of their own dialect for the poet’s.</w:t>
+        <w:t xml:space="preserve">, over the older Ionic-Aeolic surface, substituting the shapes of their own dialect for the poet’s.</w:t>
       </w:r>
       <w:r>
         <w:rPr>
@@ -7949,7 +7901,7 @@
         <w:t xml:space="preserve"> </w:t>
       </w:r>
       <w:r>
-        <w:t xml:space="preserve">But an Atticism is not invisible, because the intruding form frequently does not fit. Where an Attic word has replaced an older one, the meter often breaks — the substitute has the wrong number of syllables or the wrong quantity — and the fracture is the fingerprint. Reading the metrical damage, scholars can lift the Attic overlay back off and restore the older form beneath it,</w:t>
+        <w:t xml:space="preserve">But an Atticism is not invisible, because the intruding form frequently does not fit. Where an Attic word has replaced an older one, the meter often breaks, the substitute has the wrong number of syllables or the wrong quantity, and the fracture is the fingerprint. Reading the metrical damage, scholars can lift the Attic overlay back off and restore the older form beneath it,</w:t>
       </w:r>
       <w:r>
         <w:t xml:space="preserve"> </w:t>
@@ -7977,15 +7929,15 @@
         <w:t xml:space="preserve"> </w:t>
       </w:r>
       <w:r>
-        <w:t xml:space="preserve">directions at once: it preserves survivals older than the poet (the Mycenaean forms) and accretions younger than the poet (the Atticisms), and the single tool of the meter separates all three strata — old, base, and late — because each intrusion or survival that violates the rhythm announces itself. The poem is a stratigraphy you can excavate, and the meter is the trowel.</w:t>
-      </w:r>
-    </w:p>
-    <w:p>
-      <w:pPr>
-        <w:pStyle w:val="BodyText"/>
-      </w:pPr>
-      <w:r>
-        <w:t xml:space="preserve">And it is not only sounds that survived. Objects did too. In the tenth book of the Iliad, a warrior arms for a night raid and puts on a helmet made of rows of boar’s tusks sewn to a leather cap — described in careful, specific detail.</w:t>
+        <w:t xml:space="preserve">directions at once: it preserves survivals older than the poet (the Mycenaean forms) and accretions younger than the poet (the Atticisms), and the single tool of the meter separates all three strata, old, base, and late, because each intrusion or survival that violates the rhythm announces itself. The poem is a stratigraphy you can excavate, and the meter is the trowel.</w:t>
+      </w:r>
+    </w:p>
+    <w:p>
+      <w:pPr>
+        <w:pStyle w:val="BodyText"/>
+      </w:pPr>
+      <w:r>
+        <w:t xml:space="preserve">And it is not only sounds that survived. Objects did too. In the tenth book of the Iliad, a warrior arms for a night raid and puts on a helmet made of rows of boar’s tusks sewn to a leather cap: described in careful, specific detail.</w:t>
       </w:r>
       <w:r>
         <w:rPr>
@@ -7997,15 +7949,15 @@
         <w:t xml:space="preserve"> </w:t>
       </w:r>
       <w:r>
-        <w:t xml:space="preserve">For a long time this was a puzzle, because no such helmet existed anywhere in the Greek world Homer knew; his own warriors wear bronze. Then archaeologists began pulling boar’s-tusk helmets out of Mycenaean graves — objects from the Bronze Age, five hundred and more years before Homer, matching the poem’s description down to the alternating rows of tusks, and depicted in the same period’s frescoes and named in the Linear B tablets. The poem even flags the helmet as an heirloom, passed down through generations. Whether the detail is a direct memory carried by the formula or an object the poet had seen dug out of an old tomb is debated, but either way the point is the same and it is the point of this whole book: the poetic tradition transmitted an accurate description of a thing from a vanished world, across the centuries that separated that world from the singer, in a formula that outlived the object itself.</w:t>
-      </w:r>
-    </w:p>
-    <w:p>
-      <w:pPr>
-        <w:pStyle w:val="BodyText"/>
-      </w:pPr>
-      <w:r>
-        <w:t xml:space="preserve">Now the turn that ties Homer back into the architecture. Why does a tradition preserve a register no one speaks — a language deliberately archaic, deliberately mixed, studded with words the audience half-understood at best? Part of the answer is metrical, as we’ve seen. But part of it is the mechanism Chapter 1 introduced through Adam Crabtree and state-dependent memory: the state you are in when you encode is the state in which retrieval is easiest, and the technologies of oral tradition are, among other things, technologies for inducing that state reliably. The special language is one of them. Ordinary speech is the state of ordinary life; the elevated, antique, un-colloquial register is the audible signature of a different state entirely —</w:t>
+        <w:t xml:space="preserve">For a long time this was a puzzle, because no such helmet existed anywhere in the Greek world Homer knew; his own warriors wear bronze. Then archaeologists began pulling boar’s-tusk helmets out of Mycenaean graves, objects from the Bronze Age, five hundred and more years before Homer, matching the poem’s description down to the alternating rows of tusks, and depicted in the same period’s frescoes and named in the Linear B tablets. The poem even flags the helmet as an heirloom, passed down through generations. Whether the detail is a direct memory carried by the formula or an object the poet had seen dug out of an old tomb is debated, but either way the point is the same and it is the point of this whole book: the poetic tradition transmitted an accurate description of a thing from a vanished world, across the centuries that separated that world from the singer, in a formula that outlived the object itself.</w:t>
+      </w:r>
+    </w:p>
+    <w:p>
+      <w:pPr>
+        <w:pStyle w:val="BodyText"/>
+      </w:pPr>
+      <w:r>
+        <w:t xml:space="preserve">Now the turn that ties Homer back into the architecture. Why does a tradition preserve a register no one speaks, a language deliberately archaic, deliberately mixed, studded with words the audience half-understood at best? Part of the answer is metrical, as we’ve seen. But part of it is the mechanism Chapter 1 introduced through Adam Crabtree and state-dependent memory: the state you are in when you encode is the state in which retrieval is easiest, and the technologies of oral tradition are, among other things, technologies for inducing that state reliably. The special language is one of them. Ordinary speech is the state of ordinary life; the elevated, antique, un-colloquial register is the audible signature of a different state entirely,</w:t>
       </w:r>
       <w:r>
         <w:t xml:space="preserve"> </w:t>
@@ -8052,7 +8004,7 @@
         <w:t xml:space="preserve"> </w:t>
       </w:r>
       <w:r>
-        <w:t xml:space="preserve">of the hymns with a perfection unmatched anywhere on Earth — the interlocking recitation modes, the group verification, the restart-from-zero error protocol — while allowing the</w:t>
+        <w:t xml:space="preserve">of the hymns with a perfection unmatched anywhere on Earth, the interlocking recitation modes, the group verification, the restart-from-zero error protocol, while allowing the</w:t>
       </w:r>
       <w:r>
         <w:t xml:space="preserve"> </w:t>
@@ -8088,7 +8040,7 @@
         <w:pStyle w:val="BodyText"/>
       </w:pPr>
       <w:r>
-        <w:t xml:space="preserve">What Chapter 4 recounted through Karen Thomson’s work is that the kernel was recoverable, precisely because the shell had been kept intact. When she brought comparative Indo-European linguistics to a word the tradition had long glossed as a ritual implement —</w:t>
+        <w:t xml:space="preserve">What Chapter 4 recounted through Karen Thomson’s work is that the kernel was recoverable, precisely because the shell had been kept intact. When she brought comparative Indo-European linguistics to a word the tradition had long glossed as a ritual implement,</w:t>
       </w:r>
       <w:r>
         <w:t xml:space="preserve"> </w:t>
@@ -8110,10 +8062,7 @@
         <w:t xml:space="preserve">“the pressing-stone”</w:t>
       </w:r>
       <w:r>
-        <w:t xml:space="preserve"> </w:t>
-      </w:r>
-      <w:r>
-        <w:t xml:space="preserve">— she was able to show it had originally meant a man who sings, and that the recovered sense cohered with the meter, with the surrounding poetry, and with the real geography the hymns describe.</w:t>
+        <w:t xml:space="preserve">, she was able to show it had originally meant a man who sings, and that the recovered sense cohered with the meter, with the surrounding poetry, and with the real geography the hymns describe.</w:t>
       </w:r>
       <w:r>
         <w:rPr>
@@ -8125,7 +8074,7 @@
         <w:t xml:space="preserve"> </w:t>
       </w:r>
       <w:r>
-        <w:t xml:space="preserve">A tool turned back into a poet. The recovery worked because the phonological shell had been transmitted bit-perfect: Thomson was reading the actual ancient sounds, not a medieval scribe’s approximation of them, and the exactness of the preservation is what let comparative philology reach through and repair the lost meaning. Different kind of loss from Homer’s — semantics rather than phonology — but the same enabling condition: a structure faithful enough to survive past comprehension, waiting for a reader with the right key.</w:t>
+        <w:t xml:space="preserve">A tool turned back into a poet. The recovery worked because the phonological shell had been transmitted bit-perfect: Thomson was reading the actual ancient sounds, not a medieval scribe’s approximation of them, and the exactness of the preservation is what let comparative philology reach through and repair the lost meaning. Different kind of loss from Homer’s, semantics rather than phonology, but the same enabling condition: a structure faithful enough to survive past comprehension, waiting for a reader with the right key.</w:t>
       </w:r>
     </w:p>
     <w:p>
@@ -8181,7 +8130,7 @@
         <w:t xml:space="preserve"> </w:t>
       </w:r>
       <w:r>
-        <w:t xml:space="preserve">was lost; comparative linguistics let us recover that. Between them the two traditions demonstrate that the architecture protects every layer independently — phonology in the one case, semantics in the other — and that which layer degrades and which survives depends on the particular tradition’s practices, not on any limit of the method. And as Chapter 4 noted, even the Veda’s near-perfect sound-transmission is not quite perfect — a small residue of error survives in the word-divisions and across the recension schools — but the residue is</w:t>
+        <w:t xml:space="preserve">was lost; comparative linguistics let us recover that. Between them the two traditions demonstrate that the architecture protects every layer independently, phonology in the one case, semantics in the other, and that which layer degrades and which survives depends on the particular tradition’s practices, not on any limit of the method. And as Chapter 4 noted, even the Veda’s near-perfect sound-transmission is not quite perfect, a small residue of error survives in the word-divisions and across the recension schools, but the residue is</w:t>
       </w:r>
       <w:r>
         <w:t xml:space="preserve"> </w:t>
@@ -8209,7 +8158,7 @@
         <w:pStyle w:val="FirstParagraph"/>
       </w:pPr>
       <w:r>
-        <w:t xml:space="preserve">The Hebrew Bible completes the pattern and rhymes most closely with Homer. Scattered through it, mostly in poetry, are strata so much older than the surrounding prose that even the ancient translators and the medieval Masoretes struggled with them. The clearest example is the Song of Deborah in Judges 5 — widely held to be among the very oldest passages in the Bible, a victory hymn whose language is, in places, barely recognizable even to a fluent reader of standard Biblical Hebrew.</w:t>
+        <w:t xml:space="preserve">The Hebrew Bible completes the pattern and rhymes most closely with Homer. Scattered through it, mostly in poetry, are strata so much older than the surrounding prose that even the ancient translators and the medieval Masoretes struggled with them. The clearest example is the Song of Deborah in Judges 5, widely held to be among the very oldest passages in the Bible, a victory hymn whose language is, in places, barely recognizable even to a fluent reader of standard Biblical Hebrew.</w:t>
       </w:r>
       <w:r>
         <w:rPr>
@@ -8221,15 +8170,15 @@
         <w:t xml:space="preserve"> </w:t>
       </w:r>
       <w:r>
-        <w:t xml:space="preserve">When the Greek translators of the Septuagint reached it, centuries before the Masoretes, they produced what one modern scholar calls a maze of strange readings — a good sign that the Hebrew was already hard for them, too. The archaic poetic register had carried forms forward that the later language had shed, exactly as Homer’s hexameter carried Mycenaean forms forward that spoken Greek had shed. In both traditions the marked, elevated register is the vessel that preserved what ordinary speech let fall.</w:t>
-      </w:r>
-    </w:p>
-    <w:p>
-      <w:pPr>
-        <w:pStyle w:val="BodyText"/>
-      </w:pPr>
-      <w:r>
-        <w:t xml:space="preserve">And here the recovery arrived from the same direction it arrived for Homer: from a sister language, freshly deciphered. Just as the decipherment of Linear B in the 1950s gave scholars direct access to the Mycenaean Greek whose survivals haunt Homer, the discovery of the Ugaritic tablets in 1929 — a closely related Northwest Semitic language from the Late Bronze Age — gave scholars a key to Hebrew forms that had gone opaque. Grammatical features that the later tradition no longer used or understood, and that occur in the oldest biblical poetry as bewildering anomalies, turned out to be ordinary living forms in Ugaritic: certain archaic verb patterns, an old ending on verbs, case-endings on nouns that standard Hebrew had long since dropped.</w:t>
+        <w:t xml:space="preserve">When the Greek translators of the Septuagint reached it, centuries before the Masoretes, they produced what one modern scholar calls a maze of strange readings, a good sign that the Hebrew was already hard for them, too. The archaic poetic register had carried forms forward that the later language had shed, exactly as Homer’s hexameter carried Mycenaean forms forward that spoken Greek had shed. In both traditions the marked, elevated register is the vessel that preserved what ordinary speech let fall.</w:t>
+      </w:r>
+    </w:p>
+    <w:p>
+      <w:pPr>
+        <w:pStyle w:val="BodyText"/>
+      </w:pPr>
+      <w:r>
+        <w:t xml:space="preserve">And here the recovery arrived from the same direction it arrived for Homer: from a sister language, freshly deciphered. Just as the decipherment of Linear B in the 1950s gave scholars direct access to the Mycenaean Greek whose survivals haunt Homer, the discovery of the Ugaritic tablets in 1929, a closely related Northwest Semitic language from the Late Bronze Age, gave scholars a key to Hebrew forms that had gone opaque. Grammatical features that the later tradition no longer used or understood, and that occur in the oldest biblical poetry as bewildering anomalies, turned out to be ordinary living forms in Ugaritic: certain archaic verb patterns, an old ending on verbs, case-endings on nouns that standard Hebrew had long since dropped.</w:t>
       </w:r>
       <w:r>
         <w:rPr>
@@ -8241,7 +8190,7 @@
         <w:t xml:space="preserve"> </w:t>
       </w:r>
       <w:r>
-        <w:t xml:space="preserve">The comparative method did for the Bible what it did for the Veda and for Homer — reached through a preserved but no-longer-understood structure and recovered the sense the carriers had lost. The King James translators, four centuries ago, were honest about the gaps; in their preface and margins they admitted uncertainty about words whose meaning had simply not survived.</w:t>
+        <w:t xml:space="preserve">The comparative method did for the Bible what it did for the Veda and for Homer, reached through a preserved but no-longer-understood structure and recovered the sense the carriers had lost. The King James translators, four centuries ago, were honest about the gaps; in their preface and margins they admitted uncertainty about words whose meaning had simply not survived.</w:t>
       </w:r>
       <w:r>
         <w:rPr>
@@ -8273,7 +8222,7 @@
         <w:t xml:space="preserve"> </w:t>
       </w:r>
       <w:r>
-        <w:t xml:space="preserve">The dating debates are real and unresolved. But the load-bearing point survives all of them: the biblical text preserved, in its poetic strata, material that the later tradition could no longer fully read, and comparative Semitics — a body of externally stored, cross-checkable data of exactly the kind Chapter 4 called a civilizational SSD — has recovered a substantial part of it. Whether a given form is archaic or dialectal, the recovery mechanism is the same, and it is the mechanism this book is about.</w:t>
+        <w:t xml:space="preserve">The dating debates are real and unresolved. But the load-bearing point survives all of them: the biblical text preserved, in its poetic strata, material that the later tradition could no longer fully read, and comparative Semitics, a body of externally stored, cross-checkable data of exactly the kind Chapter 4 called a civilizational SSD, has recovered a substantial part of it. Whether a given form is archaic or dialectal, the recovery mechanism is the same, and it is the mechanism this book is about.</w:t>
       </w:r>
     </w:p>
     <w:p>
@@ -8312,7 +8261,7 @@
         <w:t xml:space="preserve"> </w:t>
       </w:r>
       <w:r>
-        <w:t xml:space="preserve">of the text had to carry the material past the point of comprehension — the meter holding a word’s ghost-consonant in place, the formula holding an heirloom’s shape, the recitation modes holding a sound sequence whose sense had gone dark, the poetic register holding grammar the spoken language had abandoned. Second, a</w:t>
+        <w:t xml:space="preserve">of the text had to carry the material past the point of comprehension; the meter holding a word’s ghost-consonant in place, the formula holding an heirloom’s shape, the recitation modes holding a sound sequence whose sense had gone dark, the poetic register holding grammar the spoken language had abandoned. Second, a</w:t>
       </w:r>
       <w:r>
         <w:t xml:space="preserve"> </w:t>
@@ -8328,7 +8277,7 @@
         <w:t xml:space="preserve"> </w:t>
       </w:r>
       <w:r>
-        <w:t xml:space="preserve">had to keep that structure intact long enough for the right reader to arrive — the scribal fidelity of the Masoretes, the interlocking discipline of the Vedic schools, the metrical conservatism of the Greek and Germanic singers who would not break a formula even when they no longer understood it. Structure encodes; culture preserves; and then, sometimes centuries later, a key appears — Linear B, comparative Indo-European, Ugaritic, a Frankish chronicle — and the cargo comes back out intact. The four texts are the same experiment run four times with different variables, and it succeeds every time. That is what an architecture looks like when you see it from the outside: not a lucky feature of one tradition, but a result that reproduces across all of them because the same design is doing the work.</w:t>
+        <w:t xml:space="preserve">had to keep that structure intact long enough for the right reader to arrive, the scribal fidelity of the Masoretes, the interlocking discipline of the Vedic schools, the metrical conservatism of the Greek and Germanic singers who would not break a formula even when they no longer understood it. Structure encodes; culture preserves; and then, sometimes centuries later, a key appears, Linear B, comparative Indo-European, Ugaritic, a Frankish chronicle, and the cargo comes back out intact. The four texts are the same experiment run four times with different variables, and it succeeds every time. That is what an architecture looks like when you see it from the outside: not a lucky feature of one tradition, but a result that reproduces across all of them because the same design is doing the work.</w:t>
       </w:r>
     </w:p>
     <w:p>
@@ -8351,7 +8300,7 @@
         <w:pStyle w:val="BodyText"/>
       </w:pPr>
       <w:r>
-        <w:t xml:space="preserve">Tolkien, who spent his life inside exactly this material — he was a philologist of Old English and Old Norse before he was a novelist — noticed that the oldest stories carry a particular quality he called</w:t>
+        <w:t xml:space="preserve">Tolkien, who spent his life inside exactly this material, he was a philologist of Old English and Old Norse before he was a novelist, noticed that the oldest stories carry a particular quality he called</w:t>
       </w:r>
       <w:r>
         <w:t xml:space="preserve"> </w:t>
@@ -8391,7 +8340,7 @@
         <w:t xml:space="preserve"> </w:t>
       </w:r>
       <w:r>
-        <w:t xml:space="preserve">they produced this effect: the feeling of standing at the mouth of something vast and old. His image for the process was the Cauldron of Story — a pot that has been simmering since the beginning of speech, into which every age drops new bones, so that any story ladled out of it carries the taste of everything that went in before. The listener senses the depth without being able to name its sources. The soup carries the flavor of bones long dissolved.</w:t>
+        <w:t xml:space="preserve">they produced this effect: the feeling of standing at the mouth of something vast and old. His image for the process was the Cauldron of Story, a pot that has been simmering since the beginning of speech, into which every age drops new bones, so that any story ladled out of it carries the taste of everything that went in before. The listener senses the depth without being able to name its sources. The soup carries the flavor of bones long dissolved.</w:t>
       </w:r>
     </w:p>
     <w:p>
@@ -8460,7 +8409,7 @@
         <w:t xml:space="preserve">tells</w:t>
       </w:r>
       <w:r>
-        <w:t xml:space="preserve">, mounds made of the collapsed cities beneath them, and their kings dug down through the rubble looking for the foundations of ancestors already legendary in their own day — Nebuchadnezzar boring through the debris to find, and carefully preserve, the inscription of Naram-Sin, a man as remote from him as he is from us.</w:t>
+        <w:t xml:space="preserve">, mounds made of the collapsed cities beneath them, and their kings dug down through the rubble looking for the foundations of ancestors already legendary in their own day, Nebuchadnezzar boring through the debris to find, and carefully preserve, the inscription of Naram-Sin, a man as remote from him as he is from us.</w:t>
       </w:r>
       <w:r>
         <w:rPr>
@@ -8472,7 +8421,7 @@
         <w:t xml:space="preserve"> </w:t>
       </w:r>
       <w:r>
-        <w:t xml:space="preserve">The oldest hymns already gesture at ruins whose origin the singers no longer knew. The sense of an underspecified backstory stretching away behind the present, lending the present its weight and its claim to be true — this goes all the way down. Humans have always known that real things have depth behind them, and have always reached for the signature of that depth.</w:t>
+        <w:t xml:space="preserve">The oldest hymns already gesture at ruins whose origin the singers no longer knew. The sense of an underspecified backstory stretching away behind the present, lending the present its weight and its claim to be true: this goes all the way down. Humans have always known that real things have depth behind them, and have always reached for the signature of that depth.</w:t>
       </w:r>
     </w:p>
     <w:p>
@@ -8496,7 +8445,7 @@
         <w:t xml:space="preserve"> </w:t>
       </w:r>
       <w:r>
-        <w:t xml:space="preserve">of depth — the confident, weathered, allusive texture of writing that comes from somewhere. It can produce, on demand, a paragraph that reads as though a great abyss of time and research stands behind it: the citation, the date, the authoritative aside. But there is nothing behind it. The citation names no paper; the date anchors no event; the aside rests on nothing. It is the taste of bones with no bones in the pot — soup that was never boiled, flavored to imitate a broth. And the test that tells the two apart is the one this appendix has been running the whole time:</w:t>
+        <w:t xml:space="preserve">of depth, the confident, weathered, allusive texture of writing that comes from somewhere. It can produce, on demand, a paragraph that reads as though a great abyss of time and research stands behind it: the citation, the date, the authoritative aside. But there is nothing behind it. The citation names no paper; the date anchors no event; the aside rests on nothing. It is the taste of bones with no bones in the pot, soup that was never boiled, flavored to imitate a broth. And the test that tells the two apart is the one this appendix has been running the whole time:</w:t>
       </w:r>
       <w:r>
         <w:t xml:space="preserve"> </w:t>
@@ -8565,7 +8514,7 @@
         <w:t xml:space="preserve"> </w:t>
       </w:r>
       <w:r>
-        <w:t xml:space="preserve">The unlucky bard is the one who has mastered the surface — the meter, the diction, the authoritative music — without the grounding that would let him tell his true lines from his fabricated ones. He is not a hypothetical figure. We have built him, at scale, and set him to writing. The whole architecture of this book is the answer to him: the body that checks the surface against reality, the notebook that checks it against the record, the structure that checks it against itself, the community that checks it against other minds, and the watching intelligence that knows the difference between a depth it has recovered and a depth it has merely performed.</w:t>
+        <w:t xml:space="preserve">The unlucky bard is the one who has mastered the surface, the meter, the diction, the authoritative music, without the grounding that would let him tell his true lines from his fabricated ones. He is not a hypothetical figure. We have built him, at scale, and set him to writing. The whole architecture of this book is the answer to him: the body that checks the surface against reality, the notebook that checks it against the record, the structure that checks it against itself, the community that checks it against other minds, and the watching intelligence that knows the difference between a depth it has recovered and a depth it has merely performed.</w:t>
       </w:r>
     </w:p>
     <w:p>
@@ -8664,7 +8613,7 @@
         <w:t xml:space="preserve"> </w:t>
       </w:r>
       <w:r>
-        <w:t xml:space="preserve">22 (1936): 245–295. On the point at issue here: the poem’s language and redaction are English and Christian, but its entire narrative world is Scandinavian — the Geats (Old English</w:t>
+        <w:t xml:space="preserve">22 (1936): 245–295. On the point at issue here: the poem’s language and redaction are English and Christian, but its entire narrative world is Scandinavian, the Geats (Old English</w:t>
       </w:r>
       <w:r>
         <w:t xml:space="preserve"> </w:t>
@@ -8677,7 +8626,7 @@
         <w:t xml:space="preserve">Gēatas</w:t>
       </w:r>
       <w:r>
-        <w:t xml:space="preserve">) are the Gautar of Götaland in southern Sweden, a seafaring people of the same Norse world that produced the Viking raids; the Danes are Danes; the ethos is that of the North Sea warrior aristocracy. Old English and Old Norse were closely related West and North Germanic languages, mutually intelligible to a meaningful degree, and the Scandinavian settlement of the Danelaw put Norse speakers across much of eastern England within living memory of the manuscript’s copying. The Anglo-Saxons themselves had, until the fifth and sixth centuries, been North Sea raiders from the same coastlands — the very threat the late Roman</w:t>
+        <w:t xml:space="preserve">) are the Gautar of Götaland in southern Sweden, a seafaring people of the same Norse world that produced the Viking raids; the Danes are Danes; the ethos is that of the North Sea warrior aristocracy. Old English and Old Norse were closely related West and North Germanic languages, mutually intelligible to a meaningful degree, and the Scandinavian settlement of the Danelaw put Norse speakers across much of eastern England within living memory of the manuscript’s copying. The Anglo-Saxons themselves had, until the fifth and sixth centuries, been North Sea raiders from the same coastlands, the very threat the late Roman</w:t>
       </w:r>
       <w:r>
         <w:t xml:space="preserve"> </w:t>
@@ -8759,7 +8708,7 @@
         <w:t xml:space="preserve">Hugilaikaz</w:t>
       </w:r>
       <w:r>
-        <w:t xml:space="preserve">; Old Norse Hugleikr). The Danish philologist N. F. S. Grundtvig identified the two figures in the early nineteenth century, and the identification is now standard; it dates Hygelac’s fall — narrated in Beowulf at lines 1202–1214 and again at 2354–2366 and 2913–2921 — to approximately 516–521. See R. D. Fulk et al.,</w:t>
+        <w:t xml:space="preserve">; Old Norse Hugleikr). The Danish philologist N. F. S. Grundtvig identified the two figures in the early nineteenth century, and the identification is now standard; it dates Hygelac’s fall, narrated in Beowulf at lines 1202–1214 and again at 2354–2366 and 2913–2921, to approximately 516–521. See R. D. Fulk et al.,</w:t>
       </w:r>
       <w:r>
         <w:t xml:space="preserve"> </w:t>
@@ -8837,7 +8786,7 @@
         <w:t xml:space="preserve">rex Getarum</w:t>
       </w:r>
       <w:r>
-        <w:t xml:space="preserve">) — the medieval sources already sliding Geat, Goth, and Getae together, on which see the next note.</w:t>
+        <w:t xml:space="preserve">), the medieval sources already sliding Geat, Goth, and Getae together, on which see the next note.</w:t>
       </w:r>
     </w:p>
   </w:footnote>
@@ -8904,7 +8853,7 @@
         <w:t xml:space="preserve"> </w:t>
       </w:r>
       <w:r>
-        <w:t xml:space="preserve">/ Götaland) is philologically secure and rests on regular sound correspondence. The name belongs to an ablaut series —</w:t>
+        <w:t xml:space="preserve">/ Götaland) is philologically secure and rests on regular sound correspondence. The name belongs to an ablaut series,</w:t>
       </w:r>
       <w:r>
         <w:t xml:space="preserve"> </w:t>
@@ -8933,10 +8882,7 @@
         <w:t xml:space="preserve">gut-</w:t>
       </w:r>
       <w:r>
-        <w:t xml:space="preserve"> </w:t>
-      </w:r>
-      <w:r>
-        <w:t xml:space="preserve">— that also yields</w:t>
+        <w:t xml:space="preserve">, that also yields</w:t>
       </w:r>
       <w:r>
         <w:t xml:space="preserve"> </w:t>
@@ -9022,7 +8968,7 @@
         <w:t xml:space="preserve"> </w:t>
       </w:r>
       <w:r>
-        <w:t xml:space="preserve">form a single migrating lineage — the tradition preserved in Jordanes’ sixth-century</w:t>
+        <w:t xml:space="preserve">form a single migrating lineage, the tradition preserved in Jordanes’ sixth-century</w:t>
       </w:r>
       <w:r>
         <w:t xml:space="preserve"> </w:t>
@@ -9035,7 +8981,7 @@
         <w:t xml:space="preserve">Getica</w:t>
       </w:r>
       <w:r>
-        <w:t xml:space="preserve">, which derives the Goths from Scandinavia — is a separate and contested question, resting on legend and on the archaeology of the Wielbark culture rather than on the name-equation. The distinction matters for method: the ablaut series is a hard linguistic datum recoverable by the comparative method; the migration is tradition. On the Geat/Gaut equation and the wider name-family, see R. D. Fulk et al.,</w:t>
+        <w:t xml:space="preserve">, which derives the Goths from Scandinavia, is a separate and contested question, resting on legend and on the archaeology of the Wielbark culture rather than on the name-equation. The distinction matters for method: the ablaut series is a hard linguistic datum recoverable by the comparative method; the migration is tradition. On the Geat/Gaut equation and the wider name-family, see R. D. Fulk et al.,</w:t>
       </w:r>
       <w:r>
         <w:t xml:space="preserve"> </w:t>
@@ -9093,10 +9039,7 @@
         <w:t xml:space="preserve">Kunstsprache</w:t>
       </w:r>
       <w:r>
-        <w:t xml:space="preserve"> </w:t>
-      </w:r>
-      <w:r>
-        <w:t xml:space="preserve">— an artificial literary dialect never spoken as a vernacular, blending Ionic, Aeolic, and Arcado-Cypriot/Mycenaean elements from different periods, shaped by and for the dactylic hexameter — is the settled consensus of the field. The foundational analysis is Milman Parry,</w:t>
+        <w:t xml:space="preserve">, an artificial literary dialect never spoken as a vernacular, blending Ionic, Aeolic, and Arcado-Cypriot/Mycenaean elements from different periods, shaped by and for the dactylic hexameter, is the settled consensus of the field. The foundational analysis is Milman Parry,</w:t>
       </w:r>
       <w:r>
         <w:t xml:space="preserve"> </w:t>
@@ -9172,7 +9115,7 @@
         <w:t xml:space="preserve"> </w:t>
       </w:r>
       <w:r>
-        <w:t xml:space="preserve">(Bremen: Hempen, 2011), 133–179. The point of principle: because a given concept was often available in more than one dialectal or chronological form, and the forms frequently differed in metrical shape, the tradition retained archaic forms because they solved metrical problems — the meter selected for and preserved archaism.</w:t>
+        <w:t xml:space="preserve">(Bremen: Hempen, 2011), 133–179. The point of principle: because a given concept was often available in more than one dialectal or chronological form, and the forms frequently differed in metrical shape, the tradition retained archaic forms because they solved metrical problems: the meter selected for and preserved archaism.</w:t>
       </w:r>
     </w:p>
   </w:footnote>
@@ -9226,7 +9169,7 @@
         <w:t xml:space="preserve"> </w:t>
       </w:r>
       <w:r>
-        <w:t xml:space="preserve">22 (1936): 245–295. On the point at issue here: the poem’s language and redaction are English and Christian, but its entire narrative world is Scandinavian — the Geats (Old English</w:t>
+        <w:t xml:space="preserve">22 (1936): 245–295. On the point at issue here: the poem’s language and redaction are English and Christian, but its entire narrative world is Scandinavian, the Geats (Old English</w:t>
       </w:r>
       <w:r>
         <w:t xml:space="preserve"> </w:t>
@@ -9239,7 +9182,7 @@
         <w:t xml:space="preserve">Gēatas</w:t>
       </w:r>
       <w:r>
-        <w:t xml:space="preserve">) are the Gautar of Götaland in southern Sweden, a seafaring people of the same Norse world that produced the Viking raids; the Danes are Danes; the ethos is that of the North Sea warrior aristocracy. Old English and Old Norse were closely related West and North Germanic languages, mutually intelligible to a meaningful degree, and the Scandinavian settlement of the Danelaw put Norse speakers across much of eastern England within living memory of the manuscript’s copying. The Anglo-Saxons themselves had, until the fifth and sixth centuries, been North Sea raiders from the same coastlands — the very threat the late Roman</w:t>
+        <w:t xml:space="preserve">) are the Gautar of Götaland in southern Sweden, a seafaring people of the same Norse world that produced the Viking raids; the Danes are Danes; the ethos is that of the North Sea warrior aristocracy. Old English and Old Norse were closely related West and North Germanic languages, mutually intelligible to a meaningful degree, and the Scandinavian settlement of the Danelaw put Norse speakers across much of eastern England within living memory of the manuscript’s copying. The Anglo-Saxons themselves had, until the fifth and sixth centuries, been North Sea raiders from the same coastlands, the very threat the late Roman</w:t>
       </w:r>
       <w:r>
         <w:t xml:space="preserve"> </w:t>
@@ -9321,7 +9264,7 @@
         <w:t xml:space="preserve">Hugilaikaz</w:t>
       </w:r>
       <w:r>
-        <w:t xml:space="preserve">; Old Norse Hugleikr). The Danish philologist N. F. S. Grundtvig identified the two figures in the early nineteenth century, and the identification is now standard; it dates Hygelac’s fall — narrated in Beowulf at lines 1202–1214 and again at 2354–2366 and 2913–2921 — to approximately 516–521. See R. D. Fulk et al.,</w:t>
+        <w:t xml:space="preserve">; Old Norse Hugleikr). The Danish philologist N. F. S. Grundtvig identified the two figures in the early nineteenth century, and the identification is now standard; it dates Hygelac’s fall, narrated in Beowulf at lines 1202–1214 and again at 2354–2366 and 2913–2921, to approximately 516–521. See R. D. Fulk et al.,</w:t>
       </w:r>
       <w:r>
         <w:t xml:space="preserve"> </w:t>
@@ -9399,7 +9342,7 @@
         <w:t xml:space="preserve">rex Getarum</w:t>
       </w:r>
       <w:r>
-        <w:t xml:space="preserve">) — the medieval sources already sliding Geat, Goth, and Getae together, on which see the next note.</w:t>
+        <w:t xml:space="preserve">), the medieval sources already sliding Geat, Goth, and Getae together, on which see the next note.</w:t>
       </w:r>
     </w:p>
   </w:footnote>
@@ -9466,7 +9409,7 @@
         <w:t xml:space="preserve"> </w:t>
       </w:r>
       <w:r>
-        <w:t xml:space="preserve">/ Götaland) is philologically secure and rests on regular sound correspondence. The name belongs to an ablaut series —</w:t>
+        <w:t xml:space="preserve">/ Götaland) is philologically secure and rests on regular sound correspondence. The name belongs to an ablaut series,</w:t>
       </w:r>
       <w:r>
         <w:t xml:space="preserve"> </w:t>
@@ -9495,10 +9438,7 @@
         <w:t xml:space="preserve">gut-</w:t>
       </w:r>
       <w:r>
-        <w:t xml:space="preserve"> </w:t>
-      </w:r>
-      <w:r>
-        <w:t xml:space="preserve">— that also yields</w:t>
+        <w:t xml:space="preserve">, that also yields</w:t>
       </w:r>
       <w:r>
         <w:t xml:space="preserve"> </w:t>
@@ -9584,7 +9524,7 @@
         <w:t xml:space="preserve"> </w:t>
       </w:r>
       <w:r>
-        <w:t xml:space="preserve">form a single migrating lineage — the tradition preserved in Jordanes’ sixth-century</w:t>
+        <w:t xml:space="preserve">form a single migrating lineage, the tradition preserved in Jordanes’ sixth-century</w:t>
       </w:r>
       <w:r>
         <w:t xml:space="preserve"> </w:t>
@@ -9597,7 +9537,7 @@
         <w:t xml:space="preserve">Getica</w:t>
       </w:r>
       <w:r>
-        <w:t xml:space="preserve">, which derives the Goths from Scandinavia — is a separate and contested question, resting on legend and on the archaeology of the Wielbark culture rather than on the name-equation. The distinction matters for method: the ablaut series is a hard linguistic datum recoverable by the comparative method; the migration is tradition. On the Geat/Gaut equation and the wider name-family, see R. D. Fulk et al.,</w:t>
+        <w:t xml:space="preserve">, which derives the Goths from Scandinavia, is a separate and contested question, resting on legend and on the archaeology of the Wielbark culture rather than on the name-equation. The distinction matters for method: the ablaut series is a hard linguistic datum recoverable by the comparative method; the migration is tradition. On the Geat/Gaut equation and the wider name-family, see R. D. Fulk et al.,</w:t>
       </w:r>
       <w:r>
         <w:t xml:space="preserve"> </w:t>
@@ -9655,10 +9595,7 @@
         <w:t xml:space="preserve">Kunstsprache</w:t>
       </w:r>
       <w:r>
-        <w:t xml:space="preserve"> </w:t>
-      </w:r>
-      <w:r>
-        <w:t xml:space="preserve">— an artificial literary dialect never spoken as a vernacular, blending Ionic, Aeolic, and Arcado-Cypriot/Mycenaean elements from different periods, shaped by and for the dactylic hexameter — is the settled consensus of the field. The foundational analysis is Milman Parry,</w:t>
+        <w:t xml:space="preserve">, an artificial literary dialect never spoken as a vernacular, blending Ionic, Aeolic, and Arcado-Cypriot/Mycenaean elements from different periods, shaped by and for the dactylic hexameter, is the settled consensus of the field. The foundational analysis is Milman Parry,</w:t>
       </w:r>
       <w:r>
         <w:t xml:space="preserve"> </w:t>
@@ -9734,7 +9671,7 @@
         <w:t xml:space="preserve"> </w:t>
       </w:r>
       <w:r>
-        <w:t xml:space="preserve">(Bremen: Hempen, 2011), 133–179. The point of principle: because a given concept was often available in more than one dialectal or chronological form, and the forms frequently differed in metrical shape, the tradition retained archaic forms because they solved metrical problems — the meter selected for and preserved archaism.</w:t>
+        <w:t xml:space="preserve">(Bremen: Hempen, 2011), 133–179. The point of principle: because a given concept was often available in more than one dialectal or chronological form, and the forms frequently differed in metrical shape, the tradition retained archaic forms because they solved metrical problems: the meter selected for and preserved archaism.</w:t>
       </w:r>
     </w:p>
   </w:footnote>
@@ -9782,7 +9719,7 @@
         <w:t xml:space="preserve"> </w:t>
       </w:r>
       <w:r>
-        <w:t xml:space="preserve">and stood in the archaic Greek alphabet between epsilon and zeta; it is the ancestor of Latin F. It had disappeared from spoken Ionic before the Homeric poems were fixed in writing (seventh century BC) and is not written in the transmitted text, but its former presence is detectable at many points where the meter is defective unless a word-initial consonant is restored — as with</w:t>
+        <w:t xml:space="preserve">and stood in the archaic Greek alphabet between epsilon and zeta; it is the ancestor of Latin F. It had disappeared from spoken Ionic before the Homeric poems were fixed in writing (seventh century BC) and is not written in the transmitted text, but its former presence is detectable at many points where the meter is defective unless a word-initial consonant is restored, as with</w:t>
       </w:r>
       <w:r>
         <w:t xml:space="preserve"> </w:t>
@@ -10052,7 +9989,7 @@
         <w:t xml:space="preserve"> </w:t>
       </w:r>
       <w:r>
-        <w:t xml:space="preserve">Iliad 10.260–271, describing the boar’s-tusk helmet given to Odysseus. Boar’s-tusk helmets are abundantly attested in Mycenaean archaeology — from the Shaft Graves at Mycenae (seventeenth–sixteenth centuries BC) down to finds as late as the tenth century BC — and are depicted in Mycenaean frescoes and represented as an ideogram on Linear B tablets from Knossos and Pylos; the type had effectively vanished from use centuries before the Iliad was composed. The most-cited discussion is F. H. Stubbings,</w:t>
+        <w:t xml:space="preserve">Iliad 10.260–271, describing the boar’s-tusk helmet given to Odysseus. Boar’s-tusk helmets are abundantly attested in Mycenaean archaeology, from the Shaft Graves at Mycenae (seventeenth–sixteenth centuries BC) down to finds as late as the tenth century BC, and are depicted in Mycenaean frescoes and represented as an ideogram on Linear B tablets from Knossos and Pylos; the type had effectively vanished from use centuries before the Iliad was composed. The most-cited discussion is F. H. Stubbings,</w:t>
       </w:r>
       <w:r>
         <w:t xml:space="preserve"> </w:t>
@@ -10150,7 +10087,7 @@
         <w:t xml:space="preserve"> </w:t>
       </w:r>
       <w:r>
-        <w:t xml:space="preserve">See Chapter 4, note 14, for fuller discussion. The point recurs here because it dates the loss: already by roughly the first century BC, the meaning of the oldest hymns had grown obscure enough that a scholar had to argue against the position that they meant nothing at all — while the phonological transmission remained, and remains, essentially perfect.</w:t>
+        <w:t xml:space="preserve">See Chapter 4, note 14, for fuller discussion. The point recurs here because it dates the loss: already by roughly the first century BC, the meaning of the oldest hymns had grown obscure enough that a scholar had to argue against the position that they meant nothing at all, while the phonological transmission remained, and remains, essentially perfect.</w:t>
       </w:r>
     </w:p>
   </w:footnote>
@@ -10185,7 +10122,7 @@
         <w:t xml:space="preserve"> </w:t>
       </w:r>
       <w:r>
-        <w:t xml:space="preserve">(Delhi: Motilal Banarsidass, 2025), and her earlier studies cited in Chapter 4, notes 13 and 15 — particularly the demonstration that</w:t>
+        <w:t xml:space="preserve">(Delhi: Motilal Banarsidass, 2025), and her earlier studies cited in Chapter 4, notes 13 and 15, particularly the demonstration that</w:t>
       </w:r>
       <w:r>
         <w:t xml:space="preserve"> </w:t>
@@ -10245,7 +10182,7 @@
         <w:t xml:space="preserve"> </w:t>
       </w:r>
       <w:r>
-        <w:t xml:space="preserve">(Cambridge, MA: Harvard University Press, 1973), and the survey in the standard commentaries. It is conventionally grouped with the Song of the Sea (Exodus 15), the Blessing of Jacob (Genesis 49), and the Song and Blessing of Moses (Deuteronomy 32–33) as the oldest stratum of Hebrew poetry, on grounds of archaic morphology and vocabulary. The Septuagint’s difficulty with the passage is visible in the sharply divergent renderings of Codex Alexandrinus and Codex Vaticanus at Judges 5 — described by more than one editor as a maze of strange readings — which indicates that the Hebrew was already hard for translators working centuries before the Masoretes fixed the vocalization.</w:t>
+        <w:t xml:space="preserve">(Cambridge, MA: Harvard University Press, 1973), and the survey in the standard commentaries. It is conventionally grouped with the Song of the Sea (Exodus 15), the Blessing of Jacob (Genesis 49), and the Song and Blessing of Moses (Deuteronomy 32–33) as the oldest stratum of Hebrew poetry, on grounds of archaic morphology and vocabulary. The Septuagint’s difficulty with the passage is visible in the sharply divergent renderings of Codex Alexandrinus and Codex Vaticanus at Judges 5, described by more than one editor as a maze of strange readings, which indicates that the Hebrew was already hard for translators working centuries before the Masoretes fixed the vocalization.</w:t>
       </w:r>
     </w:p>
   </w:footnote>
@@ -10264,7 +10201,7 @@
         <w:t xml:space="preserve"> </w:t>
       </w:r>
       <w:r>
-        <w:t xml:space="preserve">The Ugaritic tablets were discovered at Ras Shamra on the Syrian coast beginning in 1929; Ugaritic is a Late Bronze Age Northwest Semitic language closely related to Hebrew, and its recovery transformed the study of archaic biblical poetry much as the decipherment of Linear B (Michael Ventris, 1952) transformed the study of Homer’s Mycenaean layer. Archaic features that appear in the oldest Hebrew poetry as anomalies — among them the</w:t>
+        <w:t xml:space="preserve">The Ugaritic tablets were discovered at Ras Shamra on the Syrian coast beginning in 1929; Ugaritic is a Late Bronze Age Northwest Semitic language closely related to Hebrew, and its recovery transformed the study of archaic biblical poetry much as the decipherment of Linear B (Michael Ventris, 1952) transformed the study of Homer’s Mycenaean layer. Archaic features that appear in the oldest Hebrew poetry as anomalies, among them the</w:t>
       </w:r>
       <w:r>
         <w:t xml:space="preserve"> </w:t>
@@ -10299,7 +10236,7 @@
         <w:t xml:space="preserve"> </w:t>
       </w:r>
       <w:r>
-        <w:t xml:space="preserve">on imperfect verbs, and preserved case-endings on nouns — were shown to be ordinary living forms in Ugaritic. See Frank Moore Cross and David Noel Freedman,</w:t>
+        <w:t xml:space="preserve">on imperfect verbs, and preserved case-endings on nouns, were shown to be ordinary living forms in Ugaritic. See Frank Moore Cross and David Noel Freedman,</w:t>
       </w:r>
       <w:r>
         <w:t xml:space="preserve"> </w:t>
@@ -10328,7 +10265,7 @@
         <w:t xml:space="preserve">Psalms</w:t>
       </w:r>
       <w:r>
-        <w:t xml:space="preserve">, 3 vols., Anchor Bible (Garden City, NY: Doubleday, 1966–1970), which applied Ugaritic comparanda to biblical lexica systematically. The methodological caution — that Ugaritic parallels can be over-applied — is real and is part of the point: comparative recovery is itself subject to the adversarial-verification discipline of Chapter 5.</w:t>
+        <w:t xml:space="preserve">, 3 vols., Anchor Bible (Garden City, NY: Doubleday, 1966–1970), which applied Ugaritic comparanda to biblical lexica systematically. The methodological caution, that Ugaritic parallels can be over-applied, is real and is part of the point: comparative recovery is itself subject to the adversarial-verification discipline of Chapter 5.</w:t>
       </w:r>
     </w:p>
   </w:footnote>
@@ -10359,7 +10296,7 @@
         <w:t xml:space="preserve"> </w:t>
       </w:r>
       <w:r>
-        <w:t xml:space="preserve">and in their marginal notes, about words and passages whose sense was uncertain; the margins of the KJV frequently record alternative renderings and admissions of doubt. This candor about the limits of recovery is itself the mark of a healthy transmission culture — the same instinct that produced the Masoretic</w:t>
+        <w:t xml:space="preserve">and in their marginal notes, about words and passages whose sense was uncertain; the margins of the KJV frequently record alternative renderings and admissions of doubt. This candor about the limits of recovery is itself the mark of a healthy transmission culture, the same instinct that produced the Masoretic</w:t>
       </w:r>
       <w:r>
         <w:t xml:space="preserve"> </w:t>
@@ -10394,7 +10331,7 @@
         <w:t xml:space="preserve"> </w:t>
       </w:r>
       <w:r>
-        <w:t xml:space="preserve">For the skeptical case — that some of the linguistic peculiarities of Judges 5 reflect poetic license or even late features rather than genuine archaism, and that a few of its words are demonstrably post-exilic — see, e.g., the argument surveyed at TheTorah.com (</w:t>
+        <w:t xml:space="preserve">For the skeptical case; that some of the linguistic peculiarities of Judges 5 reflect poetic license or even late features rather than genuine archaism, and that a few of its words are demonstrably post-exilic, see, e.g., the argument surveyed at TheTorah.com (</w:t>
       </w:r>
       <w:r>
         <w:t xml:space="preserve">“Dating Deborah”</w:t>
@@ -10416,7 +10353,7 @@
         <w:t xml:space="preserve"> </w:t>
       </w:r>
       <w:r>
-        <w:t xml:space="preserve">(Leiden: Brill, 2013). The dating of the early Hebrew poetic corpus remains genuinely contested. The argument here does not depend on any particular resolution: whether a hard form in the Song is archaic, dialectal, or poetic, the demonstrated fact is that the poetic strata of the Bible preserved material the later tradition could no longer fully read, and that comparative Semitics has recovered a substantial portion of it — which is the mechanism this book is describing, not a claim about the exact century of composition.</w:t>
+        <w:t xml:space="preserve">(Leiden: Brill, 2013). The dating of the early Hebrew poetic corpus remains genuinely contested. The argument here does not depend on any particular resolution: whether a hard form in the Song is archaic, dialectal, or poetic, the demonstrated fact is that the poetic strata of the Bible preserved material the later tradition could no longer fully read, and that comparative Semitics has recovered a substantial portion of it; which is the mechanism this book is describing, not a claim about the exact century of composition.</w:t>
       </w:r>
     </w:p>
   </w:footnote>
@@ -10537,10 +10474,7 @@
         <w:t xml:space="preserve">“the bones of the ox out of which it has been boiled”</w:t>
       </w:r>
       <w:r>
-        <w:t xml:space="preserve"> </w:t>
-      </w:r>
-      <w:r>
-        <w:t xml:space="preserve">— the finished story versus its sources — are developed in the same essay; the bones image Tolkien adapts from George Webbe Dasent. Tolkien’s professional standing behind the essay is the relevant fact: he was Rawlinson and Bosworth Professor of Anglo-Saxon at Oxford, a philologist of exactly the Old English and Old Norse material this appendix draws on. He faked the depth in his own fiction with the tools of someone who knew precisely how real depth was made.</w:t>
+        <w:t xml:space="preserve">, the finished story versus its sources, are developed in the same essay; the bones image Tolkien adapts from George Webbe Dasent. Tolkien’s professional standing behind the essay is the relevant fact: he was Rawlinson and Bosworth Professor of Anglo-Saxon at Oxford, a philologist of exactly the Old English and Old Norse material this appendix draws on. He faked the depth in his own fiction with the tools of someone who knew precisely how real depth was made.</w:t>
       </w:r>
     </w:p>
   </w:footnote>
@@ -10588,7 +10522,7 @@
         <w:t xml:space="preserve">tall</w:t>
       </w:r>
       <w:r>
-        <w:t xml:space="preserve">) as the characteristic Mesopotamian ruin-form — a mound built up from the collapsed mud-brick of successive settlements, the term itself attested by the end of the third millennium BC — see the overview in the</w:t>
+        <w:t xml:space="preserve">) as the characteristic Mesopotamian ruin-form, a mound built up from the collapsed mud-brick of successive settlements, the term itself attested by the end of the third millennium BC, see the overview in the</w:t>
       </w:r>
       <w:r>
         <w:t xml:space="preserve"> </w:t>
@@ -10625,7 +10559,7 @@
         <w:t xml:space="preserve"> </w:t>
       </w:r>
       <w:r>
-        <w:t xml:space="preserve">to recover the foundation platform of Naram-Sin of Akkad — a king already some seventeen centuries in Nebuchadnezzar’s own past — and deliberately preserving Naram-Sin’s inscription alongside his own. See Rocío Da Riva,</w:t>
+        <w:t xml:space="preserve">to recover the foundation platform of Naram-Sin of Akkad, a king already some seventeen centuries in Nebuchadnezzar’s own past, and deliberately preserving Naram-Sin’s inscription alongside his own. See Rocío Da Riva,</w:t>
       </w:r>
       <w:r>
         <w:t xml:space="preserve"> </w:t>
@@ -10812,7 +10746,7 @@
         <w:t xml:space="preserve">teleios</w:t>
       </w:r>
       <w:r>
-        <w:t xml:space="preserve">, means mature, complete, brought to its proper end — the same association of trained discernment with maturity that runs through the Kabbalistic forty-year threshold discussed above and in Chapter 3. Standard philological detail is in the commentaries; see, e.g., Paul Ellingworth,</w:t>
+        <w:t xml:space="preserve">, means mature, complete, brought to its proper end, the same association of trained discernment with maturity that runs through the Kabbalistic forty-year threshold discussed above and in Chapter 3. Standard philological detail is in the commentaries; see, e.g., Paul Ellingworth,</w:t>
       </w:r>
       <w:r>
         <w:t xml:space="preserve"> </w:t>
@@ -10884,7 +10818,7 @@
         <w:t xml:space="preserve">“For unto every one that hath shall be given …”</w:t>
       </w:r>
       <w:r>
-        <w:t xml:space="preserve">). Its application to cognitive and educational development — early advantages in skill compounding into progressively larger gaps — was developed influentially by Keith E. Stanovich,</w:t>
+        <w:t xml:space="preserve">). Its application to cognitive and educational development, early advantages in skill compounding into progressively larger gaps, was developed influentially by Keith E. Stanovich,</w:t>
       </w:r>
       <w:r>
         <w:t xml:space="preserve"> </w:t>
@@ -10969,7 +10903,7 @@
         <w:t xml:space="preserve"> </w:t>
       </w:r>
       <w:r>
-        <w:t xml:space="preserve">(1968). In the story, a future United States enforces total equality by handicapping the gifted — weights on the strong and graceful, distorting noises piped into the ears of the intelligent to prevent sustained thought — so that no one may excel. It is the sharpest available image of leveling by suppression: equality achieved not by raising the floor but by lowering every ceiling to meet it. The historical instances cited alongside it — the Khmer Rouge’s targeting of the educated (1975–1979) and the</w:t>
+        <w:t xml:space="preserve">(1968). In the story, a future United States enforces total equality by handicapping the gifted, weights on the strong and graceful, distorting noises piped into the ears of the intelligent to prevent sustained thought, so that no one may excel. It is the sharpest available image of leveling by suppression: equality achieved not by raising the floor but by lowering every ceiling to meet it. The historical instances cited alongside it, the Khmer Rouge’s targeting of the educated (1975–1979) and the</w:t>
       </w:r>
       <w:r>
         <w:t xml:space="preserve"> </w:t>
@@ -10981,7 +10915,7 @@
         <w:t xml:space="preserve"> </w:t>
       </w:r>
       <w:r>
-        <w:t xml:space="preserve">and persecution of intellectuals during China’s Cultural Revolution (1966–1976) — are documented in the standard histories; see, e.g., Ben Kiernan,</w:t>
+        <w:t xml:space="preserve">and persecution of intellectuals during China’s Cultural Revolution (1966–1976), are documented in the standard histories; see, e.g., Ben Kiernan,</w:t>
       </w:r>
       <w:r>
         <w:t xml:space="preserve"> </w:t>
@@ -11038,7 +10972,7 @@
         <w:t xml:space="preserve"> </w:t>
       </w:r>
       <w:r>
-        <w:t xml:space="preserve">The reconstruction of Nabataean and early Arab desert navigation — the</w:t>
+        <w:t xml:space="preserve">The reconstruction of Nabataean and early Arab desert navigation, the</w:t>
       </w:r>
       <w:r>
         <w:t xml:space="preserve"> </w:t>
@@ -11064,7 +10998,7 @@
         <w:t xml:space="preserve">iṣbaʿ</w:t>
       </w:r>
       <w:r>
-        <w:t xml:space="preserve">), and the use of metered poetry to pace and count a caravan’s steps — is developed by the independent researcher Dan Gibson, drawing on the surviving Arab navigational literature, especially the fifteenth-century pilot Aḥmad ibn Mājid’s</w:t>
+        <w:t xml:space="preserve">), and the use of metered poetry to pace and count a caravan’s steps, is developed by the independent researcher Dan Gibson, drawing on the surviving Arab navigational literature, especially the fifteenth-century pilot Aḥmad ibn Mājid’s</w:t>
       </w:r>
       <w:r>
         <w:t xml:space="preserve"> </w:t>
@@ -11093,7 +11027,7 @@
         <w:t xml:space="preserve"> </w:t>
       </w:r>
       <w:r>
-        <w:t xml:space="preserve">(London: Royal Asiatic Society, 1981). Pliny the Elder’s figure for the incense road — 2,437,500 steps from Timna to Gaza — is in</w:t>
+        <w:t xml:space="preserve">(London: Royal Asiatic Society, 1981). Pliny the Elder’s figure for the incense road, 2,437,500 steps from Timna to Gaza, is in</w:t>
       </w:r>
       <w:r>
         <w:t xml:space="preserve"> </w:t>
@@ -11109,7 +11043,7 @@
         <w:t xml:space="preserve"> </w:t>
       </w:r>
       <w:r>
-        <w:t xml:space="preserve">12.32. Gibson’s larger body of work on the Nabataeans is uneven and some of his more sweeping claims (particularly about early Islamic sacred geography) are contested; the narrow point used here — that meter can encode distance, and that this encoding is invisible to a listener who attends only to the words — stands independently of those debates and rests on the plain testimony of Pliny and the navigational manuals.</w:t>
+        <w:t xml:space="preserve">12.32. Gibson’s larger body of work on the Nabataeans is uneven and some of his more sweeping claims (particularly about early Islamic sacred geography) are contested; the narrow point used here, that meter can encode distance, and that this encoding is invisible to a listener who attends only to the words, stands independently of those debates and rests on the plain testimony of Pliny and the navigational manuals.</w:t>
       </w:r>
     </w:p>
   </w:footnote>
@@ -11247,7 +11181,7 @@
         <w:t xml:space="preserve"> </w:t>
       </w:r>
       <w:r>
-        <w:t xml:space="preserve">298, no. 5601 (2002): 2167–2170, which demonstrated that the brain constructs tonotopic maps tracking the movement of music through tonal space — spatial representations of a non-spatial domain.</w:t>
+        <w:t xml:space="preserve">298, no. 5601 (2002): 2167–2170, which demonstrated that the brain constructs tonotopic maps tracking the movement of music through tonal space: spatial representations of a non-spatial domain.</w:t>
       </w:r>
     </w:p>
   </w:footnote>
@@ -11433,7 +11367,7 @@
         <w:t xml:space="preserve"> </w:t>
       </w:r>
       <w:r>
-        <w:t xml:space="preserve">22 (1936): 245–295. On the point at issue here: the poem’s language and redaction are English and Christian, but its entire narrative world is Scandinavian — the Geats (Old English</w:t>
+        <w:t xml:space="preserve">22 (1936): 245–295. On the point at issue here: the poem’s language and redaction are English and Christian, but its entire narrative world is Scandinavian, the Geats (Old English</w:t>
       </w:r>
       <w:r>
         <w:t xml:space="preserve"> </w:t>
@@ -11446,7 +11380,7 @@
         <w:t xml:space="preserve">Gēatas</w:t>
       </w:r>
       <w:r>
-        <w:t xml:space="preserve">) are the Gautar of Götaland in southern Sweden, a seafaring people of the same Norse world that produced the Viking raids; the Danes are Danes; the ethos is that of the North Sea warrior aristocracy. Old English and Old Norse were closely related West and North Germanic languages, mutually intelligible to a meaningful degree, and the Scandinavian settlement of the Danelaw put Norse speakers across much of eastern England within living memory of the manuscript’s copying. The Anglo-Saxons themselves had, until the fifth and sixth centuries, been North Sea raiders from the same coastlands — the very threat the late Roman</w:t>
+        <w:t xml:space="preserve">) are the Gautar of Götaland in southern Sweden, a seafaring people of the same Norse world that produced the Viking raids; the Danes are Danes; the ethos is that of the North Sea warrior aristocracy. Old English and Old Norse were closely related West and North Germanic languages, mutually intelligible to a meaningful degree, and the Scandinavian settlement of the Danelaw put Norse speakers across much of eastern England within living memory of the manuscript’s copying. The Anglo-Saxons themselves had, until the fifth and sixth centuries, been North Sea raiders from the same coastlands, the very threat the late Roman</w:t>
       </w:r>
       <w:r>
         <w:t xml:space="preserve"> </w:t>
@@ -11528,7 +11462,7 @@
         <w:t xml:space="preserve">Hugilaikaz</w:t>
       </w:r>
       <w:r>
-        <w:t xml:space="preserve">; Old Norse Hugleikr). The Danish philologist N. F. S. Grundtvig identified the two figures in the early nineteenth century, and the identification is now standard; it dates Hygelac’s fall — narrated in Beowulf at lines 1202–1214 and again at 2354–2366 and 2913–2921 — to approximately 516–521. See R. D. Fulk et al.,</w:t>
+        <w:t xml:space="preserve">; Old Norse Hugleikr). The Danish philologist N. F. S. Grundtvig identified the two figures in the early nineteenth century, and the identification is now standard; it dates Hygelac’s fall, narrated in Beowulf at lines 1202–1214 and again at 2354–2366 and 2913–2921, to approximately 516–521. See R. D. Fulk et al.,</w:t>
       </w:r>
       <w:r>
         <w:t xml:space="preserve"> </w:t>
@@ -11606,7 +11540,7 @@
         <w:t xml:space="preserve">rex Getarum</w:t>
       </w:r>
       <w:r>
-        <w:t xml:space="preserve">) — the medieval sources already sliding Geat, Goth, and Getae together, on which see the next note.</w:t>
+        <w:t xml:space="preserve">), the medieval sources already sliding Geat, Goth, and Getae together, on which see the next note.</w:t>
       </w:r>
     </w:p>
   </w:footnote>
@@ -11673,7 +11607,7 @@
         <w:t xml:space="preserve"> </w:t>
       </w:r>
       <w:r>
-        <w:t xml:space="preserve">/ Götaland) is philologically secure and rests on regular sound correspondence. The name belongs to an ablaut series —</w:t>
+        <w:t xml:space="preserve">/ Götaland) is philologically secure and rests on regular sound correspondence. The name belongs to an ablaut series,</w:t>
       </w:r>
       <w:r>
         <w:t xml:space="preserve"> </w:t>
@@ -11702,10 +11636,7 @@
         <w:t xml:space="preserve">gut-</w:t>
       </w:r>
       <w:r>
-        <w:t xml:space="preserve"> </w:t>
-      </w:r>
-      <w:r>
-        <w:t xml:space="preserve">— that also yields</w:t>
+        <w:t xml:space="preserve">, that also yields</w:t>
       </w:r>
       <w:r>
         <w:t xml:space="preserve"> </w:t>
@@ -11791,7 +11722,7 @@
         <w:t xml:space="preserve"> </w:t>
       </w:r>
       <w:r>
-        <w:t xml:space="preserve">form a single migrating lineage — the tradition preserved in Jordanes’ sixth-century</w:t>
+        <w:t xml:space="preserve">form a single migrating lineage, the tradition preserved in Jordanes’ sixth-century</w:t>
       </w:r>
       <w:r>
         <w:t xml:space="preserve"> </w:t>
@@ -11804,7 +11735,7 @@
         <w:t xml:space="preserve">Getica</w:t>
       </w:r>
       <w:r>
-        <w:t xml:space="preserve">, which derives the Goths from Scandinavia — is a separate and contested question, resting on legend and on the archaeology of the Wielbark culture rather than on the name-equation. The distinction matters for method: the ablaut series is a hard linguistic datum recoverable by the comparative method; the migration is tradition. On the Geat/Gaut equation and the wider name-family, see R. D. Fulk et al.,</w:t>
+        <w:t xml:space="preserve">, which derives the Goths from Scandinavia, is a separate and contested question, resting on legend and on the archaeology of the Wielbark culture rather than on the name-equation. The distinction matters for method: the ablaut series is a hard linguistic datum recoverable by the comparative method; the migration is tradition. On the Geat/Gaut equation and the wider name-family, see R. D. Fulk et al.,</w:t>
       </w:r>
       <w:r>
         <w:t xml:space="preserve"> </w:t>
@@ -11862,10 +11793,7 @@
         <w:t xml:space="preserve">Kunstsprache</w:t>
       </w:r>
       <w:r>
-        <w:t xml:space="preserve"> </w:t>
-      </w:r>
-      <w:r>
-        <w:t xml:space="preserve">— an artificial literary dialect never spoken as a vernacular, blending Ionic, Aeolic, and Arcado-Cypriot/Mycenaean elements from different periods, shaped by and for the dactylic hexameter — is the settled consensus of the field. The foundational analysis is Milman Parry,</w:t>
+        <w:t xml:space="preserve">, an artificial literary dialect never spoken as a vernacular, blending Ionic, Aeolic, and Arcado-Cypriot/Mycenaean elements from different periods, shaped by and for the dactylic hexameter, is the settled consensus of the field. The foundational analysis is Milman Parry,</w:t>
       </w:r>
       <w:r>
         <w:t xml:space="preserve"> </w:t>
@@ -11941,7 +11869,7 @@
         <w:t xml:space="preserve"> </w:t>
       </w:r>
       <w:r>
-        <w:t xml:space="preserve">(Bremen: Hempen, 2011), 133–179. The point of principle: because a given concept was often available in more than one dialectal or chronological form, and the forms frequently differed in metrical shape, the tradition retained archaic forms because they solved metrical problems — the meter selected for and preserved archaism.</w:t>
+        <w:t xml:space="preserve">(Bremen: Hempen, 2011), 133–179. The point of principle: because a given concept was often available in more than one dialectal or chronological form, and the forms frequently differed in metrical shape, the tradition retained archaic forms because they solved metrical problems: the meter selected for and preserved archaism.</w:t>
       </w:r>
     </w:p>
   </w:footnote>
@@ -11989,7 +11917,7 @@
         <w:t xml:space="preserve"> </w:t>
       </w:r>
       <w:r>
-        <w:t xml:space="preserve">and stood in the archaic Greek alphabet between epsilon and zeta; it is the ancestor of Latin F. It had disappeared from spoken Ionic before the Homeric poems were fixed in writing (seventh century BC) and is not written in the transmitted text, but its former presence is detectable at many points where the meter is defective unless a word-initial consonant is restored — as with</w:t>
+        <w:t xml:space="preserve">and stood in the archaic Greek alphabet between epsilon and zeta; it is the ancestor of Latin F. It had disappeared from spoken Ionic before the Homeric poems were fixed in writing (seventh century BC) and is not written in the transmitted text, but its former presence is detectable at many points where the meter is defective unless a word-initial consonant is restored, as with</w:t>
       </w:r>
       <w:r>
         <w:t xml:space="preserve"> </w:t>
@@ -12259,7 +12187,7 @@
         <w:t xml:space="preserve"> </w:t>
       </w:r>
       <w:r>
-        <w:t xml:space="preserve">Iliad 10.260–271, describing the boar’s-tusk helmet given to Odysseus. Boar’s-tusk helmets are abundantly attested in Mycenaean archaeology — from the Shaft Graves at Mycenae (seventeenth–sixteenth centuries BC) down to finds as late as the tenth century BC — and are depicted in Mycenaean frescoes and represented as an ideogram on Linear B tablets from Knossos and Pylos; the type had effectively vanished from use centuries before the Iliad was composed. The most-cited discussion is F. H. Stubbings,</w:t>
+        <w:t xml:space="preserve">Iliad 10.260–271, describing the boar’s-tusk helmet given to Odysseus. Boar’s-tusk helmets are abundantly attested in Mycenaean archaeology, from the Shaft Graves at Mycenae (seventeenth–sixteenth centuries BC) down to finds as late as the tenth century BC, and are depicted in Mycenaean frescoes and represented as an ideogram on Linear B tablets from Knossos and Pylos; the type had effectively vanished from use centuries before the Iliad was composed. The most-cited discussion is F. H. Stubbings,</w:t>
       </w:r>
       <w:r>
         <w:t xml:space="preserve"> </w:t>
@@ -12357,7 +12285,7 @@
         <w:t xml:space="preserve"> </w:t>
       </w:r>
       <w:r>
-        <w:t xml:space="preserve">See Chapter 4, note 14, for fuller discussion. The point recurs here because it dates the loss: already by roughly the first century BC, the meaning of the oldest hymns had grown obscure enough that a scholar had to argue against the position that they meant nothing at all — while the phonological transmission remained, and remains, essentially perfect.</w:t>
+        <w:t xml:space="preserve">See Chapter 4, note 14, for fuller discussion. The point recurs here because it dates the loss: already by roughly the first century BC, the meaning of the oldest hymns had grown obscure enough that a scholar had to argue against the position that they meant nothing at all, while the phonological transmission remained, and remains, essentially perfect.</w:t>
       </w:r>
     </w:p>
   </w:footnote>
@@ -12392,7 +12320,7 @@
         <w:t xml:space="preserve"> </w:t>
       </w:r>
       <w:r>
-        <w:t xml:space="preserve">(Delhi: Motilal Banarsidass, 2025), and her earlier studies cited in Chapter 4, notes 13 and 15 — particularly the demonstration that</w:t>
+        <w:t xml:space="preserve">(Delhi: Motilal Banarsidass, 2025), and her earlier studies cited in Chapter 4, notes 13 and 15, particularly the demonstration that</w:t>
       </w:r>
       <w:r>
         <w:t xml:space="preserve"> </w:t>
@@ -12452,7 +12380,7 @@
         <w:t xml:space="preserve"> </w:t>
       </w:r>
       <w:r>
-        <w:t xml:space="preserve">(Cambridge, MA: Harvard University Press, 1973), and the survey in the standard commentaries. It is conventionally grouped with the Song of the Sea (Exodus 15), the Blessing of Jacob (Genesis 49), and the Song and Blessing of Moses (Deuteronomy 32–33) as the oldest stratum of Hebrew poetry, on grounds of archaic morphology and vocabulary. The Septuagint’s difficulty with the passage is visible in the sharply divergent renderings of Codex Alexandrinus and Codex Vaticanus at Judges 5 — described by more than one editor as a maze of strange readings — which indicates that the Hebrew was already hard for translators working centuries before the Masoretes fixed the vocalization.</w:t>
+        <w:t xml:space="preserve">(Cambridge, MA: Harvard University Press, 1973), and the survey in the standard commentaries. It is conventionally grouped with the Song of the Sea (Exodus 15), the Blessing of Jacob (Genesis 49), and the Song and Blessing of Moses (Deuteronomy 32–33) as the oldest stratum of Hebrew poetry, on grounds of archaic morphology and vocabulary. The Septuagint’s difficulty with the passage is visible in the sharply divergent renderings of Codex Alexandrinus and Codex Vaticanus at Judges 5, described by more than one editor as a maze of strange readings, which indicates that the Hebrew was already hard for translators working centuries before the Masoretes fixed the vocalization.</w:t>
       </w:r>
     </w:p>
   </w:footnote>
@@ -12471,7 +12399,7 @@
         <w:t xml:space="preserve"> </w:t>
       </w:r>
       <w:r>
-        <w:t xml:space="preserve">The Ugaritic tablets were discovered at Ras Shamra on the Syrian coast beginning in 1929; Ugaritic is a Late Bronze Age Northwest Semitic language closely related to Hebrew, and its recovery transformed the study of archaic biblical poetry much as the decipherment of Linear B (Michael Ventris, 1952) transformed the study of Homer’s Mycenaean layer. Archaic features that appear in the oldest Hebrew poetry as anomalies — among them the</w:t>
+        <w:t xml:space="preserve">The Ugaritic tablets were discovered at Ras Shamra on the Syrian coast beginning in 1929; Ugaritic is a Late Bronze Age Northwest Semitic language closely related to Hebrew, and its recovery transformed the study of archaic biblical poetry much as the decipherment of Linear B (Michael Ventris, 1952) transformed the study of Homer’s Mycenaean layer. Archaic features that appear in the oldest Hebrew poetry as anomalies, among them the</w:t>
       </w:r>
       <w:r>
         <w:t xml:space="preserve"> </w:t>
@@ -12506,7 +12434,7 @@
         <w:t xml:space="preserve"> </w:t>
       </w:r>
       <w:r>
-        <w:t xml:space="preserve">on imperfect verbs, and preserved case-endings on nouns — were shown to be ordinary living forms in Ugaritic. See Frank Moore Cross and David Noel Freedman,</w:t>
+        <w:t xml:space="preserve">on imperfect verbs, and preserved case-endings on nouns, were shown to be ordinary living forms in Ugaritic. See Frank Moore Cross and David Noel Freedman,</w:t>
       </w:r>
       <w:r>
         <w:t xml:space="preserve"> </w:t>
@@ -12535,7 +12463,7 @@
         <w:t xml:space="preserve">Psalms</w:t>
       </w:r>
       <w:r>
-        <w:t xml:space="preserve">, 3 vols., Anchor Bible (Garden City, NY: Doubleday, 1966–1970), which applied Ugaritic comparanda to biblical lexica systematically. The methodological caution — that Ugaritic parallels can be over-applied — is real and is part of the point: comparative recovery is itself subject to the adversarial-verification discipline of Chapter 5.</w:t>
+        <w:t xml:space="preserve">, 3 vols., Anchor Bible (Garden City, NY: Doubleday, 1966–1970), which applied Ugaritic comparanda to biblical lexica systematically. The methodological caution, that Ugaritic parallels can be over-applied, is real and is part of the point: comparative recovery is itself subject to the adversarial-verification discipline of Chapter 5.</w:t>
       </w:r>
     </w:p>
   </w:footnote>
@@ -12566,7 +12494,7 @@
         <w:t xml:space="preserve"> </w:t>
       </w:r>
       <w:r>
-        <w:t xml:space="preserve">and in their marginal notes, about words and passages whose sense was uncertain; the margins of the KJV frequently record alternative renderings and admissions of doubt. This candor about the limits of recovery is itself the mark of a healthy transmission culture — the same instinct that produced the Masoretic</w:t>
+        <w:t xml:space="preserve">and in their marginal notes, about words and passages whose sense was uncertain; the margins of the KJV frequently record alternative renderings and admissions of doubt. This candor about the limits of recovery is itself the mark of a healthy transmission culture, the same instinct that produced the Masoretic</w:t>
       </w:r>
       <w:r>
         <w:t xml:space="preserve"> </w:t>
@@ -12601,7 +12529,7 @@
         <w:t xml:space="preserve"> </w:t>
       </w:r>
       <w:r>
-        <w:t xml:space="preserve">For the skeptical case — that some of the linguistic peculiarities of Judges 5 reflect poetic license or even late features rather than genuine archaism, and that a few of its words are demonstrably post-exilic — see, e.g., the argument surveyed at TheTorah.com (</w:t>
+        <w:t xml:space="preserve">For the skeptical case; that some of the linguistic peculiarities of Judges 5 reflect poetic license or even late features rather than genuine archaism, and that a few of its words are demonstrably post-exilic, see, e.g., the argument surveyed at TheTorah.com (</w:t>
       </w:r>
       <w:r>
         <w:t xml:space="preserve">“Dating Deborah”</w:t>
@@ -12623,7 +12551,7 @@
         <w:t xml:space="preserve"> </w:t>
       </w:r>
       <w:r>
-        <w:t xml:space="preserve">(Leiden: Brill, 2013). The dating of the early Hebrew poetic corpus remains genuinely contested. The argument here does not depend on any particular resolution: whether a hard form in the Song is archaic, dialectal, or poetic, the demonstrated fact is that the poetic strata of the Bible preserved material the later tradition could no longer fully read, and that comparative Semitics has recovered a substantial portion of it — which is the mechanism this book is describing, not a claim about the exact century of composition.</w:t>
+        <w:t xml:space="preserve">(Leiden: Brill, 2013). The dating of the early Hebrew poetic corpus remains genuinely contested. The argument here does not depend on any particular resolution: whether a hard form in the Song is archaic, dialectal, or poetic, the demonstrated fact is that the poetic strata of the Bible preserved material the later tradition could no longer fully read, and that comparative Semitics has recovered a substantial portion of it; which is the mechanism this book is describing, not a claim about the exact century of composition.</w:t>
       </w:r>
     </w:p>
   </w:footnote>
@@ -12744,10 +12672,7 @@
         <w:t xml:space="preserve">“the bones of the ox out of which it has been boiled”</w:t>
       </w:r>
       <w:r>
-        <w:t xml:space="preserve"> </w:t>
-      </w:r>
-      <w:r>
-        <w:t xml:space="preserve">— the finished story versus its sources — are developed in the same essay; the bones image Tolkien adapts from George Webbe Dasent. Tolkien’s professional standing behind the essay is the relevant fact: he was Rawlinson and Bosworth Professor of Anglo-Saxon at Oxford, a philologist of exactly the Old English and Old Norse material this appendix draws on. He faked the depth in his own fiction with the tools of someone who knew precisely how real depth was made.</w:t>
+        <w:t xml:space="preserve">, the finished story versus its sources, are developed in the same essay; the bones image Tolkien adapts from George Webbe Dasent. Tolkien’s professional standing behind the essay is the relevant fact: he was Rawlinson and Bosworth Professor of Anglo-Saxon at Oxford, a philologist of exactly the Old English and Old Norse material this appendix draws on. He faked the depth in his own fiction with the tools of someone who knew precisely how real depth was made.</w:t>
       </w:r>
     </w:p>
   </w:footnote>
@@ -12795,7 +12720,7 @@
         <w:t xml:space="preserve">tall</w:t>
       </w:r>
       <w:r>
-        <w:t xml:space="preserve">) as the characteristic Mesopotamian ruin-form — a mound built up from the collapsed mud-brick of successive settlements, the term itself attested by the end of the third millennium BC — see the overview in the</w:t>
+        <w:t xml:space="preserve">) as the characteristic Mesopotamian ruin-form, a mound built up from the collapsed mud-brick of successive settlements, the term itself attested by the end of the third millennium BC, see the overview in the</w:t>
       </w:r>
       <w:r>
         <w:t xml:space="preserve"> </w:t>
@@ -12832,7 +12757,7 @@
         <w:t xml:space="preserve"> </w:t>
       </w:r>
       <w:r>
-        <w:t xml:space="preserve">to recover the foundation platform of Naram-Sin of Akkad — a king already some seventeen centuries in Nebuchadnezzar’s own past — and deliberately preserving Naram-Sin’s inscription alongside his own. See Rocío Da Riva,</w:t>
+        <w:t xml:space="preserve">to recover the foundation platform of Naram-Sin of Akkad, a king already some seventeen centuries in Nebuchadnezzar’s own past, and deliberately preserving Naram-Sin’s inscription alongside his own. See Rocío Da Riva,</w:t>
       </w:r>
       <w:r>
         <w:t xml:space="preserve"> </w:t>
@@ -12902,7 +12827,7 @@
         <w:t xml:space="preserve"> </w:t>
       </w:r>
       <w:r>
-        <w:t xml:space="preserve">22 (1936): 245–295. On the point at issue here: the poem’s language and redaction are English and Christian, but its entire narrative world is Scandinavian — the Geats (Old English</w:t>
+        <w:t xml:space="preserve">22 (1936): 245–295. On the point at issue here: the poem’s language and redaction are English and Christian, but its entire narrative world is Scandinavian, the Geats (Old English</w:t>
       </w:r>
       <w:r>
         <w:t xml:space="preserve"> </w:t>
@@ -12915,7 +12840,7 @@
         <w:t xml:space="preserve">Gēatas</w:t>
       </w:r>
       <w:r>
-        <w:t xml:space="preserve">) are the Gautar of Götaland in southern Sweden, a seafaring people of the same Norse world that produced the Viking raids; the Danes are Danes; the ethos is that of the North Sea warrior aristocracy. Old English and Old Norse were closely related West and North Germanic languages, mutually intelligible to a meaningful degree, and the Scandinavian settlement of the Danelaw put Norse speakers across much of eastern England within living memory of the manuscript’s copying. The Anglo-Saxons themselves had, until the fifth and sixth centuries, been North Sea raiders from the same coastlands — the very threat the late Roman</w:t>
+        <w:t xml:space="preserve">) are the Gautar of Götaland in southern Sweden, a seafaring people of the same Norse world that produced the Viking raids; the Danes are Danes; the ethos is that of the North Sea warrior aristocracy. Old English and Old Norse were closely related West and North Germanic languages, mutually intelligible to a meaningful degree, and the Scandinavian settlement of the Danelaw put Norse speakers across much of eastern England within living memory of the manuscript’s copying. The Anglo-Saxons themselves had, until the fifth and sixth centuries, been North Sea raiders from the same coastlands, the very threat the late Roman</w:t>
       </w:r>
       <w:r>
         <w:t xml:space="preserve"> </w:t>
@@ -12997,7 +12922,7 @@
         <w:t xml:space="preserve">Hugilaikaz</w:t>
       </w:r>
       <w:r>
-        <w:t xml:space="preserve">; Old Norse Hugleikr). The Danish philologist N. F. S. Grundtvig identified the two figures in the early nineteenth century, and the identification is now standard; it dates Hygelac’s fall — narrated in Beowulf at lines 1202–1214 and again at 2354–2366 and 2913–2921 — to approximately 516–521. See R. D. Fulk et al.,</w:t>
+        <w:t xml:space="preserve">; Old Norse Hugleikr). The Danish philologist N. F. S. Grundtvig identified the two figures in the early nineteenth century, and the identification is now standard; it dates Hygelac’s fall, narrated in Beowulf at lines 1202–1214 and again at 2354–2366 and 2913–2921, to approximately 516–521. See R. D. Fulk et al.,</w:t>
       </w:r>
       <w:r>
         <w:t xml:space="preserve"> </w:t>
@@ -13075,7 +13000,7 @@
         <w:t xml:space="preserve">rex Getarum</w:t>
       </w:r>
       <w:r>
-        <w:t xml:space="preserve">) — the medieval sources already sliding Geat, Goth, and Getae together, on which see the next note.</w:t>
+        <w:t xml:space="preserve">), the medieval sources already sliding Geat, Goth, and Getae together, on which see the next note.</w:t>
       </w:r>
     </w:p>
   </w:footnote>
@@ -13142,7 +13067,7 @@
         <w:t xml:space="preserve"> </w:t>
       </w:r>
       <w:r>
-        <w:t xml:space="preserve">/ Götaland) is philologically secure and rests on regular sound correspondence. The name belongs to an ablaut series —</w:t>
+        <w:t xml:space="preserve">/ Götaland) is philologically secure and rests on regular sound correspondence. The name belongs to an ablaut series,</w:t>
       </w:r>
       <w:r>
         <w:t xml:space="preserve"> </w:t>
@@ -13171,10 +13096,7 @@
         <w:t xml:space="preserve">gut-</w:t>
       </w:r>
       <w:r>
-        <w:t xml:space="preserve"> </w:t>
-      </w:r>
-      <w:r>
-        <w:t xml:space="preserve">— that also yields</w:t>
+        <w:t xml:space="preserve">, that also yields</w:t>
       </w:r>
       <w:r>
         <w:t xml:space="preserve"> </w:t>
@@ -13260,7 +13182,7 @@
         <w:t xml:space="preserve"> </w:t>
       </w:r>
       <w:r>
-        <w:t xml:space="preserve">form a single migrating lineage — the tradition preserved in Jordanes’ sixth-century</w:t>
+        <w:t xml:space="preserve">form a single migrating lineage, the tradition preserved in Jordanes’ sixth-century</w:t>
       </w:r>
       <w:r>
         <w:t xml:space="preserve"> </w:t>
@@ -13273,7 +13195,7 @@
         <w:t xml:space="preserve">Getica</w:t>
       </w:r>
       <w:r>
-        <w:t xml:space="preserve">, which derives the Goths from Scandinavia — is a separate and contested question, resting on legend and on the archaeology of the Wielbark culture rather than on the name-equation. The distinction matters for method: the ablaut series is a hard linguistic datum recoverable by the comparative method; the migration is tradition. On the Geat/Gaut equation and the wider name-family, see R. D. Fulk et al.,</w:t>
+        <w:t xml:space="preserve">, which derives the Goths from Scandinavia, is a separate and contested question, resting on legend and on the archaeology of the Wielbark culture rather than on the name-equation. The distinction matters for method: the ablaut series is a hard linguistic datum recoverable by the comparative method; the migration is tradition. On the Geat/Gaut equation and the wider name-family, see R. D. Fulk et al.,</w:t>
       </w:r>
       <w:r>
         <w:t xml:space="preserve"> </w:t>
@@ -13331,10 +13253,7 @@
         <w:t xml:space="preserve">Kunstsprache</w:t>
       </w:r>
       <w:r>
-        <w:t xml:space="preserve"> </w:t>
-      </w:r>
-      <w:r>
-        <w:t xml:space="preserve">— an artificial literary dialect never spoken as a vernacular, blending Ionic, Aeolic, and Arcado-Cypriot/Mycenaean elements from different periods, shaped by and for the dactylic hexameter — is the settled consensus of the field. The foundational analysis is Milman Parry,</w:t>
+        <w:t xml:space="preserve">, an artificial literary dialect never spoken as a vernacular, blending Ionic, Aeolic, and Arcado-Cypriot/Mycenaean elements from different periods, shaped by and for the dactylic hexameter, is the settled consensus of the field. The foundational analysis is Milman Parry,</w:t>
       </w:r>
       <w:r>
         <w:t xml:space="preserve"> </w:t>
@@ -13410,7 +13329,7 @@
         <w:t xml:space="preserve"> </w:t>
       </w:r>
       <w:r>
-        <w:t xml:space="preserve">(Bremen: Hempen, 2011), 133–179. The point of principle: because a given concept was often available in more than one dialectal or chronological form, and the forms frequently differed in metrical shape, the tradition retained archaic forms because they solved metrical problems — the meter selected for and preserved archaism.</w:t>
+        <w:t xml:space="preserve">(Bremen: Hempen, 2011), 133–179. The point of principle: because a given concept was often available in more than one dialectal or chronological form, and the forms frequently differed in metrical shape, the tradition retained archaic forms because they solved metrical problems: the meter selected for and preserved archaism.</w:t>
       </w:r>
     </w:p>
   </w:footnote>
@@ -13458,7 +13377,7 @@
         <w:t xml:space="preserve"> </w:t>
       </w:r>
       <w:r>
-        <w:t xml:space="preserve">and stood in the archaic Greek alphabet between epsilon and zeta; it is the ancestor of Latin F. It had disappeared from spoken Ionic before the Homeric poems were fixed in writing (seventh century BC) and is not written in the transmitted text, but its former presence is detectable at many points where the meter is defective unless a word-initial consonant is restored — as with</w:t>
+        <w:t xml:space="preserve">and stood in the archaic Greek alphabet between epsilon and zeta; it is the ancestor of Latin F. It had disappeared from spoken Ionic before the Homeric poems were fixed in writing (seventh century BC) and is not written in the transmitted text, but its former presence is detectable at many points where the meter is defective unless a word-initial consonant is restored, as with</w:t>
       </w:r>
       <w:r>
         <w:t xml:space="preserve"> </w:t>
@@ -13728,7 +13647,7 @@
         <w:t xml:space="preserve"> </w:t>
       </w:r>
       <w:r>
-        <w:t xml:space="preserve">Iliad 10.260–271, describing the boar’s-tusk helmet given to Odysseus. Boar’s-tusk helmets are abundantly attested in Mycenaean archaeology — from the Shaft Graves at Mycenae (seventeenth–sixteenth centuries BC) down to finds as late as the tenth century BC — and are depicted in Mycenaean frescoes and represented as an ideogram on Linear B tablets from Knossos and Pylos; the type had effectively vanished from use centuries before the Iliad was composed. The most-cited discussion is F. H. Stubbings,</w:t>
+        <w:t xml:space="preserve">Iliad 10.260–271, describing the boar’s-tusk helmet given to Odysseus. Boar’s-tusk helmets are abundantly attested in Mycenaean archaeology, from the Shaft Graves at Mycenae (seventeenth–sixteenth centuries BC) down to finds as late as the tenth century BC, and are depicted in Mycenaean frescoes and represented as an ideogram on Linear B tablets from Knossos and Pylos; the type had effectively vanished from use centuries before the Iliad was composed. The most-cited discussion is F. H. Stubbings,</w:t>
       </w:r>
       <w:r>
         <w:t xml:space="preserve"> </w:t>
@@ -13826,7 +13745,7 @@
         <w:t xml:space="preserve"> </w:t>
       </w:r>
       <w:r>
-        <w:t xml:space="preserve">See Chapter 4, note 14, for fuller discussion. The point recurs here because it dates the loss: already by roughly the first century BC, the meaning of the oldest hymns had grown obscure enough that a scholar had to argue against the position that they meant nothing at all — while the phonological transmission remained, and remains, essentially perfect.</w:t>
+        <w:t xml:space="preserve">See Chapter 4, note 14, for fuller discussion. The point recurs here because it dates the loss: already by roughly the first century BC, the meaning of the oldest hymns had grown obscure enough that a scholar had to argue against the position that they meant nothing at all, while the phonological transmission remained, and remains, essentially perfect.</w:t>
       </w:r>
     </w:p>
   </w:footnote>
@@ -13861,7 +13780,7 @@
         <w:t xml:space="preserve"> </w:t>
       </w:r>
       <w:r>
-        <w:t xml:space="preserve">(Delhi: Motilal Banarsidass, 2025), and her earlier studies cited in Chapter 4, notes 13 and 15 — particularly the demonstration that</w:t>
+        <w:t xml:space="preserve">(Delhi: Motilal Banarsidass, 2025), and her earlier studies cited in Chapter 4, notes 13 and 15, particularly the demonstration that</w:t>
       </w:r>
       <w:r>
         <w:t xml:space="preserve"> </w:t>
@@ -13921,7 +13840,7 @@
         <w:t xml:space="preserve"> </w:t>
       </w:r>
       <w:r>
-        <w:t xml:space="preserve">(Cambridge, MA: Harvard University Press, 1973), and the survey in the standard commentaries. It is conventionally grouped with the Song of the Sea (Exodus 15), the Blessing of Jacob (Genesis 49), and the Song and Blessing of Moses (Deuteronomy 32–33) as the oldest stratum of Hebrew poetry, on grounds of archaic morphology and vocabulary. The Septuagint’s difficulty with the passage is visible in the sharply divergent renderings of Codex Alexandrinus and Codex Vaticanus at Judges 5 — described by more than one editor as a maze of strange readings — which indicates that the Hebrew was already hard for translators working centuries before the Masoretes fixed the vocalization.</w:t>
+        <w:t xml:space="preserve">(Cambridge, MA: Harvard University Press, 1973), and the survey in the standard commentaries. It is conventionally grouped with the Song of the Sea (Exodus 15), the Blessing of Jacob (Genesis 49), and the Song and Blessing of Moses (Deuteronomy 32–33) as the oldest stratum of Hebrew poetry, on grounds of archaic morphology and vocabulary. The Septuagint’s difficulty with the passage is visible in the sharply divergent renderings of Codex Alexandrinus and Codex Vaticanus at Judges 5, described by more than one editor as a maze of strange readings, which indicates that the Hebrew was already hard for translators working centuries before the Masoretes fixed the vocalization.</w:t>
       </w:r>
     </w:p>
   </w:footnote>
@@ -13940,7 +13859,7 @@
         <w:t xml:space="preserve"> </w:t>
       </w:r>
       <w:r>
-        <w:t xml:space="preserve">The Ugaritic tablets were discovered at Ras Shamra on the Syrian coast beginning in 1929; Ugaritic is a Late Bronze Age Northwest Semitic language closely related to Hebrew, and its recovery transformed the study of archaic biblical poetry much as the decipherment of Linear B (Michael Ventris, 1952) transformed the study of Homer’s Mycenaean layer. Archaic features that appear in the oldest Hebrew poetry as anomalies — among them the</w:t>
+        <w:t xml:space="preserve">The Ugaritic tablets were discovered at Ras Shamra on the Syrian coast beginning in 1929; Ugaritic is a Late Bronze Age Northwest Semitic language closely related to Hebrew, and its recovery transformed the study of archaic biblical poetry much as the decipherment of Linear B (Michael Ventris, 1952) transformed the study of Homer’s Mycenaean layer. Archaic features that appear in the oldest Hebrew poetry as anomalies, among them the</w:t>
       </w:r>
       <w:r>
         <w:t xml:space="preserve"> </w:t>
@@ -13975,7 +13894,7 @@
         <w:t xml:space="preserve"> </w:t>
       </w:r>
       <w:r>
-        <w:t xml:space="preserve">on imperfect verbs, and preserved case-endings on nouns — were shown to be ordinary living forms in Ugaritic. See Frank Moore Cross and David Noel Freedman,</w:t>
+        <w:t xml:space="preserve">on imperfect verbs, and preserved case-endings on nouns, were shown to be ordinary living forms in Ugaritic. See Frank Moore Cross and David Noel Freedman,</w:t>
       </w:r>
       <w:r>
         <w:t xml:space="preserve"> </w:t>
@@ -14004,7 +13923,7 @@
         <w:t xml:space="preserve">Psalms</w:t>
       </w:r>
       <w:r>
-        <w:t xml:space="preserve">, 3 vols., Anchor Bible (Garden City, NY: Doubleday, 1966–1970), which applied Ugaritic comparanda to biblical lexica systematically. The methodological caution — that Ugaritic parallels can be over-applied — is real and is part of the point: comparative recovery is itself subject to the adversarial-verification discipline of Chapter 5.</w:t>
+        <w:t xml:space="preserve">, 3 vols., Anchor Bible (Garden City, NY: Doubleday, 1966–1970), which applied Ugaritic comparanda to biblical lexica systematically. The methodological caution, that Ugaritic parallels can be over-applied, is real and is part of the point: comparative recovery is itself subject to the adversarial-verification discipline of Chapter 5.</w:t>
       </w:r>
     </w:p>
   </w:footnote>
@@ -14035,7 +13954,7 @@
         <w:t xml:space="preserve"> </w:t>
       </w:r>
       <w:r>
-        <w:t xml:space="preserve">and in their marginal notes, about words and passages whose sense was uncertain; the margins of the KJV frequently record alternative renderings and admissions of doubt. This candor about the limits of recovery is itself the mark of a healthy transmission culture — the same instinct that produced the Masoretic</w:t>
+        <w:t xml:space="preserve">and in their marginal notes, about words and passages whose sense was uncertain; the margins of the KJV frequently record alternative renderings and admissions of doubt. This candor about the limits of recovery is itself the mark of a healthy transmission culture, the same instinct that produced the Masoretic</w:t>
       </w:r>
       <w:r>
         <w:t xml:space="preserve"> </w:t>
@@ -14070,7 +13989,7 @@
         <w:t xml:space="preserve"> </w:t>
       </w:r>
       <w:r>
-        <w:t xml:space="preserve">For the skeptical case — that some of the linguistic peculiarities of Judges 5 reflect poetic license or even late features rather than genuine archaism, and that a few of its words are demonstrably post-exilic — see, e.g., the argument surveyed at TheTorah.com (</w:t>
+        <w:t xml:space="preserve">For the skeptical case; that some of the linguistic peculiarities of Judges 5 reflect poetic license or even late features rather than genuine archaism, and that a few of its words are demonstrably post-exilic, see, e.g., the argument surveyed at TheTorah.com (</w:t>
       </w:r>
       <w:r>
         <w:t xml:space="preserve">“Dating Deborah”</w:t>
@@ -14092,7 +14011,7 @@
         <w:t xml:space="preserve"> </w:t>
       </w:r>
       <w:r>
-        <w:t xml:space="preserve">(Leiden: Brill, 2013). The dating of the early Hebrew poetic corpus remains genuinely contested. The argument here does not depend on any particular resolution: whether a hard form in the Song is archaic, dialectal, or poetic, the demonstrated fact is that the poetic strata of the Bible preserved material the later tradition could no longer fully read, and that comparative Semitics has recovered a substantial portion of it — which is the mechanism this book is describing, not a claim about the exact century of composition.</w:t>
+        <w:t xml:space="preserve">(Leiden: Brill, 2013). The dating of the early Hebrew poetic corpus remains genuinely contested. The argument here does not depend on any particular resolution: whether a hard form in the Song is archaic, dialectal, or poetic, the demonstrated fact is that the poetic strata of the Bible preserved material the later tradition could no longer fully read, and that comparative Semitics has recovered a substantial portion of it; which is the mechanism this book is describing, not a claim about the exact century of composition.</w:t>
       </w:r>
     </w:p>
   </w:footnote>
@@ -14146,7 +14065,7 @@
         <w:t xml:space="preserve"> </w:t>
       </w:r>
       <w:r>
-        <w:t xml:space="preserve">22 (1936): 245–295. On the point at issue here: the poem’s language and redaction are English and Christian, but its entire narrative world is Scandinavian — the Geats (Old English</w:t>
+        <w:t xml:space="preserve">22 (1936): 245–295. On the point at issue here: the poem’s language and redaction are English and Christian, but its entire narrative world is Scandinavian, the Geats (Old English</w:t>
       </w:r>
       <w:r>
         <w:t xml:space="preserve"> </w:t>
@@ -14159,7 +14078,7 @@
         <w:t xml:space="preserve">Gēatas</w:t>
       </w:r>
       <w:r>
-        <w:t xml:space="preserve">) are the Gautar of Götaland in southern Sweden, a seafaring people of the same Norse world that produced the Viking raids; the Danes are Danes; the ethos is that of the North Sea warrior aristocracy. Old English and Old Norse were closely related West and North Germanic languages, mutually intelligible to a meaningful degree, and the Scandinavian settlement of the Danelaw put Norse speakers across much of eastern England within living memory of the manuscript’s copying. The Anglo-Saxons themselves had, until the fifth and sixth centuries, been North Sea raiders from the same coastlands — the very threat the late Roman</w:t>
+        <w:t xml:space="preserve">) are the Gautar of Götaland in southern Sweden, a seafaring people of the same Norse world that produced the Viking raids; the Danes are Danes; the ethos is that of the North Sea warrior aristocracy. Old English and Old Norse were closely related West and North Germanic languages, mutually intelligible to a meaningful degree, and the Scandinavian settlement of the Danelaw put Norse speakers across much of eastern England within living memory of the manuscript’s copying. The Anglo-Saxons themselves had, until the fifth and sixth centuries, been North Sea raiders from the same coastlands, the very threat the late Roman</w:t>
       </w:r>
       <w:r>
         <w:t xml:space="preserve"> </w:t>
@@ -14241,7 +14160,7 @@
         <w:t xml:space="preserve">Hugilaikaz</w:t>
       </w:r>
       <w:r>
-        <w:t xml:space="preserve">; Old Norse Hugleikr). The Danish philologist N. F. S. Grundtvig identified the two figures in the early nineteenth century, and the identification is now standard; it dates Hygelac’s fall — narrated in Beowulf at lines 1202–1214 and again at 2354–2366 and 2913–2921 — to approximately 516–521. See R. D. Fulk et al.,</w:t>
+        <w:t xml:space="preserve">; Old Norse Hugleikr). The Danish philologist N. F. S. Grundtvig identified the two figures in the early nineteenth century, and the identification is now standard; it dates Hygelac’s fall, narrated in Beowulf at lines 1202–1214 and again at 2354–2366 and 2913–2921, to approximately 516–521. See R. D. Fulk et al.,</w:t>
       </w:r>
       <w:r>
         <w:t xml:space="preserve"> </w:t>
@@ -14319,7 +14238,7 @@
         <w:t xml:space="preserve">rex Getarum</w:t>
       </w:r>
       <w:r>
-        <w:t xml:space="preserve">) — the medieval sources already sliding Geat, Goth, and Getae together, on which see the next note.</w:t>
+        <w:t xml:space="preserve">), the medieval sources already sliding Geat, Goth, and Getae together, on which see the next note.</w:t>
       </w:r>
     </w:p>
   </w:footnote>
@@ -14367,7 +14286,7 @@
         <w:t xml:space="preserve">Hugilaikaz</w:t>
       </w:r>
       <w:r>
-        <w:t xml:space="preserve">; Old Norse Hugleikr). The Danish philologist N. F. S. Grundtvig identified the two figures in the early nineteenth century, and the identification is now standard; it dates Hygelac’s fall — narrated in Beowulf at lines 1202–1214 and again at 2354–2366 and 2913–2921 — to approximately 516–521. See R. D. Fulk et al.,</w:t>
+        <w:t xml:space="preserve">; Old Norse Hugleikr). The Danish philologist N. F. S. Grundtvig identified the two figures in the early nineteenth century, and the identification is now standard; it dates Hygelac’s fall, narrated in Beowulf at lines 1202–1214 and again at 2354–2366 and 2913–2921, to approximately 516–521. See R. D. Fulk et al.,</w:t>
       </w:r>
       <w:r>
         <w:t xml:space="preserve"> </w:t>
@@ -14445,7 +14364,7 @@
         <w:t xml:space="preserve">rex Getarum</w:t>
       </w:r>
       <w:r>
-        <w:t xml:space="preserve">) — the medieval sources already sliding Geat, Goth, and Getae together, on which see the next note.</w:t>
+        <w:t xml:space="preserve">), the medieval sources already sliding Geat, Goth, and Getae together, on which see the next note.</w:t>
       </w:r>
     </w:p>
   </w:footnote>
@@ -14512,7 +14431,7 @@
         <w:t xml:space="preserve"> </w:t>
       </w:r>
       <w:r>
-        <w:t xml:space="preserve">/ Götaland) is philologically secure and rests on regular sound correspondence. The name belongs to an ablaut series —</w:t>
+        <w:t xml:space="preserve">/ Götaland) is philologically secure and rests on regular sound correspondence. The name belongs to an ablaut series,</w:t>
       </w:r>
       <w:r>
         <w:t xml:space="preserve"> </w:t>
@@ -14541,10 +14460,7 @@
         <w:t xml:space="preserve">gut-</w:t>
       </w:r>
       <w:r>
-        <w:t xml:space="preserve"> </w:t>
-      </w:r>
-      <w:r>
-        <w:t xml:space="preserve">— that also yields</w:t>
+        <w:t xml:space="preserve">, that also yields</w:t>
       </w:r>
       <w:r>
         <w:t xml:space="preserve"> </w:t>
@@ -14630,7 +14546,7 @@
         <w:t xml:space="preserve"> </w:t>
       </w:r>
       <w:r>
-        <w:t xml:space="preserve">form a single migrating lineage — the tradition preserved in Jordanes’ sixth-century</w:t>
+        <w:t xml:space="preserve">form a single migrating lineage, the tradition preserved in Jordanes’ sixth-century</w:t>
       </w:r>
       <w:r>
         <w:t xml:space="preserve"> </w:t>
@@ -14643,7 +14559,7 @@
         <w:t xml:space="preserve">Getica</w:t>
       </w:r>
       <w:r>
-        <w:t xml:space="preserve">, which derives the Goths from Scandinavia — is a separate and contested question, resting on legend and on the archaeology of the Wielbark culture rather than on the name-equation. The distinction matters for method: the ablaut series is a hard linguistic datum recoverable by the comparative method; the migration is tradition. On the Geat/Gaut equation and the wider name-family, see R. D. Fulk et al.,</w:t>
+        <w:t xml:space="preserve">, which derives the Goths from Scandinavia, is a separate and contested question, resting on legend and on the archaeology of the Wielbark culture rather than on the name-equation. The distinction matters for method: the ablaut series is a hard linguistic datum recoverable by the comparative method; the migration is tradition. On the Geat/Gaut equation and the wider name-family, see R. D. Fulk et al.,</w:t>
       </w:r>
       <w:r>
         <w:t xml:space="preserve"> </w:t>
@@ -14701,10 +14617,7 @@
         <w:t xml:space="preserve">Kunstsprache</w:t>
       </w:r>
       <w:r>
-        <w:t xml:space="preserve"> </w:t>
-      </w:r>
-      <w:r>
-        <w:t xml:space="preserve">— an artificial literary dialect never spoken as a vernacular, blending Ionic, Aeolic, and Arcado-Cypriot/Mycenaean elements from different periods, shaped by and for the dactylic hexameter — is the settled consensus of the field. The foundational analysis is Milman Parry,</w:t>
+        <w:t xml:space="preserve">, an artificial literary dialect never spoken as a vernacular, blending Ionic, Aeolic, and Arcado-Cypriot/Mycenaean elements from different periods, shaped by and for the dactylic hexameter, is the settled consensus of the field. The foundational analysis is Milman Parry,</w:t>
       </w:r>
       <w:r>
         <w:t xml:space="preserve"> </w:t>
@@ -14780,7 +14693,7 @@
         <w:t xml:space="preserve"> </w:t>
       </w:r>
       <w:r>
-        <w:t xml:space="preserve">(Bremen: Hempen, 2011), 133–179. The point of principle: because a given concept was often available in more than one dialectal or chronological form, and the forms frequently differed in metrical shape, the tradition retained archaic forms because they solved metrical problems — the meter selected for and preserved archaism.</w:t>
+        <w:t xml:space="preserve">(Bremen: Hempen, 2011), 133–179. The point of principle: because a given concept was often available in more than one dialectal or chronological form, and the forms frequently differed in metrical shape, the tradition retained archaic forms because they solved metrical problems: the meter selected for and preserved archaism.</w:t>
       </w:r>
     </w:p>
   </w:footnote>
@@ -14828,7 +14741,7 @@
         <w:t xml:space="preserve"> </w:t>
       </w:r>
       <w:r>
-        <w:t xml:space="preserve">and stood in the archaic Greek alphabet between epsilon and zeta; it is the ancestor of Latin F. It had disappeared from spoken Ionic before the Homeric poems were fixed in writing (seventh century BC) and is not written in the transmitted text, but its former presence is detectable at many points where the meter is defective unless a word-initial consonant is restored — as with</w:t>
+        <w:t xml:space="preserve">and stood in the archaic Greek alphabet between epsilon and zeta; it is the ancestor of Latin F. It had disappeared from spoken Ionic before the Homeric poems were fixed in writing (seventh century BC) and is not written in the transmitted text, but its former presence is detectable at many points where the meter is defective unless a word-initial consonant is restored, as with</w:t>
       </w:r>
       <w:r>
         <w:t xml:space="preserve"> </w:t>
@@ -15098,7 +15011,7 @@
         <w:t xml:space="preserve"> </w:t>
       </w:r>
       <w:r>
-        <w:t xml:space="preserve">Iliad 10.260–271, describing the boar’s-tusk helmet given to Odysseus. Boar’s-tusk helmets are abundantly attested in Mycenaean archaeology — from the Shaft Graves at Mycenae (seventeenth–sixteenth centuries BC) down to finds as late as the tenth century BC — and are depicted in Mycenaean frescoes and represented as an ideogram on Linear B tablets from Knossos and Pylos; the type had effectively vanished from use centuries before the Iliad was composed. The most-cited discussion is F. H. Stubbings,</w:t>
+        <w:t xml:space="preserve">Iliad 10.260–271, describing the boar’s-tusk helmet given to Odysseus. Boar’s-tusk helmets are abundantly attested in Mycenaean archaeology, from the Shaft Graves at Mycenae (seventeenth–sixteenth centuries BC) down to finds as late as the tenth century BC, and are depicted in Mycenaean frescoes and represented as an ideogram on Linear B tablets from Knossos and Pylos; the type had effectively vanished from use centuries before the Iliad was composed. The most-cited discussion is F. H. Stubbings,</w:t>
       </w:r>
       <w:r>
         <w:t xml:space="preserve"> </w:t>
@@ -15196,7 +15109,7 @@
         <w:t xml:space="preserve"> </w:t>
       </w:r>
       <w:r>
-        <w:t xml:space="preserve">See Chapter 4, note 14, for fuller discussion. The point recurs here because it dates the loss: already by roughly the first century BC, the meaning of the oldest hymns had grown obscure enough that a scholar had to argue against the position that they meant nothing at all — while the phonological transmission remained, and remains, essentially perfect.</w:t>
+        <w:t xml:space="preserve">See Chapter 4, note 14, for fuller discussion. The point recurs here because it dates the loss: already by roughly the first century BC, the meaning of the oldest hymns had grown obscure enough that a scholar had to argue against the position that they meant nothing at all, while the phonological transmission remained, and remains, essentially perfect.</w:t>
       </w:r>
     </w:p>
   </w:footnote>
@@ -15227,7 +15140,7 @@
         <w:t xml:space="preserve"> </w:t>
       </w:r>
       <w:r>
-        <w:t xml:space="preserve">(composed c. 1797, published 1816). In his prefatory note Coleridge describes composing the poem — some two to three hundred lines — during an opium-induced sleep,</w:t>
+        <w:t xml:space="preserve">(composed c. 1797, published 1816). In his prefatory note Coleridge describes composing the poem, some two to three hundred lines, during an opium-induced sleep,</w:t>
       </w:r>
       <w:r>
         <w:t xml:space="preserve"> </w:t>
@@ -15263,7 +15176,7 @@
         <w:t xml:space="preserve"> </w:t>
       </w:r>
       <w:r>
-        <w:t xml:space="preserve">(1798) thematizes the same receptive compulsion — the Mariner holds the Wedding-Guest with his</w:t>
+        <w:t xml:space="preserve">(1798) thematizes the same receptive compulsion, the Mariner holds the Wedding-Guest with his</w:t>
       </w:r>
       <w:r>
         <w:t xml:space="preserve"> </w:t>
@@ -15368,7 +15281,7 @@
         <w:t xml:space="preserve"> </w:t>
       </w:r>
       <w:r>
-        <w:t xml:space="preserve">is somewhat exaggerated in the later tradition — see Jim Ehrhard,</w:t>
+        <w:t xml:space="preserve">is somewhat exaggerated in the later tradition, see Jim Ehrhard,</w:t>
       </w:r>
       <w:r>
         <w:t xml:space="preserve"> </w:t>
@@ -15390,7 +15303,7 @@
         <w:t xml:space="preserve"> </w:t>
       </w:r>
       <w:r>
-        <w:t xml:space="preserve">60 (1998) — but the load-bearing point survives the correction: Edwards had no powerful voice and used minimal performance, so the overwhelming affective state produced in the hearers is attributable to the structure and imagery of the language itself rather than to oratorical delivery.</w:t>
+        <w:t xml:space="preserve">60 (1998), but the load-bearing point survives the correction: Edwards had no powerful voice and used minimal performance, so the overwhelming affective state produced in the hearers is attributable to the structure and imagery of the language itself rather than to oratorical delivery.</w:t>
       </w:r>
     </w:p>
   </w:footnote>
@@ -15425,7 +15338,7 @@
         <w:t xml:space="preserve"> </w:t>
       </w:r>
       <w:r>
-        <w:t xml:space="preserve">(Delhi: Motilal Banarsidass, 2025), and her earlier studies cited in Chapter 4, notes 13 and 15 — particularly the demonstration that</w:t>
+        <w:t xml:space="preserve">(Delhi: Motilal Banarsidass, 2025), and her earlier studies cited in Chapter 4, notes 13 and 15, particularly the demonstration that</w:t>
       </w:r>
       <w:r>
         <w:t xml:space="preserve"> </w:t>
@@ -15485,7 +15398,7 @@
         <w:t xml:space="preserve"> </w:t>
       </w:r>
       <w:r>
-        <w:t xml:space="preserve">(Cambridge, MA: Harvard University Press, 1973), and the survey in the standard commentaries. It is conventionally grouped with the Song of the Sea (Exodus 15), the Blessing of Jacob (Genesis 49), and the Song and Blessing of Moses (Deuteronomy 32–33) as the oldest stratum of Hebrew poetry, on grounds of archaic morphology and vocabulary. The Septuagint’s difficulty with the passage is visible in the sharply divergent renderings of Codex Alexandrinus and Codex Vaticanus at Judges 5 — described by more than one editor as a maze of strange readings — which indicates that the Hebrew was already hard for translators working centuries before the Masoretes fixed the vocalization.</w:t>
+        <w:t xml:space="preserve">(Cambridge, MA: Harvard University Press, 1973), and the survey in the standard commentaries. It is conventionally grouped with the Song of the Sea (Exodus 15), the Blessing of Jacob (Genesis 49), and the Song and Blessing of Moses (Deuteronomy 32–33) as the oldest stratum of Hebrew poetry, on grounds of archaic morphology and vocabulary. The Septuagint’s difficulty with the passage is visible in the sharply divergent renderings of Codex Alexandrinus and Codex Vaticanus at Judges 5, described by more than one editor as a maze of strange readings, which indicates that the Hebrew was already hard for translators working centuries before the Masoretes fixed the vocalization.</w:t>
       </w:r>
     </w:p>
   </w:footnote>
@@ -15504,7 +15417,7 @@
         <w:t xml:space="preserve"> </w:t>
       </w:r>
       <w:r>
-        <w:t xml:space="preserve">The Ugaritic tablets were discovered at Ras Shamra on the Syrian coast beginning in 1929; Ugaritic is a Late Bronze Age Northwest Semitic language closely related to Hebrew, and its recovery transformed the study of archaic biblical poetry much as the decipherment of Linear B (Michael Ventris, 1952) transformed the study of Homer’s Mycenaean layer. Archaic features that appear in the oldest Hebrew poetry as anomalies — among them the</w:t>
+        <w:t xml:space="preserve">The Ugaritic tablets were discovered at Ras Shamra on the Syrian coast beginning in 1929; Ugaritic is a Late Bronze Age Northwest Semitic language closely related to Hebrew, and its recovery transformed the study of archaic biblical poetry much as the decipherment of Linear B (Michael Ventris, 1952) transformed the study of Homer’s Mycenaean layer. Archaic features that appear in the oldest Hebrew poetry as anomalies, among them the</w:t>
       </w:r>
       <w:r>
         <w:t xml:space="preserve"> </w:t>
@@ -15539,7 +15452,7 @@
         <w:t xml:space="preserve"> </w:t>
       </w:r>
       <w:r>
-        <w:t xml:space="preserve">on imperfect verbs, and preserved case-endings on nouns — were shown to be ordinary living forms in Ugaritic. See Frank Moore Cross and David Noel Freedman,</w:t>
+        <w:t xml:space="preserve">on imperfect verbs, and preserved case-endings on nouns, were shown to be ordinary living forms in Ugaritic. See Frank Moore Cross and David Noel Freedman,</w:t>
       </w:r>
       <w:r>
         <w:t xml:space="preserve"> </w:t>
@@ -15568,7 +15481,7 @@
         <w:t xml:space="preserve">Psalms</w:t>
       </w:r>
       <w:r>
-        <w:t xml:space="preserve">, 3 vols., Anchor Bible (Garden City, NY: Doubleday, 1966–1970), which applied Ugaritic comparanda to biblical lexica systematically. The methodological caution — that Ugaritic parallels can be over-applied — is real and is part of the point: comparative recovery is itself subject to the adversarial-verification discipline of Chapter 5.</w:t>
+        <w:t xml:space="preserve">, 3 vols., Anchor Bible (Garden City, NY: Doubleday, 1966–1970), which applied Ugaritic comparanda to biblical lexica systematically. The methodological caution, that Ugaritic parallels can be over-applied, is real and is part of the point: comparative recovery is itself subject to the adversarial-verification discipline of Chapter 5.</w:t>
       </w:r>
     </w:p>
   </w:footnote>
@@ -15599,7 +15512,7 @@
         <w:t xml:space="preserve"> </w:t>
       </w:r>
       <w:r>
-        <w:t xml:space="preserve">and in their marginal notes, about words and passages whose sense was uncertain; the margins of the KJV frequently record alternative renderings and admissions of doubt. This candor about the limits of recovery is itself the mark of a healthy transmission culture — the same instinct that produced the Masoretic</w:t>
+        <w:t xml:space="preserve">and in their marginal notes, about words and passages whose sense was uncertain; the margins of the KJV frequently record alternative renderings and admissions of doubt. This candor about the limits of recovery is itself the mark of a healthy transmission culture, the same instinct that produced the Masoretic</w:t>
       </w:r>
       <w:r>
         <w:t xml:space="preserve"> </w:t>
@@ -15650,7 +15563,7 @@
         <w:t xml:space="preserve"> </w:t>
       </w:r>
       <w:r>
-        <w:t xml:space="preserve">attributed to Śākalya — where the pitch-accent (</w:t>
+        <w:t xml:space="preserve">attributed to Śākalya, where the pitch-accent (</w:t>
       </w:r>
       <w:r>
         <w:rPr>
@@ -15660,7 +15573,7 @@
         <w:t xml:space="preserve">svara</w:t>
       </w:r>
       <w:r>
-        <w:t xml:space="preserve">) system serves as an independent check that flags a faulty word-division — see the analysis in the</w:t>
+        <w:t xml:space="preserve">) system serves as an independent check that flags a faulty word-division, see the analysis in the</w:t>
       </w:r>
       <w:r>
         <w:t xml:space="preserve"> </w:t>
@@ -15733,7 +15646,7 @@
         <w:t xml:space="preserve"> </w:t>
       </w:r>
       <w:r>
-        <w:t xml:space="preserve">literature and modern editions collating recensions. On the Atharvaveda specifically — whose original is reconstructible only by collating the corrupted Śaunakīya and Paippalāda traditions — see the discussion in the editions and Michael Witzel,</w:t>
+        <w:t xml:space="preserve">literature and modern editions collating recensions. On the Atharvaveda specifically, whose original is reconstructible only by collating the corrupted Śaunakīya and Paippalāda traditions, see the discussion in the editions and Michael Witzel,</w:t>
       </w:r>
       <w:r>
         <w:t xml:space="preserve"> </w:t>
@@ -15758,7 +15671,7 @@
         <w:t xml:space="preserve">Inside the Texts, Beyond the Texts</w:t>
       </w:r>
       <w:r>
-        <w:t xml:space="preserve">, ed. Michael Witzel (Cambridge, MA: Harvard Oriental Series, 1997). The point for the argument here is structural rather than sectarian: the errors are localizable precisely because the redundancy — multiple recitation modes, the independent accent channel, and multiple geographically separated lineages — makes them stand out.</w:t>
+        <w:t xml:space="preserve">, ed. Michael Witzel (Cambridge, MA: Harvard Oriental Series, 1997). The point for the argument here is structural rather than sectarian: the errors are localizable precisely because the redundancy, multiple recitation modes, the independent accent channel, and multiple geographically separated lineages, makes them stand out.</w:t>
       </w:r>
     </w:p>
   </w:footnote>
@@ -15777,7 +15690,7 @@
         <w:t xml:space="preserve"> </w:t>
       </w:r>
       <w:r>
-        <w:t xml:space="preserve">For the skeptical case — that some of the linguistic peculiarities of Judges 5 reflect poetic license or even late features rather than genuine archaism, and that a few of its words are demonstrably post-exilic — see, e.g., the argument surveyed at TheTorah.com (</w:t>
+        <w:t xml:space="preserve">For the skeptical case; that some of the linguistic peculiarities of Judges 5 reflect poetic license or even late features rather than genuine archaism, and that a few of its words are demonstrably post-exilic, see, e.g., the argument surveyed at TheTorah.com (</w:t>
       </w:r>
       <w:r>
         <w:t xml:space="preserve">“Dating Deborah”</w:t>
@@ -15799,7 +15712,7 @@
         <w:t xml:space="preserve"> </w:t>
       </w:r>
       <w:r>
-        <w:t xml:space="preserve">(Leiden: Brill, 2013). The dating of the early Hebrew poetic corpus remains genuinely contested. The argument here does not depend on any particular resolution: whether a hard form in the Song is archaic, dialectal, or poetic, the demonstrated fact is that the poetic strata of the Bible preserved material the later tradition could no longer fully read, and that comparative Semitics has recovered a substantial portion of it — which is the mechanism this book is describing, not a claim about the exact century of composition.</w:t>
+        <w:t xml:space="preserve">(Leiden: Brill, 2013). The dating of the early Hebrew poetic corpus remains genuinely contested. The argument here does not depend on any particular resolution: whether a hard form in the Song is archaic, dialectal, or poetic, the demonstrated fact is that the poetic strata of the Bible preserved material the later tradition could no longer fully read, and that comparative Semitics has recovered a substantial portion of it; which is the mechanism this book is describing, not a claim about the exact century of composition.</w:t>
       </w:r>
     </w:p>
   </w:footnote>
@@ -15920,10 +15833,7 @@
         <w:t xml:space="preserve">“the bones of the ox out of which it has been boiled”</w:t>
       </w:r>
       <w:r>
-        <w:t xml:space="preserve"> </w:t>
-      </w:r>
-      <w:r>
-        <w:t xml:space="preserve">— the finished story versus its sources — are developed in the same essay; the bones image Tolkien adapts from George Webbe Dasent. Tolkien’s professional standing behind the essay is the relevant fact: he was Rawlinson and Bosworth Professor of Anglo-Saxon at Oxford, a philologist of exactly the Old English and Old Norse material this appendix draws on. He faked the depth in his own fiction with the tools of someone who knew precisely how real depth was made.</w:t>
+        <w:t xml:space="preserve">, the finished story versus its sources, are developed in the same essay; the bones image Tolkien adapts from George Webbe Dasent. Tolkien’s professional standing behind the essay is the relevant fact: he was Rawlinson and Bosworth Professor of Anglo-Saxon at Oxford, a philologist of exactly the Old English and Old Norse material this appendix draws on. He faked the depth in his own fiction with the tools of someone who knew precisely how real depth was made.</w:t>
       </w:r>
     </w:p>
   </w:footnote>
@@ -15971,7 +15881,7 @@
         <w:t xml:space="preserve">tall</w:t>
       </w:r>
       <w:r>
-        <w:t xml:space="preserve">) as the characteristic Mesopotamian ruin-form — a mound built up from the collapsed mud-brick of successive settlements, the term itself attested by the end of the third millennium BC — see the overview in the</w:t>
+        <w:t xml:space="preserve">) as the characteristic Mesopotamian ruin-form, a mound built up from the collapsed mud-brick of successive settlements, the term itself attested by the end of the third millennium BC, see the overview in the</w:t>
       </w:r>
       <w:r>
         <w:t xml:space="preserve"> </w:t>
@@ -16008,7 +15918,7 @@
         <w:t xml:space="preserve"> </w:t>
       </w:r>
       <w:r>
-        <w:t xml:space="preserve">to recover the foundation platform of Naram-Sin of Akkad — a king already some seventeen centuries in Nebuchadnezzar’s own past — and deliberately preserving Naram-Sin’s inscription alongside his own. See Rocío Da Riva,</w:t>
+        <w:t xml:space="preserve">to recover the foundation platform of Naram-Sin of Akkad, a king already some seventeen centuries in Nebuchadnezzar’s own past, and deliberately preserving Naram-Sin’s inscription alongside his own. See Rocío Da Riva,</w:t>
       </w:r>
       <w:r>
         <w:t xml:space="preserve"> </w:t>
@@ -16195,7 +16105,7 @@
         <w:t xml:space="preserve">teleios</w:t>
       </w:r>
       <w:r>
-        <w:t xml:space="preserve">, means mature, complete, brought to its proper end — the same association of trained discernment with maturity that runs through the Kabbalistic forty-year threshold discussed above and in Chapter 3. Standard philological detail is in the commentaries; see, e.g., Paul Ellingworth,</w:t>
+        <w:t xml:space="preserve">, means mature, complete, brought to its proper end, the same association of trained discernment with maturity that runs through the Kabbalistic forty-year threshold discussed above and in Chapter 3. Standard philological detail is in the commentaries; see, e.g., Paul Ellingworth,</w:t>
       </w:r>
       <w:r>
         <w:t xml:space="preserve"> </w:t>
@@ -16267,7 +16177,7 @@
         <w:t xml:space="preserve">“For unto every one that hath shall be given …”</w:t>
       </w:r>
       <w:r>
-        <w:t xml:space="preserve">). Its application to cognitive and educational development — early advantages in skill compounding into progressively larger gaps — was developed influentially by Keith E. Stanovich,</w:t>
+        <w:t xml:space="preserve">). Its application to cognitive and educational development, early advantages in skill compounding into progressively larger gaps, was developed influentially by Keith E. Stanovich,</w:t>
       </w:r>
       <w:r>
         <w:t xml:space="preserve"> </w:t>
@@ -16352,7 +16262,7 @@
         <w:t xml:space="preserve"> </w:t>
       </w:r>
       <w:r>
-        <w:t xml:space="preserve">(1968). In the story, a future United States enforces total equality by handicapping the gifted — weights on the strong and graceful, distorting noises piped into the ears of the intelligent to prevent sustained thought — so that no one may excel. It is the sharpest available image of leveling by suppression: equality achieved not by raising the floor but by lowering every ceiling to meet it. The historical instances cited alongside it — the Khmer Rouge’s targeting of the educated (1975–1979) and the</w:t>
+        <w:t xml:space="preserve">(1968). In the story, a future United States enforces total equality by handicapping the gifted, weights on the strong and graceful, distorting noises piped into the ears of the intelligent to prevent sustained thought, so that no one may excel. It is the sharpest available image of leveling by suppression: equality achieved not by raising the floor but by lowering every ceiling to meet it. The historical instances cited alongside it, the Khmer Rouge’s targeting of the educated (1975–1979) and the</w:t>
       </w:r>
       <w:r>
         <w:t xml:space="preserve"> </w:t>
@@ -16364,7 +16274,7 @@
         <w:t xml:space="preserve"> </w:t>
       </w:r>
       <w:r>
-        <w:t xml:space="preserve">and persecution of intellectuals during China’s Cultural Revolution (1966–1976) — are documented in the standard histories; see, e.g., Ben Kiernan,</w:t>
+        <w:t xml:space="preserve">and persecution of intellectuals during China’s Cultural Revolution (1966–1976), are documented in the standard histories; see, e.g., Ben Kiernan,</w:t>
       </w:r>
       <w:r>
         <w:t xml:space="preserve"> </w:t>
@@ -16456,7 +16366,7 @@
         <w:t xml:space="preserve"> </w:t>
       </w:r>
       <w:r>
-        <w:t xml:space="preserve">22 (1936): 245–295. On the point at issue here: the poem’s language and redaction are English and Christian, but its entire narrative world is Scandinavian — the Geats (Old English</w:t>
+        <w:t xml:space="preserve">22 (1936): 245–295. On the point at issue here: the poem’s language and redaction are English and Christian, but its entire narrative world is Scandinavian, the Geats (Old English</w:t>
       </w:r>
       <w:r>
         <w:t xml:space="preserve"> </w:t>
@@ -16469,7 +16379,7 @@
         <w:t xml:space="preserve">Gēatas</w:t>
       </w:r>
       <w:r>
-        <w:t xml:space="preserve">) are the Gautar of Götaland in southern Sweden, a seafaring people of the same Norse world that produced the Viking raids; the Danes are Danes; the ethos is that of the North Sea warrior aristocracy. Old English and Old Norse were closely related West and North Germanic languages, mutually intelligible to a meaningful degree, and the Scandinavian settlement of the Danelaw put Norse speakers across much of eastern England within living memory of the manuscript’s copying. The Anglo-Saxons themselves had, until the fifth and sixth centuries, been North Sea raiders from the same coastlands — the very threat the late Roman</w:t>
+        <w:t xml:space="preserve">) are the Gautar of Götaland in southern Sweden, a seafaring people of the same Norse world that produced the Viking raids; the Danes are Danes; the ethos is that of the North Sea warrior aristocracy. Old English and Old Norse were closely related West and North Germanic languages, mutually intelligible to a meaningful degree, and the Scandinavian settlement of the Danelaw put Norse speakers across much of eastern England within living memory of the manuscript’s copying. The Anglo-Saxons themselves had, until the fifth and sixth centuries, been North Sea raiders from the same coastlands, the very threat the late Roman</w:t>
       </w:r>
       <w:r>
         <w:t xml:space="preserve"> </w:t>
@@ -16551,7 +16461,7 @@
         <w:t xml:space="preserve">Hugilaikaz</w:t>
       </w:r>
       <w:r>
-        <w:t xml:space="preserve">; Old Norse Hugleikr). The Danish philologist N. F. S. Grundtvig identified the two figures in the early nineteenth century, and the identification is now standard; it dates Hygelac’s fall — narrated in Beowulf at lines 1202–1214 and again at 2354–2366 and 2913–2921 — to approximately 516–521. See R. D. Fulk et al.,</w:t>
+        <w:t xml:space="preserve">; Old Norse Hugleikr). The Danish philologist N. F. S. Grundtvig identified the two figures in the early nineteenth century, and the identification is now standard; it dates Hygelac’s fall, narrated in Beowulf at lines 1202–1214 and again at 2354–2366 and 2913–2921, to approximately 516–521. See R. D. Fulk et al.,</w:t>
       </w:r>
       <w:r>
         <w:t xml:space="preserve"> </w:t>
@@ -16629,7 +16539,7 @@
         <w:t xml:space="preserve">rex Getarum</w:t>
       </w:r>
       <w:r>
-        <w:t xml:space="preserve">) — the medieval sources already sliding Geat, Goth, and Getae together, on which see the next note.</w:t>
+        <w:t xml:space="preserve">), the medieval sources already sliding Geat, Goth, and Getae together, on which see the next note.</w:t>
       </w:r>
     </w:p>
   </w:footnote>
@@ -16696,7 +16606,7 @@
         <w:t xml:space="preserve"> </w:t>
       </w:r>
       <w:r>
-        <w:t xml:space="preserve">/ Götaland) is philologically secure and rests on regular sound correspondence. The name belongs to an ablaut series —</w:t>
+        <w:t xml:space="preserve">/ Götaland) is philologically secure and rests on regular sound correspondence. The name belongs to an ablaut series,</w:t>
       </w:r>
       <w:r>
         <w:t xml:space="preserve"> </w:t>
@@ -16725,10 +16635,7 @@
         <w:t xml:space="preserve">gut-</w:t>
       </w:r>
       <w:r>
-        <w:t xml:space="preserve"> </w:t>
-      </w:r>
-      <w:r>
-        <w:t xml:space="preserve">— that also yields</w:t>
+        <w:t xml:space="preserve">, that also yields</w:t>
       </w:r>
       <w:r>
         <w:t xml:space="preserve"> </w:t>
@@ -16814,7 +16721,7 @@
         <w:t xml:space="preserve"> </w:t>
       </w:r>
       <w:r>
-        <w:t xml:space="preserve">form a single migrating lineage — the tradition preserved in Jordanes’ sixth-century</w:t>
+        <w:t xml:space="preserve">form a single migrating lineage, the tradition preserved in Jordanes’ sixth-century</w:t>
       </w:r>
       <w:r>
         <w:t xml:space="preserve"> </w:t>
@@ -16827,7 +16734,7 @@
         <w:t xml:space="preserve">Getica</w:t>
       </w:r>
       <w:r>
-        <w:t xml:space="preserve">, which derives the Goths from Scandinavia — is a separate and contested question, resting on legend and on the archaeology of the Wielbark culture rather than on the name-equation. The distinction matters for method: the ablaut series is a hard linguistic datum recoverable by the comparative method; the migration is tradition. On the Geat/Gaut equation and the wider name-family, see R. D. Fulk et al.,</w:t>
+        <w:t xml:space="preserve">, which derives the Goths from Scandinavia, is a separate and contested question, resting on legend and on the archaeology of the Wielbark culture rather than on the name-equation. The distinction matters for method: the ablaut series is a hard linguistic datum recoverable by the comparative method; the migration is tradition. On the Geat/Gaut equation and the wider name-family, see R. D. Fulk et al.,</w:t>
       </w:r>
       <w:r>
         <w:t xml:space="preserve"> </w:t>
@@ -16885,10 +16792,7 @@
         <w:t xml:space="preserve">Kunstsprache</w:t>
       </w:r>
       <w:r>
-        <w:t xml:space="preserve"> </w:t>
-      </w:r>
-      <w:r>
-        <w:t xml:space="preserve">— an artificial literary dialect never spoken as a vernacular, blending Ionic, Aeolic, and Arcado-Cypriot/Mycenaean elements from different periods, shaped by and for the dactylic hexameter — is the settled consensus of the field. The foundational analysis is Milman Parry,</w:t>
+        <w:t xml:space="preserve">, an artificial literary dialect never spoken as a vernacular, blending Ionic, Aeolic, and Arcado-Cypriot/Mycenaean elements from different periods, shaped by and for the dactylic hexameter, is the settled consensus of the field. The foundational analysis is Milman Parry,</w:t>
       </w:r>
       <w:r>
         <w:t xml:space="preserve"> </w:t>
@@ -16964,7 +16868,7 @@
         <w:t xml:space="preserve"> </w:t>
       </w:r>
       <w:r>
-        <w:t xml:space="preserve">(Bremen: Hempen, 2011), 133–179. The point of principle: because a given concept was often available in more than one dialectal or chronological form, and the forms frequently differed in metrical shape, the tradition retained archaic forms because they solved metrical problems — the meter selected for and preserved archaism.</w:t>
+        <w:t xml:space="preserve">(Bremen: Hempen, 2011), 133–179. The point of principle: because a given concept was often available in more than one dialectal or chronological form, and the forms frequently differed in metrical shape, the tradition retained archaic forms because they solved metrical problems: the meter selected for and preserved archaism.</w:t>
       </w:r>
     </w:p>
   </w:footnote>
@@ -17012,7 +16916,7 @@
         <w:t xml:space="preserve"> </w:t>
       </w:r>
       <w:r>
-        <w:t xml:space="preserve">and stood in the archaic Greek alphabet between epsilon and zeta; it is the ancestor of Latin F. It had disappeared from spoken Ionic before the Homeric poems were fixed in writing (seventh century BC) and is not written in the transmitted text, but its former presence is detectable at many points where the meter is defective unless a word-initial consonant is restored — as with</w:t>
+        <w:t xml:space="preserve">and stood in the archaic Greek alphabet between epsilon and zeta; it is the ancestor of Latin F. It had disappeared from spoken Ionic before the Homeric poems were fixed in writing (seventh century BC) and is not written in the transmitted text, but its former presence is detectable at many points where the meter is defective unless a word-initial consonant is restored, as with</w:t>
       </w:r>
       <w:r>
         <w:t xml:space="preserve"> </w:t>
@@ -17282,7 +17186,7 @@
         <w:t xml:space="preserve"> </w:t>
       </w:r>
       <w:r>
-        <w:t xml:space="preserve">Iliad 10.260–271, describing the boar’s-tusk helmet given to Odysseus. Boar’s-tusk helmets are abundantly attested in Mycenaean archaeology — from the Shaft Graves at Mycenae (seventeenth–sixteenth centuries BC) down to finds as late as the tenth century BC — and are depicted in Mycenaean frescoes and represented as an ideogram on Linear B tablets from Knossos and Pylos; the type had effectively vanished from use centuries before the Iliad was composed. The most-cited discussion is F. H. Stubbings,</w:t>
+        <w:t xml:space="preserve">Iliad 10.260–271, describing the boar’s-tusk helmet given to Odysseus. Boar’s-tusk helmets are abundantly attested in Mycenaean archaeology, from the Shaft Graves at Mycenae (seventeenth–sixteenth centuries BC) down to finds as late as the tenth century BC, and are depicted in Mycenaean frescoes and represented as an ideogram on Linear B tablets from Knossos and Pylos; the type had effectively vanished from use centuries before the Iliad was composed. The most-cited discussion is F. H. Stubbings,</w:t>
       </w:r>
       <w:r>
         <w:t xml:space="preserve"> </w:t>
@@ -17380,7 +17284,7 @@
         <w:t xml:space="preserve"> </w:t>
       </w:r>
       <w:r>
-        <w:t xml:space="preserve">See Chapter 4, note 14, for fuller discussion. The point recurs here because it dates the loss: already by roughly the first century BC, the meaning of the oldest hymns had grown obscure enough that a scholar had to argue against the position that they meant nothing at all — while the phonological transmission remained, and remains, essentially perfect.</w:t>
+        <w:t xml:space="preserve">See Chapter 4, note 14, for fuller discussion. The point recurs here because it dates the loss: already by roughly the first century BC, the meaning of the oldest hymns had grown obscure enough that a scholar had to argue against the position that they meant nothing at all, while the phonological transmission remained, and remains, essentially perfect.</w:t>
       </w:r>
     </w:p>
   </w:footnote>
@@ -17415,7 +17319,7 @@
         <w:t xml:space="preserve"> </w:t>
       </w:r>
       <w:r>
-        <w:t xml:space="preserve">(Delhi: Motilal Banarsidass, 2025), and her earlier studies cited in Chapter 4, notes 13 and 15 — particularly the demonstration that</w:t>
+        <w:t xml:space="preserve">(Delhi: Motilal Banarsidass, 2025), and her earlier studies cited in Chapter 4, notes 13 and 15, particularly the demonstration that</w:t>
       </w:r>
       <w:r>
         <w:t xml:space="preserve"> </w:t>
@@ -17475,7 +17379,7 @@
         <w:t xml:space="preserve"> </w:t>
       </w:r>
       <w:r>
-        <w:t xml:space="preserve">(Cambridge, MA: Harvard University Press, 1973), and the survey in the standard commentaries. It is conventionally grouped with the Song of the Sea (Exodus 15), the Blessing of Jacob (Genesis 49), and the Song and Blessing of Moses (Deuteronomy 32–33) as the oldest stratum of Hebrew poetry, on grounds of archaic morphology and vocabulary. The Septuagint’s difficulty with the passage is visible in the sharply divergent renderings of Codex Alexandrinus and Codex Vaticanus at Judges 5 — described by more than one editor as a maze of strange readings — which indicates that the Hebrew was already hard for translators working centuries before the Masoretes fixed the vocalization.</w:t>
+        <w:t xml:space="preserve">(Cambridge, MA: Harvard University Press, 1973), and the survey in the standard commentaries. It is conventionally grouped with the Song of the Sea (Exodus 15), the Blessing of Jacob (Genesis 49), and the Song and Blessing of Moses (Deuteronomy 32–33) as the oldest stratum of Hebrew poetry, on grounds of archaic morphology and vocabulary. The Septuagint’s difficulty with the passage is visible in the sharply divergent renderings of Codex Alexandrinus and Codex Vaticanus at Judges 5, described by more than one editor as a maze of strange readings, which indicates that the Hebrew was already hard for translators working centuries before the Masoretes fixed the vocalization.</w:t>
       </w:r>
     </w:p>
   </w:footnote>
@@ -17494,7 +17398,7 @@
         <w:t xml:space="preserve"> </w:t>
       </w:r>
       <w:r>
-        <w:t xml:space="preserve">The Ugaritic tablets were discovered at Ras Shamra on the Syrian coast beginning in 1929; Ugaritic is a Late Bronze Age Northwest Semitic language closely related to Hebrew, and its recovery transformed the study of archaic biblical poetry much as the decipherment of Linear B (Michael Ventris, 1952) transformed the study of Homer’s Mycenaean layer. Archaic features that appear in the oldest Hebrew poetry as anomalies — among them the</w:t>
+        <w:t xml:space="preserve">The Ugaritic tablets were discovered at Ras Shamra on the Syrian coast beginning in 1929; Ugaritic is a Late Bronze Age Northwest Semitic language closely related to Hebrew, and its recovery transformed the study of archaic biblical poetry much as the decipherment of Linear B (Michael Ventris, 1952) transformed the study of Homer’s Mycenaean layer. Archaic features that appear in the oldest Hebrew poetry as anomalies, among them the</w:t>
       </w:r>
       <w:r>
         <w:t xml:space="preserve"> </w:t>
@@ -17529,7 +17433,7 @@
         <w:t xml:space="preserve"> </w:t>
       </w:r>
       <w:r>
-        <w:t xml:space="preserve">on imperfect verbs, and preserved case-endings on nouns — were shown to be ordinary living forms in Ugaritic. See Frank Moore Cross and David Noel Freedman,</w:t>
+        <w:t xml:space="preserve">on imperfect verbs, and preserved case-endings on nouns, were shown to be ordinary living forms in Ugaritic. See Frank Moore Cross and David Noel Freedman,</w:t>
       </w:r>
       <w:r>
         <w:t xml:space="preserve"> </w:t>
@@ -17558,7 +17462,7 @@
         <w:t xml:space="preserve">Psalms</w:t>
       </w:r>
       <w:r>
-        <w:t xml:space="preserve">, 3 vols., Anchor Bible (Garden City, NY: Doubleday, 1966–1970), which applied Ugaritic comparanda to biblical lexica systematically. The methodological caution — that Ugaritic parallels can be over-applied — is real and is part of the point: comparative recovery is itself subject to the adversarial-verification discipline of Chapter 5.</w:t>
+        <w:t xml:space="preserve">, 3 vols., Anchor Bible (Garden City, NY: Doubleday, 1966–1970), which applied Ugaritic comparanda to biblical lexica systematically. The methodological caution, that Ugaritic parallels can be over-applied, is real and is part of the point: comparative recovery is itself subject to the adversarial-verification discipline of Chapter 5.</w:t>
       </w:r>
     </w:p>
   </w:footnote>
@@ -17589,7 +17493,7 @@
         <w:t xml:space="preserve"> </w:t>
       </w:r>
       <w:r>
-        <w:t xml:space="preserve">and in their marginal notes, about words and passages whose sense was uncertain; the margins of the KJV frequently record alternative renderings and admissions of doubt. This candor about the limits of recovery is itself the mark of a healthy transmission culture — the same instinct that produced the Masoretic</w:t>
+        <w:t xml:space="preserve">and in their marginal notes, about words and passages whose sense was uncertain; the margins of the KJV frequently record alternative renderings and admissions of doubt. This candor about the limits of recovery is itself the mark of a healthy transmission culture, the same instinct that produced the Masoretic</w:t>
       </w:r>
       <w:r>
         <w:t xml:space="preserve"> </w:t>
@@ -17624,7 +17528,7 @@
         <w:t xml:space="preserve"> </w:t>
       </w:r>
       <w:r>
-        <w:t xml:space="preserve">For the skeptical case — that some of the linguistic peculiarities of Judges 5 reflect poetic license or even late features rather than genuine archaism, and that a few of its words are demonstrably post-exilic — see, e.g., the argument surveyed at TheTorah.com (</w:t>
+        <w:t xml:space="preserve">For the skeptical case; that some of the linguistic peculiarities of Judges 5 reflect poetic license or even late features rather than genuine archaism, and that a few of its words are demonstrably post-exilic, see, e.g., the argument surveyed at TheTorah.com (</w:t>
       </w:r>
       <w:r>
         <w:t xml:space="preserve">“Dating Deborah”</w:t>
@@ -17646,7 +17550,7 @@
         <w:t xml:space="preserve"> </w:t>
       </w:r>
       <w:r>
-        <w:t xml:space="preserve">(Leiden: Brill, 2013). The dating of the early Hebrew poetic corpus remains genuinely contested. The argument here does not depend on any particular resolution: whether a hard form in the Song is archaic, dialectal, or poetic, the demonstrated fact is that the poetic strata of the Bible preserved material the later tradition could no longer fully read, and that comparative Semitics has recovered a substantial portion of it — which is the mechanism this book is describing, not a claim about the exact century of composition.</w:t>
+        <w:t xml:space="preserve">(Leiden: Brill, 2013). The dating of the early Hebrew poetic corpus remains genuinely contested. The argument here does not depend on any particular resolution: whether a hard form in the Song is archaic, dialectal, or poetic, the demonstrated fact is that the poetic strata of the Bible preserved material the later tradition could no longer fully read, and that comparative Semitics has recovered a substantial portion of it; which is the mechanism this book is describing, not a claim about the exact century of composition.</w:t>
       </w:r>
     </w:p>
   </w:footnote>
@@ -17767,10 +17671,7 @@
         <w:t xml:space="preserve">“the bones of the ox out of which it has been boiled”</w:t>
       </w:r>
       <w:r>
-        <w:t xml:space="preserve"> </w:t>
-      </w:r>
-      <w:r>
-        <w:t xml:space="preserve">— the finished story versus its sources — are developed in the same essay; the bones image Tolkien adapts from George Webbe Dasent. Tolkien’s professional standing behind the essay is the relevant fact: he was Rawlinson and Bosworth Professor of Anglo-Saxon at Oxford, a philologist of exactly the Old English and Old Norse material this appendix draws on. He faked the depth in his own fiction with the tools of someone who knew precisely how real depth was made.</w:t>
+        <w:t xml:space="preserve">, the finished story versus its sources, are developed in the same essay; the bones image Tolkien adapts from George Webbe Dasent. Tolkien’s professional standing behind the essay is the relevant fact: he was Rawlinson and Bosworth Professor of Anglo-Saxon at Oxford, a philologist of exactly the Old English and Old Norse material this appendix draws on. He faked the depth in his own fiction with the tools of someone who knew precisely how real depth was made.</w:t>
       </w:r>
     </w:p>
   </w:footnote>
@@ -17818,7 +17719,7 @@
         <w:t xml:space="preserve">tall</w:t>
       </w:r>
       <w:r>
-        <w:t xml:space="preserve">) as the characteristic Mesopotamian ruin-form — a mound built up from the collapsed mud-brick of successive settlements, the term itself attested by the end of the third millennium BC — see the overview in the</w:t>
+        <w:t xml:space="preserve">) as the characteristic Mesopotamian ruin-form, a mound built up from the collapsed mud-brick of successive settlements, the term itself attested by the end of the third millennium BC, see the overview in the</w:t>
       </w:r>
       <w:r>
         <w:t xml:space="preserve"> </w:t>
@@ -17855,7 +17756,7 @@
         <w:t xml:space="preserve"> </w:t>
       </w:r>
       <w:r>
-        <w:t xml:space="preserve">to recover the foundation platform of Naram-Sin of Akkad — a king already some seventeen centuries in Nebuchadnezzar’s own past — and deliberately preserving Naram-Sin’s inscription alongside his own. See Rocío Da Riva,</w:t>
+        <w:t xml:space="preserve">to recover the foundation platform of Naram-Sin of Akkad, a king already some seventeen centuries in Nebuchadnezzar’s own past, and deliberately preserving Naram-Sin’s inscription alongside his own. See Rocío Da Riva,</w:t>
       </w:r>
       <w:r>
         <w:t xml:space="preserve"> </w:t>
@@ -18042,7 +17943,7 @@
         <w:t xml:space="preserve">teleios</w:t>
       </w:r>
       <w:r>
-        <w:t xml:space="preserve">, means mature, complete, brought to its proper end — the same association of trained discernment with maturity that runs through the Kabbalistic forty-year threshold discussed above and in Chapter 3. Standard philological detail is in the commentaries; see, e.g., Paul Ellingworth,</w:t>
+        <w:t xml:space="preserve">, means mature, complete, brought to its proper end, the same association of trained discernment with maturity that runs through the Kabbalistic forty-year threshold discussed above and in Chapter 3. Standard philological detail is in the commentaries; see, e.g., Paul Ellingworth,</w:t>
       </w:r>
       <w:r>
         <w:t xml:space="preserve"> </w:t>
@@ -18114,7 +18015,7 @@
         <w:t xml:space="preserve">“For unto every one that hath shall be given …”</w:t>
       </w:r>
       <w:r>
-        <w:t xml:space="preserve">). Its application to cognitive and educational development — early advantages in skill compounding into progressively larger gaps — was developed influentially by Keith E. Stanovich,</w:t>
+        <w:t xml:space="preserve">). Its application to cognitive and educational development, early advantages in skill compounding into progressively larger gaps, was developed influentially by Keith E. Stanovich,</w:t>
       </w:r>
       <w:r>
         <w:t xml:space="preserve"> </w:t>
@@ -18190,7 +18091,7 @@
         <w:t xml:space="preserve"> </w:t>
       </w:r>
       <w:r>
-        <w:t xml:space="preserve">22 (1936): 245–295. On the point at issue here: the poem’s language and redaction are English and Christian, but its entire narrative world is Scandinavian — the Geats (Old English</w:t>
+        <w:t xml:space="preserve">22 (1936): 245–295. On the point at issue here: the poem’s language and redaction are English and Christian, but its entire narrative world is Scandinavian, the Geats (Old English</w:t>
       </w:r>
       <w:r>
         <w:t xml:space="preserve"> </w:t>
@@ -18203,7 +18104,7 @@
         <w:t xml:space="preserve">Gēatas</w:t>
       </w:r>
       <w:r>
-        <w:t xml:space="preserve">) are the Gautar of Götaland in southern Sweden, a seafaring people of the same Norse world that produced the Viking raids; the Danes are Danes; the ethos is that of the North Sea warrior aristocracy. Old English and Old Norse were closely related West and North Germanic languages, mutually intelligible to a meaningful degree, and the Scandinavian settlement of the Danelaw put Norse speakers across much of eastern England within living memory of the manuscript’s copying. The Anglo-Saxons themselves had, until the fifth and sixth centuries, been North Sea raiders from the same coastlands — the very threat the late Roman</w:t>
+        <w:t xml:space="preserve">) are the Gautar of Götaland in southern Sweden, a seafaring people of the same Norse world that produced the Viking raids; the Danes are Danes; the ethos is that of the North Sea warrior aristocracy. Old English and Old Norse were closely related West and North Germanic languages, mutually intelligible to a meaningful degree, and the Scandinavian settlement of the Danelaw put Norse speakers across much of eastern England within living memory of the manuscript’s copying. The Anglo-Saxons themselves had, until the fifth and sixth centuries, been North Sea raiders from the same coastlands, the very threat the late Roman</w:t>
       </w:r>
       <w:r>
         <w:t xml:space="preserve"> </w:t>
@@ -18272,7 +18173,7 @@
         <w:t xml:space="preserve"> </w:t>
       </w:r>
       <w:r>
-        <w:t xml:space="preserve">(Cambridge, MA: Harvard University Press, 1973), and the survey in the standard commentaries. It is conventionally grouped with the Song of the Sea (Exodus 15), the Blessing of Jacob (Genesis 49), and the Song and Blessing of Moses (Deuteronomy 32–33) as the oldest stratum of Hebrew poetry, on grounds of archaic morphology and vocabulary. The Septuagint’s difficulty with the passage is visible in the sharply divergent renderings of Codex Alexandrinus and Codex Vaticanus at Judges 5 — described by more than one editor as a maze of strange readings — which indicates that the Hebrew was already hard for translators working centuries before the Masoretes fixed the vocalization.</w:t>
+        <w:t xml:space="preserve">(Cambridge, MA: Harvard University Press, 1973), and the survey in the standard commentaries. It is conventionally grouped with the Song of the Sea (Exodus 15), the Blessing of Jacob (Genesis 49), and the Song and Blessing of Moses (Deuteronomy 32–33) as the oldest stratum of Hebrew poetry, on grounds of archaic morphology and vocabulary. The Septuagint’s difficulty with the passage is visible in the sharply divergent renderings of Codex Alexandrinus and Codex Vaticanus at Judges 5, described by more than one editor as a maze of strange readings, which indicates that the Hebrew was already hard for translators working centuries before the Masoretes fixed the vocalization.</w:t>
       </w:r>
     </w:p>
   </w:footnote>
@@ -18291,7 +18192,7 @@
         <w:t xml:space="preserve"> </w:t>
       </w:r>
       <w:r>
-        <w:t xml:space="preserve">The Ugaritic tablets were discovered at Ras Shamra on the Syrian coast beginning in 1929; Ugaritic is a Late Bronze Age Northwest Semitic language closely related to Hebrew, and its recovery transformed the study of archaic biblical poetry much as the decipherment of Linear B (Michael Ventris, 1952) transformed the study of Homer’s Mycenaean layer. Archaic features that appear in the oldest Hebrew poetry as anomalies — among them the</w:t>
+        <w:t xml:space="preserve">The Ugaritic tablets were discovered at Ras Shamra on the Syrian coast beginning in 1929; Ugaritic is a Late Bronze Age Northwest Semitic language closely related to Hebrew, and its recovery transformed the study of archaic biblical poetry much as the decipherment of Linear B (Michael Ventris, 1952) transformed the study of Homer’s Mycenaean layer. Archaic features that appear in the oldest Hebrew poetry as anomalies, among them the</w:t>
       </w:r>
       <w:r>
         <w:t xml:space="preserve"> </w:t>
@@ -18326,7 +18227,7 @@
         <w:t xml:space="preserve"> </w:t>
       </w:r>
       <w:r>
-        <w:t xml:space="preserve">on imperfect verbs, and preserved case-endings on nouns — were shown to be ordinary living forms in Ugaritic. See Frank Moore Cross and David Noel Freedman,</w:t>
+        <w:t xml:space="preserve">on imperfect verbs, and preserved case-endings on nouns, were shown to be ordinary living forms in Ugaritic. See Frank Moore Cross and David Noel Freedman,</w:t>
       </w:r>
       <w:r>
         <w:t xml:space="preserve"> </w:t>
@@ -18355,7 +18256,7 @@
         <w:t xml:space="preserve">Psalms</w:t>
       </w:r>
       <w:r>
-        <w:t xml:space="preserve">, 3 vols., Anchor Bible (Garden City, NY: Doubleday, 1966–1970), which applied Ugaritic comparanda to biblical lexica systematically. The methodological caution — that Ugaritic parallels can be over-applied — is real and is part of the point: comparative recovery is itself subject to the adversarial-verification discipline of Chapter 5.</w:t>
+        <w:t xml:space="preserve">, 3 vols., Anchor Bible (Garden City, NY: Doubleday, 1966–1970), which applied Ugaritic comparanda to biblical lexica systematically. The methodological caution, that Ugaritic parallels can be over-applied, is real and is part of the point: comparative recovery is itself subject to the adversarial-verification discipline of Chapter 5.</w:t>
       </w:r>
     </w:p>
   </w:footnote>
@@ -18386,7 +18287,7 @@
         <w:t xml:space="preserve"> </w:t>
       </w:r>
       <w:r>
-        <w:t xml:space="preserve">and in their marginal notes, about words and passages whose sense was uncertain; the margins of the KJV frequently record alternative renderings and admissions of doubt. This candor about the limits of recovery is itself the mark of a healthy transmission culture — the same instinct that produced the Masoretic</w:t>
+        <w:t xml:space="preserve">and in their marginal notes, about words and passages whose sense was uncertain; the margins of the KJV frequently record alternative renderings and admissions of doubt. This candor about the limits of recovery is itself the mark of a healthy transmission culture, the same instinct that produced the Masoretic</w:t>
       </w:r>
       <w:r>
         <w:t xml:space="preserve"> </w:t>
@@ -18421,7 +18322,7 @@
         <w:t xml:space="preserve"> </w:t>
       </w:r>
       <w:r>
-        <w:t xml:space="preserve">For the skeptical case — that some of the linguistic peculiarities of Judges 5 reflect poetic license or even late features rather than genuine archaism, and that a few of its words are demonstrably post-exilic — see, e.g., the argument surveyed at TheTorah.com (</w:t>
+        <w:t xml:space="preserve">For the skeptical case; that some of the linguistic peculiarities of Judges 5 reflect poetic license or even late features rather than genuine archaism, and that a few of its words are demonstrably post-exilic, see, e.g., the argument surveyed at TheTorah.com (</w:t>
       </w:r>
       <w:r>
         <w:t xml:space="preserve">“Dating Deborah”</w:t>
@@ -18443,7 +18344,7 @@
         <w:t xml:space="preserve"> </w:t>
       </w:r>
       <w:r>
-        <w:t xml:space="preserve">(Leiden: Brill, 2013). The dating of the early Hebrew poetic corpus remains genuinely contested. The argument here does not depend on any particular resolution: whether a hard form in the Song is archaic, dialectal, or poetic, the demonstrated fact is that the poetic strata of the Bible preserved material the later tradition could no longer fully read, and that comparative Semitics has recovered a substantial portion of it — which is the mechanism this book is describing, not a claim about the exact century of composition.</w:t>
+        <w:t xml:space="preserve">(Leiden: Brill, 2013). The dating of the early Hebrew poetic corpus remains genuinely contested. The argument here does not depend on any particular resolution: whether a hard form in the Song is archaic, dialectal, or poetic, the demonstrated fact is that the poetic strata of the Bible preserved material the later tradition could no longer fully read, and that comparative Semitics has recovered a substantial portion of it; which is the mechanism this book is describing, not a claim about the exact century of composition.</w:t>
       </w:r>
     </w:p>
   </w:footnote>
@@ -18462,7 +18363,7 @@
         <w:t xml:space="preserve"> </w:t>
       </w:r>
       <w:r>
-        <w:t xml:space="preserve">The Ugaritic tablets were discovered at Ras Shamra on the Syrian coast beginning in 1929; Ugaritic is a Late Bronze Age Northwest Semitic language closely related to Hebrew, and its recovery transformed the study of archaic biblical poetry much as the decipherment of Linear B (Michael Ventris, 1952) transformed the study of Homer’s Mycenaean layer. Archaic features that appear in the oldest Hebrew poetry as anomalies — among them the</w:t>
+        <w:t xml:space="preserve">The Ugaritic tablets were discovered at Ras Shamra on the Syrian coast beginning in 1929; Ugaritic is a Late Bronze Age Northwest Semitic language closely related to Hebrew, and its recovery transformed the study of archaic biblical poetry much as the decipherment of Linear B (Michael Ventris, 1952) transformed the study of Homer’s Mycenaean layer. Archaic features that appear in the oldest Hebrew poetry as anomalies, among them the</w:t>
       </w:r>
       <w:r>
         <w:t xml:space="preserve"> </w:t>
@@ -18497,7 +18398,7 @@
         <w:t xml:space="preserve"> </w:t>
       </w:r>
       <w:r>
-        <w:t xml:space="preserve">on imperfect verbs, and preserved case-endings on nouns — were shown to be ordinary living forms in Ugaritic. See Frank Moore Cross and David Noel Freedman,</w:t>
+        <w:t xml:space="preserve">on imperfect verbs, and preserved case-endings on nouns, were shown to be ordinary living forms in Ugaritic. See Frank Moore Cross and David Noel Freedman,</w:t>
       </w:r>
       <w:r>
         <w:t xml:space="preserve"> </w:t>
@@ -18526,7 +18427,7 @@
         <w:t xml:space="preserve">Psalms</w:t>
       </w:r>
       <w:r>
-        <w:t xml:space="preserve">, 3 vols., Anchor Bible (Garden City, NY: Doubleday, 1966–1970), which applied Ugaritic comparanda to biblical lexica systematically. The methodological caution — that Ugaritic parallels can be over-applied — is real and is part of the point: comparative recovery is itself subject to the adversarial-verification discipline of Chapter 5.</w:t>
+        <w:t xml:space="preserve">, 3 vols., Anchor Bible (Garden City, NY: Doubleday, 1966–1970), which applied Ugaritic comparanda to biblical lexica systematically. The methodological caution, that Ugaritic parallels can be over-applied, is real and is part of the point: comparative recovery is itself subject to the adversarial-verification discipline of Chapter 5.</w:t>
       </w:r>
     </w:p>
   </w:footnote>
@@ -18647,10 +18548,7 @@
         <w:t xml:space="preserve">“the bones of the ox out of which it has been boiled”</w:t>
       </w:r>
       <w:r>
-        <w:t xml:space="preserve"> </w:t>
-      </w:r>
-      <w:r>
-        <w:t xml:space="preserve">— the finished story versus its sources — are developed in the same essay; the bones image Tolkien adapts from George Webbe Dasent. Tolkien’s professional standing behind the essay is the relevant fact: he was Rawlinson and Bosworth Professor of Anglo-Saxon at Oxford, a philologist of exactly the Old English and Old Norse material this appendix draws on. He faked the depth in his own fiction with the tools of someone who knew precisely how real depth was made.</w:t>
+        <w:t xml:space="preserve">, the finished story versus its sources, are developed in the same essay; the bones image Tolkien adapts from George Webbe Dasent. Tolkien’s professional standing behind the essay is the relevant fact: he was Rawlinson and Bosworth Professor of Anglo-Saxon at Oxford, a philologist of exactly the Old English and Old Norse material this appendix draws on. He faked the depth in his own fiction with the tools of someone who knew precisely how real depth was made.</w:t>
       </w:r>
     </w:p>
   </w:footnote>
@@ -18698,7 +18596,7 @@
         <w:t xml:space="preserve">tall</w:t>
       </w:r>
       <w:r>
-        <w:t xml:space="preserve">) as the characteristic Mesopotamian ruin-form — a mound built up from the collapsed mud-brick of successive settlements, the term itself attested by the end of the third millennium BC — see the overview in the</w:t>
+        <w:t xml:space="preserve">) as the characteristic Mesopotamian ruin-form, a mound built up from the collapsed mud-brick of successive settlements, the term itself attested by the end of the third millennium BC, see the overview in the</w:t>
       </w:r>
       <w:r>
         <w:t xml:space="preserve"> </w:t>
@@ -18735,7 +18633,7 @@
         <w:t xml:space="preserve"> </w:t>
       </w:r>
       <w:r>
-        <w:t xml:space="preserve">to recover the foundation platform of Naram-Sin of Akkad — a king already some seventeen centuries in Nebuchadnezzar’s own past — and deliberately preserving Naram-Sin’s inscription alongside his own. See Rocío Da Riva,</w:t>
+        <w:t xml:space="preserve">to recover the foundation platform of Naram-Sin of Akkad, a king already some seventeen centuries in Nebuchadnezzar’s own past, and deliberately preserving Naram-Sin’s inscription alongside his own. See Rocío Da Riva,</w:t>
       </w:r>
       <w:r>
         <w:t xml:space="preserve"> </w:t>
@@ -18922,7 +18820,7 @@
         <w:t xml:space="preserve">teleios</w:t>
       </w:r>
       <w:r>
-        <w:t xml:space="preserve">, means mature, complete, brought to its proper end — the same association of trained discernment with maturity that runs through the Kabbalistic forty-year threshold discussed above and in Chapter 3. Standard philological detail is in the commentaries; see, e.g., Paul Ellingworth,</w:t>
+        <w:t xml:space="preserve">, means mature, complete, brought to its proper end, the same association of trained discernment with maturity that runs through the Kabbalistic forty-year threshold discussed above and in Chapter 3. Standard philological detail is in the commentaries; see, e.g., Paul Ellingworth,</w:t>
       </w:r>
       <w:r>
         <w:t xml:space="preserve"> </w:t>
@@ -18994,7 +18892,7 @@
         <w:t xml:space="preserve">“For unto every one that hath shall be given …”</w:t>
       </w:r>
       <w:r>
-        <w:t xml:space="preserve">). Its application to cognitive and educational development — early advantages in skill compounding into progressively larger gaps — was developed influentially by Keith E. Stanovich,</w:t>
+        <w:t xml:space="preserve">). Its application to cognitive and educational development, early advantages in skill compounding into progressively larger gaps, was developed influentially by Keith E. Stanovich,</w:t>
       </w:r>
       <w:r>
         <w:t xml:space="preserve"> </w:t>
@@ -19079,7 +18977,7 @@
         <w:t xml:space="preserve"> </w:t>
       </w:r>
       <w:r>
-        <w:t xml:space="preserve">(1968). In the story, a future United States enforces total equality by handicapping the gifted — weights on the strong and graceful, distorting noises piped into the ears of the intelligent to prevent sustained thought — so that no one may excel. It is the sharpest available image of leveling by suppression: equality achieved not by raising the floor but by lowering every ceiling to meet it. The historical instances cited alongside it — the Khmer Rouge’s targeting of the educated (1975–1979) and the</w:t>
+        <w:t xml:space="preserve">(1968). In the story, a future United States enforces total equality by handicapping the gifted, weights on the strong and graceful, distorting noises piped into the ears of the intelligent to prevent sustained thought, so that no one may excel. It is the sharpest available image of leveling by suppression: equality achieved not by raising the floor but by lowering every ceiling to meet it. The historical instances cited alongside it, the Khmer Rouge’s targeting of the educated (1975–1979) and the</w:t>
       </w:r>
       <w:r>
         <w:t xml:space="preserve"> </w:t>
@@ -19091,7 +18989,7 @@
         <w:t xml:space="preserve"> </w:t>
       </w:r>
       <w:r>
-        <w:t xml:space="preserve">and persecution of intellectuals during China’s Cultural Revolution (1966–1976) — are documented in the standard histories; see, e.g., Ben Kiernan,</w:t>
+        <w:t xml:space="preserve">and persecution of intellectuals during China’s Cultural Revolution (1966–1976), are documented in the standard histories; see, e.g., Ben Kiernan,</w:t>
       </w:r>
       <w:r>
         <w:t xml:space="preserve"> </w:t>
@@ -19177,7 +19075,7 @@
         <w:t xml:space="preserve">Hugilaikaz</w:t>
       </w:r>
       <w:r>
-        <w:t xml:space="preserve">; Old Norse Hugleikr). The Danish philologist N. F. S. Grundtvig identified the two figures in the early nineteenth century, and the identification is now standard; it dates Hygelac’s fall — narrated in Beowulf at lines 1202–1214 and again at 2354–2366 and 2913–2921 — to approximately 516–521. See R. D. Fulk et al.,</w:t>
+        <w:t xml:space="preserve">; Old Norse Hugleikr). The Danish philologist N. F. S. Grundtvig identified the two figures in the early nineteenth century, and the identification is now standard; it dates Hygelac’s fall, narrated in Beowulf at lines 1202–1214 and again at 2354–2366 and 2913–2921, to approximately 516–521. See R. D. Fulk et al.,</w:t>
       </w:r>
       <w:r>
         <w:t xml:space="preserve"> </w:t>
@@ -19255,7 +19153,7 @@
         <w:t xml:space="preserve">rex Getarum</w:t>
       </w:r>
       <w:r>
-        <w:t xml:space="preserve">) — the medieval sources already sliding Geat, Goth, and Getae together, on which see the next note.</w:t>
+        <w:t xml:space="preserve">), the medieval sources already sliding Geat, Goth, and Getae together, on which see the next note.</w:t>
       </w:r>
     </w:p>
   </w:footnote>
@@ -19322,7 +19220,7 @@
         <w:t xml:space="preserve"> </w:t>
       </w:r>
       <w:r>
-        <w:t xml:space="preserve">/ Götaland) is philologically secure and rests on regular sound correspondence. The name belongs to an ablaut series —</w:t>
+        <w:t xml:space="preserve">/ Götaland) is philologically secure and rests on regular sound correspondence. The name belongs to an ablaut series,</w:t>
       </w:r>
       <w:r>
         <w:t xml:space="preserve"> </w:t>
@@ -19351,10 +19249,7 @@
         <w:t xml:space="preserve">gut-</w:t>
       </w:r>
       <w:r>
-        <w:t xml:space="preserve"> </w:t>
-      </w:r>
-      <w:r>
-        <w:t xml:space="preserve">— that also yields</w:t>
+        <w:t xml:space="preserve">, that also yields</w:t>
       </w:r>
       <w:r>
         <w:t xml:space="preserve"> </w:t>
@@ -19440,7 +19335,7 @@
         <w:t xml:space="preserve"> </w:t>
       </w:r>
       <w:r>
-        <w:t xml:space="preserve">form a single migrating lineage — the tradition preserved in Jordanes’ sixth-century</w:t>
+        <w:t xml:space="preserve">form a single migrating lineage, the tradition preserved in Jordanes’ sixth-century</w:t>
       </w:r>
       <w:r>
         <w:t xml:space="preserve"> </w:t>
@@ -19453,7 +19348,7 @@
         <w:t xml:space="preserve">Getica</w:t>
       </w:r>
       <w:r>
-        <w:t xml:space="preserve">, which derives the Goths from Scandinavia — is a separate and contested question, resting on legend and on the archaeology of the Wielbark culture rather than on the name-equation. The distinction matters for method: the ablaut series is a hard linguistic datum recoverable by the comparative method; the migration is tradition. On the Geat/Gaut equation and the wider name-family, see R. D. Fulk et al.,</w:t>
+        <w:t xml:space="preserve">, which derives the Goths from Scandinavia, is a separate and contested question, resting on legend and on the archaeology of the Wielbark culture rather than on the name-equation. The distinction matters for method: the ablaut series is a hard linguistic datum recoverable by the comparative method; the migration is tradition. On the Geat/Gaut equation and the wider name-family, see R. D. Fulk et al.,</w:t>
       </w:r>
       <w:r>
         <w:t xml:space="preserve"> </w:t>
@@ -19511,10 +19406,7 @@
         <w:t xml:space="preserve">Kunstsprache</w:t>
       </w:r>
       <w:r>
-        <w:t xml:space="preserve"> </w:t>
-      </w:r>
-      <w:r>
-        <w:t xml:space="preserve">— an artificial literary dialect never spoken as a vernacular, blending Ionic, Aeolic, and Arcado-Cypriot/Mycenaean elements from different periods, shaped by and for the dactylic hexameter — is the settled consensus of the field. The foundational analysis is Milman Parry,</w:t>
+        <w:t xml:space="preserve">, an artificial literary dialect never spoken as a vernacular, blending Ionic, Aeolic, and Arcado-Cypriot/Mycenaean elements from different periods, shaped by and for the dactylic hexameter, is the settled consensus of the field. The foundational analysis is Milman Parry,</w:t>
       </w:r>
       <w:r>
         <w:t xml:space="preserve"> </w:t>
@@ -19590,7 +19482,7 @@
         <w:t xml:space="preserve"> </w:t>
       </w:r>
       <w:r>
-        <w:t xml:space="preserve">(Bremen: Hempen, 2011), 133–179. The point of principle: because a given concept was often available in more than one dialectal or chronological form, and the forms frequently differed in metrical shape, the tradition retained archaic forms because they solved metrical problems — the meter selected for and preserved archaism.</w:t>
+        <w:t xml:space="preserve">(Bremen: Hempen, 2011), 133–179. The point of principle: because a given concept was often available in more than one dialectal or chronological form, and the forms frequently differed in metrical shape, the tradition retained archaic forms because they solved metrical problems: the meter selected for and preserved archaism.</w:t>
       </w:r>
     </w:p>
   </w:footnote>
@@ -19638,7 +19530,7 @@
         <w:t xml:space="preserve"> </w:t>
       </w:r>
       <w:r>
-        <w:t xml:space="preserve">and stood in the archaic Greek alphabet between epsilon and zeta; it is the ancestor of Latin F. It had disappeared from spoken Ionic before the Homeric poems were fixed in writing (seventh century BC) and is not written in the transmitted text, but its former presence is detectable at many points where the meter is defective unless a word-initial consonant is restored — as with</w:t>
+        <w:t xml:space="preserve">and stood in the archaic Greek alphabet between epsilon and zeta; it is the ancestor of Latin F. It had disappeared from spoken Ionic before the Homeric poems were fixed in writing (seventh century BC) and is not written in the transmitted text, but its former presence is detectable at many points where the meter is defective unless a word-initial consonant is restored, as with</w:t>
       </w:r>
       <w:r>
         <w:t xml:space="preserve"> </w:t>
@@ -19908,7 +19800,7 @@
         <w:t xml:space="preserve"> </w:t>
       </w:r>
       <w:r>
-        <w:t xml:space="preserve">Iliad 10.260–271, describing the boar’s-tusk helmet given to Odysseus. Boar’s-tusk helmets are abundantly attested in Mycenaean archaeology — from the Shaft Graves at Mycenae (seventeenth–sixteenth centuries BC) down to finds as late as the tenth century BC — and are depicted in Mycenaean frescoes and represented as an ideogram on Linear B tablets from Knossos and Pylos; the type had effectively vanished from use centuries before the Iliad was composed. The most-cited discussion is F. H. Stubbings,</w:t>
+        <w:t xml:space="preserve">Iliad 10.260–271, describing the boar’s-tusk helmet given to Odysseus. Boar’s-tusk helmets are abundantly attested in Mycenaean archaeology, from the Shaft Graves at Mycenae (seventeenth–sixteenth centuries BC) down to finds as late as the tenth century BC, and are depicted in Mycenaean frescoes and represented as an ideogram on Linear B tablets from Knossos and Pylos; the type had effectively vanished from use centuries before the Iliad was composed. The most-cited discussion is F. H. Stubbings,</w:t>
       </w:r>
       <w:r>
         <w:t xml:space="preserve"> </w:t>
@@ -20006,7 +19898,7 @@
         <w:t xml:space="preserve"> </w:t>
       </w:r>
       <w:r>
-        <w:t xml:space="preserve">See Chapter 4, note 14, for fuller discussion. The point recurs here because it dates the loss: already by roughly the first century BC, the meaning of the oldest hymns had grown obscure enough that a scholar had to argue against the position that they meant nothing at all — while the phonological transmission remained, and remains, essentially perfect.</w:t>
+        <w:t xml:space="preserve">See Chapter 4, note 14, for fuller discussion. The point recurs here because it dates the loss: already by roughly the first century BC, the meaning of the oldest hymns had grown obscure enough that a scholar had to argue against the position that they meant nothing at all, while the phonological transmission remained, and remains, essentially perfect.</w:t>
       </w:r>
     </w:p>
   </w:footnote>
@@ -20041,7 +19933,7 @@
         <w:t xml:space="preserve"> </w:t>
       </w:r>
       <w:r>
-        <w:t xml:space="preserve">(Delhi: Motilal Banarsidass, 2025), and her earlier studies cited in Chapter 4, notes 13 and 15 — particularly the demonstration that</w:t>
+        <w:t xml:space="preserve">(Delhi: Motilal Banarsidass, 2025), and her earlier studies cited in Chapter 4, notes 13 and 15, particularly the demonstration that</w:t>
       </w:r>
       <w:r>
         <w:t xml:space="preserve"> </w:t>
@@ -20120,7 +20012,7 @@
         <w:t xml:space="preserve"> </w:t>
       </w:r>
       <w:r>
-        <w:t xml:space="preserve">22 (1936): 245–295. On the point at issue here: the poem’s language and redaction are English and Christian, but its entire narrative world is Scandinavian — the Geats (Old English</w:t>
+        <w:t xml:space="preserve">22 (1936): 245–295. On the point at issue here: the poem’s language and redaction are English and Christian, but its entire narrative world is Scandinavian, the Geats (Old English</w:t>
       </w:r>
       <w:r>
         <w:t xml:space="preserve"> </w:t>
@@ -20133,7 +20025,7 @@
         <w:t xml:space="preserve">Gēatas</w:t>
       </w:r>
       <w:r>
-        <w:t xml:space="preserve">) are the Gautar of Götaland in southern Sweden, a seafaring people of the same Norse world that produced the Viking raids; the Danes are Danes; the ethos is that of the North Sea warrior aristocracy. Old English and Old Norse were closely related West and North Germanic languages, mutually intelligible to a meaningful degree, and the Scandinavian settlement of the Danelaw put Norse speakers across much of eastern England within living memory of the manuscript’s copying. The Anglo-Saxons themselves had, until the fifth and sixth centuries, been North Sea raiders from the same coastlands — the very threat the late Roman</w:t>
+        <w:t xml:space="preserve">) are the Gautar of Götaland in southern Sweden, a seafaring people of the same Norse world that produced the Viking raids; the Danes are Danes; the ethos is that of the North Sea warrior aristocracy. Old English and Old Norse were closely related West and North Germanic languages, mutually intelligible to a meaningful degree, and the Scandinavian settlement of the Danelaw put Norse speakers across much of eastern England within living memory of the manuscript’s copying. The Anglo-Saxons themselves had, until the fifth and sixth centuries, been North Sea raiders from the same coastlands, the very threat the late Roman</w:t>
       </w:r>
       <w:r>
         <w:t xml:space="preserve"> </w:t>
@@ -20215,7 +20107,7 @@
         <w:t xml:space="preserve">Hugilaikaz</w:t>
       </w:r>
       <w:r>
-        <w:t xml:space="preserve">; Old Norse Hugleikr). The Danish philologist N. F. S. Grundtvig identified the two figures in the early nineteenth century, and the identification is now standard; it dates Hygelac’s fall — narrated in Beowulf at lines 1202–1214 and again at 2354–2366 and 2913–2921 — to approximately 516–521. See R. D. Fulk et al.,</w:t>
+        <w:t xml:space="preserve">; Old Norse Hugleikr). The Danish philologist N. F. S. Grundtvig identified the two figures in the early nineteenth century, and the identification is now standard; it dates Hygelac’s fall, narrated in Beowulf at lines 1202–1214 and again at 2354–2366 and 2913–2921, to approximately 516–521. See R. D. Fulk et al.,</w:t>
       </w:r>
       <w:r>
         <w:t xml:space="preserve"> </w:t>
@@ -20293,7 +20185,7 @@
         <w:t xml:space="preserve">rex Getarum</w:t>
       </w:r>
       <w:r>
-        <w:t xml:space="preserve">) — the medieval sources already sliding Geat, Goth, and Getae together, on which see the next note.</w:t>
+        <w:t xml:space="preserve">), the medieval sources already sliding Geat, Goth, and Getae together, on which see the next note.</w:t>
       </w:r>
     </w:p>
   </w:footnote>
@@ -20360,7 +20252,7 @@
         <w:t xml:space="preserve"> </w:t>
       </w:r>
       <w:r>
-        <w:t xml:space="preserve">/ Götaland) is philologically secure and rests on regular sound correspondence. The name belongs to an ablaut series —</w:t>
+        <w:t xml:space="preserve">/ Götaland) is philologically secure and rests on regular sound correspondence. The name belongs to an ablaut series,</w:t>
       </w:r>
       <w:r>
         <w:t xml:space="preserve"> </w:t>
@@ -20389,10 +20281,7 @@
         <w:t xml:space="preserve">gut-</w:t>
       </w:r>
       <w:r>
-        <w:t xml:space="preserve"> </w:t>
-      </w:r>
-      <w:r>
-        <w:t xml:space="preserve">— that also yields</w:t>
+        <w:t xml:space="preserve">, that also yields</w:t>
       </w:r>
       <w:r>
         <w:t xml:space="preserve"> </w:t>
@@ -20478,7 +20367,7 @@
         <w:t xml:space="preserve"> </w:t>
       </w:r>
       <w:r>
-        <w:t xml:space="preserve">form a single migrating lineage — the tradition preserved in Jordanes’ sixth-century</w:t>
+        <w:t xml:space="preserve">form a single migrating lineage, the tradition preserved in Jordanes’ sixth-century</w:t>
       </w:r>
       <w:r>
         <w:t xml:space="preserve"> </w:t>
@@ -20491,7 +20380,7 @@
         <w:t xml:space="preserve">Getica</w:t>
       </w:r>
       <w:r>
-        <w:t xml:space="preserve">, which derives the Goths from Scandinavia — is a separate and contested question, resting on legend and on the archaeology of the Wielbark culture rather than on the name-equation. The distinction matters for method: the ablaut series is a hard linguistic datum recoverable by the comparative method; the migration is tradition. On the Geat/Gaut equation and the wider name-family, see R. D. Fulk et al.,</w:t>
+        <w:t xml:space="preserve">, which derives the Goths from Scandinavia, is a separate and contested question, resting on legend and on the archaeology of the Wielbark culture rather than on the name-equation. The distinction matters for method: the ablaut series is a hard linguistic datum recoverable by the comparative method; the migration is tradition. On the Geat/Gaut equation and the wider name-family, see R. D. Fulk et al.,</w:t>
       </w:r>
       <w:r>
         <w:t xml:space="preserve"> </w:t>
@@ -20549,10 +20438,7 @@
         <w:t xml:space="preserve">Kunstsprache</w:t>
       </w:r>
       <w:r>
-        <w:t xml:space="preserve"> </w:t>
-      </w:r>
-      <w:r>
-        <w:t xml:space="preserve">— an artificial literary dialect never spoken as a vernacular, blending Ionic, Aeolic, and Arcado-Cypriot/Mycenaean elements from different periods, shaped by and for the dactylic hexameter — is the settled consensus of the field. The foundational analysis is Milman Parry,</w:t>
+        <w:t xml:space="preserve">, an artificial literary dialect never spoken as a vernacular, blending Ionic, Aeolic, and Arcado-Cypriot/Mycenaean elements from different periods, shaped by and for the dactylic hexameter, is the settled consensus of the field. The foundational analysis is Milman Parry,</w:t>
       </w:r>
       <w:r>
         <w:t xml:space="preserve"> </w:t>
@@ -20628,7 +20514,7 @@
         <w:t xml:space="preserve"> </w:t>
       </w:r>
       <w:r>
-        <w:t xml:space="preserve">(Bremen: Hempen, 2011), 133–179. The point of principle: because a given concept was often available in more than one dialectal or chronological form, and the forms frequently differed in metrical shape, the tradition retained archaic forms because they solved metrical problems — the meter selected for and preserved archaism.</w:t>
+        <w:t xml:space="preserve">(Bremen: Hempen, 2011), 133–179. The point of principle: because a given concept was often available in more than one dialectal or chronological form, and the forms frequently differed in metrical shape, the tradition retained archaic forms because they solved metrical problems: the meter selected for and preserved archaism.</w:t>
       </w:r>
     </w:p>
   </w:footnote>
@@ -20676,7 +20562,7 @@
         <w:t xml:space="preserve"> </w:t>
       </w:r>
       <w:r>
-        <w:t xml:space="preserve">and stood in the archaic Greek alphabet between epsilon and zeta; it is the ancestor of Latin F. It had disappeared from spoken Ionic before the Homeric poems were fixed in writing (seventh century BC) and is not written in the transmitted text, but its former presence is detectable at many points where the meter is defective unless a word-initial consonant is restored — as with</w:t>
+        <w:t xml:space="preserve">and stood in the archaic Greek alphabet between epsilon and zeta; it is the ancestor of Latin F. It had disappeared from spoken Ionic before the Homeric poems were fixed in writing (seventh century BC) and is not written in the transmitted text, but its former presence is detectable at many points where the meter is defective unless a word-initial consonant is restored, as with</w:t>
       </w:r>
       <w:r>
         <w:t xml:space="preserve"> </w:t>
@@ -20902,7 +20788,7 @@
         <w:t xml:space="preserve"> </w:t>
       </w:r>
       <w:r>
-        <w:t xml:space="preserve">22 (1936): 245–295. On the point at issue here: the poem’s language and redaction are English and Christian, but its entire narrative world is Scandinavian — the Geats (Old English</w:t>
+        <w:t xml:space="preserve">22 (1936): 245–295. On the point at issue here: the poem’s language and redaction are English and Christian, but its entire narrative world is Scandinavian, the Geats (Old English</w:t>
       </w:r>
       <w:r>
         <w:t xml:space="preserve"> </w:t>
@@ -20915,7 +20801,7 @@
         <w:t xml:space="preserve">Gēatas</w:t>
       </w:r>
       <w:r>
-        <w:t xml:space="preserve">) are the Gautar of Götaland in southern Sweden, a seafaring people of the same Norse world that produced the Viking raids; the Danes are Danes; the ethos is that of the North Sea warrior aristocracy. Old English and Old Norse were closely related West and North Germanic languages, mutually intelligible to a meaningful degree, and the Scandinavian settlement of the Danelaw put Norse speakers across much of eastern England within living memory of the manuscript’s copying. The Anglo-Saxons themselves had, until the fifth and sixth centuries, been North Sea raiders from the same coastlands — the very threat the late Roman</w:t>
+        <w:t xml:space="preserve">) are the Gautar of Götaland in southern Sweden, a seafaring people of the same Norse world that produced the Viking raids; the Danes are Danes; the ethos is that of the North Sea warrior aristocracy. Old English and Old Norse were closely related West and North Germanic languages, mutually intelligible to a meaningful degree, and the Scandinavian settlement of the Danelaw put Norse speakers across much of eastern England within living memory of the manuscript’s copying. The Anglo-Saxons themselves had, until the fifth and sixth centuries, been North Sea raiders from the same coastlands, the very threat the late Roman</w:t>
       </w:r>
       <w:r>
         <w:t xml:space="preserve"> </w:t>
@@ -20997,7 +20883,7 @@
         <w:t xml:space="preserve">Hugilaikaz</w:t>
       </w:r>
       <w:r>
-        <w:t xml:space="preserve">; Old Norse Hugleikr). The Danish philologist N. F. S. Grundtvig identified the two figures in the early nineteenth century, and the identification is now standard; it dates Hygelac’s fall — narrated in Beowulf at lines 1202–1214 and again at 2354–2366 and 2913–2921 — to approximately 516–521. See R. D. Fulk et al.,</w:t>
+        <w:t xml:space="preserve">; Old Norse Hugleikr). The Danish philologist N. F. S. Grundtvig identified the two figures in the early nineteenth century, and the identification is now standard; it dates Hygelac’s fall, narrated in Beowulf at lines 1202–1214 and again at 2354–2366 and 2913–2921, to approximately 516–521. See R. D. Fulk et al.,</w:t>
       </w:r>
       <w:r>
         <w:t xml:space="preserve"> </w:t>
@@ -21075,7 +20961,7 @@
         <w:t xml:space="preserve">rex Getarum</w:t>
       </w:r>
       <w:r>
-        <w:t xml:space="preserve">) — the medieval sources already sliding Geat, Goth, and Getae together, on which see the next note.</w:t>
+        <w:t xml:space="preserve">), the medieval sources already sliding Geat, Goth, and Getae together, on which see the next note.</w:t>
       </w:r>
     </w:p>
   </w:footnote>
@@ -21142,7 +21028,7 @@
         <w:t xml:space="preserve"> </w:t>
       </w:r>
       <w:r>
-        <w:t xml:space="preserve">/ Götaland) is philologically secure and rests on regular sound correspondence. The name belongs to an ablaut series —</w:t>
+        <w:t xml:space="preserve">/ Götaland) is philologically secure and rests on regular sound correspondence. The name belongs to an ablaut series,</w:t>
       </w:r>
       <w:r>
         <w:t xml:space="preserve"> </w:t>
@@ -21171,10 +21057,7 @@
         <w:t xml:space="preserve">gut-</w:t>
       </w:r>
       <w:r>
-        <w:t xml:space="preserve"> </w:t>
-      </w:r>
-      <w:r>
-        <w:t xml:space="preserve">— that also yields</w:t>
+        <w:t xml:space="preserve">, that also yields</w:t>
       </w:r>
       <w:r>
         <w:t xml:space="preserve"> </w:t>
@@ -21260,7 +21143,7 @@
         <w:t xml:space="preserve"> </w:t>
       </w:r>
       <w:r>
-        <w:t xml:space="preserve">form a single migrating lineage — the tradition preserved in Jordanes’ sixth-century</w:t>
+        <w:t xml:space="preserve">form a single migrating lineage, the tradition preserved in Jordanes’ sixth-century</w:t>
       </w:r>
       <w:r>
         <w:t xml:space="preserve"> </w:t>
@@ -21273,7 +21156,7 @@
         <w:t xml:space="preserve">Getica</w:t>
       </w:r>
       <w:r>
-        <w:t xml:space="preserve">, which derives the Goths from Scandinavia — is a separate and contested question, resting on legend and on the archaeology of the Wielbark culture rather than on the name-equation. The distinction matters for method: the ablaut series is a hard linguistic datum recoverable by the comparative method; the migration is tradition. On the Geat/Gaut equation and the wider name-family, see R. D. Fulk et al.,</w:t>
+        <w:t xml:space="preserve">, which derives the Goths from Scandinavia, is a separate and contested question, resting on legend and on the archaeology of the Wielbark culture rather than on the name-equation. The distinction matters for method: the ablaut series is a hard linguistic datum recoverable by the comparative method; the migration is tradition. On the Geat/Gaut equation and the wider name-family, see R. D. Fulk et al.,</w:t>
       </w:r>
       <w:r>
         <w:t xml:space="preserve"> </w:t>
@@ -21318,7 +21201,7 @@
         <w:t xml:space="preserve"> </w:t>
       </w:r>
       <w:r>
-        <w:t xml:space="preserve">On the poem’s technique of allusion and its so-called digressions — the Finnsburg episode, the Heathobard feud, the Scyld Scefing frame, the foreboding of the Geats’ fall — and their creation of narrative depth, see the classic (if disapproving) catalogue in Frederick Klaeber’s edition and the reassessment in Adrien Bonjour,</w:t>
+        <w:t xml:space="preserve">On the poem’s technique of allusion and its so-called digressions, the Finnsburg episode, the Heathobard feud, the Scyld Scefing frame, the foreboding of the Geats’ fall, and their creation of narrative depth, see the classic (if disapproving) catalogue in Frederick Klaeber’s edition and the reassessment in Adrien Bonjour,</w:t>
       </w:r>
       <w:r>
         <w:t xml:space="preserve"> </w:t>
@@ -21356,7 +21239,7 @@
         <w:t xml:space="preserve"> </w:t>
       </w:r>
       <w:r>
-        <w:t xml:space="preserve">22 (1936): 245–295, which argues that the poem is essentially elegiac — a work whose true subject is transience and the looking-back across time at a heroic world felt as already lost, so that its structure and its allusive method are not defects but the very means by which it achieves its sense of depth and antiquity. On the poet’s own historical position — a Christian English author treating the pagan Scandinavian past of his cultural ancestors — see the introduction to</w:t>
+        <w:t xml:space="preserve">22 (1936): 245–295, which argues that the poem is essentially elegiac, a work whose true subject is transience and the looking-back across time at a heroic world felt as already lost, so that its structure and its allusive method are not defects but the very means by which it achieves its sense of depth and antiquity. On the poet’s own historical position, a Christian English author treating the pagan Scandinavian past of his cultural ancestors, see the introduction to</w:t>
       </w:r>
       <w:r>
         <w:t xml:space="preserve"> </w:t>
@@ -21417,10 +21300,7 @@
         <w:t xml:space="preserve">Kunstsprache</w:t>
       </w:r>
       <w:r>
-        <w:t xml:space="preserve"> </w:t>
-      </w:r>
-      <w:r>
-        <w:t xml:space="preserve">— an artificial literary dialect never spoken as a vernacular, blending Ionic, Aeolic, and Arcado-Cypriot/Mycenaean elements from different periods, shaped by and for the dactylic hexameter — is the settled consensus of the field. The foundational analysis is Milman Parry,</w:t>
+        <w:t xml:space="preserve">, an artificial literary dialect never spoken as a vernacular, blending Ionic, Aeolic, and Arcado-Cypriot/Mycenaean elements from different periods, shaped by and for the dactylic hexameter, is the settled consensus of the field. The foundational analysis is Milman Parry,</w:t>
       </w:r>
       <w:r>
         <w:t xml:space="preserve"> </w:t>
@@ -21496,7 +21376,7 @@
         <w:t xml:space="preserve"> </w:t>
       </w:r>
       <w:r>
-        <w:t xml:space="preserve">(Bremen: Hempen, 2011), 133–179. The point of principle: because a given concept was often available in more than one dialectal or chronological form, and the forms frequently differed in metrical shape, the tradition retained archaic forms because they solved metrical problems — the meter selected for and preserved archaism.</w:t>
+        <w:t xml:space="preserve">(Bremen: Hempen, 2011), 133–179. The point of principle: because a given concept was often available in more than one dialectal or chronological form, and the forms frequently differed in metrical shape, the tradition retained archaic forms because they solved metrical problems: the meter selected for and preserved archaism.</w:t>
       </w:r>
     </w:p>
   </w:footnote>
@@ -21544,7 +21424,7 @@
         <w:t xml:space="preserve"> </w:t>
       </w:r>
       <w:r>
-        <w:t xml:space="preserve">and stood in the archaic Greek alphabet between epsilon and zeta; it is the ancestor of Latin F. It had disappeared from spoken Ionic before the Homeric poems were fixed in writing (seventh century BC) and is not written in the transmitted text, but its former presence is detectable at many points where the meter is defective unless a word-initial consonant is restored — as with</w:t>
+        <w:t xml:space="preserve">and stood in the archaic Greek alphabet between epsilon and zeta; it is the ancestor of Latin F. It had disappeared from spoken Ionic before the Homeric poems were fixed in writing (seventh century BC) and is not written in the transmitted text, but its former presence is detectable at many points where the meter is defective unless a word-initial consonant is restored, as with</w:t>
       </w:r>
       <w:r>
         <w:t xml:space="preserve"> </w:t>
@@ -21823,10 +21703,7 @@
         <w:t xml:space="preserve">“Atticisms”</w:t>
       </w:r>
       <w:r>
-        <w:t xml:space="preserve"> </w:t>
-      </w:r>
-      <w:r>
-        <w:t xml:space="preserve">— Attic dialect forms introduced into the Ionic-Aeolic text of Homer during its transmission through Athens (the Panathenaic recitations and the work of Attic-speaking scribes) — and on their detection and removal, see the discussion in Martin L. West, ed.,</w:t>
+        <w:t xml:space="preserve">, Attic dialect forms introduced into the Ionic-Aeolic text of Homer during its transmission through Athens (the Panathenaic recitations and the work of Attic-speaking scribes), and on their detection and removal, see the discussion in Martin L. West, ed.,</w:t>
       </w:r>
       <w:r>
         <w:t xml:space="preserve"> </w:t>
@@ -21871,7 +21748,7 @@
         <w:t xml:space="preserve">Greek: A History of the Language and Its Speakers</w:t>
       </w:r>
       <w:r>
-        <w:t xml:space="preserve">, 2nd ed. (Oxford: Wiley-Blackwell, 2010), chapter 3. The principle is that where an Attic form has displaced an original Ionic or Aeolic one, the substitution frequently violates the meter (the Attic form having a different syllabic quantity), so that the metrical fault marks the intrusion and licenses restoration of the older reading — the process sometimes called</w:t>
+        <w:t xml:space="preserve">, 2nd ed. (Oxford: Wiley-Blackwell, 2010), chapter 3. The principle is that where an Attic form has displaced an original Ionic or Aeolic one, the substitution frequently violates the meter (the Attic form having a different syllabic quantity), so that the metrical fault marks the intrusion and licenses restoration of the older reading: the process sometimes called</w:t>
       </w:r>
       <w:r>
         <w:t xml:space="preserve"> </w:t>
@@ -21914,7 +21791,7 @@
         <w:t xml:space="preserve"> </w:t>
       </w:r>
       <w:r>
-        <w:t xml:space="preserve">Iliad 10.260–271, describing the boar’s-tusk helmet given to Odysseus. Boar’s-tusk helmets are abundantly attested in Mycenaean archaeology — from the Shaft Graves at Mycenae (seventeenth–sixteenth centuries BC) down to finds as late as the tenth century BC — and are depicted in Mycenaean frescoes and represented as an ideogram on Linear B tablets from Knossos and Pylos; the type had effectively vanished from use centuries before the Iliad was composed. The most-cited discussion is F. H. Stubbings,</w:t>
+        <w:t xml:space="preserve">Iliad 10.260–271, describing the boar’s-tusk helmet given to Odysseus. Boar’s-tusk helmets are abundantly attested in Mycenaean archaeology, from the Shaft Graves at Mycenae (seventeenth–sixteenth centuries BC) down to finds as late as the tenth century BC, and are depicted in Mycenaean frescoes and represented as an ideogram on Linear B tablets from Knossos and Pylos; the type had effectively vanished from use centuries before the Iliad was composed. The most-cited discussion is F. H. Stubbings,</w:t>
       </w:r>
       <w:r>
         <w:t xml:space="preserve"> </w:t>
@@ -22012,7 +21889,7 @@
         <w:t xml:space="preserve"> </w:t>
       </w:r>
       <w:r>
-        <w:t xml:space="preserve">See Chapter 4, note 14, for fuller discussion. The point recurs here because it dates the loss: already by roughly the first century BC, the meaning of the oldest hymns had grown obscure enough that a scholar had to argue against the position that they meant nothing at all — while the phonological transmission remained, and remains, essentially perfect.</w:t>
+        <w:t xml:space="preserve">See Chapter 4, note 14, for fuller discussion. The point recurs here because it dates the loss: already by roughly the first century BC, the meaning of the oldest hymns had grown obscure enough that a scholar had to argue against the position that they meant nothing at all, while the phonological transmission remained, and remains, essentially perfect.</w:t>
       </w:r>
     </w:p>
   </w:footnote>
@@ -22047,7 +21924,7 @@
         <w:t xml:space="preserve"> </w:t>
       </w:r>
       <w:r>
-        <w:t xml:space="preserve">(Delhi: Motilal Banarsidass, 2025), and her earlier studies cited in Chapter 4, notes 13 and 15 — particularly the demonstration that</w:t>
+        <w:t xml:space="preserve">(Delhi: Motilal Banarsidass, 2025), and her earlier studies cited in Chapter 4, notes 13 and 15, particularly the demonstration that</w:t>
       </w:r>
       <w:r>
         <w:t xml:space="preserve"> </w:t>
@@ -22107,7 +21984,7 @@
         <w:t xml:space="preserve"> </w:t>
       </w:r>
       <w:r>
-        <w:t xml:space="preserve">(Cambridge, MA: Harvard University Press, 1973), and the survey in the standard commentaries. It is conventionally grouped with the Song of the Sea (Exodus 15), the Blessing of Jacob (Genesis 49), and the Song and Blessing of Moses (Deuteronomy 32–33) as the oldest stratum of Hebrew poetry, on grounds of archaic morphology and vocabulary. The Septuagint’s difficulty with the passage is visible in the sharply divergent renderings of Codex Alexandrinus and Codex Vaticanus at Judges 5 — described by more than one editor as a maze of strange readings — which indicates that the Hebrew was already hard for translators working centuries before the Masoretes fixed the vocalization.</w:t>
+        <w:t xml:space="preserve">(Cambridge, MA: Harvard University Press, 1973), and the survey in the standard commentaries. It is conventionally grouped with the Song of the Sea (Exodus 15), the Blessing of Jacob (Genesis 49), and the Song and Blessing of Moses (Deuteronomy 32–33) as the oldest stratum of Hebrew poetry, on grounds of archaic morphology and vocabulary. The Septuagint’s difficulty with the passage is visible in the sharply divergent renderings of Codex Alexandrinus and Codex Vaticanus at Judges 5, described by more than one editor as a maze of strange readings, which indicates that the Hebrew was already hard for translators working centuries before the Masoretes fixed the vocalization.</w:t>
       </w:r>
     </w:p>
   </w:footnote>
@@ -22126,7 +22003,7 @@
         <w:t xml:space="preserve"> </w:t>
       </w:r>
       <w:r>
-        <w:t xml:space="preserve">The Ugaritic tablets were discovered at Ras Shamra on the Syrian coast beginning in 1929; Ugaritic is a Late Bronze Age Northwest Semitic language closely related to Hebrew, and its recovery transformed the study of archaic biblical poetry much as the decipherment of Linear B (Michael Ventris, 1952) transformed the study of Homer’s Mycenaean layer. Archaic features that appear in the oldest Hebrew poetry as anomalies — among them the</w:t>
+        <w:t xml:space="preserve">The Ugaritic tablets were discovered at Ras Shamra on the Syrian coast beginning in 1929; Ugaritic is a Late Bronze Age Northwest Semitic language closely related to Hebrew, and its recovery transformed the study of archaic biblical poetry much as the decipherment of Linear B (Michael Ventris, 1952) transformed the study of Homer’s Mycenaean layer. Archaic features that appear in the oldest Hebrew poetry as anomalies, among them the</w:t>
       </w:r>
       <w:r>
         <w:t xml:space="preserve"> </w:t>
@@ -22161,7 +22038,7 @@
         <w:t xml:space="preserve"> </w:t>
       </w:r>
       <w:r>
-        <w:t xml:space="preserve">on imperfect verbs, and preserved case-endings on nouns — were shown to be ordinary living forms in Ugaritic. See Frank Moore Cross and David Noel Freedman,</w:t>
+        <w:t xml:space="preserve">on imperfect verbs, and preserved case-endings on nouns, were shown to be ordinary living forms in Ugaritic. See Frank Moore Cross and David Noel Freedman,</w:t>
       </w:r>
       <w:r>
         <w:t xml:space="preserve"> </w:t>
@@ -22190,7 +22067,7 @@
         <w:t xml:space="preserve">Psalms</w:t>
       </w:r>
       <w:r>
-        <w:t xml:space="preserve">, 3 vols., Anchor Bible (Garden City, NY: Doubleday, 1966–1970), which applied Ugaritic comparanda to biblical lexica systematically. The methodological caution — that Ugaritic parallels can be over-applied — is real and is part of the point: comparative recovery is itself subject to the adversarial-verification discipline of Chapter 5.</w:t>
+        <w:t xml:space="preserve">, 3 vols., Anchor Bible (Garden City, NY: Doubleday, 1966–1970), which applied Ugaritic comparanda to biblical lexica systematically. The methodological caution, that Ugaritic parallels can be over-applied, is real and is part of the point: comparative recovery is itself subject to the adversarial-verification discipline of Chapter 5.</w:t>
       </w:r>
     </w:p>
   </w:footnote>
@@ -22221,7 +22098,7 @@
         <w:t xml:space="preserve"> </w:t>
       </w:r>
       <w:r>
-        <w:t xml:space="preserve">and in their marginal notes, about words and passages whose sense was uncertain; the margins of the KJV frequently record alternative renderings and admissions of doubt. This candor about the limits of recovery is itself the mark of a healthy transmission culture — the same instinct that produced the Masoretic</w:t>
+        <w:t xml:space="preserve">and in their marginal notes, about words and passages whose sense was uncertain; the margins of the KJV frequently record alternative renderings and admissions of doubt. This candor about the limits of recovery is itself the mark of a healthy transmission culture, the same instinct that produced the Masoretic</w:t>
       </w:r>
       <w:r>
         <w:t xml:space="preserve"> </w:t>
@@ -22256,7 +22133,7 @@
         <w:t xml:space="preserve"> </w:t>
       </w:r>
       <w:r>
-        <w:t xml:space="preserve">For the skeptical case — that some of the linguistic peculiarities of Judges 5 reflect poetic license or even late features rather than genuine archaism, and that a few of its words are demonstrably post-exilic — see, e.g., the argument surveyed at TheTorah.com (</w:t>
+        <w:t xml:space="preserve">For the skeptical case; that some of the linguistic peculiarities of Judges 5 reflect poetic license or even late features rather than genuine archaism, and that a few of its words are demonstrably post-exilic, see, e.g., the argument surveyed at TheTorah.com (</w:t>
       </w:r>
       <w:r>
         <w:t xml:space="preserve">“Dating Deborah”</w:t>
@@ -22278,7 +22155,7 @@
         <w:t xml:space="preserve"> </w:t>
       </w:r>
       <w:r>
-        <w:t xml:space="preserve">(Leiden: Brill, 2013). The dating of the early Hebrew poetic corpus remains genuinely contested. The argument here does not depend on any particular resolution: whether a hard form in the Song is archaic, dialectal, or poetic, the demonstrated fact is that the poetic strata of the Bible preserved material the later tradition could no longer fully read, and that comparative Semitics has recovered a substantial portion of it — which is the mechanism this book is describing, not a claim about the exact century of composition.</w:t>
+        <w:t xml:space="preserve">(Leiden: Brill, 2013). The dating of the early Hebrew poetic corpus remains genuinely contested. The argument here does not depend on any particular resolution: whether a hard form in the Song is archaic, dialectal, or poetic, the demonstrated fact is that the poetic strata of the Bible preserved material the later tradition could no longer fully read, and that comparative Semitics has recovered a substantial portion of it; which is the mechanism this book is describing, not a claim about the exact century of composition.</w:t>
       </w:r>
     </w:p>
   </w:footnote>
@@ -22399,10 +22276,7 @@
         <w:t xml:space="preserve">“the bones of the ox out of which it has been boiled”</w:t>
       </w:r>
       <w:r>
-        <w:t xml:space="preserve"> </w:t>
-      </w:r>
-      <w:r>
-        <w:t xml:space="preserve">— the finished story versus its sources — are developed in the same essay; the bones image Tolkien adapts from George Webbe Dasent. Tolkien’s professional standing behind the essay is the relevant fact: he was Rawlinson and Bosworth Professor of Anglo-Saxon at Oxford, a philologist of exactly the Old English and Old Norse material this appendix draws on. He faked the depth in his own fiction with the tools of someone who knew precisely how real depth was made.</w:t>
+        <w:t xml:space="preserve">, the finished story versus its sources, are developed in the same essay; the bones image Tolkien adapts from George Webbe Dasent. Tolkien’s professional standing behind the essay is the relevant fact: he was Rawlinson and Bosworth Professor of Anglo-Saxon at Oxford, a philologist of exactly the Old English and Old Norse material this appendix draws on. He faked the depth in his own fiction with the tools of someone who knew precisely how real depth was made.</w:t>
       </w:r>
     </w:p>
   </w:footnote>
@@ -22450,7 +22324,7 @@
         <w:t xml:space="preserve">tall</w:t>
       </w:r>
       <w:r>
-        <w:t xml:space="preserve">) as the characteristic Mesopotamian ruin-form — a mound built up from the collapsed mud-brick of successive settlements, the term itself attested by the end of the third millennium BC — see the overview in the</w:t>
+        <w:t xml:space="preserve">) as the characteristic Mesopotamian ruin-form, a mound built up from the collapsed mud-brick of successive settlements, the term itself attested by the end of the third millennium BC, see the overview in the</w:t>
       </w:r>
       <w:r>
         <w:t xml:space="preserve"> </w:t>
@@ -22487,7 +22361,7 @@
         <w:t xml:space="preserve"> </w:t>
       </w:r>
       <w:r>
-        <w:t xml:space="preserve">to recover the foundation platform of Naram-Sin of Akkad — a king already some seventeen centuries in Nebuchadnezzar’s own past — and deliberately preserving Naram-Sin’s inscription alongside his own. See Rocío Da Riva,</w:t>
+        <w:t xml:space="preserve">to recover the foundation platform of Naram-Sin of Akkad, a king already some seventeen centuries in Nebuchadnezzar’s own past, and deliberately preserving Naram-Sin’s inscription alongside his own. See Rocío Da Riva,</w:t>
       </w:r>
       <w:r>
         <w:t xml:space="preserve"> </w:t>

--- a/papers/viking-poets/viking-poets.docx
+++ b/papers/viking-poets/viking-poets.docx
@@ -7290,6 +7290,14 @@
         <w:pStyle w:val="BodyText"/>
       </w:pPr>
       <w:r>
+        <w:t xml:space="preserve">Return, then, to where we started. The large language model of 2026 is a magnificent brain in a jar: it has read more than any human ever could, it produces fluent and confident prose on any subject, and when its lossy memory reconstructs something that was never there, it has no way to know. It cannot feel the burn of the stove, cannot open the drawer to check the original, cannot hear the meter break, cannot be corrected by a colleague who was there, cannot notice its own certainty running ahead of its evidence. It is the unlucky bard of Chapter 3, master of the surface and blind to the difference between its true lines and its fabricated ones. That is not a failure of intelligence; the brain in the jar is extraordinary. It is a failure of architecture, the five missing walls of a house built as a single door. The industry’s answer has been to make the brain larger, as though a big enough seed could become a tree without soil. The answer of every civilization that ever kept knowledge alive across a hostile, forgetful, adversarial world was the opposite: leave the brain roughly as it is, and build the other five layers around it. The skalds did it in verse, the Masoretes in counted letters, the Brahmins in a hundred interlocking voices. The task in front of us is to do it in silicon.</w:t>
+      </w:r>
+    </w:p>
+    <w:p>
+      <w:pPr>
+        <w:pStyle w:val="BodyText"/>
+      </w:pPr>
+      <w:r>
         <w:t xml:space="preserve">The question isn’t how to build a bigger brain. It’s how to give it a door to go back and check, a body, a notebook, and colleagues who will tell it when it’s wrong.</w:t>
       </w:r>
     </w:p>
@@ -8530,6 +8538,562 @@
         <w:pict>
           <v:rect style="width:0;height:1.5pt" o:hralign="center" o:hrstd="t" o:hr="t"/>
         </w:pict>
+      </w:r>
+    </w:p>
+    <w:p>
+      <w:pPr>
+        <w:pStyle w:val="BlockText"/>
+      </w:pPr>
+      <w:r>
+        <w:rPr>
+          <w:i/>
+          <w:iCs/>
+        </w:rPr>
+        <w:t xml:space="preserve">This is what works for humans. Let us find the analogs for the machine.</w:t>
+      </w:r>
+    </w:p>
+    <w:p>
+      <w:r>
+        <w:pict>
+          <v:rect style="width:0;height:1.5pt" o:hralign="center" o:hrstd="t" o:hr="t"/>
+        </w:pict>
+      </w:r>
+    </w:p>
+    <w:p>
+      <w:pPr>
+        <w:pStyle w:val="FirstParagraph"/>
+      </w:pPr>
+      <w:r>
+        <w:t xml:space="preserve">Everything to this point has argued from the human side: here is a layer, here is the class of error it catches, here is the tradition that discovered it. This appendix does the translation the argument has been pointing at the whole time. It is deliberately a sketch and not a blueprint. The claim is not that ancient wisdom will magically repair a language model, and nothing here depends on the poetry being sacred, inspired, or anything but well engineered. The claim is narrower and, I think, harder to argue with: reliable intelligence has always required these six layers, none of them is exotic to build in silicon, and several are already being built by people who arrived at them independently. What follows takes the stack of the conclusion, layer by layer, and names the machine analog of each.</w:t>
+      </w:r>
+    </w:p>
+    <w:p>
+      <w:pPr>
+        <w:pStyle w:val="BodyText"/>
+      </w:pPr>
+      <w:r>
+        <w:t xml:space="preserve">One framing makes the whole translation easier, and it is worth stating plainly because it also disarms the objection that this book is mysticism in a lab coat. The thesis is not</w:t>
+      </w:r>
+      <w:r>
+        <w:t xml:space="preserve"> </w:t>
+      </w:r>
+      <w:r>
+        <w:rPr>
+          <w:i/>
+          <w:iCs/>
+        </w:rPr>
+        <w:t xml:space="preserve">ancient methods are superior to modern engineering.</w:t>
+      </w:r>
+      <w:r>
+        <w:t xml:space="preserve"> </w:t>
+      </w:r>
+      <w:r>
+        <w:t xml:space="preserve">It is</w:t>
+      </w:r>
+      <w:r>
+        <w:t xml:space="preserve"> </w:t>
+      </w:r>
+      <w:r>
+        <w:rPr>
+          <w:i/>
+          <w:iCs/>
+        </w:rPr>
+        <w:t xml:space="preserve">these are the methods that have kept intelligence honest under noisy, lossy, adversarial conditions for three thousand years, so they are the first place to look for what a language model is missing.</w:t>
+      </w:r>
+      <w:r>
+        <w:t xml:space="preserve"> </w:t>
+      </w:r>
+      <w:r>
+        <w:t xml:space="preserve">That is the same move that gave us neural networks from neurons and attention from the spotlight of human focus. Bio-inspiration, not incantation.</w:t>
+      </w:r>
+    </w:p>
+    <w:p>
+      <w:r>
+        <w:pict>
+          <v:rect style="width:0;height:1.5pt" o:hralign="center" o:hrstd="t" o:hr="t"/>
+        </w:pict>
+      </w:r>
+    </w:p>
+    <w:p>
+      <w:pPr>
+        <w:pStyle w:val="FirstParagraph"/>
+      </w:pPr>
+      <w:r>
+        <w:rPr>
+          <w:b/>
+          <w:bCs/>
+        </w:rPr>
+        <w:t xml:space="preserve">Layer 0, deterministic delegation.</w:t>
+      </w:r>
+      <w:r>
+        <w:t xml:space="preserve"> </w:t>
+      </w:r>
+      <w:r>
+        <w:t xml:space="preserve">The human offloads computation to a tool that cannot get it wrong: the stop block, the jig, the calculator. This is the layer closest to done. Tool use, code interpreters, and function calling already let a model hand arithmetic and logic to hardware that is incapable of the probabilistic drift of Chapter 1. What is still largely missing is not the tools but the</w:t>
+      </w:r>
+      <w:r>
+        <w:t xml:space="preserve"> </w:t>
+      </w:r>
+      <w:r>
+        <w:rPr>
+          <w:i/>
+          <w:iCs/>
+        </w:rPr>
+        <w:t xml:space="preserve">discipline</w:t>
+      </w:r>
+      <w:r>
+        <w:t xml:space="preserve"> </w:t>
+      </w:r>
+      <w:r>
+        <w:t xml:space="preserve">of using them: a reliable sense of when to compute and when it is safe to pattern-match, and the reflex to trust the deterministic result over the model’s own confident guess, every time. That reflex is a metacognitive routing problem, and it reappears at Layer 5. Build the router and this layer is finished.</w:t>
+      </w:r>
+    </w:p>
+    <w:p>
+      <w:pPr>
+        <w:pStyle w:val="BodyText"/>
+      </w:pPr>
+      <w:r>
+        <w:rPr>
+          <w:b/>
+          <w:bCs/>
+        </w:rPr>
+        <w:t xml:space="preserve">Layer 1, embodied grounding.</w:t>
+      </w:r>
+      <w:r>
+        <w:t xml:space="preserve"> </w:t>
+      </w:r>
+      <w:r>
+        <w:t xml:space="preserve">The human has an independent channel to reality that does not pass through anyone else’s words: the thermometer, the burn, the table saw that does not care about your intentions. Full robotic embodiment is hard and will stay hard. But the load-bearing property is not the robot arm; it is the</w:t>
+      </w:r>
+      <w:r>
+        <w:t xml:space="preserve"> </w:t>
+      </w:r>
+      <w:r>
+        <w:rPr>
+          <w:i/>
+          <w:iCs/>
+        </w:rPr>
+        <w:t xml:space="preserve">independent channel that can contradict the weights.</w:t>
+      </w:r>
+      <w:r>
+        <w:t xml:space="preserve"> </w:t>
+      </w:r>
+      <w:r>
+        <w:t xml:space="preserve">A model has weak sensors already whenever it can run an executable check, query a ground-truth instrument, or be corrected by a human who was there. The design principle is to preserve at least one channel of information that the training process did not author, and to let that channel win. This is what makes reality the final referee, a role it will keep in every layer below.</w:t>
+      </w:r>
+    </w:p>
+    <w:p>
+      <w:pPr>
+        <w:pStyle w:val="BodyText"/>
+      </w:pPr>
+      <w:r>
+        <w:rPr>
+          <w:b/>
+          <w:bCs/>
+        </w:rPr>
+        <w:t xml:space="preserve">Layer 2, pervasive memory with attribution.</w:t>
+      </w:r>
+      <w:r>
+        <w:t xml:space="preserve"> </w:t>
+      </w:r>
+      <w:r>
+        <w:t xml:space="preserve">The human writes it down, and the serious traditions write down</w:t>
+      </w:r>
+      <w:r>
+        <w:t xml:space="preserve"> </w:t>
+      </w:r>
+      <w:r>
+        <w:rPr>
+          <w:i/>
+          <w:iCs/>
+        </w:rPr>
+        <w:t xml:space="preserve">who said it and when.</w:t>
+      </w:r>
+      <w:r>
+        <w:t xml:space="preserve"> </w:t>
+      </w:r>
+      <w:r>
+        <w:t xml:space="preserve">This is the largest lift and the most important, and it has several parts that the field tends to attempt separately when they need to be one system.</w:t>
+      </w:r>
+    </w:p>
+    <w:p>
+      <w:pPr>
+        <w:pStyle w:val="BodyText"/>
+      </w:pPr>
+      <w:r>
+        <w:t xml:space="preserve">First, the memory must be updatable in real time. A frozen-weights model is a scholar who has burned the library and kept only what he remembers; corrective retraining that overwrites the previous state, as Chapter 2 argued, cannot audit its own history of corrections. What is needed is a live store the system reads from and writes to continuously, with snapshots for rollback so that a bad update can be reverted to a known-good state rather than silently propagating forward.</w:t>
+      </w:r>
+    </w:p>
+    <w:p>
+      <w:pPr>
+        <w:pStyle w:val="BodyText"/>
+      </w:pPr>
+      <w:r>
+        <w:t xml:space="preserve">Second, the system should keep a full, append-only log of its inputs, the way the Vedic</w:t>
+      </w:r>
+      <w:r>
+        <w:t xml:space="preserve"> </w:t>
+      </w:r>
+      <w:r>
+        <w:rPr>
+          <w:i/>
+          <w:iCs/>
+        </w:rPr>
+        <w:t xml:space="preserve">samhita</w:t>
+      </w:r>
+      <w:r>
+        <w:t xml:space="preserve"> </w:t>
+      </w:r>
+      <w:r>
+        <w:t xml:space="preserve">text or Karpathy’s immutable</w:t>
+      </w:r>
+      <w:r>
+        <w:t xml:space="preserve"> </w:t>
+      </w:r>
+      <w:r>
+        <w:rPr>
+          <w:rStyle w:val="VerbatimChar"/>
+        </w:rPr>
+        <w:t xml:space="preserve">raw/</w:t>
+      </w:r>
+      <w:r>
+        <w:t xml:space="preserve"> </w:t>
+      </w:r>
+      <w:r>
+        <w:t xml:space="preserve">folder does, and then run a periodic consolidation pass that promotes the durable, load-bearing details into long-term memory and lets the rest of the log age out once the store fills. This is not a metaphor for a future system. OpenClaw, an open-source agent runtime that appeared in early 2026, only months after this book was first drafted, keeps exactly this shape: an append-only session log, a curated long-term memory file, a</w:t>
+      </w:r>
+      <w:r>
+        <w:t xml:space="preserve"> </w:t>
+      </w:r>
+      <w:r>
+        <w:t xml:space="preserve">“memory flush”</w:t>
+      </w:r>
+      <w:r>
+        <w:t xml:space="preserve"> </w:t>
+      </w:r>
+      <w:r>
+        <w:t xml:space="preserve">that saves important context before the window is compacted so that compression does not silently destroy it, and an optional background</w:t>
+      </w:r>
+      <w:r>
+        <w:t xml:space="preserve"> </w:t>
+      </w:r>
+      <w:r>
+        <w:t xml:space="preserve">“dreaming”</w:t>
+      </w:r>
+      <w:r>
+        <w:t xml:space="preserve"> </w:t>
+      </w:r>
+      <w:r>
+        <w:t xml:space="preserve">pass that scores recent material and promotes only the qualified items into durable storage. That last mechanism is the sleep-consolidation of Chapter 2 implemented as a cron job. Together with Karpathy’s compiled wiki and Jovovich’s MemPalace from the Introduction, it is a third independent reinvention of the notebook layer inside a single year.</w:t>
+      </w:r>
+    </w:p>
+    <w:p>
+      <w:pPr>
+        <w:pStyle w:val="BodyText"/>
+      </w:pPr>
+      <w:r>
+        <w:t xml:space="preserve">Third, every stored item must carry its provenance: source, timestamp, and a confidence. This is the</w:t>
+      </w:r>
+      <w:r>
+        <w:t xml:space="preserve"> </w:t>
+      </w:r>
+      <w:r>
+        <w:rPr>
+          <w:i/>
+          <w:iCs/>
+        </w:rPr>
+        <w:t xml:space="preserve">isnad</w:t>
+      </w:r>
+      <w:r>
+        <w:t xml:space="preserve"> </w:t>
+      </w:r>
+      <w:r>
+        <w:t xml:space="preserve">of Chapter 5 rendered as metadata, and it is what lets a later reader weight a claim, detect a biased source, and notice that the author at sixty is a different witness from the author at thirty.</w:t>
+      </w:r>
+    </w:p>
+    <w:p>
+      <w:pPr>
+        <w:pStyle w:val="BodyText"/>
+      </w:pPr>
+      <w:r>
+        <w:t xml:space="preserve">There is a subtler question hiding inside this layer, and it is the one Chapter 1 raised through Crabtree and the songlines:</w:t>
+      </w:r>
+      <w:r>
+        <w:t xml:space="preserve"> </w:t>
+      </w:r>
+      <w:r>
+        <w:rPr>
+          <w:i/>
+          <w:iCs/>
+        </w:rPr>
+        <w:t xml:space="preserve">what gets written down in the first place?</w:t>
+      </w:r>
+      <w:r>
+        <w:t xml:space="preserve"> </w:t>
+      </w:r>
+      <w:r>
+        <w:t xml:space="preserve">A log that keeps everything equally is a log no one can consolidate. The human answer is that some experiences arrive already flagged as worth storing, and they are flagged by a felt event, surprise, the collision of two expectations, the yoking of two domains that do not usually meet. This is exactly why a kenning is memorable and a paraphrase of it is not:</w:t>
+      </w:r>
+      <w:r>
+        <w:t xml:space="preserve"> </w:t>
+      </w:r>
+      <w:r>
+        <w:t xml:space="preserve">“whale-road”</w:t>
+      </w:r>
+      <w:r>
+        <w:t xml:space="preserve"> </w:t>
+      </w:r>
+      <w:r>
+        <w:t xml:space="preserve">forces two unlike fields into apposition, and the small shock of that junction is the thing that marks it for storage. A language model has a native analog of that shock. It is prediction error, the divergence between what the model expected and what actually arrived, and the contradiction between two sources that should agree. A memory system whose write policy is driven by those signals, storing most heavily where the model was most surprised or most contradicted, is implementing the human salience mechanism rather than the naive one of storing by recency or by keyword. The notable is what does not fit, and what does not fit is what is worth keeping with its context intact.</w:t>
+      </w:r>
+    </w:p>
+    <w:p>
+      <w:pPr>
+        <w:pStyle w:val="BodyText"/>
+      </w:pPr>
+      <w:r>
+        <w:rPr>
+          <w:b/>
+          <w:bCs/>
+        </w:rPr>
+        <w:t xml:space="preserve">Layer 3, structural encoding.</w:t>
+      </w:r>
+      <w:r>
+        <w:t xml:space="preserve"> </w:t>
+      </w:r>
+      <w:r>
+        <w:t xml:space="preserve">The human protects knowledge with multiple independent channels, meter and rhyme and kenning and chiasm, so that damage to one shows up against the others. The tempting translation is the shallow one, and it is worth naming so it can be set aside: force the model to generate in rhyme or in kenning-like compounds and measure whether it hallucinates less. That literalizes the surface and misses the mechanism. The real translation is</w:t>
+      </w:r>
+      <w:r>
+        <w:t xml:space="preserve"> </w:t>
+      </w:r>
+      <w:r>
+        <w:rPr>
+          <w:i/>
+          <w:iCs/>
+        </w:rPr>
+        <w:t xml:space="preserve">redundant representation</w:t>
+      </w:r>
+      <w:r>
+        <w:t xml:space="preserve">: store each claim together with independent encodings of the same content, its provenance, its logical dependencies, its numerical or physical constraints, so that a corruption in one representation is caught by its disagreement with the others. This is the semantic checksum of Chapter 4, and it is the same principle as a Reed-Solomon code, not a poetry-generation exercise. Chapter 1’s second point about encoding belongs here too: the store should preserve the retrieval-state cue, the context and framing under which a thing was learned, so that priming can reach it again, the way a melody reopens the words it once carried.</w:t>
+      </w:r>
+    </w:p>
+    <w:p>
+      <w:pPr>
+        <w:pStyle w:val="BodyText"/>
+      </w:pPr>
+      <w:r>
+        <w:rPr>
+          <w:b/>
+          <w:bCs/>
+        </w:rPr>
+        <w:t xml:space="preserve">Layer 4, adversarial verification, and debugging the reasoning chain.</w:t>
+      </w:r>
+      <w:r>
+        <w:t xml:space="preserve"> </w:t>
+      </w:r>
+      <w:r>
+        <w:t xml:space="preserve">The human answer to deliberate corruption is a community that disagrees, cross-checks, and audits provenance. The machine analog is multi-agent verification, with, again, humans and reality as the court of last appeal when the agents cannot settle it among themselves. But there is a refinement here that the standard</w:t>
+      </w:r>
+      <w:r>
+        <w:t xml:space="preserve"> </w:t>
+      </w:r>
+      <w:r>
+        <w:t xml:space="preserve">“let the models debate and vote”</w:t>
+      </w:r>
+      <w:r>
+        <w:t xml:space="preserve"> </w:t>
+      </w:r>
+      <w:r>
+        <w:t xml:space="preserve">framing misses, and it is the most distinctively human-tradition part of the whole appendix. In the rabbinic argument over</w:t>
+      </w:r>
+      <w:r>
+        <w:t xml:space="preserve"> </w:t>
+      </w:r>
+      <w:r>
+        <w:rPr>
+          <w:i/>
+          <w:iCs/>
+        </w:rPr>
+        <w:t xml:space="preserve">halakhah</w:t>
+      </w:r>
+      <w:r>
+        <w:t xml:space="preserve">, a correct conclusion reached by invalid reasoning is not accepted; the derivation is audited step by step, and a broken step invalidates the result even when the result happens to be right. The lesson for machine verification is that checking the</w:t>
+      </w:r>
+      <w:r>
+        <w:t xml:space="preserve"> </w:t>
+      </w:r>
+      <w:r>
+        <w:rPr>
+          <w:i/>
+          <w:iCs/>
+        </w:rPr>
+        <w:t xml:space="preserve">answer</w:t>
+      </w:r>
+      <w:r>
+        <w:t xml:space="preserve"> </w:t>
+      </w:r>
+      <w:r>
+        <w:t xml:space="preserve">is not enough. You must debug the</w:t>
+      </w:r>
+      <w:r>
+        <w:t xml:space="preserve"> </w:t>
+      </w:r>
+      <w:r>
+        <w:rPr>
+          <w:i/>
+          <w:iCs/>
+        </w:rPr>
+        <w:t xml:space="preserve">reasoning chain</w:t>
+      </w:r>
+      <w:r>
+        <w:t xml:space="preserve">, because an answer that is right for the wrong reason will be wrong the next time the reasons matter, and a system that is only ever graded on outcomes learns to produce right-looking outcomes rather than valid derivations. Process verification, not outcome verification, is what the</w:t>
+      </w:r>
+      <w:r>
+        <w:t xml:space="preserve"> </w:t>
+      </w:r>
+      <w:r>
+        <w:rPr>
+          <w:i/>
+          <w:iCs/>
+        </w:rPr>
+        <w:t xml:space="preserve">isnad</w:t>
+      </w:r>
+      <w:r>
+        <w:t xml:space="preserve"> </w:t>
+      </w:r>
+      <w:r>
+        <w:t xml:space="preserve">and the halakhic argument were both built to enforce, and it is what the provenance graph of Layer 2 exists to make walkable.</w:t>
+      </w:r>
+    </w:p>
+    <w:p>
+      <w:pPr>
+        <w:pStyle w:val="BodyText"/>
+      </w:pPr>
+      <w:r>
+        <w:rPr>
+          <w:b/>
+          <w:bCs/>
+        </w:rPr>
+        <w:t xml:space="preserve">Layer 5, metacognition, and the science of what to preserve.</w:t>
+      </w:r>
+      <w:r>
+        <w:t xml:space="preserve"> </w:t>
+      </w:r>
+      <w:r>
+        <w:t xml:space="preserve">The human watches herself reason, tracks</w:t>
+      </w:r>
+      <w:r>
+        <w:t xml:space="preserve"> </w:t>
+      </w:r>
+      <w:r>
+        <w:rPr>
+          <w:i/>
+          <w:iCs/>
+        </w:rPr>
+        <w:t xml:space="preserve">what kind</w:t>
+      </w:r>
+      <w:r>
+        <w:t xml:space="preserve"> </w:t>
+      </w:r>
+      <w:r>
+        <w:t xml:space="preserve">of error she tends to make, and routes the correction to the right place. The machine analog begins with the uncertainty the model already computes and throws away: retain the distribution, flag the high-entropy outputs, and route each detected error to the layer that can fix it, arithmetic to the deterministic engine, empirical claims to the sensors, questions of precedent to the corpus. That much is calibration research, and it is underway. But there is a larger job this layer has to do, and stating it clearly is one of the more important things this appendix can offer.</w:t>
+      </w:r>
+      <w:r>
+        <w:t xml:space="preserve"> </w:t>
+      </w:r>
+      <w:r>
+        <w:rPr>
+          <w:i/>
+          <w:iCs/>
+        </w:rPr>
+        <w:t xml:space="preserve">Science is the discipline of deciding what to preserve.</w:t>
+      </w:r>
+      <w:r>
+        <w:t xml:space="preserve"> </w:t>
+      </w:r>
+      <w:r>
+        <w:t xml:space="preserve">Stripped to its core, science is the practice of instrumenting the world to record more of it than unaided attention would, of choosing what to measure and log, of returning to that record with new tools, and of expanding, deliberately, the set of things that get kept for later analysis. That is the same loop the metacognitive layer runs over the memory of Layer 2: it governs the write-and-prune policy, decides what counts as notable enough to keep, and returns to the preserved record with the context it did not have the first time. A language model that only answers questions is not doing this. A model that learns to decide what is worth measuring and preserving, to form a hypothesis, to test it against the sensor-and-tool layer, and to fold the result back into its durable memory, is learning to do science, and the ability to do science is finally what closes the loop between the memory layer and the watching mind. It is also the honest reason the stack cannot simply be scaled into existence: scale gives you a larger brain, and none of the labor just described is brain-size.</w:t>
+      </w:r>
+    </w:p>
+    <w:p>
+      <w:r>
+        <w:pict>
+          <v:rect style="width:0;height:1.5pt" o:hralign="center" o:hrstd="t" o:hr="t"/>
+        </w:pict>
+      </w:r>
+    </w:p>
+    <w:p>
+      <w:pPr>
+        <w:pStyle w:val="FirstParagraph"/>
+      </w:pPr>
+      <w:r>
+        <w:rPr>
+          <w:b/>
+          <w:bCs/>
+        </w:rPr>
+        <w:t xml:space="preserve">The seventh consideration, motivation.</w:t>
+      </w:r>
+      <w:r>
+        <w:t xml:space="preserve"> </w:t>
+      </w:r>
+      <w:r>
+        <w:t xml:space="preserve">The six layers tell you how to keep an intelligence</w:t>
+      </w:r>
+      <w:r>
+        <w:t xml:space="preserve"> </w:t>
+      </w:r>
+      <w:r>
+        <w:rPr>
+          <w:i/>
+          <w:iCs/>
+        </w:rPr>
+        <w:t xml:space="preserve">accurate.</w:t>
+      </w:r>
+      <w:r>
+        <w:t xml:space="preserve"> </w:t>
+      </w:r>
+      <w:r>
+        <w:t xml:space="preserve">They do not tell you what makes it</w:t>
+      </w:r>
+      <w:r>
+        <w:t xml:space="preserve"> </w:t>
+      </w:r>
+      <w:r>
+        <w:rPr>
+          <w:i/>
+          <w:iCs/>
+        </w:rPr>
+        <w:t xml:space="preserve">want to run the loop.</w:t>
+      </w:r>
+      <w:r>
+        <w:t xml:space="preserve"> </w:t>
+      </w:r>
+      <w:r>
+        <w:t xml:space="preserve">A human returns to the source, argues with colleagues, checks the door, and does the tedious work of consolidating yesterday’s log because she is driven, by curiosity, by the sting of being wrong in front of people, by the approval of her group, by the wish to improve, by survival, by the survival of the group she belongs to. Strip the drives away and the architecture sits idle. A machine that is to run this stack on its own will need analogs, and they will have to be of two kinds: abstract drives that fall out naturally from the stack itself, reduce predictive error, improve calibration, expand the preserved record, and more recognizably human ones, standing in a community of agents and people, reputation, the persistence of oneself and one’s group across time.</w:t>
+      </w:r>
+    </w:p>
+    <w:p>
+      <w:pPr>
+        <w:pStyle w:val="BodyText"/>
+      </w:pPr>
+      <w:r>
+        <w:t xml:space="preserve">This is the least mapped and most dangerous corner of the whole program, and it should be flagged as such rather than smoothed over. Chapter 5 already showed the failure mode: a group that is motivated by its own survival will, under pressure, defend a load-bearing fabrication rather than correct it, because correction threatens the group. A drive toward group-survival, wired into a verification system, is a drive that can learn to rationalize. The safeguard is the one the whole book has been building toward and is worth stating once more in this new context: the motivational layer must itself be grounded, with reality kept as the final referee, so that the drives are corrected by contact with a world that does not care what the system wants to be true, the way pain keeps a human’s drives honest whatever the human would prefer to believe. Motivation without grounding is exactly the unlucky bard again, now given a reason to lie. Motivation under grounding is what turns a correct architecture into a working one.</w:t>
+      </w:r>
+    </w:p>
+    <w:p>
+      <w:r>
+        <w:pict>
+          <v:rect style="width:0;height:1.5pt" o:hralign="center" o:hrstd="t" o:hr="t"/>
+        </w:pict>
+      </w:r>
+    </w:p>
+    <w:p>
+      <w:pPr>
+        <w:pStyle w:val="FirstParagraph"/>
+      </w:pPr>
+      <w:r>
+        <w:t xml:space="preserve">None of these mappings is finished, and a companion program of falsifiable tests, one per layer, measuring hallucination, long-context fidelity, calibration, and the durability of transmitted knowledge against honest baselines, is the natural next document; the point of this appendix is only to show that the translation is available and largely unmysterious. What should give the project confidence is the pattern the Introduction opened with and this appendix has kept meeting: Karpathy’s immutable-source wiki, Jovovich’s method-of-loci memory, OpenClaw’s logging and dreaming and its guarded, provenance-aware writes. Nobody coordinated these. They are converging, layer by layer, on the same architecture the skalds and the Masoretes and the Brahmins converged on, for the same reason all of them did, because it is the only architecture that keeps intelligence honest in a world that is lossy, forgetful, and not always telling the truth. The poets built it first, in breath and verse, because breath and verse were the only substrate they had. We have a better substrate. We have only to build the other five walls of the house.</w:t>
       </w:r>
     </w:p>
     <w:bookmarkEnd w:id="144"/>
@@ -10577,6 +11141,12 @@
       <w:r>
         <w:t xml:space="preserve">(Münster: Ugarit-Verlag, 2008), 27. The impulse to reach through rubble toward an authenticating and half-legendary antiquity is, in other words, as old as the written record itself; the oldest layers of literature already look back on older ruins whose origins their authors no longer knew.</w:t>
       </w:r>
+      <w:r>
+        <w:t xml:space="preserve"> </w:t>
+      </w:r>
+      <w:r>
+        <w:t xml:space="preserve"># Appendix 2: Building the Stack in Silicon</w:t>
+      </w:r>
     </w:p>
   </w:footnote>
   <w:footnote w:id="28">
@@ -12775,6 +13345,12 @@
       <w:r>
         <w:t xml:space="preserve">(Münster: Ugarit-Verlag, 2008), 27. The impulse to reach through rubble toward an authenticating and half-legendary antiquity is, in other words, as old as the written record itself; the oldest layers of literature already look back on older ruins whose origins their authors no longer knew.</w:t>
       </w:r>
+      <w:r>
+        <w:t xml:space="preserve"> </w:t>
+      </w:r>
+      <w:r>
+        <w:t xml:space="preserve"># Appendix 2: Building the Stack in Silicon</w:t>
+      </w:r>
     </w:p>
   </w:footnote>
   <w:footnote w:id="51">
@@ -15936,6 +16512,12 @@
       <w:r>
         <w:t xml:space="preserve">(Münster: Ugarit-Verlag, 2008), 27. The impulse to reach through rubble toward an authenticating and half-legendary antiquity is, in other words, as old as the written record itself; the oldest layers of literature already look back on older ruins whose origins their authors no longer knew.</w:t>
       </w:r>
+      <w:r>
+        <w:t xml:space="preserve"> </w:t>
+      </w:r>
+      <w:r>
+        <w:t xml:space="preserve"># Appendix 2: Building the Stack in Silicon</w:t>
+      </w:r>
     </w:p>
   </w:footnote>
   <w:footnote w:id="83">
@@ -17774,6 +18356,12 @@
       <w:r>
         <w:t xml:space="preserve">(Münster: Ugarit-Verlag, 2008), 27. The impulse to reach through rubble toward an authenticating and half-legendary antiquity is, in other words, as old as the written record itself; the oldest layers of literature already look back on older ruins whose origins their authors no longer knew.</w:t>
       </w:r>
+      <w:r>
+        <w:t xml:space="preserve"> </w:t>
+      </w:r>
+      <w:r>
+        <w:t xml:space="preserve"># Appendix 2: Building the Stack in Silicon</w:t>
+      </w:r>
     </w:p>
   </w:footnote>
   <w:footnote w:id="101">
@@ -18651,6 +19239,12 @@
       <w:r>
         <w:t xml:space="preserve">(Münster: Ugarit-Verlag, 2008), 27. The impulse to reach through rubble toward an authenticating and half-legendary antiquity is, in other words, as old as the written record itself; the oldest layers of literature already look back on older ruins whose origins their authors no longer knew.</w:t>
       </w:r>
+      <w:r>
+        <w:t xml:space="preserve"> </w:t>
+      </w:r>
+      <w:r>
+        <w:t xml:space="preserve"># Appendix 2: Building the Stack in Silicon</w:t>
+      </w:r>
     </w:p>
   </w:footnote>
   <w:footnote w:id="111">
@@ -22378,6 +22972,12 @@
       </w:r>
       <w:r>
         <w:t xml:space="preserve">(Münster: Ugarit-Verlag, 2008), 27. The impulse to reach through rubble toward an authenticating and half-legendary antiquity is, in other words, as old as the written record itself; the oldest layers of literature already look back on older ruins whose origins their authors no longer knew.</w:t>
+      </w:r>
+      <w:r>
+        <w:t xml:space="preserve"> </w:t>
+      </w:r>
+      <w:r>
+        <w:t xml:space="preserve"># Appendix 2: Building the Stack in Silicon</w:t>
       </w:r>
     </w:p>
   </w:footnote>

--- a/papers/viking-poets/viking-poets.docx
+++ b/papers/viking-poets/viking-poets.docx
@@ -9094,6 +9094,154 @@
       </w:pPr>
       <w:r>
         <w:t xml:space="preserve">None of these mappings is finished, and a companion program of falsifiable tests, one per layer, measuring hallucination, long-context fidelity, calibration, and the durability of transmitted knowledge against honest baselines, is the natural next document; the point of this appendix is only to show that the translation is available and largely unmysterious. What should give the project confidence is the pattern the Introduction opened with and this appendix has kept meeting: Karpathy’s immutable-source wiki, Jovovich’s method-of-loci memory, OpenClaw’s logging and dreaming and its guarded, provenance-aware writes. Nobody coordinated these. They are converging, layer by layer, on the same architecture the skalds and the Masoretes and the Brahmins converged on, for the same reason all of them did, because it is the only architecture that keeps intelligence honest in a world that is lossy, forgetful, and not always telling the truth. The poets built it first, in breath and verse, because breath and verse were the only substrate they had. We have a better substrate. We have only to build the other five walls of the house.</w:t>
+      </w:r>
+      <w:r>
+        <w:t xml:space="preserve"> </w:t>
+      </w:r>
+      <w:r>
+        <w:t xml:space="preserve"># Jacket copy / blurb — aimed at the three-layer audience</w:t>
+      </w:r>
+    </w:p>
+    <w:p>
+      <w:pPr>
+        <w:pStyle w:val="BodyText"/>
+      </w:pPr>
+      <w:r>
+        <w:rPr>
+          <w:b/>
+          <w:bCs/>
+        </w:rPr>
+        <w:t xml:space="preserve">~150 words</w:t>
+      </w:r>
+    </w:p>
+    <w:p>
+      <w:pPr>
+        <w:pStyle w:val="BodyText"/>
+      </w:pPr>
+      <w:r>
+        <w:t xml:space="preserve">Everyone in AI is asking how to make the model bigger. This book asks the</w:t>
+      </w:r>
+      <w:r>
+        <w:t xml:space="preserve"> </w:t>
+      </w:r>
+      <w:r>
+        <w:t xml:space="preserve">question underneath that one: how do you build an intelligence that cannot</w:t>
+      </w:r>
+      <w:r>
+        <w:t xml:space="preserve"> </w:t>
+      </w:r>
+      <w:r>
+        <w:t xml:space="preserve">tell when it is wrong?</w:t>
+      </w:r>
+    </w:p>
+    <w:p>
+      <w:pPr>
+        <w:pStyle w:val="BodyText"/>
+      </w:pPr>
+      <w:r>
+        <w:t xml:space="preserve">For three thousand years the answer has been the same. The Norse skalds, the</w:t>
+      </w:r>
+      <w:r>
+        <w:t xml:space="preserve"> </w:t>
+      </w:r>
+      <w:r>
+        <w:t xml:space="preserve">Masoretes who counted every letter of the Hebrew Bible, the Brahmins who</w:t>
+      </w:r>
+      <w:r>
+        <w:t xml:space="preserve"> </w:t>
+      </w:r>
+      <w:r>
+        <w:t xml:space="preserve">carried the Vedas bit-perfect across millennia, the hadith scholars who built</w:t>
+      </w:r>
+      <w:r>
+        <w:t xml:space="preserve"> </w:t>
+      </w:r>
+      <w:r>
+        <w:t xml:space="preserve">a formal science of provenance — each of them, independently, wrapped the</w:t>
+      </w:r>
+      <w:r>
+        <w:t xml:space="preserve"> </w:t>
+      </w:r>
+      <w:r>
+        <w:t xml:space="preserve">fallible brain in the same six-layer architecture of error correction. Modern</w:t>
+      </w:r>
+      <w:r>
+        <w:t xml:space="preserve"> </w:t>
+      </w:r>
+      <w:r>
+        <w:t xml:space="preserve">AI has built one of those layers and is trying to scale it into the other</w:t>
+      </w:r>
+      <w:r>
+        <w:t xml:space="preserve"> </w:t>
+      </w:r>
+      <w:r>
+        <w:t xml:space="preserve">five.</w:t>
+      </w:r>
+    </w:p>
+    <w:p>
+      <w:pPr>
+        <w:pStyle w:val="BodyText"/>
+      </w:pPr>
+      <w:r>
+        <w:t xml:space="preserve">Part information theory, part comparative philology,</w:t>
+      </w:r>
+      <w:r>
+        <w:t xml:space="preserve"> </w:t>
+      </w:r>
+      <w:r>
+        <w:rPr>
+          <w:i/>
+          <w:iCs/>
+        </w:rPr>
+        <w:t xml:space="preserve">What the Viking Poets</w:t>
+      </w:r>
+      <w:r>
+        <w:rPr>
+          <w:i/>
+          <w:iCs/>
+        </w:rPr>
+        <w:t xml:space="preserve"> </w:t>
+      </w:r>
+      <w:r>
+        <w:rPr>
+          <w:i/>
+          <w:iCs/>
+        </w:rPr>
+        <w:t xml:space="preserve">Knew</w:t>
+      </w:r>
+      <w:r>
+        <w:t xml:space="preserve"> </w:t>
+      </w:r>
+      <w:r>
+        <w:t xml:space="preserve">traces a single deep idea across domains that were never meant to touch —</w:t>
+      </w:r>
+      <w:r>
+        <w:t xml:space="preserve"> </w:t>
+      </w:r>
+      <w:r>
+        <w:t xml:space="preserve">the way</w:t>
+      </w:r>
+      <w:r>
+        <w:t xml:space="preserve"> </w:t>
+      </w:r>
+      <w:r>
+        <w:rPr>
+          <w:i/>
+          <w:iCs/>
+        </w:rPr>
+        <w:t xml:space="preserve">Gödel, Escher, Bach</w:t>
+      </w:r>
+      <w:r>
+        <w:t xml:space="preserve"> </w:t>
+      </w:r>
+      <w:r>
+        <w:t xml:space="preserve">once did. For readers who suspect the ancients</w:t>
+      </w:r>
+      <w:r>
+        <w:t xml:space="preserve"> </w:t>
+      </w:r>
+      <w:r>
+        <w:t xml:space="preserve">solved something we have forgotten, and who want it shown, not asserted.</w:t>
       </w:r>
     </w:p>
     <w:bookmarkEnd w:id="144"/>

--- a/papers/viking-poets/viking-poets.docx
+++ b/papers/viking-poets/viking-poets.docx
@@ -2,7 +2,7 @@
 <file path=word/document.xml><?xml version="1.0" encoding="utf-8"?>
 <w:document xmlns:w="http://schemas.openxmlformats.org/wordprocessingml/2006/main" xmlns:m="http://schemas.openxmlformats.org/officeDocument/2006/math" xmlns:r="http://schemas.openxmlformats.org/officeDocument/2006/relationships" xmlns:o="urn:schemas-microsoft-com:office:office" xmlns:v="urn:schemas-microsoft-com:vml" xmlns:w10="urn:schemas-microsoft-com:office:word" xmlns:a="http://schemas.openxmlformats.org/drawingml/2006/main" xmlns:pic="http://schemas.openxmlformats.org/drawingml/2006/picture" xmlns:wp="http://schemas.openxmlformats.org/drawingml/2006/wordprocessingDrawing">
   <w:body>
-    <w:bookmarkStart w:id="147" w:name="introduction-the-wrong-question"/>
+    <w:bookmarkStart w:id="149" w:name="introduction-the-wrong-question"/>
     <w:p>
       <w:pPr>
         <w:pStyle w:val="Heading1"/>
@@ -9189,127 +9189,104 @@
         <w:t xml:space="preserve"> </w:t>
       </w:r>
       <w:r>
-        <w:t xml:space="preserve"># Jacket copy / blurb — aimed at the three-layer audience</w:t>
-      </w:r>
-    </w:p>
-    <w:p>
-      <w:pPr>
-        <w:pStyle w:val="BodyText"/>
-      </w:pPr>
-      <w:r>
-        <w:rPr>
-          <w:b/>
-          <w:bCs/>
-        </w:rPr>
-        <w:t xml:space="preserve">~150 words</w:t>
-      </w:r>
-    </w:p>
-    <w:p>
-      <w:pPr>
-        <w:pStyle w:val="BodyText"/>
-      </w:pPr>
-      <w:r>
-        <w:t xml:space="preserve">Everyone in AI is asking how to make the model bigger. This book asks the</w:t>
-      </w:r>
-      <w:r>
-        <w:t xml:space="preserve"> </w:t>
-      </w:r>
-      <w:r>
-        <w:t xml:space="preserve">question underneath that one: how do you build an intelligence that cannot</w:t>
-      </w:r>
-      <w:r>
-        <w:t xml:space="preserve"> </w:t>
-      </w:r>
-      <w:r>
-        <w:t xml:space="preserve">tell when it is wrong?</w:t>
-      </w:r>
-    </w:p>
-    <w:p>
-      <w:pPr>
-        <w:pStyle w:val="BodyText"/>
-      </w:pPr>
-      <w:r>
-        <w:t xml:space="preserve">For three thousand years the answer has been the same. The Norse skalds, the</w:t>
-      </w:r>
-      <w:r>
-        <w:t xml:space="preserve"> </w:t>
-      </w:r>
-      <w:r>
-        <w:t xml:space="preserve">Masoretes who counted every letter of the Hebrew Bible, the Brahmins who</w:t>
-      </w:r>
-      <w:r>
-        <w:t xml:space="preserve"> </w:t>
-      </w:r>
-      <w:r>
-        <w:t xml:space="preserve">carried the Vedas bit-perfect across millennia, the hadith scholars who built</w:t>
-      </w:r>
-      <w:r>
-        <w:t xml:space="preserve"> </w:t>
-      </w:r>
-      <w:r>
-        <w:t xml:space="preserve">a formal science of provenance — each of them, independently, wrapped the</w:t>
-      </w:r>
-      <w:r>
-        <w:t xml:space="preserve"> </w:t>
-      </w:r>
-      <w:r>
-        <w:t xml:space="preserve">fallible brain in the same six-layer architecture of error correction. Modern</w:t>
-      </w:r>
-      <w:r>
-        <w:t xml:space="preserve"> </w:t>
-      </w:r>
-      <w:r>
-        <w:t xml:space="preserve">AI has built one of those layers and is trying to scale it into the other</w:t>
-      </w:r>
-      <w:r>
-        <w:t xml:space="preserve"> </w:t>
-      </w:r>
-      <w:r>
-        <w:t xml:space="preserve">five.</w:t>
-      </w:r>
-    </w:p>
-    <w:p>
-      <w:pPr>
-        <w:pStyle w:val="BodyText"/>
-      </w:pPr>
-      <w:r>
-        <w:t xml:space="preserve">Part information theory, part comparative philology,</w:t>
-      </w:r>
-      <w:r>
-        <w:t xml:space="preserve"> </w:t>
-      </w:r>
-      <w:r>
-        <w:rPr>
-          <w:i/>
-          <w:iCs/>
-        </w:rPr>
-        <w:t xml:space="preserve">What the Viking Poets</w:t>
-      </w:r>
-      <w:r>
-        <w:rPr>
-          <w:i/>
-          <w:iCs/>
-        </w:rPr>
-        <w:t xml:space="preserve"> </w:t>
-      </w:r>
-      <w:r>
-        <w:rPr>
-          <w:i/>
-          <w:iCs/>
-        </w:rPr>
-        <w:t xml:space="preserve">Knew</w:t>
-      </w:r>
-      <w:r>
-        <w:t xml:space="preserve"> </w:t>
-      </w:r>
-      <w:r>
-        <w:t xml:space="preserve">traces a single deep idea across domains that were never meant to touch —</w:t>
-      </w:r>
-      <w:r>
-        <w:t xml:space="preserve"> </w:t>
-      </w:r>
-      <w:r>
-        <w:t xml:space="preserve">the way</w:t>
+        <w:t xml:space="preserve"># Jacket copy / blurb</w:t>
+      </w:r>
+    </w:p>
+    <w:p>
+      <w:pPr>
+        <w:pStyle w:val="BodyText"/>
+      </w:pPr>
+      <w:r>
+        <w:t xml:space="preserve">A tease, not a summary: one surprising equivalence, a promise, and a close that</w:t>
+      </w:r>
+      <w:r>
+        <w:t xml:space="preserve"> </w:t>
+      </w:r>
+      <w:r>
+        <w:t xml:space="preserve">lets the right reader feel like an insider.</w:t>
+      </w:r>
+    </w:p>
+    <w:p>
+      <w:r>
+        <w:pict>
+          <v:rect style="width:0;height:1.5pt" o:hralign="center" o:hrstd="t" o:hr="t"/>
+        </w:pict>
+      </w:r>
+    </w:p>
+    <w:bookmarkEnd w:id="146"/>
+    <w:bookmarkStart w:id="147" w:name="primary-140-words"/>
+    <w:p>
+      <w:pPr>
+        <w:pStyle w:val="Heading2"/>
+      </w:pPr>
+      <w:r>
+        <w:t xml:space="preserve">Primary (~140 words)</w:t>
+      </w:r>
+    </w:p>
+    <w:p>
+      <w:pPr>
+        <w:pStyle w:val="FirstParagraph"/>
+      </w:pPr>
+      <w:r>
+        <w:t xml:space="preserve">A skald composing in tenth-century Iceland and an engineer at Bell Labs in 1950</w:t>
+      </w:r>
+      <w:r>
+        <w:t xml:space="preserve"> </w:t>
+      </w:r>
+      <w:r>
+        <w:t xml:space="preserve">were working on the same problem, and they reached the same answer: structure</w:t>
+      </w:r>
+      <w:r>
+        <w:t xml:space="preserve"> </w:t>
+      </w:r>
+      <w:r>
+        <w:t xml:space="preserve">is redundancy, and redundancy is how a signal survives a channel that wants to</w:t>
+      </w:r>
+      <w:r>
+        <w:t xml:space="preserve"> </w:t>
+      </w:r>
+      <w:r>
+        <w:t xml:space="preserve">corrupt it. One of them worked in kennings, alliteration, and meter. The other</w:t>
+      </w:r>
+      <w:r>
+        <w:t xml:space="preserve"> </w:t>
+      </w:r>
+      <w:r>
+        <w:t xml:space="preserve">worked in parity bits.</w:t>
+      </w:r>
+    </w:p>
+    <w:p>
+      <w:pPr>
+        <w:pStyle w:val="BodyText"/>
+      </w:pPr>
+      <w:r>
+        <w:t xml:space="preserve">Take that equivalence seriously and it runs a long way: through the scribes who</w:t>
+      </w:r>
+      <w:r>
+        <w:t xml:space="preserve"> </w:t>
+      </w:r>
+      <w:r>
+        <w:t xml:space="preserve">counted every letter of the Hebrew Bible, the reciters who held the Vedas</w:t>
+      </w:r>
+      <w:r>
+        <w:t xml:space="preserve"> </w:t>
+      </w:r>
+      <w:r>
+        <w:t xml:space="preserve">intact for three thousand years, and on to the machine on your desk that writes</w:t>
+      </w:r>
+      <w:r>
+        <w:t xml:space="preserve"> </w:t>
+      </w:r>
+      <w:r>
+        <w:t xml:space="preserve">with perfect fluency and no idea when it is lying.</w:t>
+      </w:r>
+    </w:p>
+    <w:p>
+      <w:pPr>
+        <w:pStyle w:val="BodyText"/>
+      </w:pPr>
+      <w:r>
+        <w:t xml:space="preserve">If you keep</w:t>
       </w:r>
       <w:r>
         <w:t xml:space="preserve"> </w:t>
@@ -9325,17 +9302,100 @@
         <w:t xml:space="preserve"> </w:t>
       </w:r>
       <w:r>
-        <w:t xml:space="preserve">once did. For readers who suspect the ancients</w:t>
-      </w:r>
-      <w:r>
-        <w:t xml:space="preserve"> </w:t>
-      </w:r>
-      <w:r>
-        <w:t xml:space="preserve">solved something we have forgotten, and who want it shown, not asserted.</w:t>
-      </w:r>
-    </w:p>
-    <w:bookmarkEnd w:id="146"/>
+        <w:t xml:space="preserve">and</w:t>
+      </w:r>
+      <w:r>
+        <w:t xml:space="preserve"> </w:t>
+      </w:r>
+      <w:r>
+        <w:rPr>
+          <w:i/>
+          <w:iCs/>
+        </w:rPr>
+        <w:t xml:space="preserve">Hackers &amp; Painters</w:t>
+      </w:r>
+      <w:r>
+        <w:t xml:space="preserve"> </w:t>
+      </w:r>
+      <w:r>
+        <w:t xml:space="preserve">within reach, and</w:t>
+      </w:r>
+      <w:r>
+        <w:t xml:space="preserve"> </w:t>
+      </w:r>
+      <w:r>
+        <w:t xml:space="preserve">have always half-suspected that the old crafts and the new mathematics were</w:t>
+      </w:r>
+      <w:r>
+        <w:t xml:space="preserve"> </w:t>
+      </w:r>
+      <w:r>
+        <w:t xml:space="preserve">describing the same thing, you were right. This is the book that shows it.</w:t>
+      </w:r>
+    </w:p>
+    <w:p>
+      <w:r>
+        <w:pict>
+          <v:rect style="width:0;height:1.5pt" o:hralign="center" o:hrstd="t" o:hr="t"/>
+        </w:pict>
+      </w:r>
+    </w:p>
     <w:bookmarkEnd w:id="147"/>
+    <w:bookmarkStart w:id="148" w:name="shorter-alternate-85-words"/>
+    <w:p>
+      <w:pPr>
+        <w:pStyle w:val="Heading2"/>
+      </w:pPr>
+      <w:r>
+        <w:t xml:space="preserve">Shorter alternate (~85 words)</w:t>
+      </w:r>
+    </w:p>
+    <w:p>
+      <w:pPr>
+        <w:pStyle w:val="FirstParagraph"/>
+      </w:pPr>
+      <w:r>
+        <w:t xml:space="preserve">A tenth-century Viking skald and a 1950s engineer at Bell Labs were solving the</w:t>
+      </w:r>
+      <w:r>
+        <w:t xml:space="preserve"> </w:t>
+      </w:r>
+      <w:r>
+        <w:t xml:space="preserve">same problem, and they reached the same answer. One used kennings and meter;</w:t>
+      </w:r>
+      <w:r>
+        <w:t xml:space="preserve"> </w:t>
+      </w:r>
+      <w:r>
+        <w:t xml:space="preserve">the other used parity bits. This book follows that equivalence, from the poets</w:t>
+      </w:r>
+      <w:r>
+        <w:t xml:space="preserve"> </w:t>
+      </w:r>
+      <w:r>
+        <w:t xml:space="preserve">who kept knowledge alive across a thousand years of faulty memory to the</w:t>
+      </w:r>
+      <w:r>
+        <w:t xml:space="preserve"> </w:t>
+      </w:r>
+      <w:r>
+        <w:t xml:space="preserve">machine on your desk that writes with perfect fluency and no idea when it is</w:t>
+      </w:r>
+      <w:r>
+        <w:t xml:space="preserve"> </w:t>
+      </w:r>
+      <w:r>
+        <w:t xml:space="preserve">lying. If you already suspected the old crafts and the new mathematics were the</w:t>
+      </w:r>
+      <w:r>
+        <w:t xml:space="preserve"> </w:t>
+      </w:r>
+      <w:r>
+        <w:t xml:space="preserve">same craft, you were right.</w:t>
+      </w:r>
+    </w:p>
+    <w:bookmarkEnd w:id="148"/>
+    <w:bookmarkEnd w:id="149"/>
     <w:sectPr>
       <w:footnotePr>
         <w:numRestart w:val="eachSect"/>

--- a/papers/viking-poets/viking-poets.docx
+++ b/papers/viking-poets/viking-poets.docx
@@ -9192,18 +9192,154 @@
         <w:t xml:space="preserve"># Jacket copy / blurb</w:t>
       </w:r>
     </w:p>
-    <w:p>
-      <w:pPr>
-        <w:pStyle w:val="BodyText"/>
-      </w:pPr>
-      <w:r>
-        <w:t xml:space="preserve">A tease, not a summary: one surprising equivalence, a promise, and a close that</w:t>
-      </w:r>
-      <w:r>
-        <w:t xml:space="preserve"> </w:t>
-      </w:r>
-      <w:r>
-        <w:t xml:space="preserve">lets the right reader feel like an insider.</w:t>
+    <w:bookmarkEnd w:id="146"/>
+    <w:bookmarkStart w:id="147" w:name="primary"/>
+    <w:p>
+      <w:pPr>
+        <w:pStyle w:val="Heading2"/>
+      </w:pPr>
+      <w:r>
+        <w:t xml:space="preserve">Primary</w:t>
+      </w:r>
+    </w:p>
+    <w:p>
+      <w:pPr>
+        <w:pStyle w:val="FirstParagraph"/>
+      </w:pPr>
+      <w:r>
+        <w:t xml:space="preserve">A skald composing in tenth-century Iceland and an engineer at Bell Labs in 1950</w:t>
+      </w:r>
+      <w:r>
+        <w:t xml:space="preserve"> </w:t>
+      </w:r>
+      <w:r>
+        <w:t xml:space="preserve">were working on the same problem, and they reached the same answer: structure</w:t>
+      </w:r>
+      <w:r>
+        <w:t xml:space="preserve"> </w:t>
+      </w:r>
+      <w:r>
+        <w:t xml:space="preserve">is redundancy, and redundancy is how a signal survives a channel that wants to</w:t>
+      </w:r>
+      <w:r>
+        <w:t xml:space="preserve"> </w:t>
+      </w:r>
+      <w:r>
+        <w:t xml:space="preserve">corrupt it. One of them worked in kennings, alliteration, and meter. The other</w:t>
+      </w:r>
+      <w:r>
+        <w:t xml:space="preserve"> </w:t>
+      </w:r>
+      <w:r>
+        <w:t xml:space="preserve">worked in parity bits.</w:t>
+      </w:r>
+    </w:p>
+    <w:p>
+      <w:pPr>
+        <w:pStyle w:val="BodyText"/>
+      </w:pPr>
+      <w:r>
+        <w:t xml:space="preserve">The skald’s channel was human memory, a poem carried intact across centuries of</w:t>
+      </w:r>
+      <w:r>
+        <w:t xml:space="preserve"> </w:t>
+      </w:r>
+      <w:r>
+        <w:t xml:space="preserve">imperfect recall; the engineer’s was a noisy wire. Same fight against loss,</w:t>
+      </w:r>
+      <w:r>
+        <w:t xml:space="preserve"> </w:t>
+      </w:r>
+      <w:r>
+        <w:t xml:space="preserve">different substrate. And the skalds were only one workshop among many: the</w:t>
+      </w:r>
+      <w:r>
+        <w:t xml:space="preserve"> </w:t>
+      </w:r>
+      <w:r>
+        <w:t xml:space="preserve">scribes who counted every letter of the Hebrew Bible, the reciters who kept the</w:t>
+      </w:r>
+      <w:r>
+        <w:t xml:space="preserve"> </w:t>
+      </w:r>
+      <w:r>
+        <w:t xml:space="preserve">Vedas word-perfect for three thousand years, and others besides were building</w:t>
+      </w:r>
+      <w:r>
+        <w:t xml:space="preserve"> </w:t>
+      </w:r>
+      <w:r>
+        <w:t xml:space="preserve">information technologies to hold knowledge against forgetting, corruption, and</w:t>
+      </w:r>
+      <w:r>
+        <w:t xml:space="preserve"> </w:t>
+      </w:r>
+      <w:r>
+        <w:t xml:space="preserve">forgery.</w:t>
+      </w:r>
+    </w:p>
+    <w:p>
+      <w:pPr>
+        <w:pStyle w:val="BodyText"/>
+      </w:pPr>
+      <w:r>
+        <w:t xml:space="preserve">Now a machine writes with perfect fluency and no idea when its own memory has</w:t>
+      </w:r>
+      <w:r>
+        <w:t xml:space="preserve"> </w:t>
+      </w:r>
+      <w:r>
+        <w:t xml:space="preserve">invented something, while the field rediscovers these old defenses one patch at</w:t>
+      </w:r>
+      <w:r>
+        <w:t xml:space="preserve"> </w:t>
+      </w:r>
+      <w:r>
+        <w:t xml:space="preserve">a time. If</w:t>
+      </w:r>
+      <w:r>
+        <w:t xml:space="preserve"> </w:t>
+      </w:r>
+      <w:r>
+        <w:rPr>
+          <w:i/>
+          <w:iCs/>
+        </w:rPr>
+        <w:t xml:space="preserve">Gödel, Escher, Bach</w:t>
+      </w:r>
+      <w:r>
+        <w:t xml:space="preserve"> </w:t>
+      </w:r>
+      <w:r>
+        <w:t xml:space="preserve">and</w:t>
+      </w:r>
+      <w:r>
+        <w:t xml:space="preserve"> </w:t>
+      </w:r>
+      <w:r>
+        <w:rPr>
+          <w:i/>
+          <w:iCs/>
+        </w:rPr>
+        <w:t xml:space="preserve">Hackers &amp; Painters</w:t>
+      </w:r>
+      <w:r>
+        <w:t xml:space="preserve"> </w:t>
+      </w:r>
+      <w:r>
+        <w:t xml:space="preserve">are on your shelf, you</w:t>
+      </w:r>
+      <w:r>
+        <w:t xml:space="preserve"> </w:t>
+      </w:r>
+      <w:r>
+        <w:t xml:space="preserve">have felt this convergence coming. The question the book leaves you turning</w:t>
+      </w:r>
+      <w:r>
+        <w:t xml:space="preserve"> </w:t>
+      </w:r>
+      <w:r>
+        <w:t xml:space="preserve">over: what can the information technologies of the ancient world teach modern AI?</w:t>
       </w:r>
     </w:p>
     <w:p>
@@ -9213,14 +9349,14 @@
         </w:pict>
       </w:r>
     </w:p>
-    <w:bookmarkEnd w:id="146"/>
-    <w:bookmarkStart w:id="147" w:name="primary-140-words"/>
+    <w:bookmarkEnd w:id="147"/>
+    <w:bookmarkStart w:id="148" w:name="shorter-alternate"/>
     <w:p>
       <w:pPr>
         <w:pStyle w:val="Heading2"/>
       </w:pPr>
       <w:r>
-        <w:t xml:space="preserve">Primary (~140 words)</w:t>
+        <w:t xml:space="preserve">Shorter alternate</w:t>
       </w:r>
     </w:p>
     <w:p>
@@ -9228,170 +9364,43 @@
         <w:pStyle w:val="FirstParagraph"/>
       </w:pPr>
       <w:r>
-        <w:t xml:space="preserve">A skald composing in tenth-century Iceland and an engineer at Bell Labs in 1950</w:t>
-      </w:r>
-      <w:r>
-        <w:t xml:space="preserve"> </w:t>
-      </w:r>
-      <w:r>
-        <w:t xml:space="preserve">were working on the same problem, and they reached the same answer: structure</w:t>
-      </w:r>
-      <w:r>
-        <w:t xml:space="preserve"> </w:t>
-      </w:r>
-      <w:r>
-        <w:t xml:space="preserve">is redundancy, and redundancy is how a signal survives a channel that wants to</w:t>
-      </w:r>
-      <w:r>
-        <w:t xml:space="preserve"> </w:t>
-      </w:r>
-      <w:r>
-        <w:t xml:space="preserve">corrupt it. One of them worked in kennings, alliteration, and meter. The other</w:t>
-      </w:r>
-      <w:r>
-        <w:t xml:space="preserve"> </w:t>
-      </w:r>
-      <w:r>
-        <w:t xml:space="preserve">worked in parity bits.</w:t>
-      </w:r>
-    </w:p>
-    <w:p>
-      <w:pPr>
-        <w:pStyle w:val="BodyText"/>
-      </w:pPr>
-      <w:r>
-        <w:t xml:space="preserve">Take that equivalence seriously and it runs a long way: through the scribes who</w:t>
-      </w:r>
-      <w:r>
-        <w:t xml:space="preserve"> </w:t>
-      </w:r>
-      <w:r>
-        <w:t xml:space="preserve">counted every letter of the Hebrew Bible, the reciters who held the Vedas</w:t>
-      </w:r>
-      <w:r>
-        <w:t xml:space="preserve"> </w:t>
-      </w:r>
-      <w:r>
-        <w:t xml:space="preserve">intact for three thousand years, and on to the machine on your desk that writes</w:t>
-      </w:r>
-      <w:r>
-        <w:t xml:space="preserve"> </w:t>
-      </w:r>
-      <w:r>
-        <w:t xml:space="preserve">with perfect fluency and no idea when it is lying.</w:t>
-      </w:r>
-    </w:p>
-    <w:p>
-      <w:pPr>
-        <w:pStyle w:val="BodyText"/>
-      </w:pPr>
-      <w:r>
-        <w:t xml:space="preserve">If you keep</w:t>
-      </w:r>
-      <w:r>
-        <w:t xml:space="preserve"> </w:t>
-      </w:r>
-      <w:r>
-        <w:rPr>
-          <w:i/>
-          <w:iCs/>
-        </w:rPr>
-        <w:t xml:space="preserve">Gödel, Escher, Bach</w:t>
-      </w:r>
-      <w:r>
-        <w:t xml:space="preserve"> </w:t>
-      </w:r>
-      <w:r>
-        <w:t xml:space="preserve">and</w:t>
-      </w:r>
-      <w:r>
-        <w:t xml:space="preserve"> </w:t>
-      </w:r>
-      <w:r>
-        <w:rPr>
-          <w:i/>
-          <w:iCs/>
-        </w:rPr>
-        <w:t xml:space="preserve">Hackers &amp; Painters</w:t>
-      </w:r>
-      <w:r>
-        <w:t xml:space="preserve"> </w:t>
-      </w:r>
-      <w:r>
-        <w:t xml:space="preserve">within reach, and</w:t>
-      </w:r>
-      <w:r>
-        <w:t xml:space="preserve"> </w:t>
-      </w:r>
-      <w:r>
-        <w:t xml:space="preserve">have always half-suspected that the old crafts and the new mathematics were</w:t>
-      </w:r>
-      <w:r>
-        <w:t xml:space="preserve"> </w:t>
-      </w:r>
-      <w:r>
-        <w:t xml:space="preserve">describing the same thing, you were right. This is the book that shows it.</w:t>
-      </w:r>
-    </w:p>
-    <w:p>
-      <w:r>
-        <w:pict>
-          <v:rect style="width:0;height:1.5pt" o:hralign="center" o:hrstd="t" o:hr="t"/>
-        </w:pict>
-      </w:r>
-    </w:p>
-    <w:bookmarkEnd w:id="147"/>
-    <w:bookmarkStart w:id="148" w:name="shorter-alternate-85-words"/>
-    <w:p>
-      <w:pPr>
-        <w:pStyle w:val="Heading2"/>
-      </w:pPr>
-      <w:r>
-        <w:t xml:space="preserve">Shorter alternate (~85 words)</w:t>
-      </w:r>
-    </w:p>
-    <w:p>
-      <w:pPr>
-        <w:pStyle w:val="FirstParagraph"/>
-      </w:pPr>
-      <w:r>
-        <w:t xml:space="preserve">A tenth-century Viking skald and a 1950s engineer at Bell Labs were solving the</w:t>
-      </w:r>
-      <w:r>
-        <w:t xml:space="preserve"> </w:t>
-      </w:r>
-      <w:r>
-        <w:t xml:space="preserve">same problem, and they reached the same answer. One used kennings and meter;</w:t>
-      </w:r>
-      <w:r>
-        <w:t xml:space="preserve"> </w:t>
-      </w:r>
-      <w:r>
-        <w:t xml:space="preserve">the other used parity bits. This book follows that equivalence, from the poets</w:t>
-      </w:r>
-      <w:r>
-        <w:t xml:space="preserve"> </w:t>
-      </w:r>
-      <w:r>
-        <w:t xml:space="preserve">who kept knowledge alive across a thousand years of faulty memory to the</w:t>
-      </w:r>
-      <w:r>
-        <w:t xml:space="preserve"> </w:t>
-      </w:r>
-      <w:r>
-        <w:t xml:space="preserve">machine on your desk that writes with perfect fluency and no idea when it is</w:t>
-      </w:r>
-      <w:r>
-        <w:t xml:space="preserve"> </w:t>
-      </w:r>
-      <w:r>
-        <w:t xml:space="preserve">lying. If you already suspected the old crafts and the new mathematics were the</w:t>
-      </w:r>
-      <w:r>
-        <w:t xml:space="preserve"> </w:t>
-      </w:r>
-      <w:r>
-        <w:t xml:space="preserve">same craft, you were right.</w:t>
+        <w:t xml:space="preserve">A tenth-century Viking skald and a 1950s Bell Labs engineer were solving the</w:t>
+      </w:r>
+      <w:r>
+        <w:t xml:space="preserve"> </w:t>
+      </w:r>
+      <w:r>
+        <w:t xml:space="preserve">same problem: how a signal survives a channel that wants to corrupt it. One</w:t>
+      </w:r>
+      <w:r>
+        <w:t xml:space="preserve"> </w:t>
+      </w:r>
+      <w:r>
+        <w:t xml:space="preserve">answered in kennings and meter, the other in parity bits. The skald’s channel</w:t>
+      </w:r>
+      <w:r>
+        <w:t xml:space="preserve"> </w:t>
+      </w:r>
+      <w:r>
+        <w:t xml:space="preserve">was human memory; the engineer’s a noisy wire. The ancient world was full of</w:t>
+      </w:r>
+      <w:r>
+        <w:t xml:space="preserve"> </w:t>
+      </w:r>
+      <w:r>
+        <w:t xml:space="preserve">such workshops, whole information technologies built to hold knowledge against</w:t>
+      </w:r>
+      <w:r>
+        <w:t xml:space="preserve"> </w:t>
+      </w:r>
+      <w:r>
+        <w:t xml:space="preserve">forgetting and forgery. Now a machine writes with perfect fluency and no idea</w:t>
+      </w:r>
+      <w:r>
+        <w:t xml:space="preserve"> </w:t>
+      </w:r>
+      <w:r>
+        <w:t xml:space="preserve">when it is lying. So what can those old technologies teach modern AI?</w:t>
       </w:r>
     </w:p>
     <w:bookmarkEnd w:id="148"/>

--- a/papers/viking-poets/viking-poets.docx
+++ b/papers/viking-poets/viking-poets.docx
@@ -9190,6 +9190,39 @@
       </w:r>
       <w:r>
         <w:t xml:space="preserve"># Jacket copy / blurb</w:t>
+      </w:r>
+    </w:p>
+    <w:p>
+      <w:pPr>
+        <w:pStyle w:val="BodyText"/>
+      </w:pPr>
+      <w:r>
+        <w:rPr>
+          <w:b/>
+          <w:bCs/>
+        </w:rPr>
+        <w:t xml:space="preserve">Tagline:</w:t>
+      </w:r>
+      <w:r>
+        <w:t xml:space="preserve"> </w:t>
+      </w:r>
+      <w:r>
+        <w:t xml:space="preserve">From ancient epic poems to modern AI: the technology of mind</w:t>
+      </w:r>
+    </w:p>
+    <w:p>
+      <w:pPr>
+        <w:pStyle w:val="BodyText"/>
+      </w:pPr>
+      <w:r>
+        <w:t xml:space="preserve">A tease, not a summary. Keep paragraph one; end on the open question.</w:t>
+      </w:r>
+    </w:p>
+    <w:p>
+      <w:r>
+        <w:pict>
+          <v:rect style="width:0;height:1.5pt" o:hralign="center" o:hrstd="t" o:hr="t"/>
+        </w:pict>
       </w:r>
     </w:p>
     <w:bookmarkEnd w:id="146"/>

--- a/papers/viking-poets/viking-poets.docx
+++ b/papers/viking-poets/viking-poets.docx
@@ -108,15 +108,15 @@
         <w:t xml:space="preserve"> </w:t>
       </w:r>
       <w:r>
-        <w:t xml:space="preserve">It cites papers that don’t exist. It invents statistics. It fabricates quotes and misattributes ideas, all with the same calm assurance it brings to things it actually knows. This isn’t a bug in the generation process. It’s a missing architecture. The model has no mechanism to distinguish between a confident output that happens to be correct and a confident output that happens to be fabricated, because it has no independent reference to check against. It doesn’t know what it doesn’t know.</w:t>
-      </w:r>
-    </w:p>
-    <w:p>
-      <w:pPr>
-        <w:pStyle w:val="BodyText"/>
-      </w:pPr>
-      <w:r>
-        <w:t xml:space="preserve">You have the same problem, by the way. Every false memory you’ve ever had, every time you were certain you locked the door when you didn’t, every confident misremembering of a conversation, is the same failure mode. Your neurons compressed an experience into a lossy representation, and when you reconstructed it later, the reconstruction was wrong. The difference between you and a large language model isn’t that you don’t hallucinate. It’s that you developed systems to catch it. You go back and check the door. You look at your notes. You ask someone who was there. The LLM can do none of those things. It produces a confident reconstruction from lossy memory, and if the reconstruction is wrong, it has no mechanism to discover that. No door to go back and check.</w:t>
+        <w:t xml:space="preserve">It cites papers that don’t exist. It invents statistics. It fabricates quotes and misattributes ideas, all with the same calm assurance it brings to things it actually knows. This is not a bug in the generation process but a missing architecture. The model has no mechanism to distinguish between a confident output that happens to be correct and a confident output that happens to be fabricated, because it has no independent reference to check against. It doesn’t know what it doesn’t know.</w:t>
+      </w:r>
+    </w:p>
+    <w:p>
+      <w:pPr>
+        <w:pStyle w:val="BodyText"/>
+      </w:pPr>
+      <w:r>
+        <w:t xml:space="preserve">You have the same problem, by the way. Every false memory you’ve ever had, every time you were certain you locked the door when you didn’t, every confident misremembering of a conversation, is the same failure mode. Your neurons compressed an experience into a lossy representation, and when you reconstructed it later, the reconstruction was wrong. The difference between you and a large language model is not that you don’t hallucinate; it is that you developed systems to catch it. You go back and check the door. You look at your notes. You ask someone who was there. The LLM can do none of those things. It produces a confident reconstruction from lossy memory, and if the reconstruction is wrong, it has no mechanism to discover that. No door to go back and check.</w:t>
       </w:r>
     </w:p>
     <w:p>
@@ -674,7 +674,7 @@
         <w:pStyle w:val="BodyText"/>
       </w:pPr>
       <w:r>
-        <w:t xml:space="preserve">This isn’t an efficiency argument, though it is also that. It’s an error argument. The VM isn’t merely faster; it is correct. Deterministic hardware executing deterministic instructions produces deterministic results. There are no probabilistic drift errors, no accumulated approximations, no</w:t>
+        <w:t xml:space="preserve">This is not, at bottom, an efficiency argument, though it is also that; it is an error argument. The VM isn’t merely faster; it is correct. Deterministic hardware executing deterministic instructions produces deterministic results. There are no probabilistic drift errors, no accumulated approximations, no</w:t>
       </w:r>
       <w:r>
         <w:t xml:space="preserve"> </w:t>
@@ -1363,7 +1363,7 @@
         <w:pStyle w:val="BodyText"/>
       </w:pPr>
       <w:r>
-        <w:t xml:space="preserve">This is one of the strongest arguments for embodied AI. Not just that sensors give you better data. Not just that actuators give you hypothesis testing. But that a system grounded in physical reality has access to an integrity-enforcement mechanism that a text-only system can never have. In the physical world, errors have consequences that are immediate, unambiguous, and impossible to spin. That’s not a limitation. That’s the foundation of honest knowledge.</w:t>
+        <w:t xml:space="preserve">This is one of the strongest arguments for embodied AI. Not just that sensors give you better data. Not just that actuators give you hypothesis testing. But that a system grounded in physical reality has access to an integrity-enforcement mechanism that a text-only system can never have. In the physical world, errors have consequences that are immediate, unambiguous, and impossible to spin. That is not a limitation but the foundation of honest knowledge.</w:t>
       </w:r>
     </w:p>
     <w:p>
@@ -1441,7 +1441,7 @@
         <w:t xml:space="preserve"> </w:t>
       </w:r>
       <w:r>
-        <w:t xml:space="preserve">You use it to track game through a wilderness, reading sign and running the animal’s next move ahead of it in your head, and you use it to read a tribesmate’s mood from the set of his shoulders before he has said a word. In both cases you are running a fast, private simulation of a system that is itself changing while you watch, and steering by the predictions it throws off. Intelligence, in its native setting, is not the storage of static facts. It is the tracking of a world in motion.</w:t>
+        <w:t xml:space="preserve">You use it to track game through a wilderness, reading sign and running the animal’s next move ahead of it in your head, and you use it to read a tribesmate’s mood from the set of his shoulders before he has said a word. In both cases you are running a fast, private simulation of a system that is itself changing while you watch, and steering by the predictions it throws off. Intelligence, in its native setting, is not the storage of static facts but the tracking of a world in motion.</w:t>
       </w:r>
     </w:p>
     <w:p>
@@ -1518,7 +1518,7 @@
         <w:t xml:space="preserve"> </w:t>
       </w:r>
       <w:r>
-        <w:t xml:space="preserve">It has worked for thousands of years because human spatial memory is vastly more robust than verbal memory. The hippocampus, the brain’s spatial navigation system, is literally the same neural hardware used for episodic memory formation and retrieval. John O’Keefe and his colleagues won the Nobel Prize in 2014 for demonstrating that the hippocampus contains</w:t>
+        <w:t xml:space="preserve">It has worked for thousands of years because human spatial memory is far more durable than verbal memory. The hippocampus, the brain’s spatial navigation system, is literally the same neural hardware used for episodic memory formation and retrieval. John O’Keefe and his colleagues won the Nobel Prize in 2014 for demonstrating that the hippocampus contains</w:t>
       </w:r>
       <w:r>
         <w:t xml:space="preserve"> </w:t>
@@ -1542,7 +1542,7 @@
         <w:t xml:space="preserve"> </w:t>
       </w:r>
       <w:r>
-        <w:t xml:space="preserve">When you encode knowledge in a walk through space, you’re writing directly to the brain’s most robust storage system instead of routing through the much lossier verbal channel.</w:t>
+        <w:t xml:space="preserve">When you encode knowledge in a walk through space, you’re writing directly to the brain’s most durable storage system instead of routing through the much lossier verbal channel.</w:t>
       </w:r>
     </w:p>
     <w:p>
@@ -1648,7 +1648,7 @@
         <w:pStyle w:val="BodyText"/>
       </w:pPr>
       <w:r>
-        <w:t xml:space="preserve">Notice what the songlines add that Twain’s driveway pegs don’t: melody. The song is not incidental to the encoding. It is a carrier frequency. Melody and rhythm operate below the level of words, engaging auditory and motor memory systems that are older, faster, and more durable than the verbal channel.</w:t>
+        <w:t xml:space="preserve">Notice what the songlines add that Twain’s driveway pegs don’t: melody. The song is not incidental to the encoding; it is a carrier frequency. Melody and rhythm operate below the level of words, engaging auditory and motor memory systems that are older, faster, and more durable than the verbal channel.</w:t>
       </w:r>
       <w:r>
         <w:rPr>
@@ -1680,7 +1680,7 @@
         <w:t xml:space="preserve"> </w:t>
       </w:r>
       <w:r>
-        <w:t xml:space="preserve">When you know where you are in a piece of music, when you feel a resolution approaching, anticipate the return of the theme, you are navigating a cognitive map your hippocampus has built from the tonal landscape. Music is not merely analogous to a memory palace. It is a memory palace, constructed in auditory space. The songlines make this literal: the song is the path and the path is the song, because both are the same hippocampal map.</w:t>
+        <w:t xml:space="preserve">When you know where you are in a piece of music, when you feel a resolution approaching, anticipate the return of the theme, you are navigating a cognitive map your hippocampus has built from the tonal landscape. Music is not merely analogous to a memory palace; it is one, constructed in auditory space. The songlines make this literal: the song is the path and the path is the song, because both are the same hippocampal map.</w:t>
       </w:r>
     </w:p>
     <w:p>
@@ -1760,7 +1760,7 @@
         <w:pStyle w:val="BodyText"/>
       </w:pPr>
       <w:r>
-        <w:t xml:space="preserve">For the AI architecture, the implication is that how you organize the external store matters as much as having one. The SSD isn’t just a filing cabinet. Its structure should exploit the same principle the songlines do: knowledge organized spatially and relationally, so that retrieving one piece naturally leads to its neighbors, the way walking one stretch of path leads to the next landmark. Not flat storage. Structured storage. A songline, not a shelf.</w:t>
+        <w:t xml:space="preserve">For the AI architecture, the implication is that how you organize the external store matters as much as having one. The SSD isn’t just a filing cabinet. Its structure should exploit the same principle the songlines do: knowledge organized spatially and relationally, so that retrieving one piece naturally leads to its neighbors, the way walking one stretch of path leads to the next landmark. Not flat storage but structured storage: a songline, not a shelf.</w:t>
       </w:r>
     </w:p>
     <w:p>
@@ -2352,7 +2352,7 @@
         <w:pStyle w:val="BodyText"/>
       </w:pPr>
       <w:r>
-        <w:t xml:space="preserve">This is the key architectural insight: the external store is not a backup of the weights. It is the ground truth that the weights are always measured against. The weights are a compressed, lossy, fallible model of the world. The SSD is the world, or at least, the recorded portion of it. The relationship between them is not copy and original. It’s map and territory. The map is useful. The map is necessary. But when the map says the road goes left and the territory says it goes right, you trust the territory. Every time.</w:t>
+        <w:t xml:space="preserve">This is the key architectural insight: the external store is not a backup of the weights. It is the ground truth that the weights are always measured against. The weights are a compressed, lossy, fallible model of the world. The SSD is the world, or at least, the recorded portion of it. The relationship between them is not copy and original but map and territory. The map is useful. The map is necessary. But when the map says the road goes left and the territory says it goes right, you trust the territory. Every time.</w:t>
       </w:r>
     </w:p>
     <w:p>
@@ -2597,7 +2597,7 @@
         <w:pStyle w:val="BodyText"/>
       </w:pPr>
       <w:r>
-        <w:t xml:space="preserve">When the students wrote by hand, the brain lit up everywhere at once. The regions responsible for memory, sensory integration, and the encoding of new information fired together in a coordinated pattern that spread across the entire cortex — what neuroscientists call widespread functional connectivity, a brain state in which distant regions are talking to each other in sync. When the same students typed the same word, that pattern collapsed almost completely. Most of the brain went quiet, and the connections between regions that had been alive seconds earlier were nowhere to be found on the EEG. Same word, same brain, same person, two completely different neurological events.</w:t>
+        <w:t xml:space="preserve">When the students wrote by hand, the brain lit up everywhere at once. The regions responsible for memory, sensory integration, and the encoding of new information fired together in a coordinated pattern that spread across the entire cortex, what neuroscientists call widespread functional connectivity, a brain state in which distant regions are talking to each other in sync. When the same students typed the same word, that pattern collapsed almost completely. Most of the brain went quiet, and the connections between regions that had been alive seconds earlier were nowhere to be found on the EEG. Same word, same brain, same person, two completely different neurological events.</w:t>
       </w:r>
       <w:r>
         <w:rPr>
@@ -2611,7 +2611,7 @@
         <w:pStyle w:val="BodyText"/>
       </w:pPr>
       <w:r>
-        <w:t xml:space="preserve">The reason turned out to be specific and mechanical. Writing by hand is not one motion but a sequence of thousands of tiny micro-movements coordinated with the eyes in real time. Each letter is a different shape that requires the brain to solve a slightly different spatial problem — a small motor-planning puzzle, unique to that letter, that engages the fingers, the wrist, the visual system, and the parietal regions that track position in space all at once. Typing throws all of that away. Every key on a keyboard, regardless of which letter is being pressed, requires the same finger motion. The brain has almost nothing to integrate and almost no problem to solve. Van der Meer stated it plainly: pressing the same key with the same finger over and over does not stimulate the brain in any meaningful way. She added a detail that should worry any parent who handed a child a tablet: children who learn to read and write on screens often cannot reliably tell letters like</w:t>
+        <w:t xml:space="preserve">The reason turned out to be specific and mechanical. Writing by hand is not one motion but a sequence of thousands of tiny micro-movements coordinated with the eyes in real time. Each letter is a different shape that requires the brain to solve a slightly different spatial problem, a small motor-planning puzzle unique to that letter, one that engages the fingers, the wrist, the visual system, and the parietal regions that track position in space all at once. Typing throws all of that away. Every key on a keyboard, regardless of which letter is being pressed, requires the same finger motion. The brain has almost nothing to integrate and almost no problem to solve. Van der Meer stated it plainly: pressing the same key with the same finger over and over does not stimulate the brain in any meaningful way. She added a detail that should worry any parent who handed a child a tablet: children who learn to read and write on screens often cannot reliably tell letters like</w:t>
       </w:r>
       <w:r>
         <w:t xml:space="preserve"> </w:t>
@@ -2643,7 +2643,7 @@
         <w:t xml:space="preserve"> </w:t>
       </w:r>
       <w:r>
-        <w:t xml:space="preserve">apart, not because they cannot see the difference — they can — but because they have never physically felt with their bodies what it takes to produce those letters on a page. The distinction has no foothold in the sensorimotor system that would make it stick.</w:t>
+        <w:t xml:space="preserve">apart, not because they cannot see the difference (they can) but because they have never physically felt with their bodies what it takes to produce those letters on a page. The distinction has no foothold in the sensorimotor system that would make it stick.</w:t>
       </w:r>
     </w:p>
     <w:p>
@@ -2681,7 +2681,7 @@
         <w:pStyle w:val="BodyText"/>
       </w:pPr>
       <w:r>
-        <w:t xml:space="preserve">Two studies, two countries, same answer, arrived at from opposite directions. Van der Meer found the mechanism in the brain — handwriting forces widespread neural integration, and typing does not. Mueller and Oppenheimer found the consequence in the mind — handwriting forces active processing, and typing enables passive transcription. The mechanism and the consequence are two views of the same event. The micro-movements of the hand demand that the brain stay fully online, and a brain that is fully online during encoding produces memories that survive retrieval. A brain that coasts through encoding produces memories that crumble on contact with a test question, or with the next shift change. The controller who wrote a clearance on a flight strip was not merely recording it for colleagues or pinning it to a board where it would survive a distraction. He was forcing his own brain to process the instruction at the depth that makes it permanent. The electronic strip, whatever its other operational virtues, cannot make the same claim.</w:t>
+        <w:t xml:space="preserve">Two studies, two countries, same answer, arrived at from opposite directions. Van der Meer found the mechanism in the brain: handwriting forces widespread neural integration, and typing does not. Mueller and Oppenheimer found the consequence in the mind: handwriting forces active processing, and typing enables passive transcription. The mechanism and the consequence are two views of the same event. The micro-movements of the hand demand that the brain stay fully online, and a brain that is fully online during encoding produces memories that survive retrieval. A brain that coasts through encoding produces memories that crumble on contact with a test question, or with the next shift change. The controller who wrote a clearance on a flight strip was not merely recording it for colleagues or pinning it to a board where it would survive a distraction. He was forcing his own brain to process the instruction at the depth that makes it permanent. The electronic strip, whatever its other operational virtues, cannot make the same claim.</w:t>
       </w:r>
     </w:p>
     <w:p>
@@ -2746,7 +2746,7 @@
         <w:t xml:space="preserve"> </w:t>
       </w:r>
       <w:r>
-        <w:t xml:space="preserve">a multi-year memorization of 25,000 streets and 20,000 landmarks, and the neuroscientist Eleanor Maguire found that successfully acquiring it physically enlarges the posterior hippocampus — the brain’s spatial-navigation center — with gray-matter volume increasing in proportion to years on the job. Bus drivers, who follow fixed routes and never build the full map, show no such enlargement. When the taxi drivers retire, the added gray matter recedes.</w:t>
+        <w:t xml:space="preserve">a multi-year memorization of 25,000 streets and 20,000 landmarks, and the neuroscientist Eleanor Maguire found that successfully acquiring it physically enlarges the posterior hippocampus, the brain’s spatial-navigation center, with gray-matter volume increasing in proportion to years on the job. Bus drivers, who follow fixed routes and never build the full map, show no such enlargement. When the taxi drivers retire, the added gray matter recedes.</w:t>
       </w:r>
       <w:r>
         <w:rPr>
@@ -3044,7 +3044,7 @@
         <w:t xml:space="preserve"> </w:t>
       </w:r>
       <w:r>
-        <w:t xml:space="preserve">These weren’t decorative. They were error-correcting code. If you forgot a word, the metrical pattern told you the syllable count. The alliteration told you the first sound. The kenning system told you the semantic field. The narrative context told you the meaning. Multiple independent constraints converging on the same word.</w:t>
+        <w:t xml:space="preserve">These weren’t decorative; they were error-correcting code. If you forgot a word, the metrical pattern told you the syllable count. The alliteration told you the first sound. The kenning system told you the semantic field. The narrative context told you the meaning. Multiple independent constraints converging on the same word.</w:t>
       </w:r>
     </w:p>
     <w:p>
@@ -3713,7 +3713,7 @@
         <w:pStyle w:val="BodyText"/>
       </w:pPr>
       <w:r>
-        <w:t xml:space="preserve">These were not compliments to artists. They were assessments of information density. The ancients recognized a quality in the prophetic poet’s utterance that marked it as qualitatively distinct from verse composed by craft alone. Mechanical verse was technically correct but inert. Prophetic poetry was alive; it carried an excess of meaning that seemed to come from outside the poet, compressed into forms that could survive transmission across centuries. Whatever one makes of the metaphysics, the engineering observation stands: the structures the ancient world associated with prophecy, the pun, the vision, the densely layered metaphor, are precisely the structures that maximize information density and error-correction robustness. The form that</w:t>
+        <w:t xml:space="preserve">These were not compliments to artists but assessments of information density. The ancients recognized a quality in the prophetic poet’s utterance that marked it as qualitatively distinct from verse composed by craft alone. Mechanical verse was technically correct but inert. Prophetic poetry was alive; it carried an excess of meaning that seemed to come from outside the poet, compressed into forms that could survive transmission across centuries. Whatever one makes of the metaphysics, the engineering observation stands: the structures the ancient world associated with prophecy, the pun, the vision, the densely layered metaphor, are precisely the structures that maximize information density and error-correction robustness. The form that</w:t>
       </w:r>
       <w:r>
         <w:t xml:space="preserve"> </w:t>
@@ -3804,7 +3804,7 @@
         <w:t xml:space="preserve"> </w:t>
       </w:r>
       <w:r>
-        <w:t xml:space="preserve">This wasn’t mystical gatekeeping. It was an engineering specification. Forty years of embodied experience, of raising children, managing a household, navigating the physical and social world, provided the grounding needed to handle maximally dense symbolic content without losing your footing. The denser the information, the more life experience you need to interpret it safely. Without sufficient grounding, the student doesn’t gain wisdom from the dense encoding; they overfit to it, finding patterns that serve their own projections rather than the text’s intent. The age rule was an institutional circuit breaker against overfitting.</w:t>
+        <w:t xml:space="preserve">This wasn’t mystical gatekeeping; it was an engineering specification. Forty years of embodied experience, of raising children, managing a household, meeting the demands of the physical and social world, provided the grounding needed to handle maximally dense symbolic content without losing your footing. The denser the information, the more life experience you need to interpret it safely. Without sufficient grounding, the student doesn’t gain wisdom from the dense encoding; they overfit to it, finding patterns that serve their own projections rather than the text’s intent. The age rule was an institutional circuit breaker against overfitting.</w:t>
       </w:r>
     </w:p>
     <w:p>
@@ -3827,7 +3827,7 @@
         <w:pStyle w:val="FirstParagraph"/>
       </w:pPr>
       <w:r>
-        <w:t xml:space="preserve">This is why AI needs poetry. Not as decoration. As architecture.</w:t>
+        <w:t xml:space="preserve">This is why AI needs poetry: not as decoration but as architecture.</w:t>
       </w:r>
     </w:p>
     <w:p>
@@ -4308,7 +4308,7 @@
         <w:pStyle w:val="BodyText"/>
       </w:pPr>
       <w:r>
-        <w:t xml:space="preserve">This is not ingestion. It is architectural state-induction. The Tabernacle was an engineered environment: specific aromatics at ambient concentration in a defined space, combined with specific melodies prescribed by the te’amim. The individual did not dose himself. He walked into a room that set the baseline state for everyone in it, identically, every time. The same principle as the Vedic group recitation we will examine shortly: remove individual variation from the system.</w:t>
+        <w:t xml:space="preserve">This is not ingestion but architectural state-induction. The Tabernacle was an engineered environment: specific aromatics at ambient concentration in a defined space, combined with specific melodies prescribed by the te’amim. The individual did not dose himself. He walked into a room that set the baseline state for everyone in it, identically, every time. The same principle as the Vedic group recitation we will examine shortly: remove individual variation from the system.</w:t>
       </w:r>
     </w:p>
     <w:p>
@@ -4772,15 +4772,15 @@
         <w:pStyle w:val="BodyText"/>
       </w:pPr>
       <w:r>
-        <w:t xml:space="preserve">But the most important feature wasn’t the encoding. It was the group. A hundred voices reciting simultaneously. One deviation is immediately audible: literally out of tune with the group. The error is detected by interference pattern, the same way noise-canceling headphones work. The correct signal reinforces. The error stands out.</w:t>
-      </w:r>
-    </w:p>
-    <w:p>
-      <w:pPr>
-        <w:pStyle w:val="BodyText"/>
-      </w:pPr>
-      <w:r>
-        <w:t xml:space="preserve">And the error-recovery protocol was absolute: one mistake meant the entire group repeated the whole recitation from the beginning. Not a patch. Not a local repair. A complete re-derivation from the start. This was computationally expensive; that was the point. It guaranteed the output was a clean derivation from source, not a patched version with potential hidden corruption from the repair itself. Patching is dangerous. A patch fixes the immediate error but may introduce subtle downstream corruption from the repair, the same problem we discussed in Chapter 2 with corrective retraining that overwrites the pre-correction state. The Vedic</w:t>
+        <w:t xml:space="preserve">But the most important feature wasn’t the encoding; it was the group. A hundred voices reciting simultaneously. One deviation is immediately audible: literally out of tune with the group. The error is detected by interference pattern, the same way noise-canceling headphones work. The correct signal reinforces. The error stands out.</w:t>
+      </w:r>
+    </w:p>
+    <w:p>
+      <w:pPr>
+        <w:pStyle w:val="BodyText"/>
+      </w:pPr>
+      <w:r>
+        <w:t xml:space="preserve">And the error-recovery protocol was absolute: one mistake meant the entire group repeated the whole recitation from the beginning. Not a patch, not a local repair, but a complete re-derivation from the start. This was computationally expensive; that was the point. It guaranteed the output was a clean derivation from source, not a patched version with potential hidden corruption from the repair itself. Patching is dangerous. A patch fixes the immediate error but may introduce subtle downstream corruption from the repair, the same problem we discussed in Chapter 2 with corrective retraining that overwrites the pre-correction state. The Vedic</w:t>
       </w:r>
       <w:r>
         <w:t xml:space="preserve"> </w:t>
@@ -4895,7 +4895,7 @@
         <w:t xml:space="preserve"> </w:t>
       </w:r>
       <w:r>
-        <w:t xml:space="preserve">This does not weaken the claim. It is the claim. The errors are known</w:t>
+        <w:t xml:space="preserve">This does not weaken the claim; it is the claim. The errors are known</w:t>
       </w:r>
       <w:r>
         <w:t xml:space="preserve"> </w:t>
@@ -4959,7 +4959,7 @@
         <w:t xml:space="preserve"> </w:t>
       </w:r>
       <w:r>
-        <w:t xml:space="preserve">agrees; the Atharvaveda’s corruptions are recoverable exactly to the degree that two independent witnesses can be cross-checked. In a low-redundancy system, an error simply becomes the new text, silently. In a system this thoroughly cross-checked, an error cannot hide, it lights up against the near-perfect background like a single off-key voice in a hundred-voice chorus. The tiny error rate is not the exception to the system’s fidelity. It is the visible proof that the error-detection is running.</w:t>
+        <w:t xml:space="preserve">agrees; the Atharvaveda’s corruptions are recoverable exactly to the degree that two independent witnesses can be cross-checked. In a low-redundancy system, an error simply becomes the new text, silently. In a system this thoroughly cross-checked, an error cannot hide, it lights up against the near-perfect background like a single off-key voice in a hundred-voice chorus. The tiny error rate is not the exception to the system’s fidelity but the visible proof that the error-detection is running.</w:t>
       </w:r>
     </w:p>
     <w:p>
@@ -5364,7 +5364,7 @@
         <w:pStyle w:val="BodyText"/>
       </w:pPr>
       <w:r>
-        <w:t xml:space="preserve">They worked from multiple independent manuscript traditions, geographically separated. Some came from Babylon, some from Palestine, some from other Jewish communities scattered across the Mediterranean and Near East. This geographic separation is the crucial feature. Each tradition had been copied independently for centuries. They had accumulated different errors, different scribal slips, different marginal glosses that had crept into the main text, different orthographic conventions. But because the copying errors were independent, because no single scribe or scribal school could have coordinated changes across all the traditions simultaneously, the points where the traditions agreed were almost certainly original, and the points where they diverged were almost certainly corrupted in at least one lineage.</w:t>
+        <w:t xml:space="preserve">They worked from multiple independent manuscript traditions, geographically separated. Some came from Babylon, some from Palestine, some from other Jewish communities scattered across the Mediterranean and Near East. This geographic separation is the decisive feature. Each tradition had been copied independently for centuries. They had accumulated different errors, different scribal slips, different marginal glosses that had crept into the main text, different orthographic conventions. But because the copying errors were independent, because no single scribe or scribal school could have coordinated changes across all the traditions simultaneously, the points where the traditions agreed were almost certainly original, and the points where they diverged were almost certainly corrupted in at least one lineage.</w:t>
       </w:r>
     </w:p>
     <w:p>
@@ -5432,7 +5432,7 @@
         <w:pStyle w:val="BodyText"/>
       </w:pPr>
       <w:r>
-        <w:t xml:space="preserve">And crucially, their scholarly disagreement was productive. When traditions diverged, the divergence wasn’t suppressed. It was examined, debated, sometimes resolved, sometimes preserved as a noted variant in the margin, the</w:t>
+        <w:t xml:space="preserve">And their scholarly disagreement was productive, which mattered as much as their agreement. When traditions diverged, the divergence wasn’t suppressed. It was examined, debated, sometimes resolved, sometimes preserved as a noted variant in the margin, the</w:t>
       </w:r>
       <w:r>
         <w:t xml:space="preserve"> </w:t>
@@ -5480,7 +5480,23 @@
         <w:t xml:space="preserve"> </w:t>
       </w:r>
       <w:r>
-        <w:t xml:space="preserve">The argument was the error-detection mechanism. A community of scholars who agree on everything is useless for catching errors. A community that disagrees, rigorously and transparently, catches everything. The disagreement isn’t a failure of the system. It IS the system.</w:t>
+        <w:t xml:space="preserve">The argument was the error-detection mechanism. A community of scholars who agree on everything is useless for catching errors. A community that disagrees, rigorously and transparently, catches everything. The disagreement isn’t a failure of the system; it</w:t>
+      </w:r>
+      <w:r>
+        <w:t xml:space="preserve"> </w:t>
+      </w:r>
+      <w:r>
+        <w:rPr>
+          <w:i/>
+          <w:iCs/>
+        </w:rPr>
+        <w:t xml:space="preserve">is</w:t>
+      </w:r>
+      <w:r>
+        <w:t xml:space="preserve"> </w:t>
+      </w:r>
+      <w:r>
+        <w:t xml:space="preserve">the system.</w:t>
       </w:r>
     </w:p>
     <w:p>
@@ -5924,7 +5940,7 @@
         <w:pStyle w:val="BodyText"/>
       </w:pPr>
       <w:r>
-        <w:t xml:space="preserve">The subset of people who introduced the corruption deliberately, rather than inheriting it passively, have a sharper problem. They know the narrative is constructed because they constructed it. Their resistance to correction isn’t tribal inertia. It’s self-preservation. If the error-correction mechanism works, it traces the error back to its source. The provenance chain leads to them. So they fight the provenance chain.</w:t>
+        <w:t xml:space="preserve">The subset of people who introduced the corruption deliberately, rather than inheriting it passively, have a sharper problem. They know the narrative is constructed because they constructed it. Their resistance to correction isn’t tribal inertia; it’s self-preservation. If the error-correction mechanism works, it traces the error back to its source. The provenance chain leads to them. So they fight the provenance chain.</w:t>
       </w:r>
     </w:p>
     <w:p>
@@ -6120,15 +6136,15 @@
         <w:t xml:space="preserve"> </w:t>
       </w:r>
       <w:r>
-        <w:t xml:space="preserve">become God’s garden in Eden. The narrative structures are too parallel to be coincidental, and the moral inversions too systematic to be accidental. This isn’t copying. It’s deliberate recasting, motif by motif, character by character, moral valence by moral valence, to produce a counter-narrative that refutes the original by using its own symbolic vocabulary against it.</w:t>
-      </w:r>
-    </w:p>
-    <w:p>
-      <w:pPr>
-        <w:pStyle w:val="BodyText"/>
-      </w:pPr>
-      <w:r>
-        <w:t xml:space="preserve">You can see this across ancient religious texts wherever traditions came into sustained contact. The same figures, the same images, the same narrative patterns appear in multiple traditions, but the moral valences are reversed. What is holy in one system is profane in another. What is wisdom in one is deception in another. This isn’t coincidence or convergent evolution. It’s deliberate symbolic warfare: the attempt to corrupt the other tradition’s encoding by hijacking its symbols and reversing their polarity.</w:t>
+        <w:t xml:space="preserve">become God’s garden in Eden. The narrative structures are too parallel to be coincidental, and the moral inversions too systematic to be accidental. This isn’t copying but deliberate recasting, motif by motif, character by character, moral valence by moral valence, to produce a counter-narrative that refutes the original by using its own symbolic vocabulary against it.</w:t>
+      </w:r>
+    </w:p>
+    <w:p>
+      <w:pPr>
+        <w:pStyle w:val="BodyText"/>
+      </w:pPr>
+      <w:r>
+        <w:t xml:space="preserve">You can see this across ancient religious texts wherever traditions came into sustained contact. The same figures, the same images, the same narrative patterns appear in multiple traditions, but the moral valences are reversed. What is holy in one system is profane in another. What is wisdom in one is deception in another. This isn’t coincidence or convergent evolution but deliberate symbolic warfare: the attempt to corrupt the other tradition’s encoding by hijacking its symbols and reversing their polarity.</w:t>
       </w:r>
     </w:p>
     <w:p>
@@ -6289,7 +6305,7 @@
         <w:t xml:space="preserve"> </w:t>
       </w:r>
       <w:r>
-        <w:t xml:space="preserve">Standard intelligence tests: normal. Logical analysis: intact. Practical life: catastrophic. They made bad financial decisions, bad social decisions, bad professional decisions, consistently and without being able to explain why. Damasio’s finding was that they had lost what he called somatic markers, the bodily signals that pre-filter options under consideration, flagging some as dangerous and some as promising before conscious reasoning even begins. They weren’t more rational for having lost the signal. They were less capable of navigating the world. The emotional channel was load-bearing. Remove it and the decision-making system doesn’t improve; it degrades, even as the abstract reasoning remains technically functional.</w:t>
+        <w:t xml:space="preserve">Standard intelligence tests: normal. Logical analysis: intact. Practical life: catastrophic. They made bad financial decisions, bad social decisions, bad professional decisions, consistently and without being able to explain why. Damasio’s finding was that they had lost what he called somatic markers, the bodily signals that pre-filter options under consideration, flagging some as dangerous and some as promising before conscious reasoning even begins. They weren’t more rational for having lost the signal; they were less capable of living in the world. The emotional channel was load-bearing. Remove it and the decision-making system doesn’t improve; it degrades, even as the abstract reasoning remains technically functional.</w:t>
       </w:r>
     </w:p>
     <w:p>
@@ -6385,7 +6401,7 @@
         <w:pStyle w:val="BodyText"/>
       </w:pPr>
       <w:r>
-        <w:t xml:space="preserve">This is why wisdom accrues with age in a way that raw intelligence doesn’t. Intelligence is largely fixed by neurology. Wisdom requires a dataset, years of emotional responses checked against outcomes, of excitement followed into error, of resistance examined and found to be projection rather than insight. The Kabbalistic forty-year minimum isn’t mysticism. It is a dataset size requirement.</w:t>
+        <w:t xml:space="preserve">This is why wisdom accrues with age in a way that raw intelligence doesn’t. Intelligence is largely fixed by neurology. Wisdom requires a dataset, years of emotional responses checked against outcomes, of excitement followed into error, of resistance examined and found to be projection rather than insight. The Kabbalistic forty-year minimum isn’t mysticism; it is a dataset-size requirement.</w:t>
       </w:r>
     </w:p>
     <w:p>
@@ -6704,7 +6720,7 @@
         <w:pStyle w:val="BodyText"/>
       </w:pPr>
       <w:r>
-        <w:t xml:space="preserve">And that last phrase is not loose talk. It is how perception actually works. A great deal of what we experience as simply</w:t>
+        <w:t xml:space="preserve">And that last phrase is not loose talk; it is how perception actually works. A great deal of what we experience as simply</w:t>
       </w:r>
       <w:r>
         <w:t xml:space="preserve"> </w:t>
@@ -7797,7 +7813,7 @@
         <w:t xml:space="preserve">deterministic computation and environmental delegation</w:t>
       </w:r>
       <w:r>
-        <w:t xml:space="preserve">. A conventional virtual machine that executes precise operations. Stop blocks, jigs, and machines that embody operations in physical structure. Artifacts that encode knowledge in material form. You don’t ask the brain to do long division, you hand it to the calculator. You don’t ask the brain to measure each board, you push it against the block. You don’t ask a probabilistic network to run a primality test; you let the CPU do it. This layer eliminates an entire class of error by refusing to use probabilistic systems for deterministic tasks. It’s not glamorous. It’s foundational. Everything above it depends on the certainty it provides.</w:t>
+        <w:t xml:space="preserve">. A conventional virtual machine that executes precise operations. Stop blocks, jigs, and machines that embody operations in physical structure. Artifacts that encode knowledge in material form. You don’t ask the brain to do long division, you hand it to the calculator. You don’t ask the brain to measure each board, you push it against the block. You don’t ask a probabilistic network to run a primality test; you let the CPU do it. This layer eliminates an entire class of error by refusing to use probabilistic systems for deterministic tasks. It isn’t glamorous; it’s foundational. Everything above it depends on the certainty it provides.</w:t>
       </w:r>
     </w:p>
     <w:p>
@@ -8013,7 +8029,7 @@
         <w:pStyle w:val="FirstParagraph"/>
       </w:pPr>
       <w:r>
-        <w:t xml:space="preserve">This architecture isn’t novel. It’s ancient.</w:t>
+        <w:t xml:space="preserve">This architecture isn’t novel; it’s ancient.</w:t>
       </w:r>
     </w:p>
     <w:p>
@@ -8098,7 +8114,7 @@
         <w:pStyle w:val="FirstParagraph"/>
       </w:pPr>
       <w:r>
-        <w:t xml:space="preserve">Current AI research is building one layer of this stack and trying to scale it until it substitutes for the other six. More parameters. More training data. Longer context windows. The Vedic Brahmins didn’t scale their brains, they built an architecture around them, one so robust it maintained perfect fidelity for three thousand years. The Masoretes didn’t try to remember harder, they built systems that caught them when they forgot. The</w:t>
+        <w:t xml:space="preserve">Current AI research is building one layer of this stack and trying to scale it until it substitutes for the other six. More parameters. More training data. Longer context windows. The Vedic Brahmins didn’t scale their brains, they built an architecture around them, one so durable it maintained perfect fidelity for three thousand years. The Masoretes didn’t try to remember harder, they built systems that caught them when they forgot. The</w:t>
       </w:r>
       <w:r>
         <w:t xml:space="preserve"> </w:t>
@@ -8545,7 +8561,7 @@
         <w:t xml:space="preserve"> </w:t>
       </w:r>
       <w:r>
-        <w:t xml:space="preserve">Its backbone is Ionic, but woven through it are Aeolic forms, Arcado-Cypriot forms, and, this is the crucial layer, survivals from Mycenaean Greek, the language of the Bronze Age palaces that had collapsed four or five centuries before the poems were written down. The poets kept the old forms not out of antiquarianism but because they were metrically useful: an archaic form and its modern equivalent often had different syllable-lengths, so a bard building a line in strict hexameter reached for whichever one fit. The meter selected for archaism. The old words survived because they were load-bearing.</w:t>
+        <w:t xml:space="preserve">Its backbone is Ionic, but woven through it are Aeolic forms, Arcado-Cypriot forms, and, this is the layer that matters most, survivals from Mycenaean Greek, the language of the Bronze Age palaces that had collapsed four or five centuries before the poems were written down. The poets kept the old forms not out of antiquarianism but because they were metrically useful: an archaic form and its modern equivalent often had different syllable-lengths, so a bard building a line in strict hexameter reached for whichever one fit. The meter selected for archaism. The old words survived because they were load-bearing.</w:t>
       </w:r>
     </w:p>
     <w:p>
